--- a/interview questions/6.express.js.docx
+++ b/interview questions/6.express.js.docx
@@ -2,7 +2,2526 @@
 <file path=word/document.xml><?xml version="1.0" encoding="utf-8"?>
 <w:document xmlns:wpc="http://schemas.microsoft.com/office/word/2010/wordprocessingCanvas" xmlns:cx="http://schemas.microsoft.com/office/drawing/2014/chartex" xmlns:cx1="http://schemas.microsoft.com/office/drawing/2015/9/8/chartex" xmlns:cx2="http://schemas.microsoft.com/office/drawing/2015/10/21/chartex" xmlns:cx3="http://schemas.microsoft.com/office/drawing/2016/5/9/chartex" xmlns:cx4="http://schemas.microsoft.com/office/drawing/2016/5/10/chartex" xmlns:cx5="http://schemas.microsoft.com/office/drawing/2016/5/11/chartex" xmlns:cx6="http://schemas.microsoft.com/office/drawing/2016/5/12/chartex" xmlns:cx7="http://schemas.microsoft.com/office/drawing/2016/5/13/chartex" xmlns:cx8="http://schemas.microsoft.com/office/drawing/2016/5/14/chartex" xmlns:mc="http://schemas.openxmlformats.org/markup-compatibility/2006" xmlns:aink="http://schemas.microsoft.com/office/drawing/2016/ink" xmlns:am3d="http://schemas.microsoft.com/office/drawing/2017/model3d" xmlns:o="urn:schemas-microsoft-com:office:office" xmlns:oel="http://schemas.microsoft.com/office/2019/extlst" xmlns:r="http://schemas.openxmlformats.org/officeDocument/2006/relationships" xmlns:m="http://schemas.openxmlformats.org/officeDocument/2006/math" xmlns:v="urn:schemas-microsoft-com:vml" xmlns:wp14="http://schemas.microsoft.com/office/word/2010/wordprocessingDrawing" xmlns:wp="http://schemas.openxmlformats.org/drawingml/2006/wordprocessingDrawing" xmlns:w10="urn:schemas-microsoft-com:office:word" xmlns:w="http://schemas.openxmlformats.org/wordprocessingml/2006/main" xmlns:w14="http://schemas.microsoft.com/office/word/2010/wordml" xmlns:w15="http://schemas.microsoft.com/office/word/2012/wordml" xmlns:w16cex="http://schemas.microsoft.com/office/word/2018/wordml/cex" xmlns:w16cid="http://schemas.microsoft.com/office/word/2016/wordml/cid" xmlns:w16="http://schemas.microsoft.com/office/word/2018/wordml" xmlns:w16du="http://schemas.microsoft.com/office/word/2023/wordml/word16du" xmlns:w16sdtdh="http://schemas.microsoft.com/office/word/2020/wordml/sdtdatahash" xmlns:w16sdtfl="http://schemas.microsoft.com/office/word/2024/wordml/sdtformatlock" xmlns:w16se="http://schemas.microsoft.com/office/word/2015/wordml/symex" xmlns:wpg="http://schemas.microsoft.com/office/word/2010/wordprocessingGroup" xmlns:wpi="http://schemas.microsoft.com/office/word/2010/wordprocessingInk" xmlns:wne="http://schemas.microsoft.com/office/word/2006/wordml" xmlns:wps="http://schemas.microsoft.com/office/word/2010/wordprocessingShape" mc:Ignorable="w14 w15 w16se w16cid w16 w16cex w16sdtdh w16sdtfl w16du wp14">
   <w:body>
-    <w:p/>
+    <w:p>
+      <w:pPr>
+        <w:spacing w:line="240" w:lineRule="auto"/>
+        <w:jc w:val="both"/>
+        <w:rPr>
+          <w:b/>
+          <w:bCs/>
+        </w:rPr>
+      </w:pPr>
+      <w:r>
+        <w:rPr>
+          <w:b/>
+          <w:bCs/>
+        </w:rPr>
+        <w:t>1. What is Express.js?</w:t>
+      </w:r>
+    </w:p>
+    <w:p>
+      <w:pPr>
+        <w:spacing w:line="240" w:lineRule="auto"/>
+        <w:jc w:val="both"/>
+      </w:pPr>
+      <w:r>
+        <w:rPr>
+          <w:b/>
+          <w:bCs/>
+        </w:rPr>
+        <w:t>Answer:</w:t>
+      </w:r>
+      <w:r>
+        <w:br/>
+        <w:t xml:space="preserve">Express.js is a </w:t>
+      </w:r>
+      <w:r>
+        <w:rPr>
+          <w:b/>
+          <w:bCs/>
+        </w:rPr>
+        <w:t>fast, lightweight, and flexible web application framework for Node.js</w:t>
+      </w:r>
+      <w:r>
+        <w:t>. It is mainly used to build web servers, REST APIs, and backend applications.</w:t>
+      </w:r>
+    </w:p>
+    <w:p>
+      <w:pPr>
+        <w:spacing w:line="240" w:lineRule="auto"/>
+        <w:jc w:val="both"/>
+      </w:pPr>
+      <w:r>
+        <w:rPr>
+          <w:b/>
+          <w:bCs/>
+        </w:rPr>
+        <w:t>Example:</w:t>
+      </w:r>
+    </w:p>
+    <w:p>
+      <w:pPr>
+        <w:spacing w:line="240" w:lineRule="auto"/>
+        <w:jc w:val="both"/>
+      </w:pPr>
+      <w:proofErr w:type="spellStart"/>
+      <w:r>
+        <w:t>const</w:t>
+      </w:r>
+      <w:proofErr w:type="spellEnd"/>
+      <w:r>
+        <w:t xml:space="preserve"> express = require("express");</w:t>
+      </w:r>
+    </w:p>
+    <w:p>
+      <w:pPr>
+        <w:spacing w:line="240" w:lineRule="auto"/>
+        <w:jc w:val="both"/>
+      </w:pPr>
+      <w:proofErr w:type="spellStart"/>
+      <w:r>
+        <w:t>const</w:t>
+      </w:r>
+      <w:proofErr w:type="spellEnd"/>
+      <w:r>
+        <w:t xml:space="preserve"> app = </w:t>
+      </w:r>
+      <w:proofErr w:type="gramStart"/>
+      <w:r>
+        <w:t>express(</w:t>
+      </w:r>
+      <w:proofErr w:type="gramEnd"/>
+      <w:r>
+        <w:t>);</w:t>
+      </w:r>
+    </w:p>
+    <w:p>
+      <w:pPr>
+        <w:spacing w:line="240" w:lineRule="auto"/>
+        <w:jc w:val="both"/>
+      </w:pPr>
+    </w:p>
+    <w:p>
+      <w:pPr>
+        <w:spacing w:line="240" w:lineRule="auto"/>
+        <w:jc w:val="both"/>
+      </w:pPr>
+      <w:proofErr w:type="spellStart"/>
+      <w:proofErr w:type="gramStart"/>
+      <w:r>
+        <w:t>app.get</w:t>
+      </w:r>
+      <w:proofErr w:type="spellEnd"/>
+      <w:r>
+        <w:t>(</w:t>
+      </w:r>
+      <w:proofErr w:type="gramEnd"/>
+      <w:r>
+        <w:t>"/", (</w:t>
+      </w:r>
+      <w:proofErr w:type="spellStart"/>
+      <w:r>
+        <w:t>req</w:t>
+      </w:r>
+      <w:proofErr w:type="spellEnd"/>
+      <w:r>
+        <w:t>, res) =&gt; {</w:t>
+      </w:r>
+    </w:p>
+    <w:p>
+      <w:pPr>
+        <w:spacing w:line="240" w:lineRule="auto"/>
+        <w:jc w:val="both"/>
+      </w:pPr>
+      <w:r>
+        <w:t xml:space="preserve">    </w:t>
+      </w:r>
+      <w:proofErr w:type="spellStart"/>
+      <w:proofErr w:type="gramStart"/>
+      <w:r>
+        <w:t>res.send</w:t>
+      </w:r>
+      <w:proofErr w:type="spellEnd"/>
+      <w:proofErr w:type="gramEnd"/>
+      <w:r>
+        <w:t>("Hello Express.js");</w:t>
+      </w:r>
+    </w:p>
+    <w:p>
+      <w:pPr>
+        <w:spacing w:line="240" w:lineRule="auto"/>
+        <w:jc w:val="both"/>
+      </w:pPr>
+      <w:r>
+        <w:t>});</w:t>
+      </w:r>
+    </w:p>
+    <w:p>
+      <w:pPr>
+        <w:spacing w:line="240" w:lineRule="auto"/>
+        <w:jc w:val="both"/>
+      </w:pPr>
+    </w:p>
+    <w:p>
+      <w:pPr>
+        <w:spacing w:line="240" w:lineRule="auto"/>
+        <w:jc w:val="both"/>
+      </w:pPr>
+      <w:proofErr w:type="spellStart"/>
+      <w:proofErr w:type="gramStart"/>
+      <w:r>
+        <w:t>app.listen</w:t>
+      </w:r>
+      <w:proofErr w:type="spellEnd"/>
+      <w:proofErr w:type="gramEnd"/>
+      <w:r>
+        <w:t>(5000);</w:t>
+      </w:r>
+    </w:p>
+    <w:p>
+      <w:pPr>
+        <w:spacing w:line="240" w:lineRule="auto"/>
+        <w:jc w:val="both"/>
+      </w:pPr>
+      <w:r>
+        <w:pict w14:anchorId="42B8E163">
+          <v:rect id="_x0000_i1085" style="width:0;height:1.5pt" o:hralign="center" o:hrstd="t" o:hr="t" fillcolor="#a0a0a0" stroked="f"/>
+        </w:pict>
+      </w:r>
+    </w:p>
+    <w:p>
+      <w:pPr>
+        <w:spacing w:line="240" w:lineRule="auto"/>
+        <w:jc w:val="both"/>
+        <w:rPr>
+          <w:b/>
+          <w:bCs/>
+        </w:rPr>
+      </w:pPr>
+      <w:r>
+        <w:rPr>
+          <w:b/>
+          <w:bCs/>
+        </w:rPr>
+        <w:t>2. What are the main features of Express.js?</w:t>
+      </w:r>
+    </w:p>
+    <w:p>
+      <w:pPr>
+        <w:spacing w:line="240" w:lineRule="auto"/>
+        <w:jc w:val="both"/>
+      </w:pPr>
+      <w:r>
+        <w:rPr>
+          <w:b/>
+          <w:bCs/>
+        </w:rPr>
+        <w:t>Answer:</w:t>
+      </w:r>
+      <w:r>
+        <w:br/>
+        <w:t>The main features of Express.js are:</w:t>
+      </w:r>
+    </w:p>
+    <w:p>
+      <w:pPr>
+        <w:numPr>
+          <w:ilvl w:val="0"/>
+          <w:numId w:val="7"/>
+        </w:numPr>
+        <w:spacing w:line="240" w:lineRule="auto"/>
+        <w:jc w:val="both"/>
+      </w:pPr>
+      <w:r>
+        <w:t xml:space="preserve">Routing </w:t>
+      </w:r>
+    </w:p>
+    <w:p>
+      <w:pPr>
+        <w:numPr>
+          <w:ilvl w:val="0"/>
+          <w:numId w:val="7"/>
+        </w:numPr>
+        <w:spacing w:line="240" w:lineRule="auto"/>
+        <w:jc w:val="both"/>
+      </w:pPr>
+      <w:r>
+        <w:t xml:space="preserve">Middleware support </w:t>
+      </w:r>
+    </w:p>
+    <w:p>
+      <w:pPr>
+        <w:numPr>
+          <w:ilvl w:val="0"/>
+          <w:numId w:val="7"/>
+        </w:numPr>
+        <w:spacing w:line="240" w:lineRule="auto"/>
+        <w:jc w:val="both"/>
+      </w:pPr>
+      <w:r>
+        <w:t xml:space="preserve">REST API development </w:t>
+      </w:r>
+    </w:p>
+    <w:p>
+      <w:pPr>
+        <w:numPr>
+          <w:ilvl w:val="0"/>
+          <w:numId w:val="7"/>
+        </w:numPr>
+        <w:spacing w:line="240" w:lineRule="auto"/>
+        <w:jc w:val="both"/>
+      </w:pPr>
+      <w:r>
+        <w:t xml:space="preserve">Request and response handling </w:t>
+      </w:r>
+    </w:p>
+    <w:p>
+      <w:pPr>
+        <w:numPr>
+          <w:ilvl w:val="0"/>
+          <w:numId w:val="7"/>
+        </w:numPr>
+        <w:spacing w:line="240" w:lineRule="auto"/>
+        <w:jc w:val="both"/>
+      </w:pPr>
+      <w:r>
+        <w:t xml:space="preserve">Error handling </w:t>
+      </w:r>
+    </w:p>
+    <w:p>
+      <w:pPr>
+        <w:numPr>
+          <w:ilvl w:val="0"/>
+          <w:numId w:val="7"/>
+        </w:numPr>
+        <w:spacing w:line="240" w:lineRule="auto"/>
+        <w:jc w:val="both"/>
+      </w:pPr>
+      <w:r>
+        <w:t xml:space="preserve">Easy integration with databases </w:t>
+      </w:r>
+    </w:p>
+    <w:p>
+      <w:pPr>
+        <w:numPr>
+          <w:ilvl w:val="0"/>
+          <w:numId w:val="7"/>
+        </w:numPr>
+        <w:spacing w:line="240" w:lineRule="auto"/>
+        <w:jc w:val="both"/>
+      </w:pPr>
+      <w:r>
+        <w:t xml:space="preserve">Support for third-party middleware </w:t>
+      </w:r>
+    </w:p>
+    <w:p>
+      <w:pPr>
+        <w:numPr>
+          <w:ilvl w:val="0"/>
+          <w:numId w:val="7"/>
+        </w:numPr>
+        <w:spacing w:line="240" w:lineRule="auto"/>
+        <w:jc w:val="both"/>
+      </w:pPr>
+      <w:r>
+        <w:t xml:space="preserve">Fast and scalable backend development </w:t>
+      </w:r>
+    </w:p>
+    <w:p>
+      <w:pPr>
+        <w:spacing w:line="240" w:lineRule="auto"/>
+        <w:jc w:val="both"/>
+      </w:pPr>
+      <w:r>
+        <w:pict w14:anchorId="49AB7DAA">
+          <v:rect id="_x0000_i1086" style="width:0;height:1.5pt" o:hralign="center" o:hrstd="t" o:hr="t" fillcolor="#a0a0a0" stroked="f"/>
+        </w:pict>
+      </w:r>
+    </w:p>
+    <w:p>
+      <w:pPr>
+        <w:spacing w:line="240" w:lineRule="auto"/>
+        <w:jc w:val="both"/>
+        <w:rPr>
+          <w:b/>
+          <w:bCs/>
+        </w:rPr>
+      </w:pPr>
+      <w:r>
+        <w:rPr>
+          <w:b/>
+          <w:bCs/>
+        </w:rPr>
+        <w:t>3. What is Middleware in Express.js?</w:t>
+      </w:r>
+    </w:p>
+    <w:p>
+      <w:pPr>
+        <w:spacing w:line="240" w:lineRule="auto"/>
+        <w:jc w:val="both"/>
+      </w:pPr>
+      <w:r>
+        <w:rPr>
+          <w:b/>
+          <w:bCs/>
+        </w:rPr>
+        <w:t>Answer:</w:t>
+      </w:r>
+      <w:r>
+        <w:br/>
+        <w:t xml:space="preserve">Middleware is a function that executes </w:t>
+      </w:r>
+      <w:r>
+        <w:rPr>
+          <w:b/>
+          <w:bCs/>
+        </w:rPr>
+        <w:t>between the request and the response</w:t>
+      </w:r>
+      <w:r>
+        <w:t xml:space="preserve">. It has access to </w:t>
+      </w:r>
+      <w:proofErr w:type="spellStart"/>
+      <w:r>
+        <w:t>req</w:t>
+      </w:r>
+      <w:proofErr w:type="spellEnd"/>
+      <w:r>
+        <w:t>, res, and next.</w:t>
+      </w:r>
+    </w:p>
+    <w:p>
+      <w:pPr>
+        <w:spacing w:line="240" w:lineRule="auto"/>
+        <w:jc w:val="both"/>
+      </w:pPr>
+      <w:r>
+        <w:rPr>
+          <w:b/>
+          <w:bCs/>
+        </w:rPr>
+        <w:t>Example:</w:t>
+      </w:r>
+    </w:p>
+    <w:p>
+      <w:pPr>
+        <w:spacing w:line="240" w:lineRule="auto"/>
+        <w:jc w:val="both"/>
+      </w:pPr>
+      <w:proofErr w:type="spellStart"/>
+      <w:proofErr w:type="gramStart"/>
+      <w:r>
+        <w:t>app.use</w:t>
+      </w:r>
+      <w:proofErr w:type="spellEnd"/>
+      <w:r>
+        <w:t>(</w:t>
+      </w:r>
+      <w:proofErr w:type="gramEnd"/>
+      <w:r>
+        <w:t>(</w:t>
+      </w:r>
+      <w:proofErr w:type="spellStart"/>
+      <w:r>
+        <w:t>req</w:t>
+      </w:r>
+      <w:proofErr w:type="spellEnd"/>
+      <w:r>
+        <w:t>, res, next) =&gt; {</w:t>
+      </w:r>
+    </w:p>
+    <w:p>
+      <w:pPr>
+        <w:spacing w:line="240" w:lineRule="auto"/>
+        <w:jc w:val="both"/>
+      </w:pPr>
+      <w:r>
+        <w:lastRenderedPageBreak/>
+        <w:t xml:space="preserve">    </w:t>
+      </w:r>
+      <w:proofErr w:type="gramStart"/>
+      <w:r>
+        <w:t>console.log(</w:t>
+      </w:r>
+      <w:proofErr w:type="gramEnd"/>
+      <w:r>
+        <w:t>"Middleware executed");</w:t>
+      </w:r>
+    </w:p>
+    <w:p>
+      <w:pPr>
+        <w:spacing w:line="240" w:lineRule="auto"/>
+        <w:jc w:val="both"/>
+      </w:pPr>
+      <w:r>
+        <w:t xml:space="preserve">    </w:t>
+      </w:r>
+      <w:proofErr w:type="gramStart"/>
+      <w:r>
+        <w:t>next(</w:t>
+      </w:r>
+      <w:proofErr w:type="gramEnd"/>
+      <w:r>
+        <w:t>);</w:t>
+      </w:r>
+    </w:p>
+    <w:p>
+      <w:pPr>
+        <w:spacing w:line="240" w:lineRule="auto"/>
+        <w:jc w:val="both"/>
+      </w:pPr>
+      <w:r>
+        <w:t>});</w:t>
+      </w:r>
+    </w:p>
+    <w:p>
+      <w:pPr>
+        <w:spacing w:line="240" w:lineRule="auto"/>
+        <w:jc w:val="both"/>
+      </w:pPr>
+      <w:r>
+        <w:t xml:space="preserve">Here, </w:t>
+      </w:r>
+      <w:proofErr w:type="gramStart"/>
+      <w:r>
+        <w:t>next(</w:t>
+      </w:r>
+      <w:proofErr w:type="gramEnd"/>
+      <w:r>
+        <w:t>) passes control to the next middleware or route handler.</w:t>
+      </w:r>
+    </w:p>
+    <w:p>
+      <w:pPr>
+        <w:spacing w:line="240" w:lineRule="auto"/>
+        <w:jc w:val="both"/>
+      </w:pPr>
+      <w:r>
+        <w:pict w14:anchorId="5300AF69">
+          <v:rect id="_x0000_i1087" style="width:0;height:1.5pt" o:hralign="center" o:hrstd="t" o:hr="t" fillcolor="#a0a0a0" stroked="f"/>
+        </w:pict>
+      </w:r>
+    </w:p>
+    <w:p>
+      <w:pPr>
+        <w:spacing w:line="240" w:lineRule="auto"/>
+        <w:jc w:val="both"/>
+        <w:rPr>
+          <w:b/>
+          <w:bCs/>
+        </w:rPr>
+      </w:pPr>
+      <w:r>
+        <w:rPr>
+          <w:b/>
+          <w:bCs/>
+        </w:rPr>
+        <w:t>4. What is Routing in Express.js?</w:t>
+      </w:r>
+    </w:p>
+    <w:p>
+      <w:pPr>
+        <w:spacing w:line="240" w:lineRule="auto"/>
+        <w:jc w:val="both"/>
+      </w:pPr>
+      <w:r>
+        <w:rPr>
+          <w:b/>
+          <w:bCs/>
+        </w:rPr>
+        <w:t>Answer:</w:t>
+      </w:r>
+      <w:r>
+        <w:br/>
+        <w:t xml:space="preserve">Routing determines how an application responds to a particular </w:t>
+      </w:r>
+      <w:r>
+        <w:rPr>
+          <w:b/>
+          <w:bCs/>
+        </w:rPr>
+        <w:t>HTTP method and URL path</w:t>
+      </w:r>
+      <w:r>
+        <w:t>.</w:t>
+      </w:r>
+    </w:p>
+    <w:p>
+      <w:pPr>
+        <w:spacing w:line="240" w:lineRule="auto"/>
+        <w:jc w:val="both"/>
+      </w:pPr>
+      <w:r>
+        <w:rPr>
+          <w:b/>
+          <w:bCs/>
+        </w:rPr>
+        <w:t>Example:</w:t>
+      </w:r>
+    </w:p>
+    <w:p>
+      <w:pPr>
+        <w:spacing w:line="240" w:lineRule="auto"/>
+        <w:jc w:val="both"/>
+      </w:pPr>
+      <w:proofErr w:type="spellStart"/>
+      <w:proofErr w:type="gramStart"/>
+      <w:r>
+        <w:t>app.get</w:t>
+      </w:r>
+      <w:proofErr w:type="spellEnd"/>
+      <w:r>
+        <w:t>(</w:t>
+      </w:r>
+      <w:proofErr w:type="gramEnd"/>
+      <w:r>
+        <w:t>"/users", (</w:t>
+      </w:r>
+      <w:proofErr w:type="spellStart"/>
+      <w:r>
+        <w:t>req</w:t>
+      </w:r>
+      <w:proofErr w:type="spellEnd"/>
+      <w:r>
+        <w:t>, res) =&gt; {</w:t>
+      </w:r>
+    </w:p>
+    <w:p>
+      <w:pPr>
+        <w:spacing w:line="240" w:lineRule="auto"/>
+        <w:jc w:val="both"/>
+      </w:pPr>
+      <w:r>
+        <w:t xml:space="preserve">    </w:t>
+      </w:r>
+      <w:proofErr w:type="spellStart"/>
+      <w:proofErr w:type="gramStart"/>
+      <w:r>
+        <w:t>res.send</w:t>
+      </w:r>
+      <w:proofErr w:type="spellEnd"/>
+      <w:proofErr w:type="gramEnd"/>
+      <w:r>
+        <w:t>("Get Users");</w:t>
+      </w:r>
+    </w:p>
+    <w:p>
+      <w:pPr>
+        <w:spacing w:line="240" w:lineRule="auto"/>
+        <w:jc w:val="both"/>
+      </w:pPr>
+      <w:r>
+        <w:t>});</w:t>
+      </w:r>
+    </w:p>
+    <w:p>
+      <w:pPr>
+        <w:spacing w:line="240" w:lineRule="auto"/>
+        <w:jc w:val="both"/>
+      </w:pPr>
+    </w:p>
+    <w:p>
+      <w:pPr>
+        <w:spacing w:line="240" w:lineRule="auto"/>
+        <w:jc w:val="both"/>
+      </w:pPr>
+      <w:proofErr w:type="spellStart"/>
+      <w:proofErr w:type="gramStart"/>
+      <w:r>
+        <w:t>app.post</w:t>
+      </w:r>
+      <w:proofErr w:type="spellEnd"/>
+      <w:r>
+        <w:t>(</w:t>
+      </w:r>
+      <w:proofErr w:type="gramEnd"/>
+      <w:r>
+        <w:t>"/users", (</w:t>
+      </w:r>
+      <w:proofErr w:type="spellStart"/>
+      <w:r>
+        <w:t>req</w:t>
+      </w:r>
+      <w:proofErr w:type="spellEnd"/>
+      <w:r>
+        <w:t>, res) =&gt; {</w:t>
+      </w:r>
+    </w:p>
+    <w:p>
+      <w:pPr>
+        <w:spacing w:line="240" w:lineRule="auto"/>
+        <w:jc w:val="both"/>
+      </w:pPr>
+      <w:r>
+        <w:t xml:space="preserve">    </w:t>
+      </w:r>
+      <w:proofErr w:type="spellStart"/>
+      <w:proofErr w:type="gramStart"/>
+      <w:r>
+        <w:t>res.send</w:t>
+      </w:r>
+      <w:proofErr w:type="spellEnd"/>
+      <w:proofErr w:type="gramEnd"/>
+      <w:r>
+        <w:t>("Create User");</w:t>
+      </w:r>
+    </w:p>
+    <w:p>
+      <w:pPr>
+        <w:spacing w:line="240" w:lineRule="auto"/>
+        <w:jc w:val="both"/>
+      </w:pPr>
+      <w:r>
+        <w:t>});</w:t>
+      </w:r>
+    </w:p>
+    <w:p>
+      <w:pPr>
+        <w:spacing w:line="240" w:lineRule="auto"/>
+        <w:jc w:val="both"/>
+      </w:pPr>
+      <w:r>
+        <w:t>Here, /users has two different routes for GET and POST requests.</w:t>
+      </w:r>
+    </w:p>
+    <w:p>
+      <w:pPr>
+        <w:spacing w:line="240" w:lineRule="auto"/>
+        <w:jc w:val="both"/>
+      </w:pPr>
+      <w:r>
+        <w:pict w14:anchorId="5C562204">
+          <v:rect id="_x0000_i1088" style="width:0;height:1.5pt" o:hralign="center" o:hrstd="t" o:hr="t" fillcolor="#a0a0a0" stroked="f"/>
+        </w:pict>
+      </w:r>
+    </w:p>
+    <w:p>
+      <w:pPr>
+        <w:spacing w:line="240" w:lineRule="auto"/>
+        <w:jc w:val="both"/>
+        <w:rPr>
+          <w:b/>
+          <w:bCs/>
+        </w:rPr>
+      </w:pPr>
+      <w:r>
+        <w:rPr>
+          <w:b/>
+          <w:bCs/>
+        </w:rPr>
+        <w:t xml:space="preserve">5. What is the difference between </w:t>
+      </w:r>
+      <w:proofErr w:type="spellStart"/>
+      <w:proofErr w:type="gramStart"/>
+      <w:r>
+        <w:rPr>
+          <w:b/>
+          <w:bCs/>
+        </w:rPr>
+        <w:t>app.use</w:t>
+      </w:r>
+      <w:proofErr w:type="spellEnd"/>
+      <w:r>
+        <w:rPr>
+          <w:b/>
+          <w:bCs/>
+        </w:rPr>
+        <w:t>(</w:t>
+      </w:r>
+      <w:proofErr w:type="gramEnd"/>
+      <w:r>
+        <w:rPr>
+          <w:b/>
+          <w:bCs/>
+        </w:rPr>
+        <w:t xml:space="preserve">) and </w:t>
+      </w:r>
+      <w:proofErr w:type="spellStart"/>
+      <w:proofErr w:type="gramStart"/>
+      <w:r>
+        <w:rPr>
+          <w:b/>
+          <w:bCs/>
+        </w:rPr>
+        <w:t>app.get</w:t>
+      </w:r>
+      <w:proofErr w:type="spellEnd"/>
+      <w:r>
+        <w:rPr>
+          <w:b/>
+          <w:bCs/>
+        </w:rPr>
+        <w:t>(</w:t>
+      </w:r>
+      <w:proofErr w:type="gramEnd"/>
+      <w:r>
+        <w:rPr>
+          <w:b/>
+          <w:bCs/>
+        </w:rPr>
+        <w:t>)?</w:t>
+      </w:r>
+    </w:p>
+    <w:p>
+      <w:pPr>
+        <w:spacing w:line="240" w:lineRule="auto"/>
+        <w:jc w:val="both"/>
+      </w:pPr>
+      <w:r>
+        <w:rPr>
+          <w:b/>
+          <w:bCs/>
+        </w:rPr>
+        <w:t>Answer:</w:t>
+      </w:r>
+    </w:p>
+    <w:p>
+      <w:pPr>
+        <w:spacing w:line="240" w:lineRule="auto"/>
+        <w:jc w:val="both"/>
+      </w:pPr>
+      <w:proofErr w:type="spellStart"/>
+      <w:proofErr w:type="gramStart"/>
+      <w:r>
+        <w:t>app.use</w:t>
+      </w:r>
+      <w:proofErr w:type="spellEnd"/>
+      <w:r>
+        <w:t>(</w:t>
+      </w:r>
+      <w:proofErr w:type="gramEnd"/>
+      <w:r>
+        <w:t xml:space="preserve">) is mainly used for </w:t>
+      </w:r>
+      <w:r>
+        <w:rPr>
+          <w:b/>
+          <w:bCs/>
+        </w:rPr>
+        <w:t>middleware</w:t>
+      </w:r>
+      <w:r>
+        <w:t xml:space="preserve"> and can handle multiple HTTP methods.</w:t>
+      </w:r>
+    </w:p>
+    <w:p>
+      <w:pPr>
+        <w:spacing w:line="240" w:lineRule="auto"/>
+        <w:jc w:val="both"/>
+      </w:pPr>
+      <w:proofErr w:type="spellStart"/>
+      <w:proofErr w:type="gramStart"/>
+      <w:r>
+        <w:t>app.use</w:t>
+      </w:r>
+      <w:proofErr w:type="spellEnd"/>
+      <w:r>
+        <w:t>(</w:t>
+      </w:r>
+      <w:proofErr w:type="gramEnd"/>
+      <w:r>
+        <w:t>(</w:t>
+      </w:r>
+      <w:proofErr w:type="spellStart"/>
+      <w:r>
+        <w:t>req</w:t>
+      </w:r>
+      <w:proofErr w:type="spellEnd"/>
+      <w:r>
+        <w:t>, res, next) =&gt; {</w:t>
+      </w:r>
+    </w:p>
+    <w:p>
+      <w:pPr>
+        <w:spacing w:line="240" w:lineRule="auto"/>
+        <w:jc w:val="both"/>
+      </w:pPr>
+      <w:r>
+        <w:t xml:space="preserve">    console.log("Middleware");</w:t>
+      </w:r>
+    </w:p>
+    <w:p>
+      <w:pPr>
+        <w:spacing w:line="240" w:lineRule="auto"/>
+        <w:jc w:val="both"/>
+      </w:pPr>
+      <w:r>
+        <w:t xml:space="preserve">    </w:t>
+      </w:r>
+      <w:proofErr w:type="gramStart"/>
+      <w:r>
+        <w:t>next(</w:t>
+      </w:r>
+      <w:proofErr w:type="gramEnd"/>
+      <w:r>
+        <w:t>);</w:t>
+      </w:r>
+    </w:p>
+    <w:p>
+      <w:pPr>
+        <w:spacing w:line="240" w:lineRule="auto"/>
+        <w:jc w:val="both"/>
+      </w:pPr>
+      <w:r>
+        <w:t>});</w:t>
+      </w:r>
+    </w:p>
+    <w:p>
+      <w:pPr>
+        <w:spacing w:line="240" w:lineRule="auto"/>
+        <w:jc w:val="both"/>
+      </w:pPr>
+      <w:proofErr w:type="spellStart"/>
+      <w:proofErr w:type="gramStart"/>
+      <w:r>
+        <w:t>app.get</w:t>
+      </w:r>
+      <w:proofErr w:type="spellEnd"/>
+      <w:r>
+        <w:t>(</w:t>
+      </w:r>
+      <w:proofErr w:type="gramEnd"/>
+      <w:r>
+        <w:t xml:space="preserve">) is specifically used to handle </w:t>
+      </w:r>
+      <w:r>
+        <w:rPr>
+          <w:b/>
+          <w:bCs/>
+        </w:rPr>
+        <w:t>GET requests</w:t>
+      </w:r>
+      <w:r>
+        <w:t>.</w:t>
+      </w:r>
+    </w:p>
+    <w:p>
+      <w:pPr>
+        <w:spacing w:line="240" w:lineRule="auto"/>
+        <w:jc w:val="both"/>
+      </w:pPr>
+      <w:proofErr w:type="spellStart"/>
+      <w:proofErr w:type="gramStart"/>
+      <w:r>
+        <w:t>app.get</w:t>
+      </w:r>
+      <w:proofErr w:type="spellEnd"/>
+      <w:r>
+        <w:t>(</w:t>
+      </w:r>
+      <w:proofErr w:type="gramEnd"/>
+      <w:r>
+        <w:t>"/users", (</w:t>
+      </w:r>
+      <w:proofErr w:type="spellStart"/>
+      <w:r>
+        <w:t>req</w:t>
+      </w:r>
+      <w:proofErr w:type="spellEnd"/>
+      <w:r>
+        <w:t>, res) =&gt; {</w:t>
+      </w:r>
+    </w:p>
+    <w:p>
+      <w:pPr>
+        <w:spacing w:line="240" w:lineRule="auto"/>
+        <w:jc w:val="both"/>
+      </w:pPr>
+      <w:r>
+        <w:t xml:space="preserve">    </w:t>
+      </w:r>
+      <w:proofErr w:type="spellStart"/>
+      <w:proofErr w:type="gramStart"/>
+      <w:r>
+        <w:t>res.send</w:t>
+      </w:r>
+      <w:proofErr w:type="spellEnd"/>
+      <w:proofErr w:type="gramEnd"/>
+      <w:r>
+        <w:t>("Users");</w:t>
+      </w:r>
+    </w:p>
+    <w:p>
+      <w:pPr>
+        <w:spacing w:line="240" w:lineRule="auto"/>
+        <w:jc w:val="both"/>
+      </w:pPr>
+      <w:r>
+        <w:t>});</w:t>
+      </w:r>
+    </w:p>
+    <w:p>
+      <w:pPr>
+        <w:spacing w:line="240" w:lineRule="auto"/>
+        <w:jc w:val="both"/>
+      </w:pPr>
+      <w:r>
+        <w:rPr>
+          <w:b/>
+          <w:bCs/>
+        </w:rPr>
+        <w:t>Interview point:</w:t>
+      </w:r>
+      <w:r>
+        <w:br/>
+      </w:r>
+      <w:proofErr w:type="spellStart"/>
+      <w:proofErr w:type="gramStart"/>
+      <w:r>
+        <w:t>app.use</w:t>
+      </w:r>
+      <w:proofErr w:type="spellEnd"/>
+      <w:r>
+        <w:t>(</w:t>
+      </w:r>
+      <w:proofErr w:type="gramEnd"/>
+      <w:r>
+        <w:t>) → Middleware</w:t>
+      </w:r>
+      <w:r>
+        <w:br/>
+      </w:r>
+      <w:proofErr w:type="spellStart"/>
+      <w:proofErr w:type="gramStart"/>
+      <w:r>
+        <w:t>app.get</w:t>
+      </w:r>
+      <w:proofErr w:type="spellEnd"/>
+      <w:r>
+        <w:t>(</w:t>
+      </w:r>
+      <w:proofErr w:type="gramEnd"/>
+      <w:r>
+        <w:t>) → GET route</w:t>
+      </w:r>
+    </w:p>
+    <w:p>
+      <w:pPr>
+        <w:spacing w:line="240" w:lineRule="auto"/>
+        <w:jc w:val="both"/>
+      </w:pPr>
+      <w:r>
+        <w:lastRenderedPageBreak/>
+        <w:pict w14:anchorId="6F63C93E">
+          <v:rect id="_x0000_i1089" style="width:0;height:1.5pt" o:hralign="center" o:hrstd="t" o:hr="t" fillcolor="#a0a0a0" stroked="f"/>
+        </w:pict>
+      </w:r>
+    </w:p>
+    <w:p>
+      <w:pPr>
+        <w:spacing w:line="240" w:lineRule="auto"/>
+        <w:jc w:val="both"/>
+        <w:rPr>
+          <w:b/>
+          <w:bCs/>
+        </w:rPr>
+      </w:pPr>
+      <w:r>
+        <w:rPr>
+          <w:b/>
+          <w:bCs/>
+        </w:rPr>
+        <w:t xml:space="preserve">6. What is </w:t>
+      </w:r>
+      <w:proofErr w:type="spellStart"/>
+      <w:proofErr w:type="gramStart"/>
+      <w:r>
+        <w:rPr>
+          <w:b/>
+          <w:bCs/>
+        </w:rPr>
+        <w:t>express.Router</w:t>
+      </w:r>
+      <w:proofErr w:type="spellEnd"/>
+      <w:proofErr w:type="gramEnd"/>
+      <w:r>
+        <w:rPr>
+          <w:b/>
+          <w:bCs/>
+        </w:rPr>
+        <w:t>()?</w:t>
+      </w:r>
+    </w:p>
+    <w:p>
+      <w:pPr>
+        <w:spacing w:line="240" w:lineRule="auto"/>
+        <w:jc w:val="both"/>
+      </w:pPr>
+      <w:r>
+        <w:rPr>
+          <w:b/>
+          <w:bCs/>
+        </w:rPr>
+        <w:t>Answer:</w:t>
+      </w:r>
+      <w:r>
+        <w:br/>
+      </w:r>
+      <w:proofErr w:type="spellStart"/>
+      <w:proofErr w:type="gramStart"/>
+      <w:r>
+        <w:t>express.Router</w:t>
+      </w:r>
+      <w:proofErr w:type="spellEnd"/>
+      <w:proofErr w:type="gramEnd"/>
+      <w:r>
+        <w:t xml:space="preserve">() is used to create </w:t>
+      </w:r>
+      <w:r>
+        <w:rPr>
+          <w:b/>
+          <w:bCs/>
+        </w:rPr>
+        <w:t>modular and separate route files</w:t>
+      </w:r>
+      <w:r>
+        <w:t>. It helps organize large Express applications.</w:t>
+      </w:r>
+    </w:p>
+    <w:p>
+      <w:pPr>
+        <w:spacing w:line="240" w:lineRule="auto"/>
+        <w:jc w:val="both"/>
+      </w:pPr>
+      <w:r>
+        <w:rPr>
+          <w:b/>
+          <w:bCs/>
+        </w:rPr>
+        <w:t>Example:</w:t>
+      </w:r>
+    </w:p>
+    <w:p>
+      <w:pPr>
+        <w:spacing w:line="240" w:lineRule="auto"/>
+        <w:jc w:val="both"/>
+      </w:pPr>
+      <w:r>
+        <w:t>userRoutes.js</w:t>
+      </w:r>
+    </w:p>
+    <w:p>
+      <w:pPr>
+        <w:spacing w:line="240" w:lineRule="auto"/>
+        <w:jc w:val="both"/>
+      </w:pPr>
+      <w:proofErr w:type="spellStart"/>
+      <w:r>
+        <w:t>const</w:t>
+      </w:r>
+      <w:proofErr w:type="spellEnd"/>
+      <w:r>
+        <w:t xml:space="preserve"> express = require("express");</w:t>
+      </w:r>
+    </w:p>
+    <w:p>
+      <w:pPr>
+        <w:spacing w:line="240" w:lineRule="auto"/>
+        <w:jc w:val="both"/>
+      </w:pPr>
+      <w:proofErr w:type="spellStart"/>
+      <w:r>
+        <w:t>const</w:t>
+      </w:r>
+      <w:proofErr w:type="spellEnd"/>
+      <w:r>
+        <w:t xml:space="preserve"> router = </w:t>
+      </w:r>
+      <w:proofErr w:type="spellStart"/>
+      <w:proofErr w:type="gramStart"/>
+      <w:r>
+        <w:t>express.Router</w:t>
+      </w:r>
+      <w:proofErr w:type="spellEnd"/>
+      <w:proofErr w:type="gramEnd"/>
+      <w:r>
+        <w:t>();</w:t>
+      </w:r>
+    </w:p>
+    <w:p>
+      <w:pPr>
+        <w:spacing w:line="240" w:lineRule="auto"/>
+        <w:jc w:val="both"/>
+      </w:pPr>
+    </w:p>
+    <w:p>
+      <w:pPr>
+        <w:spacing w:line="240" w:lineRule="auto"/>
+        <w:jc w:val="both"/>
+      </w:pPr>
+      <w:proofErr w:type="spellStart"/>
+      <w:proofErr w:type="gramStart"/>
+      <w:r>
+        <w:t>router.get</w:t>
+      </w:r>
+      <w:proofErr w:type="spellEnd"/>
+      <w:r>
+        <w:t>(</w:t>
+      </w:r>
+      <w:proofErr w:type="gramEnd"/>
+      <w:r>
+        <w:t>"/", (</w:t>
+      </w:r>
+      <w:proofErr w:type="spellStart"/>
+      <w:r>
+        <w:t>req</w:t>
+      </w:r>
+      <w:proofErr w:type="spellEnd"/>
+      <w:r>
+        <w:t>, res) =&gt; {</w:t>
+      </w:r>
+    </w:p>
+    <w:p>
+      <w:pPr>
+        <w:spacing w:line="240" w:lineRule="auto"/>
+        <w:jc w:val="both"/>
+      </w:pPr>
+      <w:r>
+        <w:t xml:space="preserve">    </w:t>
+      </w:r>
+      <w:proofErr w:type="spellStart"/>
+      <w:proofErr w:type="gramStart"/>
+      <w:r>
+        <w:t>res.send</w:t>
+      </w:r>
+      <w:proofErr w:type="spellEnd"/>
+      <w:proofErr w:type="gramEnd"/>
+      <w:r>
+        <w:t>("All Users");</w:t>
+      </w:r>
+    </w:p>
+    <w:p>
+      <w:pPr>
+        <w:spacing w:line="240" w:lineRule="auto"/>
+        <w:jc w:val="both"/>
+      </w:pPr>
+      <w:r>
+        <w:t>});</w:t>
+      </w:r>
+    </w:p>
+    <w:p>
+      <w:pPr>
+        <w:spacing w:line="240" w:lineRule="auto"/>
+        <w:jc w:val="both"/>
+      </w:pPr>
+    </w:p>
+    <w:p>
+      <w:pPr>
+        <w:spacing w:line="240" w:lineRule="auto"/>
+        <w:jc w:val="both"/>
+      </w:pPr>
+      <w:proofErr w:type="spellStart"/>
+      <w:proofErr w:type="gramStart"/>
+      <w:r>
+        <w:t>router.post</w:t>
+      </w:r>
+      <w:proofErr w:type="spellEnd"/>
+      <w:r>
+        <w:t>(</w:t>
+      </w:r>
+      <w:proofErr w:type="gramEnd"/>
+      <w:r>
+        <w:t>"/", (</w:t>
+      </w:r>
+      <w:proofErr w:type="spellStart"/>
+      <w:r>
+        <w:t>req</w:t>
+      </w:r>
+      <w:proofErr w:type="spellEnd"/>
+      <w:r>
+        <w:t>, res) =&gt; {</w:t>
+      </w:r>
+    </w:p>
+    <w:p>
+      <w:pPr>
+        <w:spacing w:line="240" w:lineRule="auto"/>
+        <w:jc w:val="both"/>
+      </w:pPr>
+      <w:r>
+        <w:t xml:space="preserve">    </w:t>
+      </w:r>
+      <w:proofErr w:type="spellStart"/>
+      <w:proofErr w:type="gramStart"/>
+      <w:r>
+        <w:t>res.send</w:t>
+      </w:r>
+      <w:proofErr w:type="spellEnd"/>
+      <w:proofErr w:type="gramEnd"/>
+      <w:r>
+        <w:t>("Create User");</w:t>
+      </w:r>
+    </w:p>
+    <w:p>
+      <w:pPr>
+        <w:spacing w:line="240" w:lineRule="auto"/>
+        <w:jc w:val="both"/>
+      </w:pPr>
+      <w:r>
+        <w:t>});</w:t>
+      </w:r>
+    </w:p>
+    <w:p>
+      <w:pPr>
+        <w:spacing w:line="240" w:lineRule="auto"/>
+        <w:jc w:val="both"/>
+      </w:pPr>
+    </w:p>
+    <w:p>
+      <w:pPr>
+        <w:spacing w:line="240" w:lineRule="auto"/>
+        <w:jc w:val="both"/>
+      </w:pPr>
+      <w:proofErr w:type="spellStart"/>
+      <w:proofErr w:type="gramStart"/>
+      <w:r>
+        <w:t>module.exports</w:t>
+      </w:r>
+      <w:proofErr w:type="spellEnd"/>
+      <w:proofErr w:type="gramEnd"/>
+      <w:r>
+        <w:t xml:space="preserve"> = router;</w:t>
+      </w:r>
+    </w:p>
+    <w:p>
+      <w:pPr>
+        <w:spacing w:line="240" w:lineRule="auto"/>
+        <w:jc w:val="both"/>
+      </w:pPr>
+      <w:r>
+        <w:t>app.js</w:t>
+      </w:r>
+    </w:p>
+    <w:p>
+      <w:pPr>
+        <w:spacing w:line="240" w:lineRule="auto"/>
+        <w:jc w:val="both"/>
+      </w:pPr>
+      <w:proofErr w:type="spellStart"/>
+      <w:r>
+        <w:t>const</w:t>
+      </w:r>
+      <w:proofErr w:type="spellEnd"/>
+      <w:r>
+        <w:t xml:space="preserve"> </w:t>
+      </w:r>
+      <w:proofErr w:type="spellStart"/>
+      <w:r>
+        <w:t>userRoutes</w:t>
+      </w:r>
+      <w:proofErr w:type="spellEnd"/>
+      <w:r>
+        <w:t xml:space="preserve"> = require(</w:t>
+      </w:r>
+      <w:proofErr w:type="gramStart"/>
+      <w:r>
+        <w:t>"./</w:t>
+      </w:r>
+      <w:proofErr w:type="spellStart"/>
+      <w:proofErr w:type="gramEnd"/>
+      <w:r>
+        <w:t>userRoutes</w:t>
+      </w:r>
+      <w:proofErr w:type="spellEnd"/>
+      <w:r>
+        <w:t>");</w:t>
+      </w:r>
+    </w:p>
+    <w:p>
+      <w:pPr>
+        <w:spacing w:line="240" w:lineRule="auto"/>
+        <w:jc w:val="both"/>
+      </w:pPr>
+    </w:p>
+    <w:p>
+      <w:pPr>
+        <w:spacing w:line="240" w:lineRule="auto"/>
+        <w:jc w:val="both"/>
+      </w:pPr>
+      <w:proofErr w:type="spellStart"/>
+      <w:proofErr w:type="gramStart"/>
+      <w:r>
+        <w:t>app.use</w:t>
+      </w:r>
+      <w:proofErr w:type="spellEnd"/>
+      <w:r>
+        <w:t>(</w:t>
+      </w:r>
+      <w:proofErr w:type="gramEnd"/>
+      <w:r>
+        <w:t xml:space="preserve">"/users", </w:t>
+      </w:r>
+      <w:proofErr w:type="spellStart"/>
+      <w:r>
+        <w:t>userRoutes</w:t>
+      </w:r>
+      <w:proofErr w:type="spellEnd"/>
+      <w:r>
+        <w:t>);</w:t>
+      </w:r>
+    </w:p>
+    <w:p>
+      <w:pPr>
+        <w:spacing w:line="240" w:lineRule="auto"/>
+        <w:jc w:val="both"/>
+      </w:pPr>
+      <w:r>
+        <w:t>Now:</w:t>
+      </w:r>
+    </w:p>
+    <w:p>
+      <w:pPr>
+        <w:spacing w:line="240" w:lineRule="auto"/>
+        <w:jc w:val="both"/>
+      </w:pPr>
+      <w:proofErr w:type="gramStart"/>
+      <w:r>
+        <w:t>GET  /</w:t>
+      </w:r>
+      <w:proofErr w:type="gramEnd"/>
+      <w:r>
+        <w:t>users</w:t>
+      </w:r>
+    </w:p>
+    <w:p>
+      <w:pPr>
+        <w:spacing w:line="240" w:lineRule="auto"/>
+        <w:jc w:val="both"/>
+      </w:pPr>
+      <w:r>
+        <w:t>POST /users</w:t>
+      </w:r>
+    </w:p>
+    <w:p>
+      <w:pPr>
+        <w:spacing w:line="240" w:lineRule="auto"/>
+        <w:jc w:val="both"/>
+      </w:pPr>
+      <w:r>
+        <w:pict w14:anchorId="622C4EE6">
+          <v:rect id="_x0000_i1090" style="width:0;height:1.5pt" o:hralign="center" o:hrstd="t" o:hr="t" fillcolor="#a0a0a0" stroked="f"/>
+        </w:pict>
+      </w:r>
+    </w:p>
+    <w:p>
+      <w:pPr>
+        <w:spacing w:line="240" w:lineRule="auto"/>
+        <w:jc w:val="both"/>
+        <w:rPr>
+          <w:b/>
+          <w:bCs/>
+        </w:rPr>
+      </w:pPr>
+      <w:r>
+        <w:rPr>
+          <w:b/>
+          <w:bCs/>
+        </w:rPr>
+        <w:t>7. What is the difference between Route-level and Application-level Middleware?</w:t>
+      </w:r>
+    </w:p>
+    <w:p>
+      <w:pPr>
+        <w:spacing w:line="240" w:lineRule="auto"/>
+        <w:jc w:val="both"/>
+      </w:pPr>
+      <w:r>
+        <w:rPr>
+          <w:b/>
+          <w:bCs/>
+        </w:rPr>
+        <w:t>Answer:</w:t>
+      </w:r>
+    </w:p>
+    <w:p>
+      <w:pPr>
+        <w:spacing w:line="240" w:lineRule="auto"/>
+        <w:jc w:val="both"/>
+      </w:pPr>
+      <w:r>
+        <w:rPr>
+          <w:b/>
+          <w:bCs/>
+        </w:rPr>
+        <w:t>Application-level middleware</w:t>
+      </w:r>
+      <w:r>
+        <w:t xml:space="preserve"> is applied to the entire application.</w:t>
+      </w:r>
+    </w:p>
+    <w:p>
+      <w:pPr>
+        <w:spacing w:line="240" w:lineRule="auto"/>
+        <w:jc w:val="both"/>
+      </w:pPr>
+      <w:proofErr w:type="spellStart"/>
+      <w:proofErr w:type="gramStart"/>
+      <w:r>
+        <w:t>app.use</w:t>
+      </w:r>
+      <w:proofErr w:type="spellEnd"/>
+      <w:r>
+        <w:t>(</w:t>
+      </w:r>
+      <w:proofErr w:type="gramEnd"/>
+      <w:r>
+        <w:t>(</w:t>
+      </w:r>
+      <w:proofErr w:type="spellStart"/>
+      <w:r>
+        <w:t>req</w:t>
+      </w:r>
+      <w:proofErr w:type="spellEnd"/>
+      <w:r>
+        <w:t>, res, next) =&gt; {</w:t>
+      </w:r>
+    </w:p>
+    <w:p>
+      <w:pPr>
+        <w:spacing w:line="240" w:lineRule="auto"/>
+        <w:jc w:val="both"/>
+      </w:pPr>
+      <w:r>
+        <w:lastRenderedPageBreak/>
+        <w:t xml:space="preserve">    </w:t>
+      </w:r>
+      <w:proofErr w:type="gramStart"/>
+      <w:r>
+        <w:t>console.log(</w:t>
+      </w:r>
+      <w:proofErr w:type="gramEnd"/>
+      <w:r>
+        <w:t>"Application middleware");</w:t>
+      </w:r>
+    </w:p>
+    <w:p>
+      <w:pPr>
+        <w:spacing w:line="240" w:lineRule="auto"/>
+        <w:jc w:val="both"/>
+      </w:pPr>
+      <w:r>
+        <w:t xml:space="preserve">    </w:t>
+      </w:r>
+      <w:proofErr w:type="gramStart"/>
+      <w:r>
+        <w:t>next(</w:t>
+      </w:r>
+      <w:proofErr w:type="gramEnd"/>
+      <w:r>
+        <w:t>);</w:t>
+      </w:r>
+    </w:p>
+    <w:p>
+      <w:pPr>
+        <w:spacing w:line="240" w:lineRule="auto"/>
+        <w:jc w:val="both"/>
+      </w:pPr>
+      <w:r>
+        <w:t>});</w:t>
+      </w:r>
+    </w:p>
+    <w:p>
+      <w:pPr>
+        <w:spacing w:line="240" w:lineRule="auto"/>
+        <w:jc w:val="both"/>
+      </w:pPr>
+      <w:r>
+        <w:rPr>
+          <w:b/>
+          <w:bCs/>
+        </w:rPr>
+        <w:t>Route-level middleware</w:t>
+      </w:r>
+      <w:r>
+        <w:t xml:space="preserve"> is applied only to a specific route.</w:t>
+      </w:r>
+    </w:p>
+    <w:p>
+      <w:pPr>
+        <w:spacing w:line="240" w:lineRule="auto"/>
+        <w:jc w:val="both"/>
+      </w:pPr>
+      <w:proofErr w:type="spellStart"/>
+      <w:r>
+        <w:t>const</w:t>
+      </w:r>
+      <w:proofErr w:type="spellEnd"/>
+      <w:r>
+        <w:t xml:space="preserve"> </w:t>
+      </w:r>
+      <w:proofErr w:type="spellStart"/>
+      <w:r>
+        <w:t>authMiddleware</w:t>
+      </w:r>
+      <w:proofErr w:type="spellEnd"/>
+      <w:r>
+        <w:t xml:space="preserve"> = (</w:t>
+      </w:r>
+      <w:proofErr w:type="spellStart"/>
+      <w:r>
+        <w:t>req</w:t>
+      </w:r>
+      <w:proofErr w:type="spellEnd"/>
+      <w:r>
+        <w:t>, res, next) =&gt; {</w:t>
+      </w:r>
+    </w:p>
+    <w:p>
+      <w:pPr>
+        <w:spacing w:line="240" w:lineRule="auto"/>
+        <w:jc w:val="both"/>
+      </w:pPr>
+      <w:r>
+        <w:t xml:space="preserve">    console.log("Authentication");</w:t>
+      </w:r>
+    </w:p>
+    <w:p>
+      <w:pPr>
+        <w:spacing w:line="240" w:lineRule="auto"/>
+        <w:jc w:val="both"/>
+      </w:pPr>
+      <w:r>
+        <w:t xml:space="preserve">    </w:t>
+      </w:r>
+      <w:proofErr w:type="gramStart"/>
+      <w:r>
+        <w:t>next(</w:t>
+      </w:r>
+      <w:proofErr w:type="gramEnd"/>
+      <w:r>
+        <w:t>);</w:t>
+      </w:r>
+    </w:p>
+    <w:p>
+      <w:pPr>
+        <w:spacing w:line="240" w:lineRule="auto"/>
+        <w:jc w:val="both"/>
+      </w:pPr>
+      <w:r>
+        <w:t>};</w:t>
+      </w:r>
+    </w:p>
+    <w:p>
+      <w:pPr>
+        <w:spacing w:line="240" w:lineRule="auto"/>
+        <w:jc w:val="both"/>
+      </w:pPr>
+    </w:p>
+    <w:p>
+      <w:pPr>
+        <w:spacing w:line="240" w:lineRule="auto"/>
+        <w:jc w:val="both"/>
+      </w:pPr>
+      <w:proofErr w:type="spellStart"/>
+      <w:proofErr w:type="gramStart"/>
+      <w:r>
+        <w:t>app.get</w:t>
+      </w:r>
+      <w:proofErr w:type="spellEnd"/>
+      <w:r>
+        <w:t>(</w:t>
+      </w:r>
+      <w:proofErr w:type="gramEnd"/>
+      <w:r>
+        <w:t xml:space="preserve">"/profile", </w:t>
+      </w:r>
+      <w:proofErr w:type="spellStart"/>
+      <w:r>
+        <w:t>authMiddleware</w:t>
+      </w:r>
+      <w:proofErr w:type="spellEnd"/>
+      <w:r>
+        <w:t>, (</w:t>
+      </w:r>
+      <w:proofErr w:type="spellStart"/>
+      <w:r>
+        <w:t>req</w:t>
+      </w:r>
+      <w:proofErr w:type="spellEnd"/>
+      <w:r>
+        <w:t>, res) =&gt; {</w:t>
+      </w:r>
+    </w:p>
+    <w:p>
+      <w:pPr>
+        <w:spacing w:line="240" w:lineRule="auto"/>
+        <w:jc w:val="both"/>
+      </w:pPr>
+      <w:r>
+        <w:t xml:space="preserve">    </w:t>
+      </w:r>
+      <w:proofErr w:type="spellStart"/>
+      <w:proofErr w:type="gramStart"/>
+      <w:r>
+        <w:t>res.send</w:t>
+      </w:r>
+      <w:proofErr w:type="spellEnd"/>
+      <w:proofErr w:type="gramEnd"/>
+      <w:r>
+        <w:t>("Profile");</w:t>
+      </w:r>
+    </w:p>
+    <w:p>
+      <w:pPr>
+        <w:spacing w:line="240" w:lineRule="auto"/>
+        <w:jc w:val="both"/>
+      </w:pPr>
+      <w:r>
+        <w:t>});</w:t>
+      </w:r>
+    </w:p>
+    <w:p>
+      <w:pPr>
+        <w:spacing w:line="240" w:lineRule="auto"/>
+        <w:jc w:val="both"/>
+      </w:pPr>
+      <w:r>
+        <w:rPr>
+          <w:b/>
+          <w:bCs/>
+        </w:rPr>
+        <w:t>Interview point:</w:t>
+      </w:r>
+      <w:r>
+        <w:br/>
+        <w:t>Application-level → multiple/all routes</w:t>
+      </w:r>
+      <w:r>
+        <w:br/>
+        <w:t>Route-level → specific route</w:t>
+      </w:r>
+    </w:p>
+    <w:p>
+      <w:pPr>
+        <w:spacing w:line="240" w:lineRule="auto"/>
+        <w:jc w:val="both"/>
+      </w:pPr>
+      <w:r>
+        <w:pict w14:anchorId="58DBC5AA">
+          <v:rect id="_x0000_i1091" style="width:0;height:1.5pt" o:hralign="center" o:hrstd="t" o:hr="t" fillcolor="#a0a0a0" stroked="f"/>
+        </w:pict>
+      </w:r>
+    </w:p>
+    <w:p>
+      <w:pPr>
+        <w:spacing w:line="240" w:lineRule="auto"/>
+        <w:jc w:val="both"/>
+        <w:rPr>
+          <w:b/>
+          <w:bCs/>
+        </w:rPr>
+      </w:pPr>
+      <w:r>
+        <w:rPr>
+          <w:b/>
+          <w:bCs/>
+        </w:rPr>
+        <w:t xml:space="preserve">8. What are </w:t>
+      </w:r>
+      <w:proofErr w:type="spellStart"/>
+      <w:r>
+        <w:rPr>
+          <w:b/>
+          <w:bCs/>
+        </w:rPr>
+        <w:t>req</w:t>
+      </w:r>
+      <w:proofErr w:type="spellEnd"/>
+      <w:r>
+        <w:rPr>
+          <w:b/>
+          <w:bCs/>
+        </w:rPr>
+        <w:t xml:space="preserve"> and res in Express.js?</w:t>
+      </w:r>
+    </w:p>
+    <w:p>
+      <w:pPr>
+        <w:spacing w:line="240" w:lineRule="auto"/>
+        <w:jc w:val="both"/>
+      </w:pPr>
+      <w:r>
+        <w:rPr>
+          <w:b/>
+          <w:bCs/>
+        </w:rPr>
+        <w:t>Answer:</w:t>
+      </w:r>
+    </w:p>
+    <w:p>
+      <w:pPr>
+        <w:spacing w:line="240" w:lineRule="auto"/>
+        <w:jc w:val="both"/>
+      </w:pPr>
+      <w:proofErr w:type="spellStart"/>
+      <w:r>
+        <w:t>req</w:t>
+      </w:r>
+      <w:proofErr w:type="spellEnd"/>
+      <w:r>
+        <w:t xml:space="preserve"> stands for </w:t>
+      </w:r>
+      <w:r>
+        <w:rPr>
+          <w:b/>
+          <w:bCs/>
+        </w:rPr>
+        <w:t>Request</w:t>
+      </w:r>
+      <w:r>
+        <w:t>. It contains information sent by the client.</w:t>
+      </w:r>
+    </w:p>
+    <w:p>
+      <w:pPr>
+        <w:spacing w:line="240" w:lineRule="auto"/>
+        <w:jc w:val="both"/>
+      </w:pPr>
+      <w:r>
+        <w:t>Examples:</w:t>
+      </w:r>
+    </w:p>
+    <w:p>
+      <w:pPr>
+        <w:spacing w:line="240" w:lineRule="auto"/>
+        <w:jc w:val="both"/>
+      </w:pPr>
+      <w:proofErr w:type="spellStart"/>
+      <w:proofErr w:type="gramStart"/>
+      <w:r>
+        <w:t>req.params</w:t>
+      </w:r>
+      <w:proofErr w:type="spellEnd"/>
+      <w:proofErr w:type="gramEnd"/>
+    </w:p>
+    <w:p>
+      <w:pPr>
+        <w:spacing w:line="240" w:lineRule="auto"/>
+        <w:jc w:val="both"/>
+      </w:pPr>
+      <w:proofErr w:type="spellStart"/>
+      <w:proofErr w:type="gramStart"/>
+      <w:r>
+        <w:t>req.query</w:t>
+      </w:r>
+      <w:proofErr w:type="spellEnd"/>
+      <w:proofErr w:type="gramEnd"/>
+    </w:p>
+    <w:p>
+      <w:pPr>
+        <w:spacing w:line="240" w:lineRule="auto"/>
+        <w:jc w:val="both"/>
+      </w:pPr>
+      <w:proofErr w:type="spellStart"/>
+      <w:proofErr w:type="gramStart"/>
+      <w:r>
+        <w:t>req.body</w:t>
+      </w:r>
+      <w:proofErr w:type="spellEnd"/>
+      <w:proofErr w:type="gramEnd"/>
+    </w:p>
+    <w:p>
+      <w:pPr>
+        <w:spacing w:line="240" w:lineRule="auto"/>
+        <w:jc w:val="both"/>
+      </w:pPr>
+      <w:proofErr w:type="spellStart"/>
+      <w:proofErr w:type="gramStart"/>
+      <w:r>
+        <w:t>req.headers</w:t>
+      </w:r>
+      <w:proofErr w:type="spellEnd"/>
+      <w:proofErr w:type="gramEnd"/>
+    </w:p>
+    <w:p>
+      <w:pPr>
+        <w:spacing w:line="240" w:lineRule="auto"/>
+        <w:jc w:val="both"/>
+      </w:pPr>
+      <w:r>
+        <w:t xml:space="preserve">res stands for </w:t>
+      </w:r>
+      <w:r>
+        <w:rPr>
+          <w:b/>
+          <w:bCs/>
+        </w:rPr>
+        <w:t>Response</w:t>
+      </w:r>
+      <w:r>
+        <w:t>. It is used to send a response to the client.</w:t>
+      </w:r>
+    </w:p>
+    <w:p>
+      <w:pPr>
+        <w:spacing w:line="240" w:lineRule="auto"/>
+        <w:jc w:val="both"/>
+      </w:pPr>
+      <w:r>
+        <w:t>Examples:</w:t>
+      </w:r>
+    </w:p>
+    <w:p>
+      <w:pPr>
+        <w:spacing w:line="240" w:lineRule="auto"/>
+        <w:jc w:val="both"/>
+      </w:pPr>
+      <w:proofErr w:type="spellStart"/>
+      <w:proofErr w:type="gramStart"/>
+      <w:r>
+        <w:t>res.send</w:t>
+      </w:r>
+      <w:proofErr w:type="spellEnd"/>
+      <w:proofErr w:type="gramEnd"/>
+      <w:r>
+        <w:t>()</w:t>
+      </w:r>
+    </w:p>
+    <w:p>
+      <w:pPr>
+        <w:spacing w:line="240" w:lineRule="auto"/>
+        <w:jc w:val="both"/>
+      </w:pPr>
+      <w:proofErr w:type="spellStart"/>
+      <w:proofErr w:type="gramStart"/>
+      <w:r>
+        <w:t>res.json</w:t>
+      </w:r>
+      <w:proofErr w:type="spellEnd"/>
+      <w:proofErr w:type="gramEnd"/>
+      <w:r>
+        <w:t>()</w:t>
+      </w:r>
+    </w:p>
+    <w:p>
+      <w:pPr>
+        <w:spacing w:line="240" w:lineRule="auto"/>
+        <w:jc w:val="both"/>
+      </w:pPr>
+      <w:proofErr w:type="spellStart"/>
+      <w:proofErr w:type="gramStart"/>
+      <w:r>
+        <w:t>res.status</w:t>
+      </w:r>
+      <w:proofErr w:type="spellEnd"/>
+      <w:proofErr w:type="gramEnd"/>
+      <w:r>
+        <w:t>()</w:t>
+      </w:r>
+    </w:p>
+    <w:p>
+      <w:pPr>
+        <w:spacing w:line="240" w:lineRule="auto"/>
+        <w:jc w:val="both"/>
+      </w:pPr>
+      <w:r>
+        <w:rPr>
+          <w:b/>
+          <w:bCs/>
+        </w:rPr>
+        <w:t>Example:</w:t>
+      </w:r>
+    </w:p>
+    <w:p>
+      <w:pPr>
+        <w:spacing w:line="240" w:lineRule="auto"/>
+        <w:jc w:val="both"/>
+      </w:pPr>
+      <w:proofErr w:type="spellStart"/>
+      <w:proofErr w:type="gramStart"/>
+      <w:r>
+        <w:t>app.get</w:t>
+      </w:r>
+      <w:proofErr w:type="spellEnd"/>
+      <w:r>
+        <w:t>(</w:t>
+      </w:r>
+      <w:proofErr w:type="gramEnd"/>
+      <w:r>
+        <w:t>"/user/:id", (</w:t>
+      </w:r>
+      <w:proofErr w:type="spellStart"/>
+      <w:r>
+        <w:t>req</w:t>
+      </w:r>
+      <w:proofErr w:type="spellEnd"/>
+      <w:r>
+        <w:t>, res) =&gt; {</w:t>
+      </w:r>
+    </w:p>
+    <w:p>
+      <w:pPr>
+        <w:spacing w:line="240" w:lineRule="auto"/>
+        <w:jc w:val="both"/>
+      </w:pPr>
+      <w:r>
+        <w:lastRenderedPageBreak/>
+        <w:t xml:space="preserve">    console.log(req.params.id);</w:t>
+      </w:r>
+    </w:p>
+    <w:p>
+      <w:pPr>
+        <w:spacing w:line="240" w:lineRule="auto"/>
+        <w:jc w:val="both"/>
+      </w:pPr>
+    </w:p>
+    <w:p>
+      <w:pPr>
+        <w:spacing w:line="240" w:lineRule="auto"/>
+        <w:jc w:val="both"/>
+      </w:pPr>
+      <w:r>
+        <w:t xml:space="preserve">    </w:t>
+      </w:r>
+      <w:proofErr w:type="spellStart"/>
+      <w:proofErr w:type="gramStart"/>
+      <w:r>
+        <w:t>res.json</w:t>
+      </w:r>
+      <w:proofErr w:type="spellEnd"/>
+      <w:proofErr w:type="gramEnd"/>
+      <w:r>
+        <w:t>({</w:t>
+      </w:r>
+    </w:p>
+    <w:p>
+      <w:pPr>
+        <w:spacing w:line="240" w:lineRule="auto"/>
+        <w:jc w:val="both"/>
+      </w:pPr>
+      <w:r>
+        <w:t xml:space="preserve">        message: "User found"</w:t>
+      </w:r>
+    </w:p>
+    <w:p>
+      <w:pPr>
+        <w:spacing w:line="240" w:lineRule="auto"/>
+        <w:jc w:val="both"/>
+      </w:pPr>
+      <w:r>
+        <w:t xml:space="preserve">    });</w:t>
+      </w:r>
+    </w:p>
+    <w:p>
+      <w:pPr>
+        <w:spacing w:line="240" w:lineRule="auto"/>
+        <w:jc w:val="both"/>
+      </w:pPr>
+      <w:r>
+        <w:t>});</w:t>
+      </w:r>
+    </w:p>
+    <w:p>
+      <w:pPr>
+        <w:spacing w:line="240" w:lineRule="auto"/>
+        <w:jc w:val="both"/>
+      </w:pPr>
+      <w:r>
+        <w:pict w14:anchorId="023AEB1F">
+          <v:rect id="_x0000_i1092" style="width:0;height:1.5pt" o:hralign="center" o:hrstd="t" o:hr="t" fillcolor="#a0a0a0" stroked="f"/>
+        </w:pict>
+      </w:r>
+    </w:p>
+    <w:p>
+      <w:pPr>
+        <w:spacing w:line="240" w:lineRule="auto"/>
+        <w:jc w:val="both"/>
+        <w:rPr>
+          <w:b/>
+          <w:bCs/>
+        </w:rPr>
+      </w:pPr>
+      <w:r>
+        <w:rPr>
+          <w:b/>
+          <w:bCs/>
+        </w:rPr>
+        <w:t>9. How do you handle errors in Express.js?</w:t>
+      </w:r>
+    </w:p>
+    <w:p>
+      <w:pPr>
+        <w:spacing w:line="240" w:lineRule="auto"/>
+        <w:jc w:val="both"/>
+      </w:pPr>
+      <w:r>
+        <w:rPr>
+          <w:b/>
+          <w:bCs/>
+        </w:rPr>
+        <w:t>Answer:</w:t>
+      </w:r>
+      <w:r>
+        <w:br/>
+        <w:t xml:space="preserve">Express.js provides </w:t>
+      </w:r>
+      <w:r>
+        <w:rPr>
+          <w:b/>
+          <w:bCs/>
+        </w:rPr>
+        <w:t>error-handling middleware</w:t>
+      </w:r>
+      <w:r>
+        <w:t>. It has four parameters:</w:t>
+      </w:r>
+    </w:p>
+    <w:p>
+      <w:pPr>
+        <w:spacing w:line="240" w:lineRule="auto"/>
+        <w:jc w:val="both"/>
+      </w:pPr>
+      <w:r>
+        <w:t xml:space="preserve">(err, </w:t>
+      </w:r>
+      <w:proofErr w:type="spellStart"/>
+      <w:r>
+        <w:t>req</w:t>
+      </w:r>
+      <w:proofErr w:type="spellEnd"/>
+      <w:r>
+        <w:t>, res, next)</w:t>
+      </w:r>
+    </w:p>
+    <w:p>
+      <w:pPr>
+        <w:spacing w:line="240" w:lineRule="auto"/>
+        <w:jc w:val="both"/>
+      </w:pPr>
+      <w:r>
+        <w:rPr>
+          <w:b/>
+          <w:bCs/>
+        </w:rPr>
+        <w:t>Example:</w:t>
+      </w:r>
+    </w:p>
+    <w:p>
+      <w:pPr>
+        <w:spacing w:line="240" w:lineRule="auto"/>
+        <w:jc w:val="both"/>
+      </w:pPr>
+      <w:proofErr w:type="spellStart"/>
+      <w:proofErr w:type="gramStart"/>
+      <w:r>
+        <w:t>app.use</w:t>
+      </w:r>
+      <w:proofErr w:type="spellEnd"/>
+      <w:r>
+        <w:t>(</w:t>
+      </w:r>
+      <w:proofErr w:type="gramEnd"/>
+      <w:r>
+        <w:t xml:space="preserve">(err, </w:t>
+      </w:r>
+      <w:proofErr w:type="spellStart"/>
+      <w:r>
+        <w:t>req</w:t>
+      </w:r>
+      <w:proofErr w:type="spellEnd"/>
+      <w:r>
+        <w:t>, res, next) =&gt; {</w:t>
+      </w:r>
+    </w:p>
+    <w:p>
+      <w:pPr>
+        <w:spacing w:line="240" w:lineRule="auto"/>
+        <w:jc w:val="both"/>
+      </w:pPr>
+      <w:r>
+        <w:t xml:space="preserve">    </w:t>
+      </w:r>
+      <w:proofErr w:type="spellStart"/>
+      <w:proofErr w:type="gramStart"/>
+      <w:r>
+        <w:t>console.error</w:t>
+      </w:r>
+      <w:proofErr w:type="spellEnd"/>
+      <w:proofErr w:type="gramEnd"/>
+      <w:r>
+        <w:t>(err);</w:t>
+      </w:r>
+    </w:p>
+    <w:p>
+      <w:pPr>
+        <w:spacing w:line="240" w:lineRule="auto"/>
+        <w:jc w:val="both"/>
+      </w:pPr>
+    </w:p>
+    <w:p>
+      <w:pPr>
+        <w:spacing w:line="240" w:lineRule="auto"/>
+        <w:jc w:val="both"/>
+      </w:pPr>
+      <w:r>
+        <w:t xml:space="preserve">    </w:t>
+      </w:r>
+      <w:proofErr w:type="spellStart"/>
+      <w:proofErr w:type="gramStart"/>
+      <w:r>
+        <w:t>res.status</w:t>
+      </w:r>
+      <w:proofErr w:type="spellEnd"/>
+      <w:proofErr w:type="gramEnd"/>
+      <w:r>
+        <w:t>(500</w:t>
+      </w:r>
+      <w:proofErr w:type="gramStart"/>
+      <w:r>
+        <w:t>).</w:t>
+      </w:r>
+      <w:proofErr w:type="spellStart"/>
+      <w:r>
+        <w:t>json</w:t>
+      </w:r>
+      <w:proofErr w:type="spellEnd"/>
+      <w:proofErr w:type="gramEnd"/>
+      <w:r>
+        <w:t>({</w:t>
+      </w:r>
+    </w:p>
+    <w:p>
+      <w:pPr>
+        <w:spacing w:line="240" w:lineRule="auto"/>
+        <w:jc w:val="both"/>
+      </w:pPr>
+      <w:r>
+        <w:t xml:space="preserve">        message: "Internal Server Error"</w:t>
+      </w:r>
+    </w:p>
+    <w:p>
+      <w:pPr>
+        <w:spacing w:line="240" w:lineRule="auto"/>
+        <w:jc w:val="both"/>
+      </w:pPr>
+      <w:r>
+        <w:t xml:space="preserve">    });</w:t>
+      </w:r>
+    </w:p>
+    <w:p>
+      <w:pPr>
+        <w:spacing w:line="240" w:lineRule="auto"/>
+        <w:jc w:val="both"/>
+      </w:pPr>
+      <w:r>
+        <w:t>});</w:t>
+      </w:r>
+    </w:p>
+    <w:p>
+      <w:pPr>
+        <w:spacing w:line="240" w:lineRule="auto"/>
+        <w:jc w:val="both"/>
+      </w:pPr>
+      <w:r>
+        <w:t>You can also pass an error using:</w:t>
+      </w:r>
+    </w:p>
+    <w:p>
+      <w:pPr>
+        <w:spacing w:line="240" w:lineRule="auto"/>
+        <w:jc w:val="both"/>
+      </w:pPr>
+      <w:r>
+        <w:t>next(error);</w:t>
+      </w:r>
+    </w:p>
+    <w:p>
+      <w:pPr>
+        <w:spacing w:line="240" w:lineRule="auto"/>
+        <w:jc w:val="both"/>
+      </w:pPr>
+      <w:r>
+        <w:pict w14:anchorId="295AA801">
+          <v:rect id="_x0000_i1093" style="width:0;height:1.5pt" o:hralign="center" o:hrstd="t" o:hr="t" fillcolor="#a0a0a0" stroked="f"/>
+        </w:pict>
+      </w:r>
+    </w:p>
+    <w:p>
+      <w:pPr>
+        <w:spacing w:line="240" w:lineRule="auto"/>
+        <w:jc w:val="both"/>
+        <w:rPr>
+          <w:b/>
+          <w:bCs/>
+        </w:rPr>
+      </w:pPr>
+      <w:r>
+        <w:rPr>
+          <w:b/>
+          <w:bCs/>
+        </w:rPr>
+        <w:t xml:space="preserve">10. What is the difference between </w:t>
+      </w:r>
+      <w:proofErr w:type="spellStart"/>
+      <w:proofErr w:type="gramStart"/>
+      <w:r>
+        <w:rPr>
+          <w:b/>
+          <w:bCs/>
+        </w:rPr>
+        <w:t>express.json</w:t>
+      </w:r>
+      <w:proofErr w:type="spellEnd"/>
+      <w:proofErr w:type="gramEnd"/>
+      <w:r>
+        <w:rPr>
+          <w:b/>
+          <w:bCs/>
+        </w:rPr>
+        <w:t xml:space="preserve">() and </w:t>
+      </w:r>
+      <w:proofErr w:type="spellStart"/>
+      <w:proofErr w:type="gramStart"/>
+      <w:r>
+        <w:rPr>
+          <w:b/>
+          <w:bCs/>
+        </w:rPr>
+        <w:t>express.urlencoded</w:t>
+      </w:r>
+      <w:proofErr w:type="spellEnd"/>
+      <w:proofErr w:type="gramEnd"/>
+      <w:r>
+        <w:rPr>
+          <w:b/>
+          <w:bCs/>
+        </w:rPr>
+        <w:t>()?</w:t>
+      </w:r>
+    </w:p>
+    <w:p>
+      <w:pPr>
+        <w:spacing w:line="240" w:lineRule="auto"/>
+        <w:jc w:val="both"/>
+      </w:pPr>
+      <w:r>
+        <w:rPr>
+          <w:b/>
+          <w:bCs/>
+        </w:rPr>
+        <w:t>Answer:</w:t>
+      </w:r>
+    </w:p>
+    <w:p>
+      <w:pPr>
+        <w:spacing w:line="240" w:lineRule="auto"/>
+        <w:jc w:val="both"/>
+      </w:pPr>
+      <w:proofErr w:type="spellStart"/>
+      <w:proofErr w:type="gramStart"/>
+      <w:r>
+        <w:t>express.json</w:t>
+      </w:r>
+      <w:proofErr w:type="spellEnd"/>
+      <w:proofErr w:type="gramEnd"/>
+      <w:r>
+        <w:t xml:space="preserve">() parses incoming requests containing </w:t>
+      </w:r>
+      <w:r>
+        <w:rPr>
+          <w:b/>
+          <w:bCs/>
+        </w:rPr>
+        <w:t>JSON data</w:t>
+      </w:r>
+      <w:r>
+        <w:t>.</w:t>
+      </w:r>
+    </w:p>
+    <w:p>
+      <w:pPr>
+        <w:spacing w:line="240" w:lineRule="auto"/>
+        <w:jc w:val="both"/>
+      </w:pPr>
+      <w:proofErr w:type="spellStart"/>
+      <w:r>
+        <w:t>app.use</w:t>
+      </w:r>
+      <w:proofErr w:type="spellEnd"/>
+      <w:r>
+        <w:t>(</w:t>
+      </w:r>
+      <w:proofErr w:type="spellStart"/>
+      <w:proofErr w:type="gramStart"/>
+      <w:r>
+        <w:t>express.json</w:t>
+      </w:r>
+      <w:proofErr w:type="spellEnd"/>
+      <w:proofErr w:type="gramEnd"/>
+      <w:r>
+        <w:t>());</w:t>
+      </w:r>
+    </w:p>
+    <w:p>
+      <w:pPr>
+        <w:spacing w:line="240" w:lineRule="auto"/>
+        <w:jc w:val="both"/>
+      </w:pPr>
+      <w:r>
+        <w:t>For example:</w:t>
+      </w:r>
+    </w:p>
+    <w:p>
+      <w:pPr>
+        <w:spacing w:line="240" w:lineRule="auto"/>
+        <w:jc w:val="both"/>
+      </w:pPr>
+      <w:r>
+        <w:t>{</w:t>
+      </w:r>
+    </w:p>
+    <w:p>
+      <w:pPr>
+        <w:spacing w:line="240" w:lineRule="auto"/>
+        <w:jc w:val="both"/>
+      </w:pPr>
+      <w:r>
+        <w:t xml:space="preserve">    "name": "Sandeep",</w:t>
+      </w:r>
+    </w:p>
+    <w:p>
+      <w:pPr>
+        <w:spacing w:line="240" w:lineRule="auto"/>
+        <w:jc w:val="both"/>
+      </w:pPr>
+      <w:r>
+        <w:t xml:space="preserve">    "email": "test@gmail.com"</w:t>
+      </w:r>
+    </w:p>
+    <w:p>
+      <w:pPr>
+        <w:spacing w:line="240" w:lineRule="auto"/>
+        <w:jc w:val="both"/>
+      </w:pPr>
+      <w:r>
+        <w:t>}</w:t>
+      </w:r>
+    </w:p>
+    <w:p>
+      <w:pPr>
+        <w:spacing w:line="240" w:lineRule="auto"/>
+        <w:jc w:val="both"/>
+      </w:pPr>
+      <w:proofErr w:type="spellStart"/>
+      <w:proofErr w:type="gramStart"/>
+      <w:r>
+        <w:lastRenderedPageBreak/>
+        <w:t>express.urlencoded</w:t>
+      </w:r>
+      <w:proofErr w:type="spellEnd"/>
+      <w:proofErr w:type="gramEnd"/>
+      <w:r>
+        <w:t xml:space="preserve">() parses data sent using </w:t>
+      </w:r>
+      <w:r>
+        <w:rPr>
+          <w:b/>
+          <w:bCs/>
+        </w:rPr>
+        <w:t>URL-encoded form data</w:t>
+      </w:r>
+      <w:r>
+        <w:t>.</w:t>
+      </w:r>
+    </w:p>
+    <w:p>
+      <w:pPr>
+        <w:spacing w:line="240" w:lineRule="auto"/>
+        <w:jc w:val="both"/>
+      </w:pPr>
+      <w:proofErr w:type="spellStart"/>
+      <w:proofErr w:type="gramStart"/>
+      <w:r>
+        <w:t>app.use</w:t>
+      </w:r>
+      <w:proofErr w:type="spellEnd"/>
+      <w:r>
+        <w:t>(</w:t>
+      </w:r>
+      <w:proofErr w:type="spellStart"/>
+      <w:r>
+        <w:t>express.urlencoded</w:t>
+      </w:r>
+      <w:proofErr w:type="spellEnd"/>
+      <w:r>
+        <w:t>({ extended</w:t>
+      </w:r>
+      <w:proofErr w:type="gramEnd"/>
+      <w:r>
+        <w:t xml:space="preserve">: </w:t>
+      </w:r>
+      <w:proofErr w:type="gramStart"/>
+      <w:r>
+        <w:t>true }</w:t>
+      </w:r>
+      <w:proofErr w:type="gramEnd"/>
+      <w:r>
+        <w:t>));</w:t>
+      </w:r>
+    </w:p>
+    <w:p>
+      <w:pPr>
+        <w:spacing w:line="240" w:lineRule="auto"/>
+        <w:jc w:val="both"/>
+      </w:pPr>
+      <w:r>
+        <w:rPr>
+          <w:b/>
+          <w:bCs/>
+        </w:rPr>
+        <w:t>Interview point:</w:t>
+      </w:r>
+    </w:p>
+    <w:p>
+      <w:pPr>
+        <w:numPr>
+          <w:ilvl w:val="0"/>
+          <w:numId w:val="8"/>
+        </w:numPr>
+        <w:spacing w:line="240" w:lineRule="auto"/>
+        <w:jc w:val="both"/>
+      </w:pPr>
+      <w:proofErr w:type="spellStart"/>
+      <w:proofErr w:type="gramStart"/>
+      <w:r>
+        <w:t>express.json</w:t>
+      </w:r>
+      <w:proofErr w:type="spellEnd"/>
+      <w:proofErr w:type="gramEnd"/>
+      <w:r>
+        <w:t xml:space="preserve">() → JSON request body </w:t>
+      </w:r>
+    </w:p>
+    <w:p>
+      <w:pPr>
+        <w:numPr>
+          <w:ilvl w:val="0"/>
+          <w:numId w:val="8"/>
+        </w:numPr>
+        <w:spacing w:line="240" w:lineRule="auto"/>
+        <w:jc w:val="both"/>
+      </w:pPr>
+      <w:proofErr w:type="spellStart"/>
+      <w:proofErr w:type="gramStart"/>
+      <w:r>
+        <w:t>express.urlencoded</w:t>
+      </w:r>
+      <w:proofErr w:type="spellEnd"/>
+      <w:proofErr w:type="gramEnd"/>
+      <w:r>
+        <w:t xml:space="preserve">() → HTML/form URL-encoded data </w:t>
+      </w:r>
+    </w:p>
+    <w:p>
+      <w:pPr>
+        <w:spacing w:line="240" w:lineRule="auto"/>
+        <w:jc w:val="both"/>
+      </w:pPr>
+      <w:r>
+        <w:pict w14:anchorId="15EBFA7F">
+          <v:rect id="_x0000_i1094" style="width:0;height:1.5pt" o:hralign="center" o:hrstd="t" o:hr="t" fillcolor="#a0a0a0" stroked="f"/>
+        </w:pict>
+      </w:r>
+    </w:p>
     <w:sectPr>
       <w:pgSz w:w="11906" w:h="16838"/>
       <w:pgMar w:top="1440" w:right="1440" w:bottom="1440" w:left="1440" w:header="708" w:footer="708" w:gutter="0"/>
@@ -165,6 +2684,155 @@
     </w:lvl>
   </w:abstractNum>
   <w:abstractNum w:abstractNumId="1" w15:restartNumberingAfterBreak="0">
+    <w:nsid w:val="0ED06E3F"/>
+    <w:multiLevelType w:val="multilevel"/>
+    <w:tmpl w:val="558AF5C8"/>
+    <w:lvl w:ilvl="0">
+      <w:start w:val="1"/>
+      <w:numFmt w:val="bullet"/>
+      <w:lvlText w:val=""/>
+      <w:lvlJc w:val="left"/>
+      <w:pPr>
+        <w:tabs>
+          <w:tab w:val="num" w:pos="720"/>
+        </w:tabs>
+        <w:ind w:left="720" w:hanging="360"/>
+      </w:pPr>
+      <w:rPr>
+        <w:rFonts w:ascii="Symbol" w:hAnsi="Symbol" w:hint="default"/>
+        <w:sz w:val="20"/>
+      </w:rPr>
+    </w:lvl>
+    <w:lvl w:ilvl="1" w:tentative="1">
+      <w:start w:val="1"/>
+      <w:numFmt w:val="bullet"/>
+      <w:lvlText w:val="o"/>
+      <w:lvlJc w:val="left"/>
+      <w:pPr>
+        <w:tabs>
+          <w:tab w:val="num" w:pos="1440"/>
+        </w:tabs>
+        <w:ind w:left="1440" w:hanging="360"/>
+      </w:pPr>
+      <w:rPr>
+        <w:rFonts w:ascii="Courier New" w:hAnsi="Courier New" w:hint="default"/>
+        <w:sz w:val="20"/>
+      </w:rPr>
+    </w:lvl>
+    <w:lvl w:ilvl="2" w:tentative="1">
+      <w:start w:val="1"/>
+      <w:numFmt w:val="bullet"/>
+      <w:lvlText w:val=""/>
+      <w:lvlJc w:val="left"/>
+      <w:pPr>
+        <w:tabs>
+          <w:tab w:val="num" w:pos="2160"/>
+        </w:tabs>
+        <w:ind w:left="2160" w:hanging="360"/>
+      </w:pPr>
+      <w:rPr>
+        <w:rFonts w:ascii="Wingdings" w:hAnsi="Wingdings" w:hint="default"/>
+        <w:sz w:val="20"/>
+      </w:rPr>
+    </w:lvl>
+    <w:lvl w:ilvl="3" w:tentative="1">
+      <w:start w:val="1"/>
+      <w:numFmt w:val="bullet"/>
+      <w:lvlText w:val=""/>
+      <w:lvlJc w:val="left"/>
+      <w:pPr>
+        <w:tabs>
+          <w:tab w:val="num" w:pos="2880"/>
+        </w:tabs>
+        <w:ind w:left="2880" w:hanging="360"/>
+      </w:pPr>
+      <w:rPr>
+        <w:rFonts w:ascii="Wingdings" w:hAnsi="Wingdings" w:hint="default"/>
+        <w:sz w:val="20"/>
+      </w:rPr>
+    </w:lvl>
+    <w:lvl w:ilvl="4" w:tentative="1">
+      <w:start w:val="1"/>
+      <w:numFmt w:val="bullet"/>
+      <w:lvlText w:val=""/>
+      <w:lvlJc w:val="left"/>
+      <w:pPr>
+        <w:tabs>
+          <w:tab w:val="num" w:pos="3600"/>
+        </w:tabs>
+        <w:ind w:left="3600" w:hanging="360"/>
+      </w:pPr>
+      <w:rPr>
+        <w:rFonts w:ascii="Wingdings" w:hAnsi="Wingdings" w:hint="default"/>
+        <w:sz w:val="20"/>
+      </w:rPr>
+    </w:lvl>
+    <w:lvl w:ilvl="5" w:tentative="1">
+      <w:start w:val="1"/>
+      <w:numFmt w:val="bullet"/>
+      <w:lvlText w:val=""/>
+      <w:lvlJc w:val="left"/>
+      <w:pPr>
+        <w:tabs>
+          <w:tab w:val="num" w:pos="4320"/>
+        </w:tabs>
+        <w:ind w:left="4320" w:hanging="360"/>
+      </w:pPr>
+      <w:rPr>
+        <w:rFonts w:ascii="Wingdings" w:hAnsi="Wingdings" w:hint="default"/>
+        <w:sz w:val="20"/>
+      </w:rPr>
+    </w:lvl>
+    <w:lvl w:ilvl="6" w:tentative="1">
+      <w:start w:val="1"/>
+      <w:numFmt w:val="bullet"/>
+      <w:lvlText w:val=""/>
+      <w:lvlJc w:val="left"/>
+      <w:pPr>
+        <w:tabs>
+          <w:tab w:val="num" w:pos="5040"/>
+        </w:tabs>
+        <w:ind w:left="5040" w:hanging="360"/>
+      </w:pPr>
+      <w:rPr>
+        <w:rFonts w:ascii="Wingdings" w:hAnsi="Wingdings" w:hint="default"/>
+        <w:sz w:val="20"/>
+      </w:rPr>
+    </w:lvl>
+    <w:lvl w:ilvl="7" w:tentative="1">
+      <w:start w:val="1"/>
+      <w:numFmt w:val="bullet"/>
+      <w:lvlText w:val=""/>
+      <w:lvlJc w:val="left"/>
+      <w:pPr>
+        <w:tabs>
+          <w:tab w:val="num" w:pos="5760"/>
+        </w:tabs>
+        <w:ind w:left="5760" w:hanging="360"/>
+      </w:pPr>
+      <w:rPr>
+        <w:rFonts w:ascii="Wingdings" w:hAnsi="Wingdings" w:hint="default"/>
+        <w:sz w:val="20"/>
+      </w:rPr>
+    </w:lvl>
+    <w:lvl w:ilvl="8" w:tentative="1">
+      <w:start w:val="1"/>
+      <w:numFmt w:val="bullet"/>
+      <w:lvlText w:val=""/>
+      <w:lvlJc w:val="left"/>
+      <w:pPr>
+        <w:tabs>
+          <w:tab w:val="num" w:pos="6480"/>
+        </w:tabs>
+        <w:ind w:left="6480" w:hanging="360"/>
+      </w:pPr>
+      <w:rPr>
+        <w:rFonts w:ascii="Wingdings" w:hAnsi="Wingdings" w:hint="default"/>
+        <w:sz w:val="20"/>
+      </w:rPr>
+    </w:lvl>
+  </w:abstractNum>
+  <w:abstractNum w:abstractNumId="2" w15:restartNumberingAfterBreak="0">
     <w:nsid w:val="112A2E89"/>
     <w:multiLevelType w:val="multilevel"/>
     <w:tmpl w:val="F7F2B8E0"/>
@@ -313,7 +2981,7 @@
       </w:rPr>
     </w:lvl>
   </w:abstractNum>
-  <w:abstractNum w:abstractNumId="2" w15:restartNumberingAfterBreak="0">
+  <w:abstractNum w:abstractNumId="3" w15:restartNumberingAfterBreak="0">
     <w:nsid w:val="15936165"/>
     <w:multiLevelType w:val="multilevel"/>
     <w:tmpl w:val="6F32407A"/>
@@ -462,7 +3130,7 @@
       </w:rPr>
     </w:lvl>
   </w:abstractNum>
-  <w:abstractNum w:abstractNumId="3" w15:restartNumberingAfterBreak="0">
+  <w:abstractNum w:abstractNumId="4" w15:restartNumberingAfterBreak="0">
     <w:nsid w:val="16DC2521"/>
     <w:multiLevelType w:val="multilevel"/>
     <w:tmpl w:val="337EE07E"/>
@@ -575,7 +3243,7 @@
       </w:pPr>
     </w:lvl>
   </w:abstractNum>
-  <w:abstractNum w:abstractNumId="4" w15:restartNumberingAfterBreak="0">
+  <w:abstractNum w:abstractNumId="5" w15:restartNumberingAfterBreak="0">
     <w:nsid w:val="1CA652EE"/>
     <w:multiLevelType w:val="multilevel"/>
     <w:tmpl w:val="7A929EE4"/>
@@ -724,7 +3392,156 @@
       </w:rPr>
     </w:lvl>
   </w:abstractNum>
-  <w:abstractNum w:abstractNumId="5" w15:restartNumberingAfterBreak="0">
+  <w:abstractNum w:abstractNumId="6" w15:restartNumberingAfterBreak="0">
+    <w:nsid w:val="456043B9"/>
+    <w:multiLevelType w:val="multilevel"/>
+    <w:tmpl w:val="AF7EE8E6"/>
+    <w:lvl w:ilvl="0">
+      <w:start w:val="1"/>
+      <w:numFmt w:val="bullet"/>
+      <w:lvlText w:val=""/>
+      <w:lvlJc w:val="left"/>
+      <w:pPr>
+        <w:tabs>
+          <w:tab w:val="num" w:pos="720"/>
+        </w:tabs>
+        <w:ind w:left="720" w:hanging="360"/>
+      </w:pPr>
+      <w:rPr>
+        <w:rFonts w:ascii="Symbol" w:hAnsi="Symbol" w:hint="default"/>
+        <w:sz w:val="20"/>
+      </w:rPr>
+    </w:lvl>
+    <w:lvl w:ilvl="1" w:tentative="1">
+      <w:start w:val="1"/>
+      <w:numFmt w:val="bullet"/>
+      <w:lvlText w:val="o"/>
+      <w:lvlJc w:val="left"/>
+      <w:pPr>
+        <w:tabs>
+          <w:tab w:val="num" w:pos="1440"/>
+        </w:tabs>
+        <w:ind w:left="1440" w:hanging="360"/>
+      </w:pPr>
+      <w:rPr>
+        <w:rFonts w:ascii="Courier New" w:hAnsi="Courier New" w:hint="default"/>
+        <w:sz w:val="20"/>
+      </w:rPr>
+    </w:lvl>
+    <w:lvl w:ilvl="2" w:tentative="1">
+      <w:start w:val="1"/>
+      <w:numFmt w:val="bullet"/>
+      <w:lvlText w:val=""/>
+      <w:lvlJc w:val="left"/>
+      <w:pPr>
+        <w:tabs>
+          <w:tab w:val="num" w:pos="2160"/>
+        </w:tabs>
+        <w:ind w:left="2160" w:hanging="360"/>
+      </w:pPr>
+      <w:rPr>
+        <w:rFonts w:ascii="Wingdings" w:hAnsi="Wingdings" w:hint="default"/>
+        <w:sz w:val="20"/>
+      </w:rPr>
+    </w:lvl>
+    <w:lvl w:ilvl="3" w:tentative="1">
+      <w:start w:val="1"/>
+      <w:numFmt w:val="bullet"/>
+      <w:lvlText w:val=""/>
+      <w:lvlJc w:val="left"/>
+      <w:pPr>
+        <w:tabs>
+          <w:tab w:val="num" w:pos="2880"/>
+        </w:tabs>
+        <w:ind w:left="2880" w:hanging="360"/>
+      </w:pPr>
+      <w:rPr>
+        <w:rFonts w:ascii="Wingdings" w:hAnsi="Wingdings" w:hint="default"/>
+        <w:sz w:val="20"/>
+      </w:rPr>
+    </w:lvl>
+    <w:lvl w:ilvl="4" w:tentative="1">
+      <w:start w:val="1"/>
+      <w:numFmt w:val="bullet"/>
+      <w:lvlText w:val=""/>
+      <w:lvlJc w:val="left"/>
+      <w:pPr>
+        <w:tabs>
+          <w:tab w:val="num" w:pos="3600"/>
+        </w:tabs>
+        <w:ind w:left="3600" w:hanging="360"/>
+      </w:pPr>
+      <w:rPr>
+        <w:rFonts w:ascii="Wingdings" w:hAnsi="Wingdings" w:hint="default"/>
+        <w:sz w:val="20"/>
+      </w:rPr>
+    </w:lvl>
+    <w:lvl w:ilvl="5" w:tentative="1">
+      <w:start w:val="1"/>
+      <w:numFmt w:val="bullet"/>
+      <w:lvlText w:val=""/>
+      <w:lvlJc w:val="left"/>
+      <w:pPr>
+        <w:tabs>
+          <w:tab w:val="num" w:pos="4320"/>
+        </w:tabs>
+        <w:ind w:left="4320" w:hanging="360"/>
+      </w:pPr>
+      <w:rPr>
+        <w:rFonts w:ascii="Wingdings" w:hAnsi="Wingdings" w:hint="default"/>
+        <w:sz w:val="20"/>
+      </w:rPr>
+    </w:lvl>
+    <w:lvl w:ilvl="6" w:tentative="1">
+      <w:start w:val="1"/>
+      <w:numFmt w:val="bullet"/>
+      <w:lvlText w:val=""/>
+      <w:lvlJc w:val="left"/>
+      <w:pPr>
+        <w:tabs>
+          <w:tab w:val="num" w:pos="5040"/>
+        </w:tabs>
+        <w:ind w:left="5040" w:hanging="360"/>
+      </w:pPr>
+      <w:rPr>
+        <w:rFonts w:ascii="Wingdings" w:hAnsi="Wingdings" w:hint="default"/>
+        <w:sz w:val="20"/>
+      </w:rPr>
+    </w:lvl>
+    <w:lvl w:ilvl="7" w:tentative="1">
+      <w:start w:val="1"/>
+      <w:numFmt w:val="bullet"/>
+      <w:lvlText w:val=""/>
+      <w:lvlJc w:val="left"/>
+      <w:pPr>
+        <w:tabs>
+          <w:tab w:val="num" w:pos="5760"/>
+        </w:tabs>
+        <w:ind w:left="5760" w:hanging="360"/>
+      </w:pPr>
+      <w:rPr>
+        <w:rFonts w:ascii="Wingdings" w:hAnsi="Wingdings" w:hint="default"/>
+        <w:sz w:val="20"/>
+      </w:rPr>
+    </w:lvl>
+    <w:lvl w:ilvl="8" w:tentative="1">
+      <w:start w:val="1"/>
+      <w:numFmt w:val="bullet"/>
+      <w:lvlText w:val=""/>
+      <w:lvlJc w:val="left"/>
+      <w:pPr>
+        <w:tabs>
+          <w:tab w:val="num" w:pos="6480"/>
+        </w:tabs>
+        <w:ind w:left="6480" w:hanging="360"/>
+      </w:pPr>
+      <w:rPr>
+        <w:rFonts w:ascii="Wingdings" w:hAnsi="Wingdings" w:hint="default"/>
+        <w:sz w:val="20"/>
+      </w:rPr>
+    </w:lvl>
+  </w:abstractNum>
+  <w:abstractNum w:abstractNumId="7" w15:restartNumberingAfterBreak="0">
     <w:nsid w:val="5DCB6FFB"/>
     <w:multiLevelType w:val="multilevel"/>
     <w:tmpl w:val="9A4AAC12"/>
@@ -838,22 +3655,28 @@
     </w:lvl>
   </w:abstractNum>
   <w:num w:numId="1" w16cid:durableId="2108841196">
+    <w:abstractNumId w:val="3"/>
+  </w:num>
+  <w:num w:numId="2" w16cid:durableId="126553695">
+    <w:abstractNumId w:val="5"/>
+  </w:num>
+  <w:num w:numId="3" w16cid:durableId="100728985">
     <w:abstractNumId w:val="2"/>
   </w:num>
-  <w:num w:numId="2" w16cid:durableId="126553695">
+  <w:num w:numId="4" w16cid:durableId="1907757565">
     <w:abstractNumId w:val="4"/>
-  </w:num>
-  <w:num w:numId="3" w16cid:durableId="100728985">
-    <w:abstractNumId w:val="1"/>
-  </w:num>
-  <w:num w:numId="4" w16cid:durableId="1907757565">
-    <w:abstractNumId w:val="3"/>
   </w:num>
   <w:num w:numId="5" w16cid:durableId="264388844">
     <w:abstractNumId w:val="0"/>
   </w:num>
   <w:num w:numId="6" w16cid:durableId="1690373100">
-    <w:abstractNumId w:val="5"/>
+    <w:abstractNumId w:val="7"/>
+  </w:num>
+  <w:num w:numId="7" w16cid:durableId="1248273968">
+    <w:abstractNumId w:val="1"/>
+  </w:num>
+  <w:num w:numId="8" w16cid:durableId="705957522">
+    <w:abstractNumId w:val="6"/>
   </w:num>
 </w:numbering>
 </file>
@@ -1461,7 +4284,6 @@
   <w:style w:type="character" w:default="1" w:styleId="DefaultParagraphFont">
     <w:name w:val="Default Paragraph Font"/>
     <w:uiPriority w:val="1"/>
-    <w:semiHidden/>
     <w:unhideWhenUsed/>
   </w:style>
   <w:style w:type="table" w:default="1" w:styleId="TableNormal">

--- a/interview questions/6.express.js.docx
+++ b/interview questions/6.express.js.docx
@@ -185,7 +185,7 @@
       </w:pPr>
       <w:r>
         <w:pict w14:anchorId="42B8E163">
-          <v:rect id="_x0000_i1085" style="width:0;height:1.5pt" o:hralign="center" o:hrstd="t" o:hr="t" fillcolor="#a0a0a0" stroked="f"/>
+          <v:rect id="_x0000_i1025" style="width:0;height:1.5pt" o:hralign="center" o:hrstd="t" o:hr="t" fillcolor="#a0a0a0" stroked="f"/>
         </w:pict>
       </w:r>
     </w:p>
@@ -334,7 +334,7 @@
       </w:pPr>
       <w:r>
         <w:pict w14:anchorId="49AB7DAA">
-          <v:rect id="_x0000_i1086" style="width:0;height:1.5pt" o:hralign="center" o:hrstd="t" o:hr="t" fillcolor="#a0a0a0" stroked="f"/>
+          <v:rect id="_x0000_i1026" style="width:0;height:1.5pt" o:hralign="center" o:hrstd="t" o:hr="t" fillcolor="#a0a0a0" stroked="f"/>
         </w:pict>
       </w:r>
     </w:p>
@@ -498,7 +498,7 @@
       </w:pPr>
       <w:r>
         <w:pict w14:anchorId="5300AF69">
-          <v:rect id="_x0000_i1087" style="width:0;height:1.5pt" o:hralign="center" o:hrstd="t" o:hr="t" fillcolor="#a0a0a0" stroked="f"/>
+          <v:rect id="_x0000_i1027" style="width:0;height:1.5pt" o:hralign="center" o:hrstd="t" o:hr="t" fillcolor="#a0a0a0" stroked="f"/>
         </w:pict>
       </w:r>
     </w:p>
@@ -691,7 +691,7 @@
       </w:pPr>
       <w:r>
         <w:pict w14:anchorId="5C562204">
-          <v:rect id="_x0000_i1088" style="width:0;height:1.5pt" o:hralign="center" o:hrstd="t" o:hr="t" fillcolor="#a0a0a0" stroked="f"/>
+          <v:rect id="_x0000_i1028" style="width:0;height:1.5pt" o:hralign="center" o:hrstd="t" o:hr="t" fillcolor="#a0a0a0" stroked="f"/>
         </w:pict>
       </w:r>
     </w:p>
@@ -1003,7 +1003,7 @@
       <w:r>
         <w:lastRenderedPageBreak/>
         <w:pict w14:anchorId="6F63C93E">
-          <v:rect id="_x0000_i1089" style="width:0;height:1.5pt" o:hralign="center" o:hrstd="t" o:hr="t" fillcolor="#a0a0a0" stroked="f"/>
+          <v:rect id="_x0000_i1029" style="width:0;height:1.5pt" o:hralign="center" o:hrstd="t" o:hr="t" fillcolor="#a0a0a0" stroked="f"/>
         </w:pict>
       </w:r>
     </w:p>
@@ -1221,15 +1221,7 @@
       </w:r>
       <w:proofErr w:type="gramEnd"/>
       <w:r>
-        <w:t>"/", (</w:t>
-      </w:r>
-      <w:proofErr w:type="spellStart"/>
-      <w:r>
-        <w:t>req</w:t>
-      </w:r>
-      <w:proofErr w:type="spellEnd"/>
-      <w:r>
-        <w:t>, res) =&gt; {</w:t>
+        <w:t>"/", (req, res) =&gt; {</w:t>
       </w:r>
     </w:p>
     <w:p>
@@ -1398,7 +1390,7 @@
       </w:pPr>
       <w:r>
         <w:pict w14:anchorId="622C4EE6">
-          <v:rect id="_x0000_i1090" style="width:0;height:1.5pt" o:hralign="center" o:hrstd="t" o:hr="t" fillcolor="#a0a0a0" stroked="f"/>
+          <v:rect id="_x0000_i1030" style="width:0;height:1.5pt" o:hralign="center" o:hrstd="t" o:hr="t" fillcolor="#a0a0a0" stroked="f"/>
         </w:pict>
       </w:r>
     </w:p>
@@ -1697,7 +1689,7 @@
       </w:pPr>
       <w:r>
         <w:pict w14:anchorId="58DBC5AA">
-          <v:rect id="_x0000_i1091" style="width:0;height:1.5pt" o:hralign="center" o:hrstd="t" o:hr="t" fillcolor="#a0a0a0" stroked="f"/>
+          <v:rect id="_x0000_i1031" style="width:0;height:1.5pt" o:hralign="center" o:hrstd="t" o:hr="t" fillcolor="#a0a0a0" stroked="f"/>
         </w:pict>
       </w:r>
     </w:p>
@@ -2017,7 +2009,7 @@
       </w:pPr>
       <w:r>
         <w:pict w14:anchorId="023AEB1F">
-          <v:rect id="_x0000_i1092" style="width:0;height:1.5pt" o:hralign="center" o:hrstd="t" o:hr="t" fillcolor="#a0a0a0" stroked="f"/>
+          <v:rect id="_x0000_i1032" style="width:0;height:1.5pt" o:hralign="center" o:hrstd="t" o:hr="t" fillcolor="#a0a0a0" stroked="f"/>
         </w:pict>
       </w:r>
     </w:p>
@@ -2231,7 +2223,7 @@
       </w:pPr>
       <w:r>
         <w:pict w14:anchorId="295AA801">
-          <v:rect id="_x0000_i1093" style="width:0;height:1.5pt" o:hralign="center" o:hrstd="t" o:hr="t" fillcolor="#a0a0a0" stroked="f"/>
+          <v:rect id="_x0000_i1033" style="width:0;height:1.5pt" o:hralign="center" o:hrstd="t" o:hr="t" fillcolor="#a0a0a0" stroked="f"/>
         </w:pict>
       </w:r>
     </w:p>
@@ -2516,11 +2508,3527 @@
         <w:spacing w:line="240" w:lineRule="auto"/>
         <w:jc w:val="both"/>
       </w:pPr>
-      <w:r>
-        <w:pict w14:anchorId="15EBFA7F">
-          <v:rect id="_x0000_i1094" style="width:0;height:1.5pt" o:hralign="center" o:hrstd="t" o:hr="t" fillcolor="#a0a0a0" stroked="f"/>
+    </w:p>
+    <w:p>
+      <w:pPr>
+        <w:spacing w:line="240" w:lineRule="auto"/>
+        <w:jc w:val="both"/>
+      </w:pPr>
+    </w:p>
+    <w:p>
+      <w:pPr>
+        <w:spacing w:line="240" w:lineRule="auto"/>
+        <w:jc w:val="both"/>
+        <w:rPr>
+          <w:b/>
+          <w:bCs/>
+        </w:rPr>
+      </w:pPr>
+      <w:r>
+        <w:rPr>
+          <w:b/>
+          <w:bCs/>
+        </w:rPr>
+        <w:t>11. What is REST API in Express.js?</w:t>
+      </w:r>
+    </w:p>
+    <w:p>
+      <w:pPr>
+        <w:spacing w:line="240" w:lineRule="auto"/>
+        <w:jc w:val="both"/>
+      </w:pPr>
+      <w:r>
+        <w:rPr>
+          <w:b/>
+          <w:bCs/>
+        </w:rPr>
+        <w:t>Answer:</w:t>
+      </w:r>
+      <w:r>
+        <w:br/>
+        <w:t>REST API is an architectural style used to build web services. It uses HTTP methods to perform operations on resources.</w:t>
+      </w:r>
+    </w:p>
+    <w:p>
+      <w:pPr>
+        <w:spacing w:line="240" w:lineRule="auto"/>
+        <w:jc w:val="both"/>
+      </w:pPr>
+      <w:r>
+        <w:t>Common HTTP methods are:</w:t>
+      </w:r>
+    </w:p>
+    <w:p>
+      <w:pPr>
+        <w:numPr>
+          <w:ilvl w:val="0"/>
+          <w:numId w:val="10"/>
+        </w:numPr>
+        <w:spacing w:line="240" w:lineRule="auto"/>
+        <w:jc w:val="both"/>
+      </w:pPr>
+      <w:r>
+        <w:t xml:space="preserve">GET → Retrieve data </w:t>
+      </w:r>
+    </w:p>
+    <w:p>
+      <w:pPr>
+        <w:numPr>
+          <w:ilvl w:val="0"/>
+          <w:numId w:val="10"/>
+        </w:numPr>
+        <w:spacing w:line="240" w:lineRule="auto"/>
+        <w:jc w:val="both"/>
+      </w:pPr>
+      <w:r>
+        <w:t xml:space="preserve">POST → Create data </w:t>
+      </w:r>
+    </w:p>
+    <w:p>
+      <w:pPr>
+        <w:numPr>
+          <w:ilvl w:val="0"/>
+          <w:numId w:val="10"/>
+        </w:numPr>
+        <w:spacing w:line="240" w:lineRule="auto"/>
+        <w:jc w:val="both"/>
+      </w:pPr>
+      <w:r>
+        <w:t xml:space="preserve">PUT → Update complete data </w:t>
+      </w:r>
+    </w:p>
+    <w:p>
+      <w:pPr>
+        <w:numPr>
+          <w:ilvl w:val="0"/>
+          <w:numId w:val="10"/>
+        </w:numPr>
+        <w:spacing w:line="240" w:lineRule="auto"/>
+        <w:jc w:val="both"/>
+      </w:pPr>
+      <w:r>
+        <w:t xml:space="preserve">PATCH → Update partial data </w:t>
+      </w:r>
+    </w:p>
+    <w:p>
+      <w:pPr>
+        <w:numPr>
+          <w:ilvl w:val="0"/>
+          <w:numId w:val="10"/>
+        </w:numPr>
+        <w:spacing w:line="240" w:lineRule="auto"/>
+        <w:jc w:val="both"/>
+      </w:pPr>
+      <w:r>
+        <w:t xml:space="preserve">DELETE → Delete data </w:t>
+      </w:r>
+    </w:p>
+    <w:p>
+      <w:pPr>
+        <w:spacing w:line="240" w:lineRule="auto"/>
+        <w:jc w:val="both"/>
+      </w:pPr>
+      <w:r>
+        <w:rPr>
+          <w:b/>
+          <w:bCs/>
+        </w:rPr>
+        <w:t>Example:</w:t>
+      </w:r>
+    </w:p>
+    <w:p>
+      <w:pPr>
+        <w:spacing w:line="240" w:lineRule="auto"/>
+        <w:jc w:val="both"/>
+      </w:pPr>
+      <w:proofErr w:type="spellStart"/>
+      <w:proofErr w:type="gramStart"/>
+      <w:r>
+        <w:t>app.get</w:t>
+      </w:r>
+      <w:proofErr w:type="spellEnd"/>
+      <w:r>
+        <w:t>(</w:t>
+      </w:r>
+      <w:proofErr w:type="gramEnd"/>
+      <w:r>
+        <w:t xml:space="preserve">"/users", </w:t>
+      </w:r>
+      <w:proofErr w:type="spellStart"/>
+      <w:r>
+        <w:t>getUsers</w:t>
+      </w:r>
+      <w:proofErr w:type="spellEnd"/>
+      <w:r>
+        <w:t>);</w:t>
+      </w:r>
+    </w:p>
+    <w:p>
+      <w:pPr>
+        <w:spacing w:line="240" w:lineRule="auto"/>
+        <w:jc w:val="both"/>
+      </w:pPr>
+      <w:proofErr w:type="spellStart"/>
+      <w:proofErr w:type="gramStart"/>
+      <w:r>
+        <w:t>app.post</w:t>
+      </w:r>
+      <w:proofErr w:type="spellEnd"/>
+      <w:r>
+        <w:t>(</w:t>
+      </w:r>
+      <w:proofErr w:type="gramEnd"/>
+      <w:r>
+        <w:t xml:space="preserve">"/users", </w:t>
+      </w:r>
+      <w:proofErr w:type="spellStart"/>
+      <w:r>
+        <w:t>createUser</w:t>
+      </w:r>
+      <w:proofErr w:type="spellEnd"/>
+      <w:r>
+        <w:t>);</w:t>
+      </w:r>
+    </w:p>
+    <w:p>
+      <w:pPr>
+        <w:spacing w:line="240" w:lineRule="auto"/>
+        <w:jc w:val="both"/>
+      </w:pPr>
+      <w:proofErr w:type="spellStart"/>
+      <w:proofErr w:type="gramStart"/>
+      <w:r>
+        <w:t>app.put</w:t>
+      </w:r>
+      <w:proofErr w:type="spellEnd"/>
+      <w:r>
+        <w:t>(</w:t>
+      </w:r>
+      <w:proofErr w:type="gramEnd"/>
+      <w:r>
+        <w:t xml:space="preserve">"/users/:id", </w:t>
+      </w:r>
+      <w:proofErr w:type="spellStart"/>
+      <w:r>
+        <w:t>updateUser</w:t>
+      </w:r>
+      <w:proofErr w:type="spellEnd"/>
+      <w:r>
+        <w:t>);</w:t>
+      </w:r>
+    </w:p>
+    <w:p>
+      <w:pPr>
+        <w:spacing w:line="240" w:lineRule="auto"/>
+        <w:jc w:val="both"/>
+      </w:pPr>
+      <w:proofErr w:type="spellStart"/>
+      <w:proofErr w:type="gramStart"/>
+      <w:r>
+        <w:t>app.delete</w:t>
+      </w:r>
+      <w:proofErr w:type="spellEnd"/>
+      <w:proofErr w:type="gramEnd"/>
+      <w:r>
+        <w:t xml:space="preserve">("/users/:id", </w:t>
+      </w:r>
+      <w:proofErr w:type="spellStart"/>
+      <w:r>
+        <w:t>deleteUser</w:t>
+      </w:r>
+      <w:proofErr w:type="spellEnd"/>
+      <w:r>
+        <w:t>);</w:t>
+      </w:r>
+    </w:p>
+    <w:p>
+      <w:pPr>
+        <w:spacing w:line="240" w:lineRule="auto"/>
+        <w:jc w:val="both"/>
+      </w:pPr>
+      <w:r>
+        <w:pict w14:anchorId="3FF827C8">
+          <v:rect id="_x0000_i1096" style="width:0;height:1.5pt" o:hralign="center" o:hrstd="t" o:hr="t" fillcolor="#a0a0a0" stroked="f"/>
         </w:pict>
       </w:r>
+    </w:p>
+    <w:p>
+      <w:pPr>
+        <w:spacing w:line="240" w:lineRule="auto"/>
+        <w:jc w:val="both"/>
+        <w:rPr>
+          <w:b/>
+          <w:bCs/>
+        </w:rPr>
+      </w:pPr>
+      <w:r>
+        <w:rPr>
+          <w:b/>
+          <w:bCs/>
+        </w:rPr>
+        <w:t>12. What are HTTP status codes?</w:t>
+      </w:r>
+    </w:p>
+    <w:p>
+      <w:pPr>
+        <w:spacing w:line="240" w:lineRule="auto"/>
+        <w:jc w:val="both"/>
+      </w:pPr>
+      <w:r>
+        <w:rPr>
+          <w:b/>
+          <w:bCs/>
+        </w:rPr>
+        <w:t>Answer:</w:t>
+      </w:r>
+      <w:r>
+        <w:br/>
+        <w:t>HTTP status codes tell the client whether a request was successful or failed.</w:t>
+      </w:r>
+    </w:p>
+    <w:p>
+      <w:pPr>
+        <w:spacing w:line="240" w:lineRule="auto"/>
+        <w:jc w:val="both"/>
+      </w:pPr>
+      <w:r>
+        <w:t>Common status codes:</w:t>
+      </w:r>
+    </w:p>
+    <w:p>
+      <w:pPr>
+        <w:spacing w:line="240" w:lineRule="auto"/>
+        <w:jc w:val="both"/>
+      </w:pPr>
+      <w:r>
+        <w:t>200 → OK</w:t>
+      </w:r>
+    </w:p>
+    <w:p>
+      <w:pPr>
+        <w:spacing w:line="240" w:lineRule="auto"/>
+        <w:jc w:val="both"/>
+      </w:pPr>
+      <w:r>
+        <w:t>201 → Created</w:t>
+      </w:r>
+    </w:p>
+    <w:p>
+      <w:pPr>
+        <w:spacing w:line="240" w:lineRule="auto"/>
+        <w:jc w:val="both"/>
+      </w:pPr>
+      <w:r>
+        <w:t>400 → Bad Request</w:t>
+      </w:r>
+    </w:p>
+    <w:p>
+      <w:pPr>
+        <w:spacing w:line="240" w:lineRule="auto"/>
+        <w:jc w:val="both"/>
+      </w:pPr>
+      <w:r>
+        <w:t>401 → Unauthorized</w:t>
+      </w:r>
+    </w:p>
+    <w:p>
+      <w:pPr>
+        <w:spacing w:line="240" w:lineRule="auto"/>
+        <w:jc w:val="both"/>
+      </w:pPr>
+      <w:r>
+        <w:t>403 → Forbidden</w:t>
+      </w:r>
+    </w:p>
+    <w:p>
+      <w:pPr>
+        <w:spacing w:line="240" w:lineRule="auto"/>
+        <w:jc w:val="both"/>
+      </w:pPr>
+      <w:r>
+        <w:lastRenderedPageBreak/>
+        <w:t>404 → Not Found</w:t>
+      </w:r>
+    </w:p>
+    <w:p>
+      <w:pPr>
+        <w:spacing w:line="240" w:lineRule="auto"/>
+        <w:jc w:val="both"/>
+      </w:pPr>
+      <w:r>
+        <w:t>500 → Internal Server Error</w:t>
+      </w:r>
+    </w:p>
+    <w:p>
+      <w:pPr>
+        <w:spacing w:line="240" w:lineRule="auto"/>
+        <w:jc w:val="both"/>
+      </w:pPr>
+      <w:r>
+        <w:rPr>
+          <w:b/>
+          <w:bCs/>
+        </w:rPr>
+        <w:t>Example:</w:t>
+      </w:r>
+    </w:p>
+    <w:p>
+      <w:pPr>
+        <w:spacing w:line="240" w:lineRule="auto"/>
+        <w:jc w:val="both"/>
+      </w:pPr>
+      <w:proofErr w:type="spellStart"/>
+      <w:proofErr w:type="gramStart"/>
+      <w:r>
+        <w:t>res.status</w:t>
+      </w:r>
+      <w:proofErr w:type="spellEnd"/>
+      <w:proofErr w:type="gramEnd"/>
+      <w:r>
+        <w:t>(201</w:t>
+      </w:r>
+      <w:proofErr w:type="gramStart"/>
+      <w:r>
+        <w:t>).</w:t>
+      </w:r>
+      <w:proofErr w:type="spellStart"/>
+      <w:r>
+        <w:t>json</w:t>
+      </w:r>
+      <w:proofErr w:type="spellEnd"/>
+      <w:proofErr w:type="gramEnd"/>
+      <w:r>
+        <w:t>({</w:t>
+      </w:r>
+    </w:p>
+    <w:p>
+      <w:pPr>
+        <w:spacing w:line="240" w:lineRule="auto"/>
+        <w:jc w:val="both"/>
+      </w:pPr>
+      <w:r>
+        <w:t xml:space="preserve">    message: "User created successfully"</w:t>
+      </w:r>
+    </w:p>
+    <w:p>
+      <w:pPr>
+        <w:spacing w:line="240" w:lineRule="auto"/>
+        <w:jc w:val="both"/>
+      </w:pPr>
+      <w:r>
+        <w:t>});</w:t>
+      </w:r>
+    </w:p>
+    <w:p>
+      <w:pPr>
+        <w:spacing w:line="240" w:lineRule="auto"/>
+        <w:jc w:val="both"/>
+      </w:pPr>
+      <w:r>
+        <w:pict w14:anchorId="2E1B0404">
+          <v:rect id="_x0000_i1097" style="width:0;height:1.5pt" o:hralign="center" o:hrstd="t" o:hr="t" fillcolor="#a0a0a0" stroked="f"/>
+        </w:pict>
+      </w:r>
+    </w:p>
+    <w:p>
+      <w:pPr>
+        <w:spacing w:line="240" w:lineRule="auto"/>
+        <w:jc w:val="both"/>
+        <w:rPr>
+          <w:b/>
+          <w:bCs/>
+        </w:rPr>
+      </w:pPr>
+      <w:r>
+        <w:rPr>
+          <w:b/>
+          <w:bCs/>
+        </w:rPr>
+        <w:t xml:space="preserve">13. What is </w:t>
+      </w:r>
+      <w:proofErr w:type="spellStart"/>
+      <w:proofErr w:type="gramStart"/>
+      <w:r>
+        <w:rPr>
+          <w:b/>
+          <w:bCs/>
+        </w:rPr>
+        <w:t>req.params</w:t>
+      </w:r>
+      <w:proofErr w:type="spellEnd"/>
+      <w:proofErr w:type="gramEnd"/>
+      <w:r>
+        <w:rPr>
+          <w:b/>
+          <w:bCs/>
+        </w:rPr>
+        <w:t xml:space="preserve"> in Express.js?</w:t>
+      </w:r>
+    </w:p>
+    <w:p>
+      <w:pPr>
+        <w:spacing w:line="240" w:lineRule="auto"/>
+        <w:jc w:val="both"/>
+      </w:pPr>
+      <w:r>
+        <w:rPr>
+          <w:b/>
+          <w:bCs/>
+        </w:rPr>
+        <w:t>Answer:</w:t>
+      </w:r>
+      <w:r>
+        <w:br/>
+      </w:r>
+      <w:proofErr w:type="spellStart"/>
+      <w:proofErr w:type="gramStart"/>
+      <w:r>
+        <w:t>req.params</w:t>
+      </w:r>
+      <w:proofErr w:type="spellEnd"/>
+      <w:proofErr w:type="gramEnd"/>
+      <w:r>
+        <w:t xml:space="preserve"> is used to access </w:t>
+      </w:r>
+      <w:r>
+        <w:rPr>
+          <w:b/>
+          <w:bCs/>
+        </w:rPr>
+        <w:t>route parameters</w:t>
+      </w:r>
+      <w:r>
+        <w:t>.</w:t>
+      </w:r>
+    </w:p>
+    <w:p>
+      <w:pPr>
+        <w:spacing w:line="240" w:lineRule="auto"/>
+        <w:jc w:val="both"/>
+      </w:pPr>
+      <w:r>
+        <w:rPr>
+          <w:b/>
+          <w:bCs/>
+        </w:rPr>
+        <w:t>Example:</w:t>
+      </w:r>
+    </w:p>
+    <w:p>
+      <w:pPr>
+        <w:spacing w:line="240" w:lineRule="auto"/>
+        <w:jc w:val="both"/>
+      </w:pPr>
+      <w:proofErr w:type="spellStart"/>
+      <w:proofErr w:type="gramStart"/>
+      <w:r>
+        <w:t>app.get</w:t>
+      </w:r>
+      <w:proofErr w:type="spellEnd"/>
+      <w:r>
+        <w:t>(</w:t>
+      </w:r>
+      <w:proofErr w:type="gramEnd"/>
+      <w:r>
+        <w:t>"/users/:id", (</w:t>
+      </w:r>
+      <w:proofErr w:type="spellStart"/>
+      <w:r>
+        <w:t>req</w:t>
+      </w:r>
+      <w:proofErr w:type="spellEnd"/>
+      <w:r>
+        <w:t>, res) =&gt; {</w:t>
+      </w:r>
+    </w:p>
+    <w:p>
+      <w:pPr>
+        <w:spacing w:line="240" w:lineRule="auto"/>
+        <w:jc w:val="both"/>
+      </w:pPr>
+      <w:r>
+        <w:t xml:space="preserve">    console.log(req.params.id);</w:t>
+      </w:r>
+    </w:p>
+    <w:p>
+      <w:pPr>
+        <w:spacing w:line="240" w:lineRule="auto"/>
+        <w:jc w:val="both"/>
+      </w:pPr>
+      <w:r>
+        <w:t xml:space="preserve">    </w:t>
+      </w:r>
+      <w:proofErr w:type="spellStart"/>
+      <w:proofErr w:type="gramStart"/>
+      <w:r>
+        <w:t>res.send</w:t>
+      </w:r>
+      <w:proofErr w:type="spellEnd"/>
+      <w:proofErr w:type="gramEnd"/>
+      <w:r>
+        <w:t>("User ID: " + req.params.id);</w:t>
+      </w:r>
+    </w:p>
+    <w:p>
+      <w:pPr>
+        <w:spacing w:line="240" w:lineRule="auto"/>
+        <w:jc w:val="both"/>
+      </w:pPr>
+      <w:r>
+        <w:t>});</w:t>
+      </w:r>
+    </w:p>
+    <w:p>
+      <w:pPr>
+        <w:spacing w:line="240" w:lineRule="auto"/>
+        <w:jc w:val="both"/>
+      </w:pPr>
+      <w:r>
+        <w:t>If the URL is:</w:t>
+      </w:r>
+    </w:p>
+    <w:p>
+      <w:pPr>
+        <w:spacing w:line="240" w:lineRule="auto"/>
+        <w:jc w:val="both"/>
+      </w:pPr>
+      <w:r>
+        <w:t>/users/101</w:t>
+      </w:r>
+    </w:p>
+    <w:p>
+      <w:pPr>
+        <w:spacing w:line="240" w:lineRule="auto"/>
+        <w:jc w:val="both"/>
+      </w:pPr>
+      <w:r>
+        <w:t>Then:</w:t>
+      </w:r>
+    </w:p>
+    <w:p>
+      <w:pPr>
+        <w:spacing w:line="240" w:lineRule="auto"/>
+        <w:jc w:val="both"/>
+      </w:pPr>
+      <w:r>
+        <w:t>req.params.id</w:t>
+      </w:r>
+    </w:p>
+    <w:p>
+      <w:pPr>
+        <w:spacing w:line="240" w:lineRule="auto"/>
+        <w:jc w:val="both"/>
+      </w:pPr>
+      <w:r>
+        <w:t>will return:</w:t>
+      </w:r>
+    </w:p>
+    <w:p>
+      <w:pPr>
+        <w:spacing w:line="240" w:lineRule="auto"/>
+        <w:jc w:val="both"/>
+      </w:pPr>
+      <w:r>
+        <w:t>101</w:t>
+      </w:r>
+    </w:p>
+    <w:p>
+      <w:pPr>
+        <w:spacing w:line="240" w:lineRule="auto"/>
+        <w:jc w:val="both"/>
+      </w:pPr>
+      <w:r>
+        <w:pict w14:anchorId="5D75D78E">
+          <v:rect id="_x0000_i1098" style="width:0;height:1.5pt" o:hralign="center" o:hrstd="t" o:hr="t" fillcolor="#a0a0a0" stroked="f"/>
+        </w:pict>
+      </w:r>
+    </w:p>
+    <w:p>
+      <w:pPr>
+        <w:spacing w:line="240" w:lineRule="auto"/>
+        <w:jc w:val="both"/>
+        <w:rPr>
+          <w:b/>
+          <w:bCs/>
+        </w:rPr>
+      </w:pPr>
+      <w:r>
+        <w:rPr>
+          <w:b/>
+          <w:bCs/>
+        </w:rPr>
+        <w:t xml:space="preserve">14. What is </w:t>
+      </w:r>
+      <w:proofErr w:type="spellStart"/>
+      <w:proofErr w:type="gramStart"/>
+      <w:r>
+        <w:rPr>
+          <w:b/>
+          <w:bCs/>
+        </w:rPr>
+        <w:t>req.query</w:t>
+      </w:r>
+      <w:proofErr w:type="spellEnd"/>
+      <w:proofErr w:type="gramEnd"/>
+      <w:r>
+        <w:rPr>
+          <w:b/>
+          <w:bCs/>
+        </w:rPr>
+        <w:t xml:space="preserve"> in Express.js?</w:t>
+      </w:r>
+    </w:p>
+    <w:p>
+      <w:pPr>
+        <w:spacing w:line="240" w:lineRule="auto"/>
+        <w:jc w:val="both"/>
+      </w:pPr>
+      <w:r>
+        <w:rPr>
+          <w:b/>
+          <w:bCs/>
+        </w:rPr>
+        <w:t>Answer:</w:t>
+      </w:r>
+      <w:r>
+        <w:br/>
+      </w:r>
+      <w:proofErr w:type="spellStart"/>
+      <w:proofErr w:type="gramStart"/>
+      <w:r>
+        <w:t>req.query</w:t>
+      </w:r>
+      <w:proofErr w:type="spellEnd"/>
+      <w:proofErr w:type="gramEnd"/>
+      <w:r>
+        <w:t xml:space="preserve"> is used to access </w:t>
+      </w:r>
+      <w:r>
+        <w:rPr>
+          <w:b/>
+          <w:bCs/>
+        </w:rPr>
+        <w:t>query parameters</w:t>
+      </w:r>
+      <w:r>
+        <w:t xml:space="preserve"> from the URL.</w:t>
+      </w:r>
+    </w:p>
+    <w:p>
+      <w:pPr>
+        <w:spacing w:line="240" w:lineRule="auto"/>
+        <w:jc w:val="both"/>
+      </w:pPr>
+      <w:r>
+        <w:rPr>
+          <w:b/>
+          <w:bCs/>
+        </w:rPr>
+        <w:t>Example:</w:t>
+      </w:r>
+    </w:p>
+    <w:p>
+      <w:pPr>
+        <w:spacing w:line="240" w:lineRule="auto"/>
+        <w:jc w:val="both"/>
+      </w:pPr>
+      <w:proofErr w:type="spellStart"/>
+      <w:proofErr w:type="gramStart"/>
+      <w:r>
+        <w:t>app.get</w:t>
+      </w:r>
+      <w:proofErr w:type="spellEnd"/>
+      <w:r>
+        <w:t>(</w:t>
+      </w:r>
+      <w:proofErr w:type="gramEnd"/>
+      <w:r>
+        <w:t>"/users", (</w:t>
+      </w:r>
+      <w:proofErr w:type="spellStart"/>
+      <w:r>
+        <w:t>req</w:t>
+      </w:r>
+      <w:proofErr w:type="spellEnd"/>
+      <w:r>
+        <w:t>, res) =&gt; {</w:t>
+      </w:r>
+    </w:p>
+    <w:p>
+      <w:pPr>
+        <w:spacing w:line="240" w:lineRule="auto"/>
+        <w:jc w:val="both"/>
+      </w:pPr>
+      <w:r>
+        <w:t xml:space="preserve">    console.log(</w:t>
+      </w:r>
+      <w:proofErr w:type="spellStart"/>
+      <w:proofErr w:type="gramStart"/>
+      <w:r>
+        <w:t>req.query</w:t>
+      </w:r>
+      <w:proofErr w:type="spellEnd"/>
+      <w:proofErr w:type="gramEnd"/>
+      <w:r>
+        <w:t>);</w:t>
+      </w:r>
+    </w:p>
+    <w:p>
+      <w:pPr>
+        <w:spacing w:line="240" w:lineRule="auto"/>
+        <w:jc w:val="both"/>
+      </w:pPr>
+      <w:r>
+        <w:t xml:space="preserve">    </w:t>
+      </w:r>
+      <w:proofErr w:type="spellStart"/>
+      <w:proofErr w:type="gramStart"/>
+      <w:r>
+        <w:t>res.json</w:t>
+      </w:r>
+      <w:proofErr w:type="spellEnd"/>
+      <w:proofErr w:type="gramEnd"/>
+      <w:r>
+        <w:t>(</w:t>
+      </w:r>
+      <w:proofErr w:type="spellStart"/>
+      <w:proofErr w:type="gramStart"/>
+      <w:r>
+        <w:t>req.query</w:t>
+      </w:r>
+      <w:proofErr w:type="spellEnd"/>
+      <w:proofErr w:type="gramEnd"/>
+      <w:r>
+        <w:t>);</w:t>
+      </w:r>
+    </w:p>
+    <w:p>
+      <w:pPr>
+        <w:spacing w:line="240" w:lineRule="auto"/>
+        <w:jc w:val="both"/>
+      </w:pPr>
+      <w:r>
+        <w:t>});</w:t>
+      </w:r>
+    </w:p>
+    <w:p>
+      <w:pPr>
+        <w:spacing w:line="240" w:lineRule="auto"/>
+        <w:jc w:val="both"/>
+      </w:pPr>
+      <w:r>
+        <w:t>URL:</w:t>
+      </w:r>
+    </w:p>
+    <w:p>
+      <w:pPr>
+        <w:spacing w:line="240" w:lineRule="auto"/>
+        <w:jc w:val="both"/>
+      </w:pPr>
+      <w:r>
+        <w:lastRenderedPageBreak/>
+        <w:t>/</w:t>
+      </w:r>
+      <w:proofErr w:type="spellStart"/>
+      <w:proofErr w:type="gramStart"/>
+      <w:r>
+        <w:t>users</w:t>
+      </w:r>
+      <w:proofErr w:type="gramEnd"/>
+      <w:r>
+        <w:t>?name</w:t>
+      </w:r>
+      <w:proofErr w:type="spellEnd"/>
+      <w:r>
+        <w:t>=</w:t>
+      </w:r>
+      <w:proofErr w:type="spellStart"/>
+      <w:r>
+        <w:t>Sandeep&amp;age</w:t>
+      </w:r>
+      <w:proofErr w:type="spellEnd"/>
+      <w:r>
+        <w:t>=30</w:t>
+      </w:r>
+    </w:p>
+    <w:p>
+      <w:pPr>
+        <w:spacing w:line="240" w:lineRule="auto"/>
+        <w:jc w:val="both"/>
+      </w:pPr>
+      <w:r>
+        <w:t>Then:</w:t>
+      </w:r>
+    </w:p>
+    <w:p>
+      <w:pPr>
+        <w:spacing w:line="240" w:lineRule="auto"/>
+        <w:jc w:val="both"/>
+      </w:pPr>
+      <w:r>
+        <w:t>req.query.name // Sandeep</w:t>
+      </w:r>
+    </w:p>
+    <w:p>
+      <w:pPr>
+        <w:spacing w:line="240" w:lineRule="auto"/>
+        <w:jc w:val="both"/>
+      </w:pPr>
+      <w:proofErr w:type="spellStart"/>
+      <w:proofErr w:type="gramStart"/>
+      <w:r>
+        <w:t>req.query.age</w:t>
+      </w:r>
+      <w:proofErr w:type="spellEnd"/>
+      <w:r>
+        <w:t xml:space="preserve">  /</w:t>
+      </w:r>
+      <w:proofErr w:type="gramEnd"/>
+      <w:r>
+        <w:t>/ 30</w:t>
+      </w:r>
+    </w:p>
+    <w:p>
+      <w:pPr>
+        <w:spacing w:line="240" w:lineRule="auto"/>
+        <w:jc w:val="both"/>
+      </w:pPr>
+      <w:r>
+        <w:rPr>
+          <w:b/>
+          <w:bCs/>
+        </w:rPr>
+        <w:t>Interview difference:</w:t>
+      </w:r>
+    </w:p>
+    <w:p>
+      <w:pPr>
+        <w:spacing w:line="240" w:lineRule="auto"/>
+        <w:jc w:val="both"/>
+      </w:pPr>
+      <w:proofErr w:type="spellStart"/>
+      <w:proofErr w:type="gramStart"/>
+      <w:r>
+        <w:t>req.params</w:t>
+      </w:r>
+      <w:proofErr w:type="spellEnd"/>
+      <w:proofErr w:type="gramEnd"/>
+      <w:r>
+        <w:t xml:space="preserve"> → /users/101</w:t>
+      </w:r>
+    </w:p>
+    <w:p>
+      <w:pPr>
+        <w:spacing w:line="240" w:lineRule="auto"/>
+        <w:jc w:val="both"/>
+      </w:pPr>
+      <w:proofErr w:type="spellStart"/>
+      <w:proofErr w:type="gramStart"/>
+      <w:r>
+        <w:t>req.query</w:t>
+      </w:r>
+      <w:proofErr w:type="spellEnd"/>
+      <w:proofErr w:type="gramEnd"/>
+      <w:r>
+        <w:t xml:space="preserve">  → /</w:t>
+      </w:r>
+      <w:proofErr w:type="spellStart"/>
+      <w:r>
+        <w:t>users?id</w:t>
+      </w:r>
+      <w:proofErr w:type="spellEnd"/>
+      <w:r>
+        <w:t>=101</w:t>
+      </w:r>
+    </w:p>
+    <w:p>
+      <w:pPr>
+        <w:spacing w:line="240" w:lineRule="auto"/>
+        <w:jc w:val="both"/>
+      </w:pPr>
+      <w:r>
+        <w:pict w14:anchorId="0CDB5514">
+          <v:rect id="_x0000_i1099" style="width:0;height:1.5pt" o:hralign="center" o:hrstd="t" o:hr="t" fillcolor="#a0a0a0" stroked="f"/>
+        </w:pict>
+      </w:r>
+    </w:p>
+    <w:p>
+      <w:pPr>
+        <w:spacing w:line="240" w:lineRule="auto"/>
+        <w:jc w:val="both"/>
+        <w:rPr>
+          <w:b/>
+          <w:bCs/>
+        </w:rPr>
+      </w:pPr>
+      <w:r>
+        <w:rPr>
+          <w:b/>
+          <w:bCs/>
+        </w:rPr>
+        <w:t xml:space="preserve">15. What is </w:t>
+      </w:r>
+      <w:proofErr w:type="spellStart"/>
+      <w:proofErr w:type="gramStart"/>
+      <w:r>
+        <w:rPr>
+          <w:b/>
+          <w:bCs/>
+        </w:rPr>
+        <w:t>req.body</w:t>
+      </w:r>
+      <w:proofErr w:type="spellEnd"/>
+      <w:proofErr w:type="gramEnd"/>
+      <w:r>
+        <w:rPr>
+          <w:b/>
+          <w:bCs/>
+        </w:rPr>
+        <w:t xml:space="preserve"> in Express.js?</w:t>
+      </w:r>
+    </w:p>
+    <w:p>
+      <w:pPr>
+        <w:spacing w:line="240" w:lineRule="auto"/>
+        <w:jc w:val="both"/>
+      </w:pPr>
+      <w:r>
+        <w:rPr>
+          <w:b/>
+          <w:bCs/>
+        </w:rPr>
+        <w:t>Answer:</w:t>
+      </w:r>
+      <w:r>
+        <w:br/>
+      </w:r>
+      <w:proofErr w:type="spellStart"/>
+      <w:proofErr w:type="gramStart"/>
+      <w:r>
+        <w:t>req.body</w:t>
+      </w:r>
+      <w:proofErr w:type="spellEnd"/>
+      <w:proofErr w:type="gramEnd"/>
+      <w:r>
+        <w:t xml:space="preserve"> contains data sent by the client in the </w:t>
+      </w:r>
+      <w:r>
+        <w:rPr>
+          <w:b/>
+          <w:bCs/>
+        </w:rPr>
+        <w:t>request body</w:t>
+      </w:r>
+      <w:r>
+        <w:t>.</w:t>
+      </w:r>
+    </w:p>
+    <w:p>
+      <w:pPr>
+        <w:spacing w:line="240" w:lineRule="auto"/>
+        <w:jc w:val="both"/>
+      </w:pPr>
+      <w:r>
+        <w:t>For JSON data, we need:</w:t>
+      </w:r>
+    </w:p>
+    <w:p>
+      <w:pPr>
+        <w:spacing w:line="240" w:lineRule="auto"/>
+        <w:jc w:val="both"/>
+      </w:pPr>
+      <w:proofErr w:type="spellStart"/>
+      <w:r>
+        <w:t>app.use</w:t>
+      </w:r>
+      <w:proofErr w:type="spellEnd"/>
+      <w:r>
+        <w:t>(</w:t>
+      </w:r>
+      <w:proofErr w:type="spellStart"/>
+      <w:proofErr w:type="gramStart"/>
+      <w:r>
+        <w:t>express.json</w:t>
+      </w:r>
+      <w:proofErr w:type="spellEnd"/>
+      <w:proofErr w:type="gramEnd"/>
+      <w:r>
+        <w:t>());</w:t>
+      </w:r>
+    </w:p>
+    <w:p>
+      <w:pPr>
+        <w:spacing w:line="240" w:lineRule="auto"/>
+        <w:jc w:val="both"/>
+      </w:pPr>
+      <w:r>
+        <w:rPr>
+          <w:b/>
+          <w:bCs/>
+        </w:rPr>
+        <w:t>Example:</w:t>
+      </w:r>
+    </w:p>
+    <w:p>
+      <w:pPr>
+        <w:spacing w:line="240" w:lineRule="auto"/>
+        <w:jc w:val="both"/>
+      </w:pPr>
+      <w:proofErr w:type="spellStart"/>
+      <w:proofErr w:type="gramStart"/>
+      <w:r>
+        <w:t>app.post</w:t>
+      </w:r>
+      <w:proofErr w:type="spellEnd"/>
+      <w:r>
+        <w:t>(</w:t>
+      </w:r>
+      <w:proofErr w:type="gramEnd"/>
+      <w:r>
+        <w:t>"/users", (</w:t>
+      </w:r>
+      <w:proofErr w:type="spellStart"/>
+      <w:r>
+        <w:t>req</w:t>
+      </w:r>
+      <w:proofErr w:type="spellEnd"/>
+      <w:r>
+        <w:t>, res) =&gt; {</w:t>
+      </w:r>
+    </w:p>
+    <w:p>
+      <w:pPr>
+        <w:spacing w:line="240" w:lineRule="auto"/>
+        <w:jc w:val="both"/>
+      </w:pPr>
+      <w:r>
+        <w:t xml:space="preserve">    console.log(</w:t>
+      </w:r>
+      <w:proofErr w:type="spellStart"/>
+      <w:proofErr w:type="gramStart"/>
+      <w:r>
+        <w:t>req.body</w:t>
+      </w:r>
+      <w:proofErr w:type="spellEnd"/>
+      <w:proofErr w:type="gramEnd"/>
+      <w:r>
+        <w:t>);</w:t>
+      </w:r>
+    </w:p>
+    <w:p>
+      <w:pPr>
+        <w:spacing w:line="240" w:lineRule="auto"/>
+        <w:jc w:val="both"/>
+      </w:pPr>
+    </w:p>
+    <w:p>
+      <w:pPr>
+        <w:spacing w:line="240" w:lineRule="auto"/>
+        <w:jc w:val="both"/>
+      </w:pPr>
+      <w:r>
+        <w:t xml:space="preserve">    </w:t>
+      </w:r>
+      <w:proofErr w:type="spellStart"/>
+      <w:proofErr w:type="gramStart"/>
+      <w:r>
+        <w:t>res.json</w:t>
+      </w:r>
+      <w:proofErr w:type="spellEnd"/>
+      <w:proofErr w:type="gramEnd"/>
+      <w:r>
+        <w:t>({</w:t>
+      </w:r>
+    </w:p>
+    <w:p>
+      <w:pPr>
+        <w:spacing w:line="240" w:lineRule="auto"/>
+        <w:jc w:val="both"/>
+      </w:pPr>
+      <w:r>
+        <w:t xml:space="preserve">        message: "User received",</w:t>
+      </w:r>
+    </w:p>
+    <w:p>
+      <w:pPr>
+        <w:spacing w:line="240" w:lineRule="auto"/>
+        <w:jc w:val="both"/>
+      </w:pPr>
+      <w:r>
+        <w:t xml:space="preserve">        user: </w:t>
+      </w:r>
+      <w:proofErr w:type="spellStart"/>
+      <w:proofErr w:type="gramStart"/>
+      <w:r>
+        <w:t>req.body</w:t>
+      </w:r>
+      <w:proofErr w:type="spellEnd"/>
+      <w:proofErr w:type="gramEnd"/>
+    </w:p>
+    <w:p>
+      <w:pPr>
+        <w:spacing w:line="240" w:lineRule="auto"/>
+        <w:jc w:val="both"/>
+      </w:pPr>
+      <w:r>
+        <w:t xml:space="preserve">    });</w:t>
+      </w:r>
+    </w:p>
+    <w:p>
+      <w:pPr>
+        <w:spacing w:line="240" w:lineRule="auto"/>
+        <w:jc w:val="both"/>
+      </w:pPr>
+      <w:r>
+        <w:t>});</w:t>
+      </w:r>
+    </w:p>
+    <w:p>
+      <w:pPr>
+        <w:spacing w:line="240" w:lineRule="auto"/>
+        <w:jc w:val="both"/>
+      </w:pPr>
+      <w:r>
+        <w:t>Request body:</w:t>
+      </w:r>
+    </w:p>
+    <w:p>
+      <w:pPr>
+        <w:spacing w:line="240" w:lineRule="auto"/>
+        <w:jc w:val="both"/>
+      </w:pPr>
+      <w:r>
+        <w:t>{</w:t>
+      </w:r>
+    </w:p>
+    <w:p>
+      <w:pPr>
+        <w:spacing w:line="240" w:lineRule="auto"/>
+        <w:jc w:val="both"/>
+      </w:pPr>
+      <w:r>
+        <w:t xml:space="preserve">    "name": "Sandeep",</w:t>
+      </w:r>
+    </w:p>
+    <w:p>
+      <w:pPr>
+        <w:spacing w:line="240" w:lineRule="auto"/>
+        <w:jc w:val="both"/>
+      </w:pPr>
+      <w:r>
+        <w:t xml:space="preserve">    "email": "sandeep@example.com"</w:t>
+      </w:r>
+    </w:p>
+    <w:p>
+      <w:pPr>
+        <w:spacing w:line="240" w:lineRule="auto"/>
+        <w:jc w:val="both"/>
+      </w:pPr>
+      <w:r>
+        <w:t>}</w:t>
+      </w:r>
+    </w:p>
+    <w:p>
+      <w:pPr>
+        <w:spacing w:line="240" w:lineRule="auto"/>
+        <w:jc w:val="both"/>
+      </w:pPr>
+      <w:r>
+        <w:pict w14:anchorId="555BA8B8">
+          <v:rect id="_x0000_i1100" style="width:0;height:1.5pt" o:hralign="center" o:hrstd="t" o:hr="t" fillcolor="#a0a0a0" stroked="f"/>
+        </w:pict>
+      </w:r>
+    </w:p>
+    <w:p>
+      <w:pPr>
+        <w:spacing w:line="240" w:lineRule="auto"/>
+        <w:jc w:val="both"/>
+        <w:rPr>
+          <w:b/>
+          <w:bCs/>
+        </w:rPr>
+      </w:pPr>
+      <w:r>
+        <w:rPr>
+          <w:b/>
+          <w:bCs/>
+        </w:rPr>
+        <w:t>16. What is CORS in Express.js?</w:t>
+      </w:r>
+    </w:p>
+    <w:p>
+      <w:pPr>
+        <w:spacing w:line="240" w:lineRule="auto"/>
+        <w:jc w:val="both"/>
+      </w:pPr>
+      <w:r>
+        <w:rPr>
+          <w:b/>
+          <w:bCs/>
+        </w:rPr>
+        <w:t>Answer:</w:t>
+      </w:r>
+      <w:r>
+        <w:br/>
+        <w:t xml:space="preserve">CORS stands for </w:t>
+      </w:r>
+      <w:r>
+        <w:rPr>
+          <w:b/>
+          <w:bCs/>
+        </w:rPr>
+        <w:t>Cross-Origin Resource Sharing</w:t>
+      </w:r>
+      <w:r>
+        <w:t>.</w:t>
+      </w:r>
+    </w:p>
+    <w:p>
+      <w:pPr>
+        <w:spacing w:line="240" w:lineRule="auto"/>
+        <w:jc w:val="both"/>
+      </w:pPr>
+      <w:r>
+        <w:lastRenderedPageBreak/>
+        <w:t>It allows a frontend application from one origin to communicate with a backend server running on another origin.</w:t>
+      </w:r>
+    </w:p>
+    <w:p>
+      <w:pPr>
+        <w:spacing w:line="240" w:lineRule="auto"/>
+        <w:jc w:val="both"/>
+      </w:pPr>
+      <w:r>
+        <w:t>For example:</w:t>
+      </w:r>
+    </w:p>
+    <w:p>
+      <w:pPr>
+        <w:spacing w:line="240" w:lineRule="auto"/>
+        <w:jc w:val="both"/>
+      </w:pPr>
+      <w:r>
+        <w:t>Frontend → http://localhost:5173</w:t>
+      </w:r>
+    </w:p>
+    <w:p>
+      <w:pPr>
+        <w:spacing w:line="240" w:lineRule="auto"/>
+        <w:jc w:val="both"/>
+      </w:pPr>
+      <w:proofErr w:type="gramStart"/>
+      <w:r>
+        <w:t>Backend  →</w:t>
+      </w:r>
+      <w:proofErr w:type="gramEnd"/>
+      <w:r>
+        <w:t xml:space="preserve"> http://localhost:5000</w:t>
+      </w:r>
+    </w:p>
+    <w:p>
+      <w:pPr>
+        <w:spacing w:line="240" w:lineRule="auto"/>
+        <w:jc w:val="both"/>
+      </w:pPr>
+      <w:r>
+        <w:t xml:space="preserve">We can use the </w:t>
+      </w:r>
+      <w:proofErr w:type="spellStart"/>
+      <w:r>
+        <w:t>cors</w:t>
+      </w:r>
+      <w:proofErr w:type="spellEnd"/>
+      <w:r>
+        <w:t xml:space="preserve"> package:</w:t>
+      </w:r>
+    </w:p>
+    <w:p>
+      <w:pPr>
+        <w:spacing w:line="240" w:lineRule="auto"/>
+        <w:jc w:val="both"/>
+      </w:pPr>
+      <w:proofErr w:type="spellStart"/>
+      <w:r>
+        <w:t>const</w:t>
+      </w:r>
+      <w:proofErr w:type="spellEnd"/>
+      <w:r>
+        <w:t xml:space="preserve"> </w:t>
+      </w:r>
+      <w:proofErr w:type="spellStart"/>
+      <w:r>
+        <w:t>cors</w:t>
+      </w:r>
+      <w:proofErr w:type="spellEnd"/>
+      <w:r>
+        <w:t xml:space="preserve"> = require("</w:t>
+      </w:r>
+      <w:proofErr w:type="spellStart"/>
+      <w:r>
+        <w:t>cors</w:t>
+      </w:r>
+      <w:proofErr w:type="spellEnd"/>
+      <w:r>
+        <w:t>");</w:t>
+      </w:r>
+    </w:p>
+    <w:p>
+      <w:pPr>
+        <w:spacing w:line="240" w:lineRule="auto"/>
+        <w:jc w:val="both"/>
+      </w:pPr>
+    </w:p>
+    <w:p>
+      <w:pPr>
+        <w:spacing w:line="240" w:lineRule="auto"/>
+        <w:jc w:val="both"/>
+      </w:pPr>
+      <w:proofErr w:type="spellStart"/>
+      <w:r>
+        <w:t>app.use</w:t>
+      </w:r>
+      <w:proofErr w:type="spellEnd"/>
+      <w:r>
+        <w:t>(</w:t>
+      </w:r>
+      <w:proofErr w:type="spellStart"/>
+      <w:proofErr w:type="gramStart"/>
+      <w:r>
+        <w:t>cors</w:t>
+      </w:r>
+      <w:proofErr w:type="spellEnd"/>
+      <w:r>
+        <w:t>(</w:t>
+      </w:r>
+      <w:proofErr w:type="gramEnd"/>
+      <w:r>
+        <w:t>));</w:t>
+      </w:r>
+    </w:p>
+    <w:p>
+      <w:pPr>
+        <w:spacing w:line="240" w:lineRule="auto"/>
+        <w:jc w:val="both"/>
+      </w:pPr>
+      <w:r>
+        <w:t>For a specific frontend:</w:t>
+      </w:r>
+    </w:p>
+    <w:p>
+      <w:pPr>
+        <w:spacing w:line="240" w:lineRule="auto"/>
+        <w:jc w:val="both"/>
+      </w:pPr>
+      <w:proofErr w:type="spellStart"/>
+      <w:proofErr w:type="gramStart"/>
+      <w:r>
+        <w:t>app.use</w:t>
+      </w:r>
+      <w:proofErr w:type="spellEnd"/>
+      <w:r>
+        <w:t>(</w:t>
+      </w:r>
+      <w:proofErr w:type="spellStart"/>
+      <w:r>
+        <w:t>cors</w:t>
+      </w:r>
+      <w:proofErr w:type="spellEnd"/>
+      <w:r>
+        <w:t>(</w:t>
+      </w:r>
+      <w:proofErr w:type="gramEnd"/>
+      <w:r>
+        <w:t>{</w:t>
+      </w:r>
+    </w:p>
+    <w:p>
+      <w:pPr>
+        <w:spacing w:line="240" w:lineRule="auto"/>
+        <w:jc w:val="both"/>
+      </w:pPr>
+      <w:r>
+        <w:t xml:space="preserve">    origin: "http://localhost:5173"</w:t>
+      </w:r>
+    </w:p>
+    <w:p>
+      <w:pPr>
+        <w:spacing w:line="240" w:lineRule="auto"/>
+        <w:jc w:val="both"/>
+      </w:pPr>
+      <w:r>
+        <w:t>}));</w:t>
+      </w:r>
+    </w:p>
+    <w:p>
+      <w:pPr>
+        <w:spacing w:line="240" w:lineRule="auto"/>
+        <w:jc w:val="both"/>
+      </w:pPr>
+      <w:r>
+        <w:pict w14:anchorId="38648D7C">
+          <v:rect id="_x0000_i1101" style="width:0;height:1.5pt" o:hralign="center" o:hrstd="t" o:hr="t" fillcolor="#a0a0a0" stroked="f"/>
+        </w:pict>
+      </w:r>
+    </w:p>
+    <w:p>
+      <w:pPr>
+        <w:spacing w:line="240" w:lineRule="auto"/>
+        <w:jc w:val="both"/>
+        <w:rPr>
+          <w:b/>
+          <w:bCs/>
+        </w:rPr>
+      </w:pPr>
+      <w:r>
+        <w:rPr>
+          <w:b/>
+          <w:bCs/>
+        </w:rPr>
+        <w:t>17. What is JWT authentication in Express.js?</w:t>
+      </w:r>
+    </w:p>
+    <w:p>
+      <w:pPr>
+        <w:spacing w:line="240" w:lineRule="auto"/>
+        <w:jc w:val="both"/>
+      </w:pPr>
+      <w:r>
+        <w:rPr>
+          <w:b/>
+          <w:bCs/>
+        </w:rPr>
+        <w:t>Answer:</w:t>
+      </w:r>
+      <w:r>
+        <w:br/>
+        <w:t xml:space="preserve">JWT stands for </w:t>
+      </w:r>
+      <w:r>
+        <w:rPr>
+          <w:b/>
+          <w:bCs/>
+        </w:rPr>
+        <w:t>JSON Web Token</w:t>
+      </w:r>
+      <w:r>
+        <w:t>. It is commonly used for authentication in Express.js applications.</w:t>
+      </w:r>
+    </w:p>
+    <w:p>
+      <w:pPr>
+        <w:spacing w:line="240" w:lineRule="auto"/>
+        <w:jc w:val="both"/>
+      </w:pPr>
+      <w:r>
+        <w:t>Typical flow:</w:t>
+      </w:r>
+    </w:p>
+    <w:p>
+      <w:pPr>
+        <w:spacing w:line="240" w:lineRule="auto"/>
+        <w:jc w:val="both"/>
+      </w:pPr>
+      <w:r>
+        <w:t>1. User logs in</w:t>
+      </w:r>
+    </w:p>
+    <w:p>
+      <w:pPr>
+        <w:spacing w:line="240" w:lineRule="auto"/>
+        <w:jc w:val="both"/>
+      </w:pPr>
+      <w:r>
+        <w:t>2. Server verifies email/password</w:t>
+      </w:r>
+    </w:p>
+    <w:p>
+      <w:pPr>
+        <w:spacing w:line="240" w:lineRule="auto"/>
+        <w:jc w:val="both"/>
+      </w:pPr>
+      <w:r>
+        <w:t>3. Server generates JWT</w:t>
+      </w:r>
+    </w:p>
+    <w:p>
+      <w:pPr>
+        <w:spacing w:line="240" w:lineRule="auto"/>
+        <w:jc w:val="both"/>
+      </w:pPr>
+      <w:r>
+        <w:t>4. Client stores/sends the token</w:t>
+      </w:r>
+    </w:p>
+    <w:p>
+      <w:pPr>
+        <w:spacing w:line="240" w:lineRule="auto"/>
+        <w:jc w:val="both"/>
+      </w:pPr>
+      <w:r>
+        <w:t>5. Server verifies the token for protected routes</w:t>
+      </w:r>
+    </w:p>
+    <w:p>
+      <w:pPr>
+        <w:spacing w:line="240" w:lineRule="auto"/>
+        <w:jc w:val="both"/>
+      </w:pPr>
+      <w:r>
+        <w:rPr>
+          <w:b/>
+          <w:bCs/>
+        </w:rPr>
+        <w:t>Example:</w:t>
+      </w:r>
+    </w:p>
+    <w:p>
+      <w:pPr>
+        <w:spacing w:line="240" w:lineRule="auto"/>
+        <w:jc w:val="both"/>
+      </w:pPr>
+      <w:proofErr w:type="spellStart"/>
+      <w:r>
+        <w:t>const</w:t>
+      </w:r>
+      <w:proofErr w:type="spellEnd"/>
+      <w:r>
+        <w:t xml:space="preserve"> </w:t>
+      </w:r>
+      <w:proofErr w:type="spellStart"/>
+      <w:r>
+        <w:t>jwt</w:t>
+      </w:r>
+      <w:proofErr w:type="spellEnd"/>
+      <w:r>
+        <w:t xml:space="preserve"> = require("</w:t>
+      </w:r>
+      <w:proofErr w:type="spellStart"/>
+      <w:r>
+        <w:t>jsonwebtoken</w:t>
+      </w:r>
+      <w:proofErr w:type="spellEnd"/>
+      <w:r>
+        <w:t>");</w:t>
+      </w:r>
+    </w:p>
+    <w:p>
+      <w:pPr>
+        <w:spacing w:line="240" w:lineRule="auto"/>
+        <w:jc w:val="both"/>
+      </w:pPr>
+    </w:p>
+    <w:p>
+      <w:pPr>
+        <w:spacing w:line="240" w:lineRule="auto"/>
+        <w:jc w:val="both"/>
+      </w:pPr>
+      <w:proofErr w:type="spellStart"/>
+      <w:r>
+        <w:t>const</w:t>
+      </w:r>
+      <w:proofErr w:type="spellEnd"/>
+      <w:r>
+        <w:t xml:space="preserve"> token = </w:t>
+      </w:r>
+      <w:proofErr w:type="spellStart"/>
+      <w:proofErr w:type="gramStart"/>
+      <w:r>
+        <w:t>jwt.sign</w:t>
+      </w:r>
+      <w:proofErr w:type="spellEnd"/>
+      <w:proofErr w:type="gramEnd"/>
+      <w:r>
+        <w:t>(</w:t>
+      </w:r>
+    </w:p>
+    <w:p>
+      <w:pPr>
+        <w:spacing w:line="240" w:lineRule="auto"/>
+        <w:jc w:val="both"/>
+      </w:pPr>
+      <w:r>
+        <w:t xml:space="preserve">    </w:t>
+      </w:r>
+      <w:proofErr w:type="gramStart"/>
+      <w:r>
+        <w:t xml:space="preserve">{ </w:t>
+      </w:r>
+      <w:proofErr w:type="spellStart"/>
+      <w:r>
+        <w:t>userId</w:t>
+      </w:r>
+      <w:proofErr w:type="spellEnd"/>
+      <w:proofErr w:type="gramEnd"/>
+      <w:r>
+        <w:t xml:space="preserve">: </w:t>
+      </w:r>
+      <w:proofErr w:type="spellStart"/>
+      <w:proofErr w:type="gramStart"/>
+      <w:r>
+        <w:t>user._id</w:t>
+      </w:r>
+      <w:proofErr w:type="spellEnd"/>
+      <w:r>
+        <w:t xml:space="preserve"> }</w:t>
+      </w:r>
+      <w:proofErr w:type="gramEnd"/>
+      <w:r>
+        <w:t>,</w:t>
+      </w:r>
+    </w:p>
+    <w:p>
+      <w:pPr>
+        <w:spacing w:line="240" w:lineRule="auto"/>
+        <w:jc w:val="both"/>
+      </w:pPr>
+      <w:r>
+        <w:t xml:space="preserve">    </w:t>
+      </w:r>
+      <w:proofErr w:type="spellStart"/>
+      <w:r>
+        <w:t>process.env.JWT_SECRET</w:t>
+      </w:r>
+      <w:proofErr w:type="spellEnd"/>
+      <w:r>
+        <w:t>,</w:t>
+      </w:r>
+    </w:p>
+    <w:p>
+      <w:pPr>
+        <w:spacing w:line="240" w:lineRule="auto"/>
+        <w:jc w:val="both"/>
+      </w:pPr>
+      <w:r>
+        <w:t xml:space="preserve">    </w:t>
+      </w:r>
+      <w:proofErr w:type="gramStart"/>
+      <w:r>
+        <w:t xml:space="preserve">{ </w:t>
+      </w:r>
+      <w:proofErr w:type="spellStart"/>
+      <w:r>
+        <w:t>expiresIn</w:t>
+      </w:r>
+      <w:proofErr w:type="spellEnd"/>
+      <w:proofErr w:type="gramEnd"/>
+      <w:r>
+        <w:t>: "1h</w:t>
+      </w:r>
+      <w:proofErr w:type="gramStart"/>
+      <w:r>
+        <w:t>" }</w:t>
+      </w:r>
+      <w:proofErr w:type="gramEnd"/>
+    </w:p>
+    <w:p>
+      <w:pPr>
+        <w:spacing w:line="240" w:lineRule="auto"/>
+        <w:jc w:val="both"/>
+      </w:pPr>
+      <w:r>
+        <w:t>);</w:t>
+      </w:r>
+    </w:p>
+    <w:p>
+      <w:pPr>
+        <w:spacing w:line="240" w:lineRule="auto"/>
+        <w:jc w:val="both"/>
+      </w:pPr>
+      <w:r>
+        <w:lastRenderedPageBreak/>
+        <w:t>The token can then be used to access protected resources.</w:t>
+      </w:r>
+    </w:p>
+    <w:p>
+      <w:pPr>
+        <w:spacing w:line="240" w:lineRule="auto"/>
+        <w:jc w:val="both"/>
+      </w:pPr>
+      <w:r>
+        <w:pict w14:anchorId="0494A471">
+          <v:rect id="_x0000_i1102" style="width:0;height:1.5pt" o:hralign="center" o:hrstd="t" o:hr="t" fillcolor="#a0a0a0" stroked="f"/>
+        </w:pict>
+      </w:r>
+    </w:p>
+    <w:p>
+      <w:pPr>
+        <w:spacing w:line="240" w:lineRule="auto"/>
+        <w:jc w:val="both"/>
+        <w:rPr>
+          <w:b/>
+          <w:bCs/>
+        </w:rPr>
+      </w:pPr>
+      <w:r>
+        <w:rPr>
+          <w:b/>
+          <w:bCs/>
+        </w:rPr>
+        <w:t>18. How do you create a protected route in Express.js?</w:t>
+      </w:r>
+    </w:p>
+    <w:p>
+      <w:pPr>
+        <w:spacing w:line="240" w:lineRule="auto"/>
+        <w:jc w:val="both"/>
+      </w:pPr>
+      <w:r>
+        <w:rPr>
+          <w:b/>
+          <w:bCs/>
+        </w:rPr>
+        <w:t>Answer:</w:t>
+      </w:r>
+      <w:r>
+        <w:br/>
+        <w:t>A protected route requires authentication before allowing access.</w:t>
+      </w:r>
+    </w:p>
+    <w:p>
+      <w:pPr>
+        <w:spacing w:line="240" w:lineRule="auto"/>
+        <w:jc w:val="both"/>
+      </w:pPr>
+      <w:r>
+        <w:rPr>
+          <w:b/>
+          <w:bCs/>
+        </w:rPr>
+        <w:t>Example middleware:</w:t>
+      </w:r>
+    </w:p>
+    <w:p>
+      <w:pPr>
+        <w:spacing w:line="240" w:lineRule="auto"/>
+        <w:jc w:val="both"/>
+      </w:pPr>
+      <w:proofErr w:type="spellStart"/>
+      <w:r>
+        <w:t>const</w:t>
+      </w:r>
+      <w:proofErr w:type="spellEnd"/>
+      <w:r>
+        <w:t xml:space="preserve"> </w:t>
+      </w:r>
+      <w:proofErr w:type="spellStart"/>
+      <w:r>
+        <w:t>jwt</w:t>
+      </w:r>
+      <w:proofErr w:type="spellEnd"/>
+      <w:r>
+        <w:t xml:space="preserve"> = require("</w:t>
+      </w:r>
+      <w:proofErr w:type="spellStart"/>
+      <w:r>
+        <w:t>jsonwebtoken</w:t>
+      </w:r>
+      <w:proofErr w:type="spellEnd"/>
+      <w:r>
+        <w:t>");</w:t>
+      </w:r>
+    </w:p>
+    <w:p>
+      <w:pPr>
+        <w:spacing w:line="240" w:lineRule="auto"/>
+        <w:jc w:val="both"/>
+      </w:pPr>
+    </w:p>
+    <w:p>
+      <w:pPr>
+        <w:spacing w:line="240" w:lineRule="auto"/>
+        <w:jc w:val="both"/>
+      </w:pPr>
+      <w:proofErr w:type="spellStart"/>
+      <w:r>
+        <w:t>const</w:t>
+      </w:r>
+      <w:proofErr w:type="spellEnd"/>
+      <w:r>
+        <w:t xml:space="preserve"> </w:t>
+      </w:r>
+      <w:proofErr w:type="spellStart"/>
+      <w:r>
+        <w:t>authMiddleware</w:t>
+      </w:r>
+      <w:proofErr w:type="spellEnd"/>
+      <w:r>
+        <w:t xml:space="preserve"> = (</w:t>
+      </w:r>
+      <w:proofErr w:type="spellStart"/>
+      <w:r>
+        <w:t>req</w:t>
+      </w:r>
+      <w:proofErr w:type="spellEnd"/>
+      <w:r>
+        <w:t>, res, next) =&gt; {</w:t>
+      </w:r>
+    </w:p>
+    <w:p>
+      <w:pPr>
+        <w:spacing w:line="240" w:lineRule="auto"/>
+        <w:jc w:val="both"/>
+      </w:pPr>
+      <w:r>
+        <w:t xml:space="preserve">    </w:t>
+      </w:r>
+      <w:proofErr w:type="spellStart"/>
+      <w:r>
+        <w:t>const</w:t>
+      </w:r>
+      <w:proofErr w:type="spellEnd"/>
+      <w:r>
+        <w:t xml:space="preserve"> token = </w:t>
+      </w:r>
+      <w:proofErr w:type="spellStart"/>
+      <w:proofErr w:type="gramStart"/>
+      <w:r>
+        <w:t>req.headers</w:t>
+      </w:r>
+      <w:proofErr w:type="gramEnd"/>
+      <w:r>
+        <w:t>.authorization</w:t>
+      </w:r>
+      <w:proofErr w:type="gramStart"/>
+      <w:r>
+        <w:t>?.split</w:t>
+      </w:r>
+      <w:proofErr w:type="spellEnd"/>
+      <w:proofErr w:type="gramEnd"/>
+      <w:r>
+        <w:t xml:space="preserve">(" </w:t>
+      </w:r>
+      <w:proofErr w:type="gramStart"/>
+      <w:r>
+        <w:t>")[</w:t>
+      </w:r>
+      <w:proofErr w:type="gramEnd"/>
+      <w:r>
+        <w:t>1];</w:t>
+      </w:r>
+    </w:p>
+    <w:p>
+      <w:pPr>
+        <w:spacing w:line="240" w:lineRule="auto"/>
+        <w:jc w:val="both"/>
+      </w:pPr>
+    </w:p>
+    <w:p>
+      <w:pPr>
+        <w:spacing w:line="240" w:lineRule="auto"/>
+        <w:jc w:val="both"/>
+      </w:pPr>
+      <w:r>
+        <w:t xml:space="preserve">    if </w:t>
+      </w:r>
+      <w:proofErr w:type="gramStart"/>
+      <w:r>
+        <w:t>(!token</w:t>
+      </w:r>
+      <w:proofErr w:type="gramEnd"/>
+      <w:r>
+        <w:t>) {</w:t>
+      </w:r>
+    </w:p>
+    <w:p>
+      <w:pPr>
+        <w:spacing w:line="240" w:lineRule="auto"/>
+        <w:jc w:val="both"/>
+      </w:pPr>
+      <w:r>
+        <w:t xml:space="preserve">        return </w:t>
+      </w:r>
+      <w:proofErr w:type="spellStart"/>
+      <w:proofErr w:type="gramStart"/>
+      <w:r>
+        <w:t>res.status</w:t>
+      </w:r>
+      <w:proofErr w:type="spellEnd"/>
+      <w:proofErr w:type="gramEnd"/>
+      <w:r>
+        <w:t>(401</w:t>
+      </w:r>
+      <w:proofErr w:type="gramStart"/>
+      <w:r>
+        <w:t>).</w:t>
+      </w:r>
+      <w:proofErr w:type="spellStart"/>
+      <w:r>
+        <w:t>json</w:t>
+      </w:r>
+      <w:proofErr w:type="spellEnd"/>
+      <w:proofErr w:type="gramEnd"/>
+      <w:r>
+        <w:t>({</w:t>
+      </w:r>
+    </w:p>
+    <w:p>
+      <w:pPr>
+        <w:spacing w:line="240" w:lineRule="auto"/>
+        <w:jc w:val="both"/>
+      </w:pPr>
+      <w:r>
+        <w:t xml:space="preserve">            message: "Access denied"</w:t>
+      </w:r>
+    </w:p>
+    <w:p>
+      <w:pPr>
+        <w:spacing w:line="240" w:lineRule="auto"/>
+        <w:jc w:val="both"/>
+      </w:pPr>
+      <w:r>
+        <w:t xml:space="preserve">        });</w:t>
+      </w:r>
+    </w:p>
+    <w:p>
+      <w:pPr>
+        <w:spacing w:line="240" w:lineRule="auto"/>
+        <w:jc w:val="both"/>
+      </w:pPr>
+      <w:r>
+        <w:t xml:space="preserve">    }</w:t>
+      </w:r>
+    </w:p>
+    <w:p>
+      <w:pPr>
+        <w:spacing w:line="240" w:lineRule="auto"/>
+        <w:jc w:val="both"/>
+      </w:pPr>
+    </w:p>
+    <w:p>
+      <w:pPr>
+        <w:spacing w:line="240" w:lineRule="auto"/>
+        <w:jc w:val="both"/>
+      </w:pPr>
+      <w:r>
+        <w:t xml:space="preserve">    try {</w:t>
+      </w:r>
+    </w:p>
+    <w:p>
+      <w:pPr>
+        <w:spacing w:line="240" w:lineRule="auto"/>
+        <w:jc w:val="both"/>
+      </w:pPr>
+      <w:r>
+        <w:t xml:space="preserve">        </w:t>
+      </w:r>
+      <w:proofErr w:type="spellStart"/>
+      <w:r>
+        <w:t>const</w:t>
+      </w:r>
+      <w:proofErr w:type="spellEnd"/>
+      <w:r>
+        <w:t xml:space="preserve"> decoded = </w:t>
+      </w:r>
+      <w:proofErr w:type="spellStart"/>
+      <w:proofErr w:type="gramStart"/>
+      <w:r>
+        <w:t>jwt.verify</w:t>
+      </w:r>
+      <w:proofErr w:type="spellEnd"/>
+      <w:proofErr w:type="gramEnd"/>
+      <w:r>
+        <w:t>(</w:t>
+      </w:r>
+    </w:p>
+    <w:p>
+      <w:pPr>
+        <w:spacing w:line="240" w:lineRule="auto"/>
+        <w:jc w:val="both"/>
+      </w:pPr>
+      <w:r>
+        <w:t xml:space="preserve">            token,</w:t>
+      </w:r>
+    </w:p>
+    <w:p>
+      <w:pPr>
+        <w:spacing w:line="240" w:lineRule="auto"/>
+        <w:jc w:val="both"/>
+      </w:pPr>
+      <w:r>
+        <w:t xml:space="preserve">            </w:t>
+      </w:r>
+      <w:proofErr w:type="spellStart"/>
+      <w:r>
+        <w:t>process.env.JWT_SECRET</w:t>
+      </w:r>
+      <w:proofErr w:type="spellEnd"/>
+    </w:p>
+    <w:p>
+      <w:pPr>
+        <w:spacing w:line="240" w:lineRule="auto"/>
+        <w:jc w:val="both"/>
+      </w:pPr>
+      <w:r>
+        <w:t xml:space="preserve">        );</w:t>
+      </w:r>
+    </w:p>
+    <w:p>
+      <w:pPr>
+        <w:spacing w:line="240" w:lineRule="auto"/>
+        <w:jc w:val="both"/>
+      </w:pPr>
+    </w:p>
+    <w:p>
+      <w:pPr>
+        <w:spacing w:line="240" w:lineRule="auto"/>
+        <w:jc w:val="both"/>
+      </w:pPr>
+      <w:r>
+        <w:t xml:space="preserve">        </w:t>
+      </w:r>
+      <w:proofErr w:type="spellStart"/>
+      <w:r>
+        <w:t>req.user</w:t>
+      </w:r>
+      <w:proofErr w:type="spellEnd"/>
+      <w:r>
+        <w:t xml:space="preserve"> = decoded;</w:t>
+      </w:r>
+    </w:p>
+    <w:p>
+      <w:pPr>
+        <w:spacing w:line="240" w:lineRule="auto"/>
+        <w:jc w:val="both"/>
+      </w:pPr>
+      <w:r>
+        <w:t xml:space="preserve">        </w:t>
+      </w:r>
+      <w:proofErr w:type="gramStart"/>
+      <w:r>
+        <w:t>next(</w:t>
+      </w:r>
+      <w:proofErr w:type="gramEnd"/>
+      <w:r>
+        <w:t>);</w:t>
+      </w:r>
+    </w:p>
+    <w:p>
+      <w:pPr>
+        <w:spacing w:line="240" w:lineRule="auto"/>
+        <w:jc w:val="both"/>
+      </w:pPr>
+      <w:r>
+        <w:t xml:space="preserve">    } catch (error) {</w:t>
+      </w:r>
+    </w:p>
+    <w:p>
+      <w:pPr>
+        <w:spacing w:line="240" w:lineRule="auto"/>
+        <w:jc w:val="both"/>
+      </w:pPr>
+      <w:r>
+        <w:t xml:space="preserve">        </w:t>
+      </w:r>
+      <w:proofErr w:type="spellStart"/>
+      <w:proofErr w:type="gramStart"/>
+      <w:r>
+        <w:t>res.status</w:t>
+      </w:r>
+      <w:proofErr w:type="spellEnd"/>
+      <w:proofErr w:type="gramEnd"/>
+      <w:r>
+        <w:t>(401</w:t>
+      </w:r>
+      <w:proofErr w:type="gramStart"/>
+      <w:r>
+        <w:t>).</w:t>
+      </w:r>
+      <w:proofErr w:type="spellStart"/>
+      <w:r>
+        <w:t>json</w:t>
+      </w:r>
+      <w:proofErr w:type="spellEnd"/>
+      <w:proofErr w:type="gramEnd"/>
+      <w:r>
+        <w:t>({</w:t>
+      </w:r>
+    </w:p>
+    <w:p>
+      <w:pPr>
+        <w:spacing w:line="240" w:lineRule="auto"/>
+        <w:jc w:val="both"/>
+      </w:pPr>
+      <w:r>
+        <w:t xml:space="preserve">            message: "Invalid token"</w:t>
+      </w:r>
+    </w:p>
+    <w:p>
+      <w:pPr>
+        <w:spacing w:line="240" w:lineRule="auto"/>
+        <w:jc w:val="both"/>
+      </w:pPr>
+      <w:r>
+        <w:t xml:space="preserve">        });</w:t>
+      </w:r>
+    </w:p>
+    <w:p>
+      <w:pPr>
+        <w:spacing w:line="240" w:lineRule="auto"/>
+        <w:jc w:val="both"/>
+      </w:pPr>
+      <w:r>
+        <w:t xml:space="preserve">    }</w:t>
+      </w:r>
+    </w:p>
+    <w:p>
+      <w:pPr>
+        <w:spacing w:line="240" w:lineRule="auto"/>
+        <w:jc w:val="both"/>
+      </w:pPr>
+      <w:r>
+        <w:t>};</w:t>
+      </w:r>
+    </w:p>
+    <w:p>
+      <w:pPr>
+        <w:spacing w:line="240" w:lineRule="auto"/>
+        <w:jc w:val="both"/>
+      </w:pPr>
+      <w:r>
+        <w:lastRenderedPageBreak/>
+        <w:t>Use it with a route:</w:t>
+      </w:r>
+    </w:p>
+    <w:p>
+      <w:pPr>
+        <w:spacing w:line="240" w:lineRule="auto"/>
+        <w:jc w:val="both"/>
+      </w:pPr>
+      <w:proofErr w:type="spellStart"/>
+      <w:proofErr w:type="gramStart"/>
+      <w:r>
+        <w:t>app.get</w:t>
+      </w:r>
+      <w:proofErr w:type="spellEnd"/>
+      <w:r>
+        <w:t>(</w:t>
+      </w:r>
+      <w:proofErr w:type="gramEnd"/>
+      <w:r>
+        <w:t xml:space="preserve">"/profile", </w:t>
+      </w:r>
+      <w:proofErr w:type="spellStart"/>
+      <w:r>
+        <w:t>authMiddleware</w:t>
+      </w:r>
+      <w:proofErr w:type="spellEnd"/>
+      <w:r>
+        <w:t>, (</w:t>
+      </w:r>
+      <w:proofErr w:type="spellStart"/>
+      <w:r>
+        <w:t>req</w:t>
+      </w:r>
+      <w:proofErr w:type="spellEnd"/>
+      <w:r>
+        <w:t>, res) =&gt; {</w:t>
+      </w:r>
+    </w:p>
+    <w:p>
+      <w:pPr>
+        <w:spacing w:line="240" w:lineRule="auto"/>
+        <w:jc w:val="both"/>
+      </w:pPr>
+      <w:r>
+        <w:t xml:space="preserve">    </w:t>
+      </w:r>
+      <w:proofErr w:type="spellStart"/>
+      <w:proofErr w:type="gramStart"/>
+      <w:r>
+        <w:t>res.json</w:t>
+      </w:r>
+      <w:proofErr w:type="spellEnd"/>
+      <w:proofErr w:type="gramEnd"/>
+      <w:r>
+        <w:t>({</w:t>
+      </w:r>
+    </w:p>
+    <w:p>
+      <w:pPr>
+        <w:spacing w:line="240" w:lineRule="auto"/>
+        <w:jc w:val="both"/>
+      </w:pPr>
+      <w:r>
+        <w:t xml:space="preserve">        message: "Protected profile",</w:t>
+      </w:r>
+    </w:p>
+    <w:p>
+      <w:pPr>
+        <w:spacing w:line="240" w:lineRule="auto"/>
+        <w:jc w:val="both"/>
+      </w:pPr>
+      <w:r>
+        <w:t xml:space="preserve">        user: </w:t>
+      </w:r>
+      <w:proofErr w:type="spellStart"/>
+      <w:r>
+        <w:t>req.user</w:t>
+      </w:r>
+      <w:proofErr w:type="spellEnd"/>
+    </w:p>
+    <w:p>
+      <w:pPr>
+        <w:spacing w:line="240" w:lineRule="auto"/>
+        <w:jc w:val="both"/>
+      </w:pPr>
+      <w:r>
+        <w:t xml:space="preserve">    });</w:t>
+      </w:r>
+    </w:p>
+    <w:p>
+      <w:pPr>
+        <w:spacing w:line="240" w:lineRule="auto"/>
+        <w:jc w:val="both"/>
+      </w:pPr>
+      <w:r>
+        <w:t>});</w:t>
+      </w:r>
+    </w:p>
+    <w:p>
+      <w:pPr>
+        <w:spacing w:line="240" w:lineRule="auto"/>
+        <w:jc w:val="both"/>
+      </w:pPr>
+      <w:r>
+        <w:pict w14:anchorId="55754716">
+          <v:rect id="_x0000_i1103" style="width:0;height:1.5pt" o:hralign="center" o:hrstd="t" o:hr="t" fillcolor="#a0a0a0" stroked="f"/>
+        </w:pict>
+      </w:r>
+    </w:p>
+    <w:p>
+      <w:pPr>
+        <w:spacing w:line="240" w:lineRule="auto"/>
+        <w:jc w:val="both"/>
+        <w:rPr>
+          <w:b/>
+          <w:bCs/>
+        </w:rPr>
+      </w:pPr>
+      <w:r>
+        <w:rPr>
+          <w:b/>
+          <w:bCs/>
+        </w:rPr>
+        <w:t>19. What is the difference between Authentication and Authorization?</w:t>
+      </w:r>
+    </w:p>
+    <w:p>
+      <w:pPr>
+        <w:spacing w:line="240" w:lineRule="auto"/>
+        <w:jc w:val="both"/>
+      </w:pPr>
+      <w:r>
+        <w:rPr>
+          <w:b/>
+          <w:bCs/>
+        </w:rPr>
+        <w:t>Answer:</w:t>
+      </w:r>
+    </w:p>
+    <w:p>
+      <w:pPr>
+        <w:spacing w:line="240" w:lineRule="auto"/>
+        <w:jc w:val="both"/>
+      </w:pPr>
+      <w:r>
+        <w:rPr>
+          <w:b/>
+          <w:bCs/>
+        </w:rPr>
+        <w:t>Authentication</w:t>
+      </w:r>
+      <w:r>
+        <w:t xml:space="preserve"> verifies </w:t>
+      </w:r>
+      <w:r>
+        <w:rPr>
+          <w:b/>
+          <w:bCs/>
+        </w:rPr>
+        <w:t>who the user is</w:t>
+      </w:r>
+      <w:r>
+        <w:t>.</w:t>
+      </w:r>
+    </w:p>
+    <w:p>
+      <w:pPr>
+        <w:spacing w:line="240" w:lineRule="auto"/>
+        <w:jc w:val="both"/>
+      </w:pPr>
+      <w:r>
+        <w:t>Example:</w:t>
+      </w:r>
+    </w:p>
+    <w:p>
+      <w:pPr>
+        <w:spacing w:line="240" w:lineRule="auto"/>
+        <w:jc w:val="both"/>
+      </w:pPr>
+      <w:r>
+        <w:t>Email + Password → Login</w:t>
+      </w:r>
+    </w:p>
+    <w:p>
+      <w:pPr>
+        <w:spacing w:line="240" w:lineRule="auto"/>
+        <w:jc w:val="both"/>
+      </w:pPr>
+      <w:r>
+        <w:rPr>
+          <w:b/>
+          <w:bCs/>
+        </w:rPr>
+        <w:t>Authorization</w:t>
+      </w:r>
+      <w:r>
+        <w:t xml:space="preserve"> verifies </w:t>
+      </w:r>
+      <w:r>
+        <w:rPr>
+          <w:b/>
+          <w:bCs/>
+        </w:rPr>
+        <w:t>what the user is allowed to do</w:t>
+      </w:r>
+      <w:r>
+        <w:t>.</w:t>
+      </w:r>
+    </w:p>
+    <w:p>
+      <w:pPr>
+        <w:spacing w:line="240" w:lineRule="auto"/>
+        <w:jc w:val="both"/>
+      </w:pPr>
+      <w:r>
+        <w:t>Example:</w:t>
+      </w:r>
+    </w:p>
+    <w:p>
+      <w:pPr>
+        <w:spacing w:line="240" w:lineRule="auto"/>
+        <w:jc w:val="both"/>
+      </w:pPr>
+      <w:r>
+        <w:t>Admin → Can delete users</w:t>
+      </w:r>
+    </w:p>
+    <w:p>
+      <w:pPr>
+        <w:spacing w:line="240" w:lineRule="auto"/>
+        <w:jc w:val="both"/>
+      </w:pPr>
+      <w:proofErr w:type="gramStart"/>
+      <w:r>
+        <w:t>User  →</w:t>
+      </w:r>
+      <w:proofErr w:type="gramEnd"/>
+      <w:r>
+        <w:t xml:space="preserve"> Cannot delete users</w:t>
+      </w:r>
+    </w:p>
+    <w:p>
+      <w:pPr>
+        <w:spacing w:line="240" w:lineRule="auto"/>
+        <w:jc w:val="both"/>
+      </w:pPr>
+      <w:r>
+        <w:t>A common flow is:</w:t>
+      </w:r>
+    </w:p>
+    <w:p>
+      <w:pPr>
+        <w:spacing w:line="240" w:lineRule="auto"/>
+        <w:jc w:val="both"/>
+      </w:pPr>
+      <w:r>
+        <w:t>Authentication</w:t>
+      </w:r>
+    </w:p>
+    <w:p>
+      <w:pPr>
+        <w:spacing w:line="240" w:lineRule="auto"/>
+        <w:jc w:val="both"/>
+      </w:pPr>
+      <w:r>
+        <w:t xml:space="preserve">      ↓</w:t>
+      </w:r>
+    </w:p>
+    <w:p>
+      <w:pPr>
+        <w:spacing w:line="240" w:lineRule="auto"/>
+        <w:jc w:val="both"/>
+      </w:pPr>
+      <w:r>
+        <w:t>Identify User</w:t>
+      </w:r>
+    </w:p>
+    <w:p>
+      <w:pPr>
+        <w:spacing w:line="240" w:lineRule="auto"/>
+        <w:jc w:val="both"/>
+      </w:pPr>
+      <w:r>
+        <w:t xml:space="preserve">      ↓</w:t>
+      </w:r>
+    </w:p>
+    <w:p>
+      <w:pPr>
+        <w:spacing w:line="240" w:lineRule="auto"/>
+        <w:jc w:val="both"/>
+      </w:pPr>
+      <w:r>
+        <w:t>Authorization</w:t>
+      </w:r>
+    </w:p>
+    <w:p>
+      <w:pPr>
+        <w:spacing w:line="240" w:lineRule="auto"/>
+        <w:jc w:val="both"/>
+      </w:pPr>
+      <w:r>
+        <w:t xml:space="preserve">      ↓</w:t>
+      </w:r>
+    </w:p>
+    <w:p>
+      <w:pPr>
+        <w:spacing w:line="240" w:lineRule="auto"/>
+        <w:jc w:val="both"/>
+      </w:pPr>
+      <w:r>
+        <w:t>Check User's Permissions</w:t>
+      </w:r>
+    </w:p>
+    <w:p>
+      <w:pPr>
+        <w:spacing w:line="240" w:lineRule="auto"/>
+        <w:jc w:val="both"/>
+      </w:pPr>
+      <w:r>
+        <w:pict w14:anchorId="0F34EE23">
+          <v:rect id="_x0000_i1104" style="width:0;height:1.5pt" o:hralign="center" o:hrstd="t" o:hr="t" fillcolor="#a0a0a0" stroked="f"/>
+        </w:pict>
+      </w:r>
+    </w:p>
+    <w:p>
+      <w:pPr>
+        <w:spacing w:line="240" w:lineRule="auto"/>
+        <w:jc w:val="both"/>
+        <w:rPr>
+          <w:b/>
+          <w:bCs/>
+        </w:rPr>
+      </w:pPr>
+      <w:r>
+        <w:rPr>
+          <w:b/>
+          <w:bCs/>
+        </w:rPr>
+        <w:t>20. How do you serve static files in Express.js?</w:t>
+      </w:r>
+    </w:p>
+    <w:p>
+      <w:pPr>
+        <w:spacing w:line="240" w:lineRule="auto"/>
+        <w:jc w:val="both"/>
+      </w:pPr>
+      <w:r>
+        <w:rPr>
+          <w:b/>
+          <w:bCs/>
+        </w:rPr>
+        <w:t>Answer:</w:t>
+      </w:r>
+      <w:r>
+        <w:br/>
+        <w:t xml:space="preserve">Express provides </w:t>
+      </w:r>
+      <w:proofErr w:type="spellStart"/>
+      <w:proofErr w:type="gramStart"/>
+      <w:r>
+        <w:t>express.static</w:t>
+      </w:r>
+      <w:proofErr w:type="spellEnd"/>
+      <w:proofErr w:type="gramEnd"/>
+      <w:r>
+        <w:t>() middleware to serve static files such as images, CSS, JavaScript, and uploaded files.</w:t>
+      </w:r>
+    </w:p>
+    <w:p>
+      <w:pPr>
+        <w:spacing w:line="240" w:lineRule="auto"/>
+        <w:jc w:val="both"/>
+      </w:pPr>
+      <w:r>
+        <w:rPr>
+          <w:b/>
+          <w:bCs/>
+        </w:rPr>
+        <w:t>Example:</w:t>
+      </w:r>
+    </w:p>
+    <w:p>
+      <w:pPr>
+        <w:spacing w:line="240" w:lineRule="auto"/>
+        <w:jc w:val="both"/>
+      </w:pPr>
+      <w:r>
+        <w:lastRenderedPageBreak/>
+        <w:t>Suppose we have:</w:t>
+      </w:r>
+    </w:p>
+    <w:p>
+      <w:pPr>
+        <w:spacing w:line="240" w:lineRule="auto"/>
+        <w:jc w:val="both"/>
+      </w:pPr>
+      <w:r>
+        <w:t>project/</w:t>
+      </w:r>
+    </w:p>
+    <w:p>
+      <w:pPr>
+        <w:spacing w:line="240" w:lineRule="auto"/>
+        <w:jc w:val="both"/>
+      </w:pPr>
+      <w:r>
+        <w:t xml:space="preserve">   public/</w:t>
+      </w:r>
+    </w:p>
+    <w:p>
+      <w:pPr>
+        <w:spacing w:line="240" w:lineRule="auto"/>
+        <w:jc w:val="both"/>
+      </w:pPr>
+      <w:r>
+        <w:t xml:space="preserve">      images/</w:t>
+      </w:r>
+    </w:p>
+    <w:p>
+      <w:pPr>
+        <w:spacing w:line="240" w:lineRule="auto"/>
+        <w:jc w:val="both"/>
+      </w:pPr>
+      <w:r>
+        <w:t xml:space="preserve">      </w:t>
+      </w:r>
+      <w:proofErr w:type="spellStart"/>
+      <w:r>
+        <w:t>css</w:t>
+      </w:r>
+      <w:proofErr w:type="spellEnd"/>
+      <w:r>
+        <w:t>/</w:t>
+      </w:r>
+    </w:p>
+    <w:p>
+      <w:pPr>
+        <w:spacing w:line="240" w:lineRule="auto"/>
+        <w:jc w:val="both"/>
+      </w:pPr>
+      <w:r>
+        <w:t xml:space="preserve">      index.html</w:t>
+      </w:r>
+    </w:p>
+    <w:p>
+      <w:pPr>
+        <w:spacing w:line="240" w:lineRule="auto"/>
+        <w:jc w:val="both"/>
+      </w:pPr>
+      <w:r>
+        <w:t>We can use:</w:t>
+      </w:r>
+    </w:p>
+    <w:p>
+      <w:pPr>
+        <w:spacing w:line="240" w:lineRule="auto"/>
+        <w:jc w:val="both"/>
+      </w:pPr>
+      <w:proofErr w:type="spellStart"/>
+      <w:r>
+        <w:t>app.use</w:t>
+      </w:r>
+      <w:proofErr w:type="spellEnd"/>
+      <w:r>
+        <w:t>(</w:t>
+      </w:r>
+      <w:proofErr w:type="spellStart"/>
+      <w:proofErr w:type="gramStart"/>
+      <w:r>
+        <w:t>express.static</w:t>
+      </w:r>
+      <w:proofErr w:type="spellEnd"/>
+      <w:proofErr w:type="gramEnd"/>
+      <w:r>
+        <w:t>("public"));</w:t>
+      </w:r>
+    </w:p>
+    <w:p>
+      <w:pPr>
+        <w:spacing w:line="240" w:lineRule="auto"/>
+        <w:jc w:val="both"/>
+      </w:pPr>
+      <w:r>
+        <w:t>Now files inside the public folder can be accessed directly.</w:t>
+      </w:r>
+    </w:p>
+    <w:p>
+      <w:pPr>
+        <w:spacing w:line="240" w:lineRule="auto"/>
+        <w:jc w:val="both"/>
+      </w:pPr>
+      <w:r>
+        <w:t>For an uploads folder:</w:t>
+      </w:r>
+    </w:p>
+    <w:p>
+      <w:pPr>
+        <w:spacing w:line="240" w:lineRule="auto"/>
+        <w:jc w:val="both"/>
+      </w:pPr>
+      <w:proofErr w:type="spellStart"/>
+      <w:proofErr w:type="gramStart"/>
+      <w:r>
+        <w:t>app.use</w:t>
+      </w:r>
+      <w:proofErr w:type="spellEnd"/>
+      <w:r>
+        <w:t>(</w:t>
+      </w:r>
+      <w:proofErr w:type="gramEnd"/>
+      <w:r>
+        <w:t xml:space="preserve">"/uploads", </w:t>
+      </w:r>
+      <w:proofErr w:type="spellStart"/>
+      <w:proofErr w:type="gramStart"/>
+      <w:r>
+        <w:t>express.static</w:t>
+      </w:r>
+      <w:proofErr w:type="spellEnd"/>
+      <w:proofErr w:type="gramEnd"/>
+      <w:r>
+        <w:t>("uploads"));</w:t>
+      </w:r>
+    </w:p>
+    <w:p>
+      <w:pPr>
+        <w:spacing w:line="240" w:lineRule="auto"/>
+        <w:jc w:val="both"/>
+      </w:pPr>
+      <w:r>
+        <w:t>An image such as:</w:t>
+      </w:r>
+    </w:p>
+    <w:p>
+      <w:pPr>
+        <w:spacing w:line="240" w:lineRule="auto"/>
+        <w:jc w:val="both"/>
+      </w:pPr>
+      <w:r>
+        <w:t>uploads/profile.jpg</w:t>
+      </w:r>
+    </w:p>
+    <w:p>
+      <w:pPr>
+        <w:spacing w:line="240" w:lineRule="auto"/>
+        <w:jc w:val="both"/>
+      </w:pPr>
+      <w:r>
+        <w:t>can be accessed through:</w:t>
+      </w:r>
+    </w:p>
+    <w:p>
+      <w:pPr>
+        <w:spacing w:line="240" w:lineRule="auto"/>
+        <w:jc w:val="both"/>
+      </w:pPr>
+      <w:r>
+        <w:t>/uploads/profile.jpg</w:t>
+      </w:r>
+    </w:p>
+    <w:p>
+      <w:pPr>
+        <w:spacing w:line="240" w:lineRule="auto"/>
+        <w:jc w:val="both"/>
+      </w:pPr>
+      <w:r>
+        <w:pict w14:anchorId="7CA071B4">
+          <v:rect id="_x0000_i1105" style="width:0;height:1.5pt" o:hralign="center" o:hrstd="t" o:hr="t" fillcolor="#a0a0a0" stroked="f"/>
+        </w:pict>
+      </w:r>
+    </w:p>
+    <w:p>
+      <w:pPr>
+        <w:spacing w:line="240" w:lineRule="auto"/>
+        <w:jc w:val="both"/>
+        <w:rPr>
+          <w:b/>
+          <w:bCs/>
+        </w:rPr>
+      </w:pPr>
+      <w:r>
+        <w:rPr>
+          <w:rFonts w:ascii="Segoe UI Emoji" w:hAnsi="Segoe UI Emoji" w:cs="Segoe UI Emoji"/>
+          <w:b/>
+          <w:bCs/>
+        </w:rPr>
+        <w:t>⭐</w:t>
+      </w:r>
+      <w:r>
+        <w:rPr>
+          <w:b/>
+          <w:bCs/>
+        </w:rPr>
+        <w:t xml:space="preserve"> Quick Revision: Questions 11–20</w:t>
+      </w:r>
+    </w:p>
+    <w:tbl>
+      <w:tblPr>
+        <w:tblW w:w="0" w:type="auto"/>
+        <w:tblCellSpacing w:w="15" w:type="dxa"/>
+        <w:tblCellMar>
+          <w:top w:w="15" w:type="dxa"/>
+          <w:left w:w="15" w:type="dxa"/>
+          <w:bottom w:w="15" w:type="dxa"/>
+          <w:right w:w="15" w:type="dxa"/>
+        </w:tblCellMar>
+        <w:tblLook w:val="04A0" w:firstRow="1" w:lastRow="0" w:firstColumn="1" w:lastColumn="0" w:noHBand="0" w:noVBand="1"/>
+      </w:tblPr>
+      <w:tblGrid>
+        <w:gridCol w:w="319"/>
+        <w:gridCol w:w="3144"/>
+        <w:gridCol w:w="2836"/>
+      </w:tblGrid>
+      <w:tr>
+        <w:trPr>
+          <w:tblHeader/>
+          <w:tblCellSpacing w:w="15" w:type="dxa"/>
+        </w:trPr>
+        <w:tc>
+          <w:tcPr>
+            <w:tcW w:w="0" w:type="auto"/>
+            <w:vAlign w:val="center"/>
+            <w:hideMark/>
+          </w:tcPr>
+          <w:p>
+            <w:pPr>
+              <w:spacing w:line="240" w:lineRule="auto"/>
+              <w:jc w:val="both"/>
+              <w:rPr>
+                <w:b/>
+                <w:bCs/>
+              </w:rPr>
+            </w:pPr>
+            <w:r>
+              <w:rPr>
+                <w:b/>
+                <w:bCs/>
+              </w:rPr>
+              <w:t>#</w:t>
+            </w:r>
+          </w:p>
+        </w:tc>
+        <w:tc>
+          <w:tcPr>
+            <w:tcW w:w="0" w:type="auto"/>
+            <w:vAlign w:val="center"/>
+            <w:hideMark/>
+          </w:tcPr>
+          <w:p>
+            <w:pPr>
+              <w:spacing w:line="240" w:lineRule="auto"/>
+              <w:jc w:val="both"/>
+              <w:rPr>
+                <w:b/>
+                <w:bCs/>
+              </w:rPr>
+            </w:pPr>
+            <w:r>
+              <w:rPr>
+                <w:b/>
+                <w:bCs/>
+              </w:rPr>
+              <w:t>Topic</w:t>
+            </w:r>
+          </w:p>
+        </w:tc>
+        <w:tc>
+          <w:tcPr>
+            <w:tcW w:w="0" w:type="auto"/>
+            <w:vAlign w:val="center"/>
+            <w:hideMark/>
+          </w:tcPr>
+          <w:p>
+            <w:pPr>
+              <w:spacing w:line="240" w:lineRule="auto"/>
+              <w:jc w:val="both"/>
+              <w:rPr>
+                <w:b/>
+                <w:bCs/>
+              </w:rPr>
+            </w:pPr>
+            <w:r>
+              <w:rPr>
+                <w:b/>
+                <w:bCs/>
+              </w:rPr>
+              <w:t>Key Point</w:t>
+            </w:r>
+          </w:p>
+        </w:tc>
+      </w:tr>
+      <w:tr>
+        <w:trPr>
+          <w:tblCellSpacing w:w="15" w:type="dxa"/>
+        </w:trPr>
+        <w:tc>
+          <w:tcPr>
+            <w:tcW w:w="0" w:type="auto"/>
+            <w:vAlign w:val="center"/>
+            <w:hideMark/>
+          </w:tcPr>
+          <w:p>
+            <w:pPr>
+              <w:spacing w:line="240" w:lineRule="auto"/>
+              <w:jc w:val="both"/>
+            </w:pPr>
+            <w:r>
+              <w:t>11</w:t>
+            </w:r>
+          </w:p>
+        </w:tc>
+        <w:tc>
+          <w:tcPr>
+            <w:tcW w:w="0" w:type="auto"/>
+            <w:vAlign w:val="center"/>
+            <w:hideMark/>
+          </w:tcPr>
+          <w:p>
+            <w:pPr>
+              <w:spacing w:line="240" w:lineRule="auto"/>
+              <w:jc w:val="both"/>
+            </w:pPr>
+            <w:r>
+              <w:t>REST API</w:t>
+            </w:r>
+          </w:p>
+        </w:tc>
+        <w:tc>
+          <w:tcPr>
+            <w:tcW w:w="0" w:type="auto"/>
+            <w:vAlign w:val="center"/>
+            <w:hideMark/>
+          </w:tcPr>
+          <w:p>
+            <w:pPr>
+              <w:spacing w:line="240" w:lineRule="auto"/>
+              <w:jc w:val="both"/>
+            </w:pPr>
+            <w:r>
+              <w:t>HTTP methods + resources</w:t>
+            </w:r>
+          </w:p>
+        </w:tc>
+      </w:tr>
+      <w:tr>
+        <w:trPr>
+          <w:tblCellSpacing w:w="15" w:type="dxa"/>
+        </w:trPr>
+        <w:tc>
+          <w:tcPr>
+            <w:tcW w:w="0" w:type="auto"/>
+            <w:vAlign w:val="center"/>
+            <w:hideMark/>
+          </w:tcPr>
+          <w:p>
+            <w:pPr>
+              <w:spacing w:line="240" w:lineRule="auto"/>
+              <w:jc w:val="both"/>
+            </w:pPr>
+            <w:r>
+              <w:t>12</w:t>
+            </w:r>
+          </w:p>
+        </w:tc>
+        <w:tc>
+          <w:tcPr>
+            <w:tcW w:w="0" w:type="auto"/>
+            <w:vAlign w:val="center"/>
+            <w:hideMark/>
+          </w:tcPr>
+          <w:p>
+            <w:pPr>
+              <w:spacing w:line="240" w:lineRule="auto"/>
+              <w:jc w:val="both"/>
+            </w:pPr>
+            <w:r>
+              <w:t>Status Codes</w:t>
+            </w:r>
+          </w:p>
+        </w:tc>
+        <w:tc>
+          <w:tcPr>
+            <w:tcW w:w="0" w:type="auto"/>
+            <w:vAlign w:val="center"/>
+            <w:hideMark/>
+          </w:tcPr>
+          <w:p>
+            <w:pPr>
+              <w:spacing w:line="240" w:lineRule="auto"/>
+              <w:jc w:val="both"/>
+            </w:pPr>
+            <w:r>
+              <w:t>200, 201, 400, 401, 404, 500</w:t>
+            </w:r>
+          </w:p>
+        </w:tc>
+      </w:tr>
+      <w:tr>
+        <w:trPr>
+          <w:tblCellSpacing w:w="15" w:type="dxa"/>
+        </w:trPr>
+        <w:tc>
+          <w:tcPr>
+            <w:tcW w:w="0" w:type="auto"/>
+            <w:vAlign w:val="center"/>
+            <w:hideMark/>
+          </w:tcPr>
+          <w:p>
+            <w:pPr>
+              <w:spacing w:line="240" w:lineRule="auto"/>
+              <w:jc w:val="both"/>
+            </w:pPr>
+            <w:r>
+              <w:t>13</w:t>
+            </w:r>
+          </w:p>
+        </w:tc>
+        <w:tc>
+          <w:tcPr>
+            <w:tcW w:w="0" w:type="auto"/>
+            <w:vAlign w:val="center"/>
+            <w:hideMark/>
+          </w:tcPr>
+          <w:p>
+            <w:pPr>
+              <w:spacing w:line="240" w:lineRule="auto"/>
+              <w:jc w:val="both"/>
+            </w:pPr>
+            <w:proofErr w:type="spellStart"/>
+            <w:proofErr w:type="gramStart"/>
+            <w:r>
+              <w:t>req.params</w:t>
+            </w:r>
+            <w:proofErr w:type="spellEnd"/>
+            <w:proofErr w:type="gramEnd"/>
+          </w:p>
+        </w:tc>
+        <w:tc>
+          <w:tcPr>
+            <w:tcW w:w="0" w:type="auto"/>
+            <w:vAlign w:val="center"/>
+            <w:hideMark/>
+          </w:tcPr>
+          <w:p>
+            <w:pPr>
+              <w:spacing w:line="240" w:lineRule="auto"/>
+              <w:jc w:val="both"/>
+            </w:pPr>
+            <w:r>
+              <w:t>Route parameters</w:t>
+            </w:r>
+          </w:p>
+        </w:tc>
+      </w:tr>
+      <w:tr>
+        <w:trPr>
+          <w:tblCellSpacing w:w="15" w:type="dxa"/>
+        </w:trPr>
+        <w:tc>
+          <w:tcPr>
+            <w:tcW w:w="0" w:type="auto"/>
+            <w:vAlign w:val="center"/>
+            <w:hideMark/>
+          </w:tcPr>
+          <w:p>
+            <w:pPr>
+              <w:spacing w:line="240" w:lineRule="auto"/>
+              <w:jc w:val="both"/>
+            </w:pPr>
+            <w:r>
+              <w:t>14</w:t>
+            </w:r>
+          </w:p>
+        </w:tc>
+        <w:tc>
+          <w:tcPr>
+            <w:tcW w:w="0" w:type="auto"/>
+            <w:vAlign w:val="center"/>
+            <w:hideMark/>
+          </w:tcPr>
+          <w:p>
+            <w:pPr>
+              <w:spacing w:line="240" w:lineRule="auto"/>
+              <w:jc w:val="both"/>
+            </w:pPr>
+            <w:proofErr w:type="spellStart"/>
+            <w:proofErr w:type="gramStart"/>
+            <w:r>
+              <w:t>req.query</w:t>
+            </w:r>
+            <w:proofErr w:type="spellEnd"/>
+            <w:proofErr w:type="gramEnd"/>
+          </w:p>
+        </w:tc>
+        <w:tc>
+          <w:tcPr>
+            <w:tcW w:w="0" w:type="auto"/>
+            <w:vAlign w:val="center"/>
+            <w:hideMark/>
+          </w:tcPr>
+          <w:p>
+            <w:pPr>
+              <w:spacing w:line="240" w:lineRule="auto"/>
+              <w:jc w:val="both"/>
+            </w:pPr>
+            <w:r>
+              <w:t>Query parameters</w:t>
+            </w:r>
+          </w:p>
+        </w:tc>
+      </w:tr>
+      <w:tr>
+        <w:trPr>
+          <w:tblCellSpacing w:w="15" w:type="dxa"/>
+        </w:trPr>
+        <w:tc>
+          <w:tcPr>
+            <w:tcW w:w="0" w:type="auto"/>
+            <w:vAlign w:val="center"/>
+            <w:hideMark/>
+          </w:tcPr>
+          <w:p>
+            <w:pPr>
+              <w:spacing w:line="240" w:lineRule="auto"/>
+              <w:jc w:val="both"/>
+            </w:pPr>
+            <w:r>
+              <w:t>15</w:t>
+            </w:r>
+          </w:p>
+        </w:tc>
+        <w:tc>
+          <w:tcPr>
+            <w:tcW w:w="0" w:type="auto"/>
+            <w:vAlign w:val="center"/>
+            <w:hideMark/>
+          </w:tcPr>
+          <w:p>
+            <w:pPr>
+              <w:spacing w:line="240" w:lineRule="auto"/>
+              <w:jc w:val="both"/>
+            </w:pPr>
+            <w:proofErr w:type="spellStart"/>
+            <w:proofErr w:type="gramStart"/>
+            <w:r>
+              <w:t>req.body</w:t>
+            </w:r>
+            <w:proofErr w:type="spellEnd"/>
+            <w:proofErr w:type="gramEnd"/>
+          </w:p>
+        </w:tc>
+        <w:tc>
+          <w:tcPr>
+            <w:tcW w:w="0" w:type="auto"/>
+            <w:vAlign w:val="center"/>
+            <w:hideMark/>
+          </w:tcPr>
+          <w:p>
+            <w:pPr>
+              <w:spacing w:line="240" w:lineRule="auto"/>
+              <w:jc w:val="both"/>
+            </w:pPr>
+            <w:r>
+              <w:t>Request body data</w:t>
+            </w:r>
+          </w:p>
+        </w:tc>
+      </w:tr>
+      <w:tr>
+        <w:trPr>
+          <w:tblCellSpacing w:w="15" w:type="dxa"/>
+        </w:trPr>
+        <w:tc>
+          <w:tcPr>
+            <w:tcW w:w="0" w:type="auto"/>
+            <w:vAlign w:val="center"/>
+            <w:hideMark/>
+          </w:tcPr>
+          <w:p>
+            <w:pPr>
+              <w:spacing w:line="240" w:lineRule="auto"/>
+              <w:jc w:val="both"/>
+            </w:pPr>
+            <w:r>
+              <w:t>16</w:t>
+            </w:r>
+          </w:p>
+        </w:tc>
+        <w:tc>
+          <w:tcPr>
+            <w:tcW w:w="0" w:type="auto"/>
+            <w:vAlign w:val="center"/>
+            <w:hideMark/>
+          </w:tcPr>
+          <w:p>
+            <w:pPr>
+              <w:spacing w:line="240" w:lineRule="auto"/>
+              <w:jc w:val="both"/>
+            </w:pPr>
+            <w:r>
+              <w:t>CORS</w:t>
+            </w:r>
+          </w:p>
+        </w:tc>
+        <w:tc>
+          <w:tcPr>
+            <w:tcW w:w="0" w:type="auto"/>
+            <w:vAlign w:val="center"/>
+            <w:hideMark/>
+          </w:tcPr>
+          <w:p>
+            <w:pPr>
+              <w:spacing w:line="240" w:lineRule="auto"/>
+              <w:jc w:val="both"/>
+            </w:pPr>
+            <w:r>
+              <w:t>Cross-origin requests</w:t>
+            </w:r>
+          </w:p>
+        </w:tc>
+      </w:tr>
+      <w:tr>
+        <w:trPr>
+          <w:tblCellSpacing w:w="15" w:type="dxa"/>
+        </w:trPr>
+        <w:tc>
+          <w:tcPr>
+            <w:tcW w:w="0" w:type="auto"/>
+            <w:vAlign w:val="center"/>
+            <w:hideMark/>
+          </w:tcPr>
+          <w:p>
+            <w:pPr>
+              <w:spacing w:line="240" w:lineRule="auto"/>
+              <w:jc w:val="both"/>
+            </w:pPr>
+            <w:r>
+              <w:t>17</w:t>
+            </w:r>
+          </w:p>
+        </w:tc>
+        <w:tc>
+          <w:tcPr>
+            <w:tcW w:w="0" w:type="auto"/>
+            <w:vAlign w:val="center"/>
+            <w:hideMark/>
+          </w:tcPr>
+          <w:p>
+            <w:pPr>
+              <w:spacing w:line="240" w:lineRule="auto"/>
+              <w:jc w:val="both"/>
+            </w:pPr>
+            <w:r>
+              <w:t>JWT</w:t>
+            </w:r>
+          </w:p>
+        </w:tc>
+        <w:tc>
+          <w:tcPr>
+            <w:tcW w:w="0" w:type="auto"/>
+            <w:vAlign w:val="center"/>
+            <w:hideMark/>
+          </w:tcPr>
+          <w:p>
+            <w:pPr>
+              <w:spacing w:line="240" w:lineRule="auto"/>
+              <w:jc w:val="both"/>
+            </w:pPr>
+            <w:r>
+              <w:t>Authentication token</w:t>
+            </w:r>
+          </w:p>
+        </w:tc>
+      </w:tr>
+      <w:tr>
+        <w:trPr>
+          <w:tblCellSpacing w:w="15" w:type="dxa"/>
+        </w:trPr>
+        <w:tc>
+          <w:tcPr>
+            <w:tcW w:w="0" w:type="auto"/>
+            <w:vAlign w:val="center"/>
+            <w:hideMark/>
+          </w:tcPr>
+          <w:p>
+            <w:pPr>
+              <w:spacing w:line="240" w:lineRule="auto"/>
+              <w:jc w:val="both"/>
+            </w:pPr>
+            <w:r>
+              <w:t>18</w:t>
+            </w:r>
+          </w:p>
+        </w:tc>
+        <w:tc>
+          <w:tcPr>
+            <w:tcW w:w="0" w:type="auto"/>
+            <w:vAlign w:val="center"/>
+            <w:hideMark/>
+          </w:tcPr>
+          <w:p>
+            <w:pPr>
+              <w:spacing w:line="240" w:lineRule="auto"/>
+              <w:jc w:val="both"/>
+            </w:pPr>
+            <w:r>
+              <w:t>Protected Routes</w:t>
+            </w:r>
+          </w:p>
+        </w:tc>
+        <w:tc>
+          <w:tcPr>
+            <w:tcW w:w="0" w:type="auto"/>
+            <w:vAlign w:val="center"/>
+            <w:hideMark/>
+          </w:tcPr>
+          <w:p>
+            <w:pPr>
+              <w:spacing w:line="240" w:lineRule="auto"/>
+              <w:jc w:val="both"/>
+            </w:pPr>
+            <w:r>
+              <w:t>Authentication middleware</w:t>
+            </w:r>
+          </w:p>
+        </w:tc>
+      </w:tr>
+      <w:tr>
+        <w:trPr>
+          <w:tblCellSpacing w:w="15" w:type="dxa"/>
+        </w:trPr>
+        <w:tc>
+          <w:tcPr>
+            <w:tcW w:w="0" w:type="auto"/>
+            <w:vAlign w:val="center"/>
+            <w:hideMark/>
+          </w:tcPr>
+          <w:p>
+            <w:pPr>
+              <w:spacing w:line="240" w:lineRule="auto"/>
+              <w:jc w:val="both"/>
+            </w:pPr>
+            <w:r>
+              <w:t>19</w:t>
+            </w:r>
+          </w:p>
+        </w:tc>
+        <w:tc>
+          <w:tcPr>
+            <w:tcW w:w="0" w:type="auto"/>
+            <w:vAlign w:val="center"/>
+            <w:hideMark/>
+          </w:tcPr>
+          <w:p>
+            <w:pPr>
+              <w:spacing w:line="240" w:lineRule="auto"/>
+              <w:jc w:val="both"/>
+            </w:pPr>
+            <w:r>
+              <w:t>Authentication vs Authorization</w:t>
+            </w:r>
+          </w:p>
+        </w:tc>
+        <w:tc>
+          <w:tcPr>
+            <w:tcW w:w="0" w:type="auto"/>
+            <w:vAlign w:val="center"/>
+            <w:hideMark/>
+          </w:tcPr>
+          <w:p>
+            <w:pPr>
+              <w:spacing w:line="240" w:lineRule="auto"/>
+              <w:jc w:val="both"/>
+            </w:pPr>
+            <w:r>
+              <w:t>Identity vs permissions</w:t>
+            </w:r>
+          </w:p>
+        </w:tc>
+      </w:tr>
+      <w:tr>
+        <w:trPr>
+          <w:tblCellSpacing w:w="15" w:type="dxa"/>
+        </w:trPr>
+        <w:tc>
+          <w:tcPr>
+            <w:tcW w:w="0" w:type="auto"/>
+            <w:vAlign w:val="center"/>
+            <w:hideMark/>
+          </w:tcPr>
+          <w:p>
+            <w:pPr>
+              <w:spacing w:line="240" w:lineRule="auto"/>
+              <w:jc w:val="both"/>
+            </w:pPr>
+            <w:r>
+              <w:t>20</w:t>
+            </w:r>
+          </w:p>
+        </w:tc>
+        <w:tc>
+          <w:tcPr>
+            <w:tcW w:w="0" w:type="auto"/>
+            <w:vAlign w:val="center"/>
+            <w:hideMark/>
+          </w:tcPr>
+          <w:p>
+            <w:pPr>
+              <w:spacing w:line="240" w:lineRule="auto"/>
+              <w:jc w:val="both"/>
+            </w:pPr>
+            <w:r>
+              <w:t>Static Files</w:t>
+            </w:r>
+          </w:p>
+        </w:tc>
+        <w:tc>
+          <w:tcPr>
+            <w:tcW w:w="0" w:type="auto"/>
+            <w:vAlign w:val="center"/>
+            <w:hideMark/>
+          </w:tcPr>
+          <w:p>
+            <w:pPr>
+              <w:spacing w:line="240" w:lineRule="auto"/>
+              <w:jc w:val="both"/>
+            </w:pPr>
+            <w:proofErr w:type="spellStart"/>
+            <w:proofErr w:type="gramStart"/>
+            <w:r>
+              <w:t>express.static</w:t>
+            </w:r>
+            <w:proofErr w:type="spellEnd"/>
+            <w:proofErr w:type="gramEnd"/>
+            <w:r>
+              <w:t>()</w:t>
+            </w:r>
+          </w:p>
+        </w:tc>
+      </w:tr>
+    </w:tbl>
+    <w:p>
+      <w:pPr>
+        <w:spacing w:line="240" w:lineRule="auto"/>
+        <w:jc w:val="both"/>
+      </w:pPr>
+      <w:r>
+        <w:rPr>
+          <w:b/>
+          <w:bCs/>
+        </w:rPr>
+        <w:lastRenderedPageBreak/>
+        <w:t>Next important Express.js topics (21–30)</w:t>
+      </w:r>
+      <w:r>
+        <w:t xml:space="preserve"> should be </w:t>
+      </w:r>
+      <w:r>
+        <w:rPr>
+          <w:b/>
+          <w:bCs/>
+        </w:rPr>
+        <w:t xml:space="preserve">async/await error handling, custom middleware, cookies, sessions, </w:t>
+      </w:r>
+      <w:proofErr w:type="spellStart"/>
+      <w:r>
+        <w:rPr>
+          <w:b/>
+          <w:bCs/>
+        </w:rPr>
+        <w:t>bcrypt</w:t>
+      </w:r>
+      <w:proofErr w:type="spellEnd"/>
+      <w:r>
+        <w:rPr>
+          <w:b/>
+          <w:bCs/>
+        </w:rPr>
+        <w:t>, file upload with Multer, rate limiting, security/Helmet, MVC architecture, and Express + MongoDB integration</w:t>
+      </w:r>
+      <w:r>
+        <w:t>.</w:t>
+      </w:r>
+    </w:p>
+    <w:p>
+      <w:pPr>
+        <w:spacing w:line="240" w:lineRule="auto"/>
+        <w:jc w:val="both"/>
+      </w:pPr>
+      <w:r>
+        <w:t>Files, images, and data analysis are unavailable until usage resets at 8:05 PM. Continue chatting with text only, or upgrade for more access.</w:t>
+      </w:r>
+    </w:p>
+    <w:p>
+      <w:pPr>
+        <w:spacing w:line="240" w:lineRule="auto"/>
+        <w:jc w:val="both"/>
+      </w:pPr>
+      <w:r>
+        <w:t>Try Plus free</w:t>
+      </w:r>
+    </w:p>
+    <w:p>
+      <w:pPr>
+        <w:spacing w:line="240" w:lineRule="auto"/>
+        <w:jc w:val="both"/>
+        <w:rPr>
+          <w:vanish/>
+        </w:rPr>
+      </w:pPr>
+      <w:r>
+        <w:rPr>
+          <w:vanish/>
+        </w:rPr>
+        <w:t>Top of Form</w:t>
+      </w:r>
+    </w:p>
+    <w:p>
+      <w:pPr>
+        <w:spacing w:line="240" w:lineRule="auto"/>
+        <w:jc w:val="both"/>
+      </w:pPr>
+    </w:p>
+    <w:p>
+      <w:pPr>
+        <w:spacing w:line="240" w:lineRule="auto"/>
+        <w:jc w:val="both"/>
+        <w:rPr>
+          <w:vanish/>
+        </w:rPr>
+      </w:pPr>
+      <w:r>
+        <w:rPr>
+          <w:vanish/>
+        </w:rPr>
+        <w:t>Bottom of Form</w:t>
+      </w:r>
+    </w:p>
+    <w:p>
+      <w:pPr>
+        <w:spacing w:line="240" w:lineRule="auto"/>
+        <w:jc w:val="both"/>
+      </w:pPr>
     </w:p>
     <w:sectPr>
       <w:pgSz w:w="11906" w:h="16838"/>
@@ -2534,6 +6042,11 @@
 
 <file path=word/numbering.xml><?xml version="1.0" encoding="utf-8"?>
 <w:numbering xmlns:wpc="http://schemas.microsoft.com/office/word/2010/wordprocessingCanvas" xmlns:cx="http://schemas.microsoft.com/office/drawing/2014/chartex" xmlns:cx1="http://schemas.microsoft.com/office/drawing/2015/9/8/chartex" xmlns:cx2="http://schemas.microsoft.com/office/drawing/2015/10/21/chartex" xmlns:cx3="http://schemas.microsoft.com/office/drawing/2016/5/9/chartex" xmlns:cx4="http://schemas.microsoft.com/office/drawing/2016/5/10/chartex" xmlns:cx5="http://schemas.microsoft.com/office/drawing/2016/5/11/chartex" xmlns:cx6="http://schemas.microsoft.com/office/drawing/2016/5/12/chartex" xmlns:cx7="http://schemas.microsoft.com/office/drawing/2016/5/13/chartex" xmlns:cx8="http://schemas.microsoft.com/office/drawing/2016/5/14/chartex" xmlns:mc="http://schemas.openxmlformats.org/markup-compatibility/2006" xmlns:aink="http://schemas.microsoft.com/office/drawing/2016/ink" xmlns:am3d="http://schemas.microsoft.com/office/drawing/2017/model3d" xmlns:o="urn:schemas-microsoft-com:office:office" xmlns:oel="http://schemas.microsoft.com/office/2019/extlst" xmlns:r="http://schemas.openxmlformats.org/officeDocument/2006/relationships" xmlns:m="http://schemas.openxmlformats.org/officeDocument/2006/math" xmlns:v="urn:schemas-microsoft-com:vml" xmlns:wp14="http://schemas.microsoft.com/office/word/2010/wordprocessingDrawing" xmlns:wp="http://schemas.openxmlformats.org/drawingml/2006/wordprocessingDrawing" xmlns:w10="urn:schemas-microsoft-com:office:word" xmlns:w="http://schemas.openxmlformats.org/wordprocessingml/2006/main" xmlns:w14="http://schemas.microsoft.com/office/word/2010/wordml" xmlns:w15="http://schemas.microsoft.com/office/word/2012/wordml" xmlns:w16cex="http://schemas.microsoft.com/office/word/2018/wordml/cex" xmlns:w16cid="http://schemas.microsoft.com/office/word/2016/wordml/cid" xmlns:w16="http://schemas.microsoft.com/office/word/2018/wordml" xmlns:w16du="http://schemas.microsoft.com/office/word/2023/wordml/word16du" xmlns:w16sdtdh="http://schemas.microsoft.com/office/word/2020/wordml/sdtdatahash" xmlns:w16sdtfl="http://schemas.microsoft.com/office/word/2024/wordml/sdtformatlock" xmlns:w16se="http://schemas.microsoft.com/office/word/2015/wordml/symex" xmlns:wpg="http://schemas.microsoft.com/office/word/2010/wordprocessingGroup" xmlns:wpi="http://schemas.microsoft.com/office/word/2010/wordprocessingInk" xmlns:wne="http://schemas.microsoft.com/office/word/2006/wordml" xmlns:wps="http://schemas.microsoft.com/office/word/2010/wordprocessingShape" mc:Ignorable="w14 w15 w16se w16cid w16 w16cex w16sdtdh w16sdtfl w16du wp14">
+  <w:numPicBullet w:numPicBulletId="0">
+    <w:pict>
+      <v:rect id="_x0000_i1025" style="width:0;height:1.5pt" o:hralign="center" o:bullet="t" o:hrstd="t" o:hr="t" fillcolor="#a0a0a0" stroked="f"/>
+    </w:pict>
+  </w:numPicBullet>
   <w:abstractNum w:abstractNumId="0" w15:restartNumberingAfterBreak="0">
     <w:nsid w:val="07DC3346"/>
     <w:multiLevelType w:val="multilevel"/>
@@ -2684,6 +6197,147 @@
     </w:lvl>
   </w:abstractNum>
   <w:abstractNum w:abstractNumId="1" w15:restartNumberingAfterBreak="0">
+    <w:nsid w:val="0DFF2A0A"/>
+    <w:multiLevelType w:val="hybridMultilevel"/>
+    <w:tmpl w:val="088E7854"/>
+    <w:lvl w:ilvl="0" w:tplc="CE7AA1A4">
+      <w:start w:val="1"/>
+      <w:numFmt w:val="bullet"/>
+      <w:lvlText w:val=""/>
+      <w:lvlPicBulletId w:val="0"/>
+      <w:lvlJc w:val="left"/>
+      <w:pPr>
+        <w:tabs>
+          <w:tab w:val="num" w:pos="720"/>
+        </w:tabs>
+        <w:ind w:left="720" w:hanging="360"/>
+      </w:pPr>
+      <w:rPr>
+        <w:rFonts w:ascii="Symbol" w:hAnsi="Symbol" w:hint="default"/>
+      </w:rPr>
+    </w:lvl>
+    <w:lvl w:ilvl="1" w:tplc="A7A87CE0" w:tentative="1">
+      <w:start w:val="1"/>
+      <w:numFmt w:val="bullet"/>
+      <w:lvlText w:val=""/>
+      <w:lvlJc w:val="left"/>
+      <w:pPr>
+        <w:tabs>
+          <w:tab w:val="num" w:pos="1440"/>
+        </w:tabs>
+        <w:ind w:left="1440" w:hanging="360"/>
+      </w:pPr>
+      <w:rPr>
+        <w:rFonts w:ascii="Symbol" w:hAnsi="Symbol" w:hint="default"/>
+      </w:rPr>
+    </w:lvl>
+    <w:lvl w:ilvl="2" w:tplc="0A76CB6A" w:tentative="1">
+      <w:start w:val="1"/>
+      <w:numFmt w:val="bullet"/>
+      <w:lvlText w:val=""/>
+      <w:lvlJc w:val="left"/>
+      <w:pPr>
+        <w:tabs>
+          <w:tab w:val="num" w:pos="2160"/>
+        </w:tabs>
+        <w:ind w:left="2160" w:hanging="360"/>
+      </w:pPr>
+      <w:rPr>
+        <w:rFonts w:ascii="Symbol" w:hAnsi="Symbol" w:hint="default"/>
+      </w:rPr>
+    </w:lvl>
+    <w:lvl w:ilvl="3" w:tplc="55A870CE" w:tentative="1">
+      <w:start w:val="1"/>
+      <w:numFmt w:val="bullet"/>
+      <w:lvlText w:val=""/>
+      <w:lvlJc w:val="left"/>
+      <w:pPr>
+        <w:tabs>
+          <w:tab w:val="num" w:pos="2880"/>
+        </w:tabs>
+        <w:ind w:left="2880" w:hanging="360"/>
+      </w:pPr>
+      <w:rPr>
+        <w:rFonts w:ascii="Symbol" w:hAnsi="Symbol" w:hint="default"/>
+      </w:rPr>
+    </w:lvl>
+    <w:lvl w:ilvl="4" w:tplc="26B6576C" w:tentative="1">
+      <w:start w:val="1"/>
+      <w:numFmt w:val="bullet"/>
+      <w:lvlText w:val=""/>
+      <w:lvlJc w:val="left"/>
+      <w:pPr>
+        <w:tabs>
+          <w:tab w:val="num" w:pos="3600"/>
+        </w:tabs>
+        <w:ind w:left="3600" w:hanging="360"/>
+      </w:pPr>
+      <w:rPr>
+        <w:rFonts w:ascii="Symbol" w:hAnsi="Symbol" w:hint="default"/>
+      </w:rPr>
+    </w:lvl>
+    <w:lvl w:ilvl="5" w:tplc="5572541C" w:tentative="1">
+      <w:start w:val="1"/>
+      <w:numFmt w:val="bullet"/>
+      <w:lvlText w:val=""/>
+      <w:lvlJc w:val="left"/>
+      <w:pPr>
+        <w:tabs>
+          <w:tab w:val="num" w:pos="4320"/>
+        </w:tabs>
+        <w:ind w:left="4320" w:hanging="360"/>
+      </w:pPr>
+      <w:rPr>
+        <w:rFonts w:ascii="Symbol" w:hAnsi="Symbol" w:hint="default"/>
+      </w:rPr>
+    </w:lvl>
+    <w:lvl w:ilvl="6" w:tplc="40FA2F22" w:tentative="1">
+      <w:start w:val="1"/>
+      <w:numFmt w:val="bullet"/>
+      <w:lvlText w:val=""/>
+      <w:lvlJc w:val="left"/>
+      <w:pPr>
+        <w:tabs>
+          <w:tab w:val="num" w:pos="5040"/>
+        </w:tabs>
+        <w:ind w:left="5040" w:hanging="360"/>
+      </w:pPr>
+      <w:rPr>
+        <w:rFonts w:ascii="Symbol" w:hAnsi="Symbol" w:hint="default"/>
+      </w:rPr>
+    </w:lvl>
+    <w:lvl w:ilvl="7" w:tplc="AEB61710" w:tentative="1">
+      <w:start w:val="1"/>
+      <w:numFmt w:val="bullet"/>
+      <w:lvlText w:val=""/>
+      <w:lvlJc w:val="left"/>
+      <w:pPr>
+        <w:tabs>
+          <w:tab w:val="num" w:pos="5760"/>
+        </w:tabs>
+        <w:ind w:left="5760" w:hanging="360"/>
+      </w:pPr>
+      <w:rPr>
+        <w:rFonts w:ascii="Symbol" w:hAnsi="Symbol" w:hint="default"/>
+      </w:rPr>
+    </w:lvl>
+    <w:lvl w:ilvl="8" w:tplc="383E2502" w:tentative="1">
+      <w:start w:val="1"/>
+      <w:numFmt w:val="bullet"/>
+      <w:lvlText w:val=""/>
+      <w:lvlJc w:val="left"/>
+      <w:pPr>
+        <w:tabs>
+          <w:tab w:val="num" w:pos="6480"/>
+        </w:tabs>
+        <w:ind w:left="6480" w:hanging="360"/>
+      </w:pPr>
+      <w:rPr>
+        <w:rFonts w:ascii="Symbol" w:hAnsi="Symbol" w:hint="default"/>
+      </w:rPr>
+    </w:lvl>
+  </w:abstractNum>
+  <w:abstractNum w:abstractNumId="2" w15:restartNumberingAfterBreak="0">
     <w:nsid w:val="0ED06E3F"/>
     <w:multiLevelType w:val="multilevel"/>
     <w:tmpl w:val="558AF5C8"/>
@@ -2832,7 +6486,7 @@
       </w:rPr>
     </w:lvl>
   </w:abstractNum>
-  <w:abstractNum w:abstractNumId="2" w15:restartNumberingAfterBreak="0">
+  <w:abstractNum w:abstractNumId="3" w15:restartNumberingAfterBreak="0">
     <w:nsid w:val="112A2E89"/>
     <w:multiLevelType w:val="multilevel"/>
     <w:tmpl w:val="F7F2B8E0"/>
@@ -2981,7 +6635,7 @@
       </w:rPr>
     </w:lvl>
   </w:abstractNum>
-  <w:abstractNum w:abstractNumId="3" w15:restartNumberingAfterBreak="0">
+  <w:abstractNum w:abstractNumId="4" w15:restartNumberingAfterBreak="0">
     <w:nsid w:val="15936165"/>
     <w:multiLevelType w:val="multilevel"/>
     <w:tmpl w:val="6F32407A"/>
@@ -3130,7 +6784,7 @@
       </w:rPr>
     </w:lvl>
   </w:abstractNum>
-  <w:abstractNum w:abstractNumId="4" w15:restartNumberingAfterBreak="0">
+  <w:abstractNum w:abstractNumId="5" w15:restartNumberingAfterBreak="0">
     <w:nsid w:val="16DC2521"/>
     <w:multiLevelType w:val="multilevel"/>
     <w:tmpl w:val="337EE07E"/>
@@ -3243,7 +6897,7 @@
       </w:pPr>
     </w:lvl>
   </w:abstractNum>
-  <w:abstractNum w:abstractNumId="5" w15:restartNumberingAfterBreak="0">
+  <w:abstractNum w:abstractNumId="6" w15:restartNumberingAfterBreak="0">
     <w:nsid w:val="1CA652EE"/>
     <w:multiLevelType w:val="multilevel"/>
     <w:tmpl w:val="7A929EE4"/>
@@ -3392,7 +7046,7 @@
       </w:rPr>
     </w:lvl>
   </w:abstractNum>
-  <w:abstractNum w:abstractNumId="6" w15:restartNumberingAfterBreak="0">
+  <w:abstractNum w:abstractNumId="7" w15:restartNumberingAfterBreak="0">
     <w:nsid w:val="456043B9"/>
     <w:multiLevelType w:val="multilevel"/>
     <w:tmpl w:val="AF7EE8E6"/>
@@ -3541,7 +7195,156 @@
       </w:rPr>
     </w:lvl>
   </w:abstractNum>
-  <w:abstractNum w:abstractNumId="7" w15:restartNumberingAfterBreak="0">
+  <w:abstractNum w:abstractNumId="8" w15:restartNumberingAfterBreak="0">
+    <w:nsid w:val="57D0204F"/>
+    <w:multiLevelType w:val="multilevel"/>
+    <w:tmpl w:val="7B6A0D72"/>
+    <w:lvl w:ilvl="0">
+      <w:start w:val="1"/>
+      <w:numFmt w:val="bullet"/>
+      <w:lvlText w:val=""/>
+      <w:lvlJc w:val="left"/>
+      <w:pPr>
+        <w:tabs>
+          <w:tab w:val="num" w:pos="720"/>
+        </w:tabs>
+        <w:ind w:left="720" w:hanging="360"/>
+      </w:pPr>
+      <w:rPr>
+        <w:rFonts w:ascii="Symbol" w:hAnsi="Symbol" w:hint="default"/>
+        <w:sz w:val="20"/>
+      </w:rPr>
+    </w:lvl>
+    <w:lvl w:ilvl="1" w:tentative="1">
+      <w:start w:val="1"/>
+      <w:numFmt w:val="bullet"/>
+      <w:lvlText w:val="o"/>
+      <w:lvlJc w:val="left"/>
+      <w:pPr>
+        <w:tabs>
+          <w:tab w:val="num" w:pos="1440"/>
+        </w:tabs>
+        <w:ind w:left="1440" w:hanging="360"/>
+      </w:pPr>
+      <w:rPr>
+        <w:rFonts w:ascii="Courier New" w:hAnsi="Courier New" w:hint="default"/>
+        <w:sz w:val="20"/>
+      </w:rPr>
+    </w:lvl>
+    <w:lvl w:ilvl="2" w:tentative="1">
+      <w:start w:val="1"/>
+      <w:numFmt w:val="bullet"/>
+      <w:lvlText w:val=""/>
+      <w:lvlJc w:val="left"/>
+      <w:pPr>
+        <w:tabs>
+          <w:tab w:val="num" w:pos="2160"/>
+        </w:tabs>
+        <w:ind w:left="2160" w:hanging="360"/>
+      </w:pPr>
+      <w:rPr>
+        <w:rFonts w:ascii="Wingdings" w:hAnsi="Wingdings" w:hint="default"/>
+        <w:sz w:val="20"/>
+      </w:rPr>
+    </w:lvl>
+    <w:lvl w:ilvl="3" w:tentative="1">
+      <w:start w:val="1"/>
+      <w:numFmt w:val="bullet"/>
+      <w:lvlText w:val=""/>
+      <w:lvlJc w:val="left"/>
+      <w:pPr>
+        <w:tabs>
+          <w:tab w:val="num" w:pos="2880"/>
+        </w:tabs>
+        <w:ind w:left="2880" w:hanging="360"/>
+      </w:pPr>
+      <w:rPr>
+        <w:rFonts w:ascii="Wingdings" w:hAnsi="Wingdings" w:hint="default"/>
+        <w:sz w:val="20"/>
+      </w:rPr>
+    </w:lvl>
+    <w:lvl w:ilvl="4" w:tentative="1">
+      <w:start w:val="1"/>
+      <w:numFmt w:val="bullet"/>
+      <w:lvlText w:val=""/>
+      <w:lvlJc w:val="left"/>
+      <w:pPr>
+        <w:tabs>
+          <w:tab w:val="num" w:pos="3600"/>
+        </w:tabs>
+        <w:ind w:left="3600" w:hanging="360"/>
+      </w:pPr>
+      <w:rPr>
+        <w:rFonts w:ascii="Wingdings" w:hAnsi="Wingdings" w:hint="default"/>
+        <w:sz w:val="20"/>
+      </w:rPr>
+    </w:lvl>
+    <w:lvl w:ilvl="5" w:tentative="1">
+      <w:start w:val="1"/>
+      <w:numFmt w:val="bullet"/>
+      <w:lvlText w:val=""/>
+      <w:lvlJc w:val="left"/>
+      <w:pPr>
+        <w:tabs>
+          <w:tab w:val="num" w:pos="4320"/>
+        </w:tabs>
+        <w:ind w:left="4320" w:hanging="360"/>
+      </w:pPr>
+      <w:rPr>
+        <w:rFonts w:ascii="Wingdings" w:hAnsi="Wingdings" w:hint="default"/>
+        <w:sz w:val="20"/>
+      </w:rPr>
+    </w:lvl>
+    <w:lvl w:ilvl="6" w:tentative="1">
+      <w:start w:val="1"/>
+      <w:numFmt w:val="bullet"/>
+      <w:lvlText w:val=""/>
+      <w:lvlJc w:val="left"/>
+      <w:pPr>
+        <w:tabs>
+          <w:tab w:val="num" w:pos="5040"/>
+        </w:tabs>
+        <w:ind w:left="5040" w:hanging="360"/>
+      </w:pPr>
+      <w:rPr>
+        <w:rFonts w:ascii="Wingdings" w:hAnsi="Wingdings" w:hint="default"/>
+        <w:sz w:val="20"/>
+      </w:rPr>
+    </w:lvl>
+    <w:lvl w:ilvl="7" w:tentative="1">
+      <w:start w:val="1"/>
+      <w:numFmt w:val="bullet"/>
+      <w:lvlText w:val=""/>
+      <w:lvlJc w:val="left"/>
+      <w:pPr>
+        <w:tabs>
+          <w:tab w:val="num" w:pos="5760"/>
+        </w:tabs>
+        <w:ind w:left="5760" w:hanging="360"/>
+      </w:pPr>
+      <w:rPr>
+        <w:rFonts w:ascii="Wingdings" w:hAnsi="Wingdings" w:hint="default"/>
+        <w:sz w:val="20"/>
+      </w:rPr>
+    </w:lvl>
+    <w:lvl w:ilvl="8" w:tentative="1">
+      <w:start w:val="1"/>
+      <w:numFmt w:val="bullet"/>
+      <w:lvlText w:val=""/>
+      <w:lvlJc w:val="left"/>
+      <w:pPr>
+        <w:tabs>
+          <w:tab w:val="num" w:pos="6480"/>
+        </w:tabs>
+        <w:ind w:left="6480" w:hanging="360"/>
+      </w:pPr>
+      <w:rPr>
+        <w:rFonts w:ascii="Wingdings" w:hAnsi="Wingdings" w:hint="default"/>
+        <w:sz w:val="20"/>
+      </w:rPr>
+    </w:lvl>
+  </w:abstractNum>
+  <w:abstractNum w:abstractNumId="9" w15:restartNumberingAfterBreak="0">
     <w:nsid w:val="5DCB6FFB"/>
     <w:multiLevelType w:val="multilevel"/>
     <w:tmpl w:val="9A4AAC12"/>
@@ -3655,28 +7458,34 @@
     </w:lvl>
   </w:abstractNum>
   <w:num w:numId="1" w16cid:durableId="2108841196">
+    <w:abstractNumId w:val="4"/>
+  </w:num>
+  <w:num w:numId="2" w16cid:durableId="126553695">
+    <w:abstractNumId w:val="6"/>
+  </w:num>
+  <w:num w:numId="3" w16cid:durableId="100728985">
     <w:abstractNumId w:val="3"/>
   </w:num>
-  <w:num w:numId="2" w16cid:durableId="126553695">
+  <w:num w:numId="4" w16cid:durableId="1907757565">
     <w:abstractNumId w:val="5"/>
-  </w:num>
-  <w:num w:numId="3" w16cid:durableId="100728985">
-    <w:abstractNumId w:val="2"/>
-  </w:num>
-  <w:num w:numId="4" w16cid:durableId="1907757565">
-    <w:abstractNumId w:val="4"/>
   </w:num>
   <w:num w:numId="5" w16cid:durableId="264388844">
     <w:abstractNumId w:val="0"/>
   </w:num>
   <w:num w:numId="6" w16cid:durableId="1690373100">
+    <w:abstractNumId w:val="9"/>
+  </w:num>
+  <w:num w:numId="7" w16cid:durableId="1248273968">
+    <w:abstractNumId w:val="2"/>
+  </w:num>
+  <w:num w:numId="8" w16cid:durableId="705957522">
     <w:abstractNumId w:val="7"/>
   </w:num>
-  <w:num w:numId="7" w16cid:durableId="1248273968">
+  <w:num w:numId="9" w16cid:durableId="378406832">
     <w:abstractNumId w:val="1"/>
   </w:num>
-  <w:num w:numId="8" w16cid:durableId="705957522">
-    <w:abstractNumId w:val="6"/>
+  <w:num w:numId="10" w16cid:durableId="386413255">
+    <w:abstractNumId w:val="8"/>
   </w:num>
 </w:numbering>
 </file>

--- a/interview questions/6.express.js.docx
+++ b/interview questions/6.express.js.docx
@@ -185,7 +185,7 @@
       </w:pPr>
       <w:r>
         <w:pict w14:anchorId="42B8E163">
-          <v:rect id="_x0000_i1025" style="width:0;height:1.5pt" o:hralign="center" o:hrstd="t" o:hr="t" fillcolor="#a0a0a0" stroked="f"/>
+          <v:rect id="_x0000_i1026" style="width:0;height:1.5pt" o:hralign="center" o:hrstd="t" o:hr="t" fillcolor="#a0a0a0" stroked="f"/>
         </w:pict>
       </w:r>
     </w:p>
@@ -334,7 +334,7 @@
       </w:pPr>
       <w:r>
         <w:pict w14:anchorId="49AB7DAA">
-          <v:rect id="_x0000_i1026" style="width:0;height:1.5pt" o:hralign="center" o:hrstd="t" o:hr="t" fillcolor="#a0a0a0" stroked="f"/>
+          <v:rect id="_x0000_i1027" style="width:0;height:1.5pt" o:hralign="center" o:hrstd="t" o:hr="t" fillcolor="#a0a0a0" stroked="f"/>
         </w:pict>
       </w:r>
     </w:p>
@@ -498,7 +498,7 @@
       </w:pPr>
       <w:r>
         <w:pict w14:anchorId="5300AF69">
-          <v:rect id="_x0000_i1027" style="width:0;height:1.5pt" o:hralign="center" o:hrstd="t" o:hr="t" fillcolor="#a0a0a0" stroked="f"/>
+          <v:rect id="_x0000_i1028" style="width:0;height:1.5pt" o:hralign="center" o:hrstd="t" o:hr="t" fillcolor="#a0a0a0" stroked="f"/>
         </w:pict>
       </w:r>
     </w:p>
@@ -691,7 +691,7 @@
       </w:pPr>
       <w:r>
         <w:pict w14:anchorId="5C562204">
-          <v:rect id="_x0000_i1028" style="width:0;height:1.5pt" o:hralign="center" o:hrstd="t" o:hr="t" fillcolor="#a0a0a0" stroked="f"/>
+          <v:rect id="_x0000_i1029" style="width:0;height:1.5pt" o:hralign="center" o:hrstd="t" o:hr="t" fillcolor="#a0a0a0" stroked="f"/>
         </w:pict>
       </w:r>
     </w:p>
@@ -1003,393 +1003,6 @@
       <w:r>
         <w:lastRenderedPageBreak/>
         <w:pict w14:anchorId="6F63C93E">
-          <v:rect id="_x0000_i1029" style="width:0;height:1.5pt" o:hralign="center" o:hrstd="t" o:hr="t" fillcolor="#a0a0a0" stroked="f"/>
-        </w:pict>
-      </w:r>
-    </w:p>
-    <w:p>
-      <w:pPr>
-        <w:spacing w:line="240" w:lineRule="auto"/>
-        <w:jc w:val="both"/>
-        <w:rPr>
-          <w:b/>
-          <w:bCs/>
-        </w:rPr>
-      </w:pPr>
-      <w:r>
-        <w:rPr>
-          <w:b/>
-          <w:bCs/>
-        </w:rPr>
-        <w:t xml:space="preserve">6. What is </w:t>
-      </w:r>
-      <w:proofErr w:type="spellStart"/>
-      <w:proofErr w:type="gramStart"/>
-      <w:r>
-        <w:rPr>
-          <w:b/>
-          <w:bCs/>
-        </w:rPr>
-        <w:t>express.Router</w:t>
-      </w:r>
-      <w:proofErr w:type="spellEnd"/>
-      <w:proofErr w:type="gramEnd"/>
-      <w:r>
-        <w:rPr>
-          <w:b/>
-          <w:bCs/>
-        </w:rPr>
-        <w:t>()?</w:t>
-      </w:r>
-    </w:p>
-    <w:p>
-      <w:pPr>
-        <w:spacing w:line="240" w:lineRule="auto"/>
-        <w:jc w:val="both"/>
-      </w:pPr>
-      <w:r>
-        <w:rPr>
-          <w:b/>
-          <w:bCs/>
-        </w:rPr>
-        <w:t>Answer:</w:t>
-      </w:r>
-      <w:r>
-        <w:br/>
-      </w:r>
-      <w:proofErr w:type="spellStart"/>
-      <w:proofErr w:type="gramStart"/>
-      <w:r>
-        <w:t>express.Router</w:t>
-      </w:r>
-      <w:proofErr w:type="spellEnd"/>
-      <w:proofErr w:type="gramEnd"/>
-      <w:r>
-        <w:t xml:space="preserve">() is used to create </w:t>
-      </w:r>
-      <w:r>
-        <w:rPr>
-          <w:b/>
-          <w:bCs/>
-        </w:rPr>
-        <w:t>modular and separate route files</w:t>
-      </w:r>
-      <w:r>
-        <w:t>. It helps organize large Express applications.</w:t>
-      </w:r>
-    </w:p>
-    <w:p>
-      <w:pPr>
-        <w:spacing w:line="240" w:lineRule="auto"/>
-        <w:jc w:val="both"/>
-      </w:pPr>
-      <w:r>
-        <w:rPr>
-          <w:b/>
-          <w:bCs/>
-        </w:rPr>
-        <w:t>Example:</w:t>
-      </w:r>
-    </w:p>
-    <w:p>
-      <w:pPr>
-        <w:spacing w:line="240" w:lineRule="auto"/>
-        <w:jc w:val="both"/>
-      </w:pPr>
-      <w:r>
-        <w:t>userRoutes.js</w:t>
-      </w:r>
-    </w:p>
-    <w:p>
-      <w:pPr>
-        <w:spacing w:line="240" w:lineRule="auto"/>
-        <w:jc w:val="both"/>
-      </w:pPr>
-      <w:proofErr w:type="spellStart"/>
-      <w:r>
-        <w:t>const</w:t>
-      </w:r>
-      <w:proofErr w:type="spellEnd"/>
-      <w:r>
-        <w:t xml:space="preserve"> express = require("express");</w:t>
-      </w:r>
-    </w:p>
-    <w:p>
-      <w:pPr>
-        <w:spacing w:line="240" w:lineRule="auto"/>
-        <w:jc w:val="both"/>
-      </w:pPr>
-      <w:proofErr w:type="spellStart"/>
-      <w:r>
-        <w:t>const</w:t>
-      </w:r>
-      <w:proofErr w:type="spellEnd"/>
-      <w:r>
-        <w:t xml:space="preserve"> router = </w:t>
-      </w:r>
-      <w:proofErr w:type="spellStart"/>
-      <w:proofErr w:type="gramStart"/>
-      <w:r>
-        <w:t>express.Router</w:t>
-      </w:r>
-      <w:proofErr w:type="spellEnd"/>
-      <w:proofErr w:type="gramEnd"/>
-      <w:r>
-        <w:t>();</w:t>
-      </w:r>
-    </w:p>
-    <w:p>
-      <w:pPr>
-        <w:spacing w:line="240" w:lineRule="auto"/>
-        <w:jc w:val="both"/>
-      </w:pPr>
-    </w:p>
-    <w:p>
-      <w:pPr>
-        <w:spacing w:line="240" w:lineRule="auto"/>
-        <w:jc w:val="both"/>
-      </w:pPr>
-      <w:proofErr w:type="spellStart"/>
-      <w:proofErr w:type="gramStart"/>
-      <w:r>
-        <w:t>router.get</w:t>
-      </w:r>
-      <w:proofErr w:type="spellEnd"/>
-      <w:r>
-        <w:t>(</w:t>
-      </w:r>
-      <w:proofErr w:type="gramEnd"/>
-      <w:r>
-        <w:t>"/", (</w:t>
-      </w:r>
-      <w:proofErr w:type="spellStart"/>
-      <w:r>
-        <w:t>req</w:t>
-      </w:r>
-      <w:proofErr w:type="spellEnd"/>
-      <w:r>
-        <w:t>, res) =&gt; {</w:t>
-      </w:r>
-    </w:p>
-    <w:p>
-      <w:pPr>
-        <w:spacing w:line="240" w:lineRule="auto"/>
-        <w:jc w:val="both"/>
-      </w:pPr>
-      <w:r>
-        <w:t xml:space="preserve">    </w:t>
-      </w:r>
-      <w:proofErr w:type="spellStart"/>
-      <w:proofErr w:type="gramStart"/>
-      <w:r>
-        <w:t>res.send</w:t>
-      </w:r>
-      <w:proofErr w:type="spellEnd"/>
-      <w:proofErr w:type="gramEnd"/>
-      <w:r>
-        <w:t>("All Users");</w:t>
-      </w:r>
-    </w:p>
-    <w:p>
-      <w:pPr>
-        <w:spacing w:line="240" w:lineRule="auto"/>
-        <w:jc w:val="both"/>
-      </w:pPr>
-      <w:r>
-        <w:t>});</w:t>
-      </w:r>
-    </w:p>
-    <w:p>
-      <w:pPr>
-        <w:spacing w:line="240" w:lineRule="auto"/>
-        <w:jc w:val="both"/>
-      </w:pPr>
-    </w:p>
-    <w:p>
-      <w:pPr>
-        <w:spacing w:line="240" w:lineRule="auto"/>
-        <w:jc w:val="both"/>
-      </w:pPr>
-      <w:proofErr w:type="spellStart"/>
-      <w:proofErr w:type="gramStart"/>
-      <w:r>
-        <w:t>router.post</w:t>
-      </w:r>
-      <w:proofErr w:type="spellEnd"/>
-      <w:r>
-        <w:t>(</w:t>
-      </w:r>
-      <w:proofErr w:type="gramEnd"/>
-      <w:r>
-        <w:t>"/", (req, res) =&gt; {</w:t>
-      </w:r>
-    </w:p>
-    <w:p>
-      <w:pPr>
-        <w:spacing w:line="240" w:lineRule="auto"/>
-        <w:jc w:val="both"/>
-      </w:pPr>
-      <w:r>
-        <w:t xml:space="preserve">    </w:t>
-      </w:r>
-      <w:proofErr w:type="spellStart"/>
-      <w:proofErr w:type="gramStart"/>
-      <w:r>
-        <w:t>res.send</w:t>
-      </w:r>
-      <w:proofErr w:type="spellEnd"/>
-      <w:proofErr w:type="gramEnd"/>
-      <w:r>
-        <w:t>("Create User");</w:t>
-      </w:r>
-    </w:p>
-    <w:p>
-      <w:pPr>
-        <w:spacing w:line="240" w:lineRule="auto"/>
-        <w:jc w:val="both"/>
-      </w:pPr>
-      <w:r>
-        <w:t>});</w:t>
-      </w:r>
-    </w:p>
-    <w:p>
-      <w:pPr>
-        <w:spacing w:line="240" w:lineRule="auto"/>
-        <w:jc w:val="both"/>
-      </w:pPr>
-    </w:p>
-    <w:p>
-      <w:pPr>
-        <w:spacing w:line="240" w:lineRule="auto"/>
-        <w:jc w:val="both"/>
-      </w:pPr>
-      <w:proofErr w:type="spellStart"/>
-      <w:proofErr w:type="gramStart"/>
-      <w:r>
-        <w:t>module.exports</w:t>
-      </w:r>
-      <w:proofErr w:type="spellEnd"/>
-      <w:proofErr w:type="gramEnd"/>
-      <w:r>
-        <w:t xml:space="preserve"> = router;</w:t>
-      </w:r>
-    </w:p>
-    <w:p>
-      <w:pPr>
-        <w:spacing w:line="240" w:lineRule="auto"/>
-        <w:jc w:val="both"/>
-      </w:pPr>
-      <w:r>
-        <w:t>app.js</w:t>
-      </w:r>
-    </w:p>
-    <w:p>
-      <w:pPr>
-        <w:spacing w:line="240" w:lineRule="auto"/>
-        <w:jc w:val="both"/>
-      </w:pPr>
-      <w:proofErr w:type="spellStart"/>
-      <w:r>
-        <w:t>const</w:t>
-      </w:r>
-      <w:proofErr w:type="spellEnd"/>
-      <w:r>
-        <w:t xml:space="preserve"> </w:t>
-      </w:r>
-      <w:proofErr w:type="spellStart"/>
-      <w:r>
-        <w:t>userRoutes</w:t>
-      </w:r>
-      <w:proofErr w:type="spellEnd"/>
-      <w:r>
-        <w:t xml:space="preserve"> = require(</w:t>
-      </w:r>
-      <w:proofErr w:type="gramStart"/>
-      <w:r>
-        <w:t>"./</w:t>
-      </w:r>
-      <w:proofErr w:type="spellStart"/>
-      <w:proofErr w:type="gramEnd"/>
-      <w:r>
-        <w:t>userRoutes</w:t>
-      </w:r>
-      <w:proofErr w:type="spellEnd"/>
-      <w:r>
-        <w:t>");</w:t>
-      </w:r>
-    </w:p>
-    <w:p>
-      <w:pPr>
-        <w:spacing w:line="240" w:lineRule="auto"/>
-        <w:jc w:val="both"/>
-      </w:pPr>
-    </w:p>
-    <w:p>
-      <w:pPr>
-        <w:spacing w:line="240" w:lineRule="auto"/>
-        <w:jc w:val="both"/>
-      </w:pPr>
-      <w:proofErr w:type="spellStart"/>
-      <w:proofErr w:type="gramStart"/>
-      <w:r>
-        <w:t>app.use</w:t>
-      </w:r>
-      <w:proofErr w:type="spellEnd"/>
-      <w:r>
-        <w:t>(</w:t>
-      </w:r>
-      <w:proofErr w:type="gramEnd"/>
-      <w:r>
-        <w:t xml:space="preserve">"/users", </w:t>
-      </w:r>
-      <w:proofErr w:type="spellStart"/>
-      <w:r>
-        <w:t>userRoutes</w:t>
-      </w:r>
-      <w:proofErr w:type="spellEnd"/>
-      <w:r>
-        <w:t>);</w:t>
-      </w:r>
-    </w:p>
-    <w:p>
-      <w:pPr>
-        <w:spacing w:line="240" w:lineRule="auto"/>
-        <w:jc w:val="both"/>
-      </w:pPr>
-      <w:r>
-        <w:t>Now:</w:t>
-      </w:r>
-    </w:p>
-    <w:p>
-      <w:pPr>
-        <w:spacing w:line="240" w:lineRule="auto"/>
-        <w:jc w:val="both"/>
-      </w:pPr>
-      <w:proofErr w:type="gramStart"/>
-      <w:r>
-        <w:t>GET  /</w:t>
-      </w:r>
-      <w:proofErr w:type="gramEnd"/>
-      <w:r>
-        <w:t>users</w:t>
-      </w:r>
-    </w:p>
-    <w:p>
-      <w:pPr>
-        <w:spacing w:line="240" w:lineRule="auto"/>
-        <w:jc w:val="both"/>
-      </w:pPr>
-      <w:r>
-        <w:t>POST /users</w:t>
-      </w:r>
-    </w:p>
-    <w:p>
-      <w:pPr>
-        <w:spacing w:line="240" w:lineRule="auto"/>
-        <w:jc w:val="both"/>
-      </w:pPr>
-      <w:r>
-        <w:pict w14:anchorId="622C4EE6">
           <v:rect id="_x0000_i1030" style="width:0;height:1.5pt" o:hralign="center" o:hrstd="t" o:hr="t" fillcolor="#a0a0a0" stroked="f"/>
         </w:pict>
       </w:r>
@@ -1408,6 +1021,393 @@
           <w:b/>
           <w:bCs/>
         </w:rPr>
+        <w:t xml:space="preserve">6. What is </w:t>
+      </w:r>
+      <w:proofErr w:type="spellStart"/>
+      <w:proofErr w:type="gramStart"/>
+      <w:r>
+        <w:rPr>
+          <w:b/>
+          <w:bCs/>
+        </w:rPr>
+        <w:t>express.Router</w:t>
+      </w:r>
+      <w:proofErr w:type="spellEnd"/>
+      <w:proofErr w:type="gramEnd"/>
+      <w:r>
+        <w:rPr>
+          <w:b/>
+          <w:bCs/>
+        </w:rPr>
+        <w:t>()?</w:t>
+      </w:r>
+    </w:p>
+    <w:p>
+      <w:pPr>
+        <w:spacing w:line="240" w:lineRule="auto"/>
+        <w:jc w:val="both"/>
+      </w:pPr>
+      <w:r>
+        <w:rPr>
+          <w:b/>
+          <w:bCs/>
+        </w:rPr>
+        <w:t>Answer:</w:t>
+      </w:r>
+      <w:r>
+        <w:br/>
+      </w:r>
+      <w:proofErr w:type="spellStart"/>
+      <w:proofErr w:type="gramStart"/>
+      <w:r>
+        <w:t>express.Router</w:t>
+      </w:r>
+      <w:proofErr w:type="spellEnd"/>
+      <w:proofErr w:type="gramEnd"/>
+      <w:r>
+        <w:t xml:space="preserve">() is used to create </w:t>
+      </w:r>
+      <w:r>
+        <w:rPr>
+          <w:b/>
+          <w:bCs/>
+        </w:rPr>
+        <w:t>modular and separate route files</w:t>
+      </w:r>
+      <w:r>
+        <w:t>. It helps organize large Express applications.</w:t>
+      </w:r>
+    </w:p>
+    <w:p>
+      <w:pPr>
+        <w:spacing w:line="240" w:lineRule="auto"/>
+        <w:jc w:val="both"/>
+      </w:pPr>
+      <w:r>
+        <w:rPr>
+          <w:b/>
+          <w:bCs/>
+        </w:rPr>
+        <w:t>Example:</w:t>
+      </w:r>
+    </w:p>
+    <w:p>
+      <w:pPr>
+        <w:spacing w:line="240" w:lineRule="auto"/>
+        <w:jc w:val="both"/>
+      </w:pPr>
+      <w:r>
+        <w:t>userRoutes.js</w:t>
+      </w:r>
+    </w:p>
+    <w:p>
+      <w:pPr>
+        <w:spacing w:line="240" w:lineRule="auto"/>
+        <w:jc w:val="both"/>
+      </w:pPr>
+      <w:proofErr w:type="spellStart"/>
+      <w:r>
+        <w:t>const</w:t>
+      </w:r>
+      <w:proofErr w:type="spellEnd"/>
+      <w:r>
+        <w:t xml:space="preserve"> express = require("express");</w:t>
+      </w:r>
+    </w:p>
+    <w:p>
+      <w:pPr>
+        <w:spacing w:line="240" w:lineRule="auto"/>
+        <w:jc w:val="both"/>
+      </w:pPr>
+      <w:proofErr w:type="spellStart"/>
+      <w:r>
+        <w:t>const</w:t>
+      </w:r>
+      <w:proofErr w:type="spellEnd"/>
+      <w:r>
+        <w:t xml:space="preserve"> router = </w:t>
+      </w:r>
+      <w:proofErr w:type="spellStart"/>
+      <w:proofErr w:type="gramStart"/>
+      <w:r>
+        <w:t>express.Router</w:t>
+      </w:r>
+      <w:proofErr w:type="spellEnd"/>
+      <w:proofErr w:type="gramEnd"/>
+      <w:r>
+        <w:t>();</w:t>
+      </w:r>
+    </w:p>
+    <w:p>
+      <w:pPr>
+        <w:spacing w:line="240" w:lineRule="auto"/>
+        <w:jc w:val="both"/>
+      </w:pPr>
+    </w:p>
+    <w:p>
+      <w:pPr>
+        <w:spacing w:line="240" w:lineRule="auto"/>
+        <w:jc w:val="both"/>
+      </w:pPr>
+      <w:proofErr w:type="spellStart"/>
+      <w:proofErr w:type="gramStart"/>
+      <w:r>
+        <w:t>router.get</w:t>
+      </w:r>
+      <w:proofErr w:type="spellEnd"/>
+      <w:r>
+        <w:t>(</w:t>
+      </w:r>
+      <w:proofErr w:type="gramEnd"/>
+      <w:r>
+        <w:t>"/", (</w:t>
+      </w:r>
+      <w:proofErr w:type="spellStart"/>
+      <w:r>
+        <w:t>req</w:t>
+      </w:r>
+      <w:proofErr w:type="spellEnd"/>
+      <w:r>
+        <w:t>, res) =&gt; {</w:t>
+      </w:r>
+    </w:p>
+    <w:p>
+      <w:pPr>
+        <w:spacing w:line="240" w:lineRule="auto"/>
+        <w:jc w:val="both"/>
+      </w:pPr>
+      <w:r>
+        <w:t xml:space="preserve">    </w:t>
+      </w:r>
+      <w:proofErr w:type="spellStart"/>
+      <w:proofErr w:type="gramStart"/>
+      <w:r>
+        <w:t>res.send</w:t>
+      </w:r>
+      <w:proofErr w:type="spellEnd"/>
+      <w:proofErr w:type="gramEnd"/>
+      <w:r>
+        <w:t>("All Users");</w:t>
+      </w:r>
+    </w:p>
+    <w:p>
+      <w:pPr>
+        <w:spacing w:line="240" w:lineRule="auto"/>
+        <w:jc w:val="both"/>
+      </w:pPr>
+      <w:r>
+        <w:t>});</w:t>
+      </w:r>
+    </w:p>
+    <w:p>
+      <w:pPr>
+        <w:spacing w:line="240" w:lineRule="auto"/>
+        <w:jc w:val="both"/>
+      </w:pPr>
+    </w:p>
+    <w:p>
+      <w:pPr>
+        <w:spacing w:line="240" w:lineRule="auto"/>
+        <w:jc w:val="both"/>
+      </w:pPr>
+      <w:proofErr w:type="spellStart"/>
+      <w:proofErr w:type="gramStart"/>
+      <w:r>
+        <w:t>router.post</w:t>
+      </w:r>
+      <w:proofErr w:type="spellEnd"/>
+      <w:r>
+        <w:t>(</w:t>
+      </w:r>
+      <w:proofErr w:type="gramEnd"/>
+      <w:r>
+        <w:t>"/", (req, res) =&gt; {</w:t>
+      </w:r>
+    </w:p>
+    <w:p>
+      <w:pPr>
+        <w:spacing w:line="240" w:lineRule="auto"/>
+        <w:jc w:val="both"/>
+      </w:pPr>
+      <w:r>
+        <w:t xml:space="preserve">    </w:t>
+      </w:r>
+      <w:proofErr w:type="spellStart"/>
+      <w:proofErr w:type="gramStart"/>
+      <w:r>
+        <w:t>res.send</w:t>
+      </w:r>
+      <w:proofErr w:type="spellEnd"/>
+      <w:proofErr w:type="gramEnd"/>
+      <w:r>
+        <w:t>("Create User");</w:t>
+      </w:r>
+    </w:p>
+    <w:p>
+      <w:pPr>
+        <w:spacing w:line="240" w:lineRule="auto"/>
+        <w:jc w:val="both"/>
+      </w:pPr>
+      <w:r>
+        <w:t>});</w:t>
+      </w:r>
+    </w:p>
+    <w:p>
+      <w:pPr>
+        <w:spacing w:line="240" w:lineRule="auto"/>
+        <w:jc w:val="both"/>
+      </w:pPr>
+    </w:p>
+    <w:p>
+      <w:pPr>
+        <w:spacing w:line="240" w:lineRule="auto"/>
+        <w:jc w:val="both"/>
+      </w:pPr>
+      <w:proofErr w:type="spellStart"/>
+      <w:proofErr w:type="gramStart"/>
+      <w:r>
+        <w:t>module.exports</w:t>
+      </w:r>
+      <w:proofErr w:type="spellEnd"/>
+      <w:proofErr w:type="gramEnd"/>
+      <w:r>
+        <w:t xml:space="preserve"> = router;</w:t>
+      </w:r>
+    </w:p>
+    <w:p>
+      <w:pPr>
+        <w:spacing w:line="240" w:lineRule="auto"/>
+        <w:jc w:val="both"/>
+      </w:pPr>
+      <w:r>
+        <w:t>app.js</w:t>
+      </w:r>
+    </w:p>
+    <w:p>
+      <w:pPr>
+        <w:spacing w:line="240" w:lineRule="auto"/>
+        <w:jc w:val="both"/>
+      </w:pPr>
+      <w:proofErr w:type="spellStart"/>
+      <w:r>
+        <w:t>const</w:t>
+      </w:r>
+      <w:proofErr w:type="spellEnd"/>
+      <w:r>
+        <w:t xml:space="preserve"> </w:t>
+      </w:r>
+      <w:proofErr w:type="spellStart"/>
+      <w:r>
+        <w:t>userRoutes</w:t>
+      </w:r>
+      <w:proofErr w:type="spellEnd"/>
+      <w:r>
+        <w:t xml:space="preserve"> = require(</w:t>
+      </w:r>
+      <w:proofErr w:type="gramStart"/>
+      <w:r>
+        <w:t>"./</w:t>
+      </w:r>
+      <w:proofErr w:type="spellStart"/>
+      <w:proofErr w:type="gramEnd"/>
+      <w:r>
+        <w:t>userRoutes</w:t>
+      </w:r>
+      <w:proofErr w:type="spellEnd"/>
+      <w:r>
+        <w:t>");</w:t>
+      </w:r>
+    </w:p>
+    <w:p>
+      <w:pPr>
+        <w:spacing w:line="240" w:lineRule="auto"/>
+        <w:jc w:val="both"/>
+      </w:pPr>
+    </w:p>
+    <w:p>
+      <w:pPr>
+        <w:spacing w:line="240" w:lineRule="auto"/>
+        <w:jc w:val="both"/>
+      </w:pPr>
+      <w:proofErr w:type="spellStart"/>
+      <w:proofErr w:type="gramStart"/>
+      <w:r>
+        <w:t>app.use</w:t>
+      </w:r>
+      <w:proofErr w:type="spellEnd"/>
+      <w:r>
+        <w:t>(</w:t>
+      </w:r>
+      <w:proofErr w:type="gramEnd"/>
+      <w:r>
+        <w:t xml:space="preserve">"/users", </w:t>
+      </w:r>
+      <w:proofErr w:type="spellStart"/>
+      <w:r>
+        <w:t>userRoutes</w:t>
+      </w:r>
+      <w:proofErr w:type="spellEnd"/>
+      <w:r>
+        <w:t>);</w:t>
+      </w:r>
+    </w:p>
+    <w:p>
+      <w:pPr>
+        <w:spacing w:line="240" w:lineRule="auto"/>
+        <w:jc w:val="both"/>
+      </w:pPr>
+      <w:r>
+        <w:t>Now:</w:t>
+      </w:r>
+    </w:p>
+    <w:p>
+      <w:pPr>
+        <w:spacing w:line="240" w:lineRule="auto"/>
+        <w:jc w:val="both"/>
+      </w:pPr>
+      <w:proofErr w:type="gramStart"/>
+      <w:r>
+        <w:t>GET  /</w:t>
+      </w:r>
+      <w:proofErr w:type="gramEnd"/>
+      <w:r>
+        <w:t>users</w:t>
+      </w:r>
+    </w:p>
+    <w:p>
+      <w:pPr>
+        <w:spacing w:line="240" w:lineRule="auto"/>
+        <w:jc w:val="both"/>
+      </w:pPr>
+      <w:r>
+        <w:t>POST /users</w:t>
+      </w:r>
+    </w:p>
+    <w:p>
+      <w:pPr>
+        <w:spacing w:line="240" w:lineRule="auto"/>
+        <w:jc w:val="both"/>
+      </w:pPr>
+      <w:r>
+        <w:pict w14:anchorId="622C4EE6">
+          <v:rect id="_x0000_i1031" style="width:0;height:1.5pt" o:hralign="center" o:hrstd="t" o:hr="t" fillcolor="#a0a0a0" stroked="f"/>
+        </w:pict>
+      </w:r>
+    </w:p>
+    <w:p>
+      <w:pPr>
+        <w:spacing w:line="240" w:lineRule="auto"/>
+        <w:jc w:val="both"/>
+        <w:rPr>
+          <w:b/>
+          <w:bCs/>
+        </w:rPr>
+      </w:pPr>
+      <w:r>
+        <w:rPr>
+          <w:b/>
+          <w:bCs/>
+        </w:rPr>
         <w:t>7. What is the difference between Route-level and Application-level Middleware?</w:t>
       </w:r>
     </w:p>
@@ -1689,7 +1689,7 @@
       </w:pPr>
       <w:r>
         <w:pict w14:anchorId="58DBC5AA">
-          <v:rect id="_x0000_i1031" style="width:0;height:1.5pt" o:hralign="center" o:hrstd="t" o:hr="t" fillcolor="#a0a0a0" stroked="f"/>
+          <v:rect id="_x0000_i1032" style="width:0;height:1.5pt" o:hralign="center" o:hrstd="t" o:hr="t" fillcolor="#a0a0a0" stroked="f"/>
         </w:pict>
       </w:r>
     </w:p>
@@ -2009,7 +2009,7 @@
       </w:pPr>
       <w:r>
         <w:pict w14:anchorId="023AEB1F">
-          <v:rect id="_x0000_i1032" style="width:0;height:1.5pt" o:hralign="center" o:hrstd="t" o:hr="t" fillcolor="#a0a0a0" stroked="f"/>
+          <v:rect id="_x0000_i1033" style="width:0;height:1.5pt" o:hralign="center" o:hrstd="t" o:hr="t" fillcolor="#a0a0a0" stroked="f"/>
         </w:pict>
       </w:r>
     </w:p>
@@ -2223,7 +2223,7 @@
       </w:pPr>
       <w:r>
         <w:pict w14:anchorId="295AA801">
-          <v:rect id="_x0000_i1033" style="width:0;height:1.5pt" o:hralign="center" o:hrstd="t" o:hr="t" fillcolor="#a0a0a0" stroked="f"/>
+          <v:rect id="_x0000_i1034" style="width:0;height:1.5pt" o:hralign="center" o:hrstd="t" o:hr="t" fillcolor="#a0a0a0" stroked="f"/>
         </w:pict>
       </w:r>
     </w:p>
@@ -2748,7 +2748,7 @@
       </w:pPr>
       <w:r>
         <w:pict w14:anchorId="3FF827C8">
-          <v:rect id="_x0000_i1096" style="width:0;height:1.5pt" o:hralign="center" o:hrstd="t" o:hr="t" fillcolor="#a0a0a0" stroked="f"/>
+          <v:rect id="_x0000_i1035" style="width:0;height:1.5pt" o:hralign="center" o:hrstd="t" o:hr="t" fillcolor="#a0a0a0" stroked="f"/>
         </w:pict>
       </w:r>
     </w:p>
@@ -2926,7 +2926,7 @@
       </w:pPr>
       <w:r>
         <w:pict w14:anchorId="2E1B0404">
-          <v:rect id="_x0000_i1097" style="width:0;height:1.5pt" o:hralign="center" o:hrstd="t" o:hr="t" fillcolor="#a0a0a0" stroked="f"/>
+          <v:rect id="_x0000_i1036" style="width:0;height:1.5pt" o:hralign="center" o:hrstd="t" o:hr="t" fillcolor="#a0a0a0" stroked="f"/>
         </w:pict>
       </w:r>
     </w:p>
@@ -3139,7 +3139,7 @@
       </w:pPr>
       <w:r>
         <w:pict w14:anchorId="5D75D78E">
-          <v:rect id="_x0000_i1098" style="width:0;height:1.5pt" o:hralign="center" o:hrstd="t" o:hr="t" fillcolor="#a0a0a0" stroked="f"/>
+          <v:rect id="_x0000_i1037" style="width:0;height:1.5pt" o:hralign="center" o:hrstd="t" o:hr="t" fillcolor="#a0a0a0" stroked="f"/>
         </w:pict>
       </w:r>
     </w:p>
@@ -3448,7 +3448,7 @@
       </w:pPr>
       <w:r>
         <w:pict w14:anchorId="0CDB5514">
-          <v:rect id="_x0000_i1099" style="width:0;height:1.5pt" o:hralign="center" o:hrstd="t" o:hr="t" fillcolor="#a0a0a0" stroked="f"/>
+          <v:rect id="_x0000_i1038" style="width:0;height:1.5pt" o:hralign="center" o:hrstd="t" o:hr="t" fillcolor="#a0a0a0" stroked="f"/>
         </w:pict>
       </w:r>
     </w:p>
@@ -3735,6 +3735,1835 @@
       </w:pPr>
       <w:r>
         <w:pict w14:anchorId="555BA8B8">
+          <v:rect id="_x0000_i1039" style="width:0;height:1.5pt" o:hralign="center" o:hrstd="t" o:hr="t" fillcolor="#a0a0a0" stroked="f"/>
+        </w:pict>
+      </w:r>
+    </w:p>
+    <w:p>
+      <w:pPr>
+        <w:spacing w:line="240" w:lineRule="auto"/>
+        <w:jc w:val="both"/>
+        <w:rPr>
+          <w:b/>
+          <w:bCs/>
+        </w:rPr>
+      </w:pPr>
+      <w:r>
+        <w:rPr>
+          <w:b/>
+          <w:bCs/>
+        </w:rPr>
+        <w:t>16. What is CORS in Express.js?</w:t>
+      </w:r>
+    </w:p>
+    <w:p>
+      <w:pPr>
+        <w:spacing w:line="240" w:lineRule="auto"/>
+        <w:jc w:val="both"/>
+      </w:pPr>
+      <w:r>
+        <w:rPr>
+          <w:b/>
+          <w:bCs/>
+        </w:rPr>
+        <w:t>Answer:</w:t>
+      </w:r>
+      <w:r>
+        <w:br/>
+        <w:t xml:space="preserve">CORS stands for </w:t>
+      </w:r>
+      <w:r>
+        <w:rPr>
+          <w:b/>
+          <w:bCs/>
+        </w:rPr>
+        <w:t>Cross-Origin Resource Sharing</w:t>
+      </w:r>
+      <w:r>
+        <w:t>.</w:t>
+      </w:r>
+    </w:p>
+    <w:p>
+      <w:pPr>
+        <w:spacing w:line="240" w:lineRule="auto"/>
+        <w:jc w:val="both"/>
+      </w:pPr>
+      <w:r>
+        <w:lastRenderedPageBreak/>
+        <w:t>It allows a frontend application from one origin to communicate with a backend server running on another origin.</w:t>
+      </w:r>
+    </w:p>
+    <w:p>
+      <w:pPr>
+        <w:spacing w:line="240" w:lineRule="auto"/>
+        <w:jc w:val="both"/>
+      </w:pPr>
+      <w:r>
+        <w:t>For example:</w:t>
+      </w:r>
+    </w:p>
+    <w:p>
+      <w:pPr>
+        <w:spacing w:line="240" w:lineRule="auto"/>
+        <w:jc w:val="both"/>
+      </w:pPr>
+      <w:r>
+        <w:t>Frontend → http://localhost:5173</w:t>
+      </w:r>
+    </w:p>
+    <w:p>
+      <w:pPr>
+        <w:spacing w:line="240" w:lineRule="auto"/>
+        <w:jc w:val="both"/>
+      </w:pPr>
+      <w:proofErr w:type="gramStart"/>
+      <w:r>
+        <w:t>Backend  →</w:t>
+      </w:r>
+      <w:proofErr w:type="gramEnd"/>
+      <w:r>
+        <w:t xml:space="preserve"> http://localhost:5000</w:t>
+      </w:r>
+    </w:p>
+    <w:p>
+      <w:pPr>
+        <w:spacing w:line="240" w:lineRule="auto"/>
+        <w:jc w:val="both"/>
+      </w:pPr>
+      <w:r>
+        <w:t xml:space="preserve">We can use the </w:t>
+      </w:r>
+      <w:proofErr w:type="spellStart"/>
+      <w:r>
+        <w:t>cors</w:t>
+      </w:r>
+      <w:proofErr w:type="spellEnd"/>
+      <w:r>
+        <w:t xml:space="preserve"> package:</w:t>
+      </w:r>
+    </w:p>
+    <w:p>
+      <w:pPr>
+        <w:spacing w:line="240" w:lineRule="auto"/>
+        <w:jc w:val="both"/>
+      </w:pPr>
+      <w:proofErr w:type="spellStart"/>
+      <w:r>
+        <w:t>const</w:t>
+      </w:r>
+      <w:proofErr w:type="spellEnd"/>
+      <w:r>
+        <w:t xml:space="preserve"> </w:t>
+      </w:r>
+      <w:proofErr w:type="spellStart"/>
+      <w:r>
+        <w:t>cors</w:t>
+      </w:r>
+      <w:proofErr w:type="spellEnd"/>
+      <w:r>
+        <w:t xml:space="preserve"> = require("</w:t>
+      </w:r>
+      <w:proofErr w:type="spellStart"/>
+      <w:r>
+        <w:t>cors</w:t>
+      </w:r>
+      <w:proofErr w:type="spellEnd"/>
+      <w:r>
+        <w:t>");</w:t>
+      </w:r>
+    </w:p>
+    <w:p>
+      <w:pPr>
+        <w:spacing w:line="240" w:lineRule="auto"/>
+        <w:jc w:val="both"/>
+      </w:pPr>
+    </w:p>
+    <w:p>
+      <w:pPr>
+        <w:spacing w:line="240" w:lineRule="auto"/>
+        <w:jc w:val="both"/>
+      </w:pPr>
+      <w:proofErr w:type="spellStart"/>
+      <w:r>
+        <w:t>app.use</w:t>
+      </w:r>
+      <w:proofErr w:type="spellEnd"/>
+      <w:r>
+        <w:t>(</w:t>
+      </w:r>
+      <w:proofErr w:type="spellStart"/>
+      <w:proofErr w:type="gramStart"/>
+      <w:r>
+        <w:t>cors</w:t>
+      </w:r>
+      <w:proofErr w:type="spellEnd"/>
+      <w:r>
+        <w:t>(</w:t>
+      </w:r>
+      <w:proofErr w:type="gramEnd"/>
+      <w:r>
+        <w:t>));</w:t>
+      </w:r>
+    </w:p>
+    <w:p>
+      <w:pPr>
+        <w:spacing w:line="240" w:lineRule="auto"/>
+        <w:jc w:val="both"/>
+      </w:pPr>
+      <w:r>
+        <w:t>For a specific frontend:</w:t>
+      </w:r>
+    </w:p>
+    <w:p>
+      <w:pPr>
+        <w:spacing w:line="240" w:lineRule="auto"/>
+        <w:jc w:val="both"/>
+      </w:pPr>
+      <w:proofErr w:type="spellStart"/>
+      <w:proofErr w:type="gramStart"/>
+      <w:r>
+        <w:t>app.use</w:t>
+      </w:r>
+      <w:proofErr w:type="spellEnd"/>
+      <w:r>
+        <w:t>(</w:t>
+      </w:r>
+      <w:proofErr w:type="spellStart"/>
+      <w:r>
+        <w:t>cors</w:t>
+      </w:r>
+      <w:proofErr w:type="spellEnd"/>
+      <w:r>
+        <w:t>(</w:t>
+      </w:r>
+      <w:proofErr w:type="gramEnd"/>
+      <w:r>
+        <w:t>{</w:t>
+      </w:r>
+    </w:p>
+    <w:p>
+      <w:pPr>
+        <w:spacing w:line="240" w:lineRule="auto"/>
+        <w:jc w:val="both"/>
+      </w:pPr>
+      <w:r>
+        <w:t xml:space="preserve">    origin: "http://localhost:5173"</w:t>
+      </w:r>
+    </w:p>
+    <w:p>
+      <w:pPr>
+        <w:spacing w:line="240" w:lineRule="auto"/>
+        <w:jc w:val="both"/>
+      </w:pPr>
+      <w:r>
+        <w:t>}));</w:t>
+      </w:r>
+    </w:p>
+    <w:p>
+      <w:pPr>
+        <w:spacing w:line="240" w:lineRule="auto"/>
+        <w:jc w:val="both"/>
+      </w:pPr>
+      <w:r>
+        <w:pict w14:anchorId="38648D7C">
+          <v:rect id="_x0000_i1040" style="width:0;height:1.5pt" o:hralign="center" o:hrstd="t" o:hr="t" fillcolor="#a0a0a0" stroked="f"/>
+        </w:pict>
+      </w:r>
+    </w:p>
+    <w:p>
+      <w:pPr>
+        <w:spacing w:line="240" w:lineRule="auto"/>
+        <w:jc w:val="both"/>
+        <w:rPr>
+          <w:b/>
+          <w:bCs/>
+        </w:rPr>
+      </w:pPr>
+      <w:r>
+        <w:rPr>
+          <w:b/>
+          <w:bCs/>
+        </w:rPr>
+        <w:t>17. What is JWT authentication in Express.js?</w:t>
+      </w:r>
+    </w:p>
+    <w:p>
+      <w:pPr>
+        <w:spacing w:line="240" w:lineRule="auto"/>
+        <w:jc w:val="both"/>
+      </w:pPr>
+      <w:r>
+        <w:rPr>
+          <w:b/>
+          <w:bCs/>
+        </w:rPr>
+        <w:t>Answer:</w:t>
+      </w:r>
+      <w:r>
+        <w:br/>
+        <w:t xml:space="preserve">JWT stands for </w:t>
+      </w:r>
+      <w:r>
+        <w:rPr>
+          <w:b/>
+          <w:bCs/>
+        </w:rPr>
+        <w:t>JSON Web Token</w:t>
+      </w:r>
+      <w:r>
+        <w:t>. It is commonly used for authentication in Express.js applications.</w:t>
+      </w:r>
+    </w:p>
+    <w:p>
+      <w:pPr>
+        <w:spacing w:line="240" w:lineRule="auto"/>
+        <w:jc w:val="both"/>
+      </w:pPr>
+      <w:r>
+        <w:t>Typical flow:</w:t>
+      </w:r>
+    </w:p>
+    <w:p>
+      <w:pPr>
+        <w:spacing w:line="240" w:lineRule="auto"/>
+        <w:jc w:val="both"/>
+      </w:pPr>
+      <w:r>
+        <w:t>1. User logs in</w:t>
+      </w:r>
+    </w:p>
+    <w:p>
+      <w:pPr>
+        <w:spacing w:line="240" w:lineRule="auto"/>
+        <w:jc w:val="both"/>
+      </w:pPr>
+      <w:r>
+        <w:t>2. Server verifies email/password</w:t>
+      </w:r>
+    </w:p>
+    <w:p>
+      <w:pPr>
+        <w:spacing w:line="240" w:lineRule="auto"/>
+        <w:jc w:val="both"/>
+      </w:pPr>
+      <w:r>
+        <w:t>3. Server generates JWT</w:t>
+      </w:r>
+    </w:p>
+    <w:p>
+      <w:pPr>
+        <w:spacing w:line="240" w:lineRule="auto"/>
+        <w:jc w:val="both"/>
+      </w:pPr>
+      <w:r>
+        <w:t>4. Client stores/sends the token</w:t>
+      </w:r>
+    </w:p>
+    <w:p>
+      <w:pPr>
+        <w:spacing w:line="240" w:lineRule="auto"/>
+        <w:jc w:val="both"/>
+      </w:pPr>
+      <w:r>
+        <w:t>5. Server verifies the token for protected routes</w:t>
+      </w:r>
+    </w:p>
+    <w:p>
+      <w:pPr>
+        <w:spacing w:line="240" w:lineRule="auto"/>
+        <w:jc w:val="both"/>
+      </w:pPr>
+      <w:r>
+        <w:rPr>
+          <w:b/>
+          <w:bCs/>
+        </w:rPr>
+        <w:t>Example:</w:t>
+      </w:r>
+    </w:p>
+    <w:p>
+      <w:pPr>
+        <w:spacing w:line="240" w:lineRule="auto"/>
+        <w:jc w:val="both"/>
+      </w:pPr>
+      <w:proofErr w:type="spellStart"/>
+      <w:r>
+        <w:t>const</w:t>
+      </w:r>
+      <w:proofErr w:type="spellEnd"/>
+      <w:r>
+        <w:t xml:space="preserve"> </w:t>
+      </w:r>
+      <w:proofErr w:type="spellStart"/>
+      <w:r>
+        <w:t>jwt</w:t>
+      </w:r>
+      <w:proofErr w:type="spellEnd"/>
+      <w:r>
+        <w:t xml:space="preserve"> = require("</w:t>
+      </w:r>
+      <w:proofErr w:type="spellStart"/>
+      <w:r>
+        <w:t>jsonwebtoken</w:t>
+      </w:r>
+      <w:proofErr w:type="spellEnd"/>
+      <w:r>
+        <w:t>");</w:t>
+      </w:r>
+    </w:p>
+    <w:p>
+      <w:pPr>
+        <w:spacing w:line="240" w:lineRule="auto"/>
+        <w:jc w:val="both"/>
+      </w:pPr>
+    </w:p>
+    <w:p>
+      <w:pPr>
+        <w:spacing w:line="240" w:lineRule="auto"/>
+        <w:jc w:val="both"/>
+      </w:pPr>
+      <w:proofErr w:type="spellStart"/>
+      <w:r>
+        <w:t>const</w:t>
+      </w:r>
+      <w:proofErr w:type="spellEnd"/>
+      <w:r>
+        <w:t xml:space="preserve"> token = </w:t>
+      </w:r>
+      <w:proofErr w:type="spellStart"/>
+      <w:proofErr w:type="gramStart"/>
+      <w:r>
+        <w:t>jwt.sign</w:t>
+      </w:r>
+      <w:proofErr w:type="spellEnd"/>
+      <w:proofErr w:type="gramEnd"/>
+      <w:r>
+        <w:t>(</w:t>
+      </w:r>
+    </w:p>
+    <w:p>
+      <w:pPr>
+        <w:spacing w:line="240" w:lineRule="auto"/>
+        <w:jc w:val="both"/>
+      </w:pPr>
+      <w:r>
+        <w:t xml:space="preserve">    </w:t>
+      </w:r>
+      <w:proofErr w:type="gramStart"/>
+      <w:r>
+        <w:t xml:space="preserve">{ </w:t>
+      </w:r>
+      <w:proofErr w:type="spellStart"/>
+      <w:r>
+        <w:t>userId</w:t>
+      </w:r>
+      <w:proofErr w:type="spellEnd"/>
+      <w:proofErr w:type="gramEnd"/>
+      <w:r>
+        <w:t xml:space="preserve">: </w:t>
+      </w:r>
+      <w:proofErr w:type="spellStart"/>
+      <w:proofErr w:type="gramStart"/>
+      <w:r>
+        <w:t>user._id</w:t>
+      </w:r>
+      <w:proofErr w:type="spellEnd"/>
+      <w:r>
+        <w:t xml:space="preserve"> }</w:t>
+      </w:r>
+      <w:proofErr w:type="gramEnd"/>
+      <w:r>
+        <w:t>,</w:t>
+      </w:r>
+    </w:p>
+    <w:p>
+      <w:pPr>
+        <w:spacing w:line="240" w:lineRule="auto"/>
+        <w:jc w:val="both"/>
+      </w:pPr>
+      <w:r>
+        <w:t xml:space="preserve">    </w:t>
+      </w:r>
+      <w:proofErr w:type="spellStart"/>
+      <w:r>
+        <w:t>process.env.JWT_SECRET</w:t>
+      </w:r>
+      <w:proofErr w:type="spellEnd"/>
+      <w:r>
+        <w:t>,</w:t>
+      </w:r>
+    </w:p>
+    <w:p>
+      <w:pPr>
+        <w:spacing w:line="240" w:lineRule="auto"/>
+        <w:jc w:val="both"/>
+      </w:pPr>
+      <w:r>
+        <w:t xml:space="preserve">    </w:t>
+      </w:r>
+      <w:proofErr w:type="gramStart"/>
+      <w:r>
+        <w:t xml:space="preserve">{ </w:t>
+      </w:r>
+      <w:proofErr w:type="spellStart"/>
+      <w:r>
+        <w:t>expiresIn</w:t>
+      </w:r>
+      <w:proofErr w:type="spellEnd"/>
+      <w:proofErr w:type="gramEnd"/>
+      <w:r>
+        <w:t>: "1h</w:t>
+      </w:r>
+      <w:proofErr w:type="gramStart"/>
+      <w:r>
+        <w:t>" }</w:t>
+      </w:r>
+      <w:proofErr w:type="gramEnd"/>
+    </w:p>
+    <w:p>
+      <w:pPr>
+        <w:spacing w:line="240" w:lineRule="auto"/>
+        <w:jc w:val="both"/>
+      </w:pPr>
+      <w:r>
+        <w:t>);</w:t>
+      </w:r>
+    </w:p>
+    <w:p>
+      <w:pPr>
+        <w:spacing w:line="240" w:lineRule="auto"/>
+        <w:jc w:val="both"/>
+      </w:pPr>
+      <w:r>
+        <w:lastRenderedPageBreak/>
+        <w:t>The token can then be used to access protected resources.</w:t>
+      </w:r>
+    </w:p>
+    <w:p>
+      <w:pPr>
+        <w:spacing w:line="240" w:lineRule="auto"/>
+        <w:jc w:val="both"/>
+      </w:pPr>
+      <w:r>
+        <w:pict w14:anchorId="0494A471">
+          <v:rect id="_x0000_i1041" style="width:0;height:1.5pt" o:hralign="center" o:hrstd="t" o:hr="t" fillcolor="#a0a0a0" stroked="f"/>
+        </w:pict>
+      </w:r>
+    </w:p>
+    <w:p>
+      <w:pPr>
+        <w:spacing w:line="240" w:lineRule="auto"/>
+        <w:jc w:val="both"/>
+        <w:rPr>
+          <w:b/>
+          <w:bCs/>
+        </w:rPr>
+      </w:pPr>
+      <w:r>
+        <w:rPr>
+          <w:b/>
+          <w:bCs/>
+        </w:rPr>
+        <w:t>18. How do you create a protected route in Express.js?</w:t>
+      </w:r>
+    </w:p>
+    <w:p>
+      <w:pPr>
+        <w:spacing w:line="240" w:lineRule="auto"/>
+        <w:jc w:val="both"/>
+      </w:pPr>
+      <w:r>
+        <w:rPr>
+          <w:b/>
+          <w:bCs/>
+        </w:rPr>
+        <w:t>Answer:</w:t>
+      </w:r>
+      <w:r>
+        <w:br/>
+        <w:t>A protected route requires authentication before allowing access.</w:t>
+      </w:r>
+    </w:p>
+    <w:p>
+      <w:pPr>
+        <w:spacing w:line="240" w:lineRule="auto"/>
+        <w:jc w:val="both"/>
+      </w:pPr>
+      <w:r>
+        <w:rPr>
+          <w:b/>
+          <w:bCs/>
+        </w:rPr>
+        <w:t>Example middleware:</w:t>
+      </w:r>
+    </w:p>
+    <w:p>
+      <w:pPr>
+        <w:spacing w:line="240" w:lineRule="auto"/>
+        <w:jc w:val="both"/>
+      </w:pPr>
+      <w:proofErr w:type="spellStart"/>
+      <w:r>
+        <w:t>const</w:t>
+      </w:r>
+      <w:proofErr w:type="spellEnd"/>
+      <w:r>
+        <w:t xml:space="preserve"> </w:t>
+      </w:r>
+      <w:proofErr w:type="spellStart"/>
+      <w:r>
+        <w:t>jwt</w:t>
+      </w:r>
+      <w:proofErr w:type="spellEnd"/>
+      <w:r>
+        <w:t xml:space="preserve"> = require("</w:t>
+      </w:r>
+      <w:proofErr w:type="spellStart"/>
+      <w:r>
+        <w:t>jsonwebtoken</w:t>
+      </w:r>
+      <w:proofErr w:type="spellEnd"/>
+      <w:r>
+        <w:t>");</w:t>
+      </w:r>
+    </w:p>
+    <w:p>
+      <w:pPr>
+        <w:spacing w:line="240" w:lineRule="auto"/>
+        <w:jc w:val="both"/>
+      </w:pPr>
+    </w:p>
+    <w:p>
+      <w:pPr>
+        <w:spacing w:line="240" w:lineRule="auto"/>
+        <w:jc w:val="both"/>
+      </w:pPr>
+      <w:proofErr w:type="spellStart"/>
+      <w:r>
+        <w:t>const</w:t>
+      </w:r>
+      <w:proofErr w:type="spellEnd"/>
+      <w:r>
+        <w:t xml:space="preserve"> </w:t>
+      </w:r>
+      <w:proofErr w:type="spellStart"/>
+      <w:r>
+        <w:t>authMiddleware</w:t>
+      </w:r>
+      <w:proofErr w:type="spellEnd"/>
+      <w:r>
+        <w:t xml:space="preserve"> = (</w:t>
+      </w:r>
+      <w:proofErr w:type="spellStart"/>
+      <w:r>
+        <w:t>req</w:t>
+      </w:r>
+      <w:proofErr w:type="spellEnd"/>
+      <w:r>
+        <w:t>, res, next) =&gt; {</w:t>
+      </w:r>
+    </w:p>
+    <w:p>
+      <w:pPr>
+        <w:spacing w:line="240" w:lineRule="auto"/>
+        <w:jc w:val="both"/>
+      </w:pPr>
+      <w:r>
+        <w:t xml:space="preserve">    </w:t>
+      </w:r>
+      <w:proofErr w:type="spellStart"/>
+      <w:r>
+        <w:t>const</w:t>
+      </w:r>
+      <w:proofErr w:type="spellEnd"/>
+      <w:r>
+        <w:t xml:space="preserve"> token = </w:t>
+      </w:r>
+      <w:proofErr w:type="spellStart"/>
+      <w:proofErr w:type="gramStart"/>
+      <w:r>
+        <w:t>req.headers</w:t>
+      </w:r>
+      <w:proofErr w:type="gramEnd"/>
+      <w:r>
+        <w:t>.authorization</w:t>
+      </w:r>
+      <w:proofErr w:type="gramStart"/>
+      <w:r>
+        <w:t>?.split</w:t>
+      </w:r>
+      <w:proofErr w:type="spellEnd"/>
+      <w:proofErr w:type="gramEnd"/>
+      <w:r>
+        <w:t xml:space="preserve">(" </w:t>
+      </w:r>
+      <w:proofErr w:type="gramStart"/>
+      <w:r>
+        <w:t>")[</w:t>
+      </w:r>
+      <w:proofErr w:type="gramEnd"/>
+      <w:r>
+        <w:t>1];</w:t>
+      </w:r>
+    </w:p>
+    <w:p>
+      <w:pPr>
+        <w:spacing w:line="240" w:lineRule="auto"/>
+        <w:jc w:val="both"/>
+      </w:pPr>
+    </w:p>
+    <w:p>
+      <w:pPr>
+        <w:spacing w:line="240" w:lineRule="auto"/>
+        <w:jc w:val="both"/>
+      </w:pPr>
+      <w:r>
+        <w:t xml:space="preserve">    if </w:t>
+      </w:r>
+      <w:proofErr w:type="gramStart"/>
+      <w:r>
+        <w:t>(!token</w:t>
+      </w:r>
+      <w:proofErr w:type="gramEnd"/>
+      <w:r>
+        <w:t>) {</w:t>
+      </w:r>
+    </w:p>
+    <w:p>
+      <w:pPr>
+        <w:spacing w:line="240" w:lineRule="auto"/>
+        <w:jc w:val="both"/>
+      </w:pPr>
+      <w:r>
+        <w:t xml:space="preserve">        return </w:t>
+      </w:r>
+      <w:proofErr w:type="spellStart"/>
+      <w:proofErr w:type="gramStart"/>
+      <w:r>
+        <w:t>res.status</w:t>
+      </w:r>
+      <w:proofErr w:type="spellEnd"/>
+      <w:proofErr w:type="gramEnd"/>
+      <w:r>
+        <w:t>(401</w:t>
+      </w:r>
+      <w:proofErr w:type="gramStart"/>
+      <w:r>
+        <w:t>).</w:t>
+      </w:r>
+      <w:proofErr w:type="spellStart"/>
+      <w:r>
+        <w:t>json</w:t>
+      </w:r>
+      <w:proofErr w:type="spellEnd"/>
+      <w:proofErr w:type="gramEnd"/>
+      <w:r>
+        <w:t>({</w:t>
+      </w:r>
+    </w:p>
+    <w:p>
+      <w:pPr>
+        <w:spacing w:line="240" w:lineRule="auto"/>
+        <w:jc w:val="both"/>
+      </w:pPr>
+      <w:r>
+        <w:t xml:space="preserve">            message: "Access denied"</w:t>
+      </w:r>
+    </w:p>
+    <w:p>
+      <w:pPr>
+        <w:spacing w:line="240" w:lineRule="auto"/>
+        <w:jc w:val="both"/>
+      </w:pPr>
+      <w:r>
+        <w:t xml:space="preserve">        });</w:t>
+      </w:r>
+    </w:p>
+    <w:p>
+      <w:pPr>
+        <w:spacing w:line="240" w:lineRule="auto"/>
+        <w:jc w:val="both"/>
+      </w:pPr>
+      <w:r>
+        <w:t xml:space="preserve">    }</w:t>
+      </w:r>
+    </w:p>
+    <w:p>
+      <w:pPr>
+        <w:spacing w:line="240" w:lineRule="auto"/>
+        <w:jc w:val="both"/>
+      </w:pPr>
+    </w:p>
+    <w:p>
+      <w:pPr>
+        <w:spacing w:line="240" w:lineRule="auto"/>
+        <w:jc w:val="both"/>
+      </w:pPr>
+      <w:r>
+        <w:t xml:space="preserve">    try {</w:t>
+      </w:r>
+    </w:p>
+    <w:p>
+      <w:pPr>
+        <w:spacing w:line="240" w:lineRule="auto"/>
+        <w:jc w:val="both"/>
+      </w:pPr>
+      <w:r>
+        <w:t xml:space="preserve">        </w:t>
+      </w:r>
+      <w:proofErr w:type="spellStart"/>
+      <w:r>
+        <w:t>const</w:t>
+      </w:r>
+      <w:proofErr w:type="spellEnd"/>
+      <w:r>
+        <w:t xml:space="preserve"> decoded = </w:t>
+      </w:r>
+      <w:proofErr w:type="spellStart"/>
+      <w:proofErr w:type="gramStart"/>
+      <w:r>
+        <w:t>jwt.verify</w:t>
+      </w:r>
+      <w:proofErr w:type="spellEnd"/>
+      <w:proofErr w:type="gramEnd"/>
+      <w:r>
+        <w:t>(</w:t>
+      </w:r>
+    </w:p>
+    <w:p>
+      <w:pPr>
+        <w:spacing w:line="240" w:lineRule="auto"/>
+        <w:jc w:val="both"/>
+      </w:pPr>
+      <w:r>
+        <w:t xml:space="preserve">            token,</w:t>
+      </w:r>
+    </w:p>
+    <w:p>
+      <w:pPr>
+        <w:spacing w:line="240" w:lineRule="auto"/>
+        <w:jc w:val="both"/>
+      </w:pPr>
+      <w:r>
+        <w:t xml:space="preserve">            </w:t>
+      </w:r>
+      <w:proofErr w:type="spellStart"/>
+      <w:r>
+        <w:t>process.env.JWT_SECRET</w:t>
+      </w:r>
+      <w:proofErr w:type="spellEnd"/>
+    </w:p>
+    <w:p>
+      <w:pPr>
+        <w:spacing w:line="240" w:lineRule="auto"/>
+        <w:jc w:val="both"/>
+      </w:pPr>
+      <w:r>
+        <w:t xml:space="preserve">        );</w:t>
+      </w:r>
+    </w:p>
+    <w:p>
+      <w:pPr>
+        <w:spacing w:line="240" w:lineRule="auto"/>
+        <w:jc w:val="both"/>
+      </w:pPr>
+    </w:p>
+    <w:p>
+      <w:pPr>
+        <w:spacing w:line="240" w:lineRule="auto"/>
+        <w:jc w:val="both"/>
+      </w:pPr>
+      <w:r>
+        <w:t xml:space="preserve">        </w:t>
+      </w:r>
+      <w:proofErr w:type="spellStart"/>
+      <w:r>
+        <w:t>req.user</w:t>
+      </w:r>
+      <w:proofErr w:type="spellEnd"/>
+      <w:r>
+        <w:t xml:space="preserve"> = decoded;</w:t>
+      </w:r>
+    </w:p>
+    <w:p>
+      <w:pPr>
+        <w:spacing w:line="240" w:lineRule="auto"/>
+        <w:jc w:val="both"/>
+      </w:pPr>
+      <w:r>
+        <w:t xml:space="preserve">        </w:t>
+      </w:r>
+      <w:proofErr w:type="gramStart"/>
+      <w:r>
+        <w:t>next(</w:t>
+      </w:r>
+      <w:proofErr w:type="gramEnd"/>
+      <w:r>
+        <w:t>);</w:t>
+      </w:r>
+    </w:p>
+    <w:p>
+      <w:pPr>
+        <w:spacing w:line="240" w:lineRule="auto"/>
+        <w:jc w:val="both"/>
+      </w:pPr>
+      <w:r>
+        <w:t xml:space="preserve">    } catch (error) {</w:t>
+      </w:r>
+    </w:p>
+    <w:p>
+      <w:pPr>
+        <w:spacing w:line="240" w:lineRule="auto"/>
+        <w:jc w:val="both"/>
+      </w:pPr>
+      <w:r>
+        <w:t xml:space="preserve">        </w:t>
+      </w:r>
+      <w:proofErr w:type="spellStart"/>
+      <w:proofErr w:type="gramStart"/>
+      <w:r>
+        <w:t>res.status</w:t>
+      </w:r>
+      <w:proofErr w:type="spellEnd"/>
+      <w:proofErr w:type="gramEnd"/>
+      <w:r>
+        <w:t>(401</w:t>
+      </w:r>
+      <w:proofErr w:type="gramStart"/>
+      <w:r>
+        <w:t>).</w:t>
+      </w:r>
+      <w:proofErr w:type="spellStart"/>
+      <w:r>
+        <w:t>json</w:t>
+      </w:r>
+      <w:proofErr w:type="spellEnd"/>
+      <w:proofErr w:type="gramEnd"/>
+      <w:r>
+        <w:t>({</w:t>
+      </w:r>
+    </w:p>
+    <w:p>
+      <w:pPr>
+        <w:spacing w:line="240" w:lineRule="auto"/>
+        <w:jc w:val="both"/>
+      </w:pPr>
+      <w:r>
+        <w:t xml:space="preserve">            message: "Invalid token"</w:t>
+      </w:r>
+    </w:p>
+    <w:p>
+      <w:pPr>
+        <w:spacing w:line="240" w:lineRule="auto"/>
+        <w:jc w:val="both"/>
+      </w:pPr>
+      <w:r>
+        <w:t xml:space="preserve">        });</w:t>
+      </w:r>
+    </w:p>
+    <w:p>
+      <w:pPr>
+        <w:spacing w:line="240" w:lineRule="auto"/>
+        <w:jc w:val="both"/>
+      </w:pPr>
+      <w:r>
+        <w:t xml:space="preserve">    }</w:t>
+      </w:r>
+    </w:p>
+    <w:p>
+      <w:pPr>
+        <w:spacing w:line="240" w:lineRule="auto"/>
+        <w:jc w:val="both"/>
+      </w:pPr>
+      <w:r>
+        <w:t>};</w:t>
+      </w:r>
+    </w:p>
+    <w:p>
+      <w:pPr>
+        <w:spacing w:line="240" w:lineRule="auto"/>
+        <w:jc w:val="both"/>
+      </w:pPr>
+      <w:r>
+        <w:lastRenderedPageBreak/>
+        <w:t>Use it with a route:</w:t>
+      </w:r>
+    </w:p>
+    <w:p>
+      <w:pPr>
+        <w:spacing w:line="240" w:lineRule="auto"/>
+        <w:jc w:val="both"/>
+      </w:pPr>
+      <w:proofErr w:type="spellStart"/>
+      <w:proofErr w:type="gramStart"/>
+      <w:r>
+        <w:t>app.get</w:t>
+      </w:r>
+      <w:proofErr w:type="spellEnd"/>
+      <w:r>
+        <w:t>(</w:t>
+      </w:r>
+      <w:proofErr w:type="gramEnd"/>
+      <w:r>
+        <w:t xml:space="preserve">"/profile", </w:t>
+      </w:r>
+      <w:proofErr w:type="spellStart"/>
+      <w:r>
+        <w:t>authMiddleware</w:t>
+      </w:r>
+      <w:proofErr w:type="spellEnd"/>
+      <w:r>
+        <w:t>, (</w:t>
+      </w:r>
+      <w:proofErr w:type="spellStart"/>
+      <w:r>
+        <w:t>req</w:t>
+      </w:r>
+      <w:proofErr w:type="spellEnd"/>
+      <w:r>
+        <w:t>, res) =&gt; {</w:t>
+      </w:r>
+    </w:p>
+    <w:p>
+      <w:pPr>
+        <w:spacing w:line="240" w:lineRule="auto"/>
+        <w:jc w:val="both"/>
+      </w:pPr>
+      <w:r>
+        <w:t xml:space="preserve">    </w:t>
+      </w:r>
+      <w:proofErr w:type="spellStart"/>
+      <w:proofErr w:type="gramStart"/>
+      <w:r>
+        <w:t>res.json</w:t>
+      </w:r>
+      <w:proofErr w:type="spellEnd"/>
+      <w:proofErr w:type="gramEnd"/>
+      <w:r>
+        <w:t>({</w:t>
+      </w:r>
+    </w:p>
+    <w:p>
+      <w:pPr>
+        <w:spacing w:line="240" w:lineRule="auto"/>
+        <w:jc w:val="both"/>
+      </w:pPr>
+      <w:r>
+        <w:t xml:space="preserve">        message: "Protected profile",</w:t>
+      </w:r>
+    </w:p>
+    <w:p>
+      <w:pPr>
+        <w:spacing w:line="240" w:lineRule="auto"/>
+        <w:jc w:val="both"/>
+      </w:pPr>
+      <w:r>
+        <w:t xml:space="preserve">        user: </w:t>
+      </w:r>
+      <w:proofErr w:type="spellStart"/>
+      <w:r>
+        <w:t>req.user</w:t>
+      </w:r>
+      <w:proofErr w:type="spellEnd"/>
+    </w:p>
+    <w:p>
+      <w:pPr>
+        <w:spacing w:line="240" w:lineRule="auto"/>
+        <w:jc w:val="both"/>
+      </w:pPr>
+      <w:r>
+        <w:t xml:space="preserve">    });</w:t>
+      </w:r>
+    </w:p>
+    <w:p>
+      <w:pPr>
+        <w:spacing w:line="240" w:lineRule="auto"/>
+        <w:jc w:val="both"/>
+      </w:pPr>
+      <w:r>
+        <w:t>});</w:t>
+      </w:r>
+    </w:p>
+    <w:p>
+      <w:pPr>
+        <w:spacing w:line="240" w:lineRule="auto"/>
+        <w:jc w:val="both"/>
+      </w:pPr>
+      <w:r>
+        <w:pict w14:anchorId="55754716">
+          <v:rect id="_x0000_i1042" style="width:0;height:1.5pt" o:hralign="center" o:hrstd="t" o:hr="t" fillcolor="#a0a0a0" stroked="f"/>
+        </w:pict>
+      </w:r>
+    </w:p>
+    <w:p>
+      <w:pPr>
+        <w:spacing w:line="240" w:lineRule="auto"/>
+        <w:jc w:val="both"/>
+        <w:rPr>
+          <w:b/>
+          <w:bCs/>
+        </w:rPr>
+      </w:pPr>
+      <w:r>
+        <w:rPr>
+          <w:b/>
+          <w:bCs/>
+        </w:rPr>
+        <w:t>19. What is the difference between Authentication and Authorization?</w:t>
+      </w:r>
+    </w:p>
+    <w:p>
+      <w:pPr>
+        <w:spacing w:line="240" w:lineRule="auto"/>
+        <w:jc w:val="both"/>
+      </w:pPr>
+      <w:r>
+        <w:rPr>
+          <w:b/>
+          <w:bCs/>
+        </w:rPr>
+        <w:t>Answer:</w:t>
+      </w:r>
+    </w:p>
+    <w:p>
+      <w:pPr>
+        <w:spacing w:line="240" w:lineRule="auto"/>
+        <w:jc w:val="both"/>
+      </w:pPr>
+      <w:r>
+        <w:rPr>
+          <w:b/>
+          <w:bCs/>
+        </w:rPr>
+        <w:t>Authentication</w:t>
+      </w:r>
+      <w:r>
+        <w:t xml:space="preserve"> verifies </w:t>
+      </w:r>
+      <w:r>
+        <w:rPr>
+          <w:b/>
+          <w:bCs/>
+        </w:rPr>
+        <w:t>who the user is</w:t>
+      </w:r>
+      <w:r>
+        <w:t>.</w:t>
+      </w:r>
+    </w:p>
+    <w:p>
+      <w:pPr>
+        <w:spacing w:line="240" w:lineRule="auto"/>
+        <w:jc w:val="both"/>
+      </w:pPr>
+      <w:r>
+        <w:t>Example:</w:t>
+      </w:r>
+    </w:p>
+    <w:p>
+      <w:pPr>
+        <w:spacing w:line="240" w:lineRule="auto"/>
+        <w:jc w:val="both"/>
+      </w:pPr>
+      <w:r>
+        <w:t>Email + Password → Login</w:t>
+      </w:r>
+    </w:p>
+    <w:p>
+      <w:pPr>
+        <w:spacing w:line="240" w:lineRule="auto"/>
+        <w:jc w:val="both"/>
+      </w:pPr>
+      <w:r>
+        <w:rPr>
+          <w:b/>
+          <w:bCs/>
+        </w:rPr>
+        <w:t>Authorization</w:t>
+      </w:r>
+      <w:r>
+        <w:t xml:space="preserve"> verifies </w:t>
+      </w:r>
+      <w:r>
+        <w:rPr>
+          <w:b/>
+          <w:bCs/>
+        </w:rPr>
+        <w:t>what the user is allowed to do</w:t>
+      </w:r>
+      <w:r>
+        <w:t>.</w:t>
+      </w:r>
+    </w:p>
+    <w:p>
+      <w:pPr>
+        <w:spacing w:line="240" w:lineRule="auto"/>
+        <w:jc w:val="both"/>
+      </w:pPr>
+      <w:r>
+        <w:t>Example:</w:t>
+      </w:r>
+    </w:p>
+    <w:p>
+      <w:pPr>
+        <w:spacing w:line="240" w:lineRule="auto"/>
+        <w:jc w:val="both"/>
+      </w:pPr>
+      <w:r>
+        <w:t>Admin → Can delete users</w:t>
+      </w:r>
+    </w:p>
+    <w:p>
+      <w:pPr>
+        <w:spacing w:line="240" w:lineRule="auto"/>
+        <w:jc w:val="both"/>
+      </w:pPr>
+      <w:proofErr w:type="gramStart"/>
+      <w:r>
+        <w:t>User  →</w:t>
+      </w:r>
+      <w:proofErr w:type="gramEnd"/>
+      <w:r>
+        <w:t xml:space="preserve"> Cannot delete users</w:t>
+      </w:r>
+    </w:p>
+    <w:p>
+      <w:pPr>
+        <w:spacing w:line="240" w:lineRule="auto"/>
+        <w:jc w:val="both"/>
+      </w:pPr>
+      <w:r>
+        <w:t>A common flow is:</w:t>
+      </w:r>
+    </w:p>
+    <w:p>
+      <w:pPr>
+        <w:spacing w:line="240" w:lineRule="auto"/>
+        <w:jc w:val="both"/>
+      </w:pPr>
+      <w:r>
+        <w:t>Authentication</w:t>
+      </w:r>
+    </w:p>
+    <w:p>
+      <w:pPr>
+        <w:spacing w:line="240" w:lineRule="auto"/>
+        <w:jc w:val="both"/>
+      </w:pPr>
+      <w:r>
+        <w:t xml:space="preserve">      ↓</w:t>
+      </w:r>
+    </w:p>
+    <w:p>
+      <w:pPr>
+        <w:spacing w:line="240" w:lineRule="auto"/>
+        <w:jc w:val="both"/>
+      </w:pPr>
+      <w:r>
+        <w:t>Identify User</w:t>
+      </w:r>
+    </w:p>
+    <w:p>
+      <w:pPr>
+        <w:spacing w:line="240" w:lineRule="auto"/>
+        <w:jc w:val="both"/>
+      </w:pPr>
+      <w:r>
+        <w:t xml:space="preserve">      ↓</w:t>
+      </w:r>
+    </w:p>
+    <w:p>
+      <w:pPr>
+        <w:spacing w:line="240" w:lineRule="auto"/>
+        <w:jc w:val="both"/>
+      </w:pPr>
+      <w:r>
+        <w:t>Authorization</w:t>
+      </w:r>
+    </w:p>
+    <w:p>
+      <w:pPr>
+        <w:spacing w:line="240" w:lineRule="auto"/>
+        <w:jc w:val="both"/>
+      </w:pPr>
+      <w:r>
+        <w:t xml:space="preserve">      ↓</w:t>
+      </w:r>
+    </w:p>
+    <w:p>
+      <w:pPr>
+        <w:spacing w:line="240" w:lineRule="auto"/>
+        <w:jc w:val="both"/>
+      </w:pPr>
+      <w:r>
+        <w:t>Check User's Permissions</w:t>
+      </w:r>
+    </w:p>
+    <w:p>
+      <w:pPr>
+        <w:spacing w:line="240" w:lineRule="auto"/>
+        <w:jc w:val="both"/>
+      </w:pPr>
+      <w:r>
+        <w:pict w14:anchorId="0F34EE23">
+          <v:rect id="_x0000_i1043" style="width:0;height:1.5pt" o:hralign="center" o:hrstd="t" o:hr="t" fillcolor="#a0a0a0" stroked="f"/>
+        </w:pict>
+      </w:r>
+    </w:p>
+    <w:p>
+      <w:pPr>
+        <w:spacing w:line="240" w:lineRule="auto"/>
+        <w:jc w:val="both"/>
+        <w:rPr>
+          <w:b/>
+          <w:bCs/>
+        </w:rPr>
+      </w:pPr>
+      <w:r>
+        <w:rPr>
+          <w:b/>
+          <w:bCs/>
+        </w:rPr>
+        <w:t>20. How do you serve static files in Express.js?</w:t>
+      </w:r>
+    </w:p>
+    <w:p>
+      <w:pPr>
+        <w:spacing w:line="240" w:lineRule="auto"/>
+        <w:jc w:val="both"/>
+      </w:pPr>
+      <w:r>
+        <w:rPr>
+          <w:b/>
+          <w:bCs/>
+        </w:rPr>
+        <w:t>Answer:</w:t>
+      </w:r>
+      <w:r>
+        <w:br/>
+        <w:t xml:space="preserve">Express provides </w:t>
+      </w:r>
+      <w:proofErr w:type="spellStart"/>
+      <w:proofErr w:type="gramStart"/>
+      <w:r>
+        <w:t>express.static</w:t>
+      </w:r>
+      <w:proofErr w:type="spellEnd"/>
+      <w:proofErr w:type="gramEnd"/>
+      <w:r>
+        <w:t>() middleware to serve static files such as images, CSS, JavaScript, and uploaded files.</w:t>
+      </w:r>
+    </w:p>
+    <w:p>
+      <w:pPr>
+        <w:spacing w:line="240" w:lineRule="auto"/>
+        <w:jc w:val="both"/>
+      </w:pPr>
+      <w:r>
+        <w:rPr>
+          <w:b/>
+          <w:bCs/>
+        </w:rPr>
+        <w:t>Example:</w:t>
+      </w:r>
+    </w:p>
+    <w:p>
+      <w:pPr>
+        <w:spacing w:line="240" w:lineRule="auto"/>
+        <w:jc w:val="both"/>
+      </w:pPr>
+      <w:r>
+        <w:lastRenderedPageBreak/>
+        <w:t>Suppose we have:</w:t>
+      </w:r>
+    </w:p>
+    <w:p>
+      <w:pPr>
+        <w:spacing w:line="240" w:lineRule="auto"/>
+        <w:jc w:val="both"/>
+      </w:pPr>
+      <w:r>
+        <w:t>project/</w:t>
+      </w:r>
+    </w:p>
+    <w:p>
+      <w:pPr>
+        <w:spacing w:line="240" w:lineRule="auto"/>
+        <w:jc w:val="both"/>
+      </w:pPr>
+      <w:r>
+        <w:t xml:space="preserve">   public/</w:t>
+      </w:r>
+    </w:p>
+    <w:p>
+      <w:pPr>
+        <w:spacing w:line="240" w:lineRule="auto"/>
+        <w:jc w:val="both"/>
+      </w:pPr>
+      <w:r>
+        <w:t xml:space="preserve">      images/</w:t>
+      </w:r>
+    </w:p>
+    <w:p>
+      <w:pPr>
+        <w:spacing w:line="240" w:lineRule="auto"/>
+        <w:jc w:val="both"/>
+      </w:pPr>
+      <w:r>
+        <w:t xml:space="preserve">      </w:t>
+      </w:r>
+      <w:proofErr w:type="spellStart"/>
+      <w:r>
+        <w:t>css</w:t>
+      </w:r>
+      <w:proofErr w:type="spellEnd"/>
+      <w:r>
+        <w:t>/</w:t>
+      </w:r>
+    </w:p>
+    <w:p>
+      <w:pPr>
+        <w:spacing w:line="240" w:lineRule="auto"/>
+        <w:jc w:val="both"/>
+      </w:pPr>
+      <w:r>
+        <w:t xml:space="preserve">      index.html</w:t>
+      </w:r>
+    </w:p>
+    <w:p>
+      <w:pPr>
+        <w:spacing w:line="240" w:lineRule="auto"/>
+        <w:jc w:val="both"/>
+      </w:pPr>
+      <w:r>
+        <w:t>We can use:</w:t>
+      </w:r>
+    </w:p>
+    <w:p>
+      <w:pPr>
+        <w:spacing w:line="240" w:lineRule="auto"/>
+        <w:jc w:val="both"/>
+      </w:pPr>
+      <w:proofErr w:type="spellStart"/>
+      <w:r>
+        <w:t>app.use</w:t>
+      </w:r>
+      <w:proofErr w:type="spellEnd"/>
+      <w:r>
+        <w:t>(</w:t>
+      </w:r>
+      <w:proofErr w:type="spellStart"/>
+      <w:proofErr w:type="gramStart"/>
+      <w:r>
+        <w:t>express.static</w:t>
+      </w:r>
+      <w:proofErr w:type="spellEnd"/>
+      <w:proofErr w:type="gramEnd"/>
+      <w:r>
+        <w:t>("public"));</w:t>
+      </w:r>
+    </w:p>
+    <w:p>
+      <w:pPr>
+        <w:spacing w:line="240" w:lineRule="auto"/>
+        <w:jc w:val="both"/>
+      </w:pPr>
+      <w:r>
+        <w:t>Now files inside the public folder can be accessed directly.</w:t>
+      </w:r>
+    </w:p>
+    <w:p>
+      <w:pPr>
+        <w:spacing w:line="240" w:lineRule="auto"/>
+        <w:jc w:val="both"/>
+      </w:pPr>
+      <w:r>
+        <w:t>For an uploads folder:</w:t>
+      </w:r>
+    </w:p>
+    <w:p>
+      <w:pPr>
+        <w:spacing w:line="240" w:lineRule="auto"/>
+        <w:jc w:val="both"/>
+      </w:pPr>
+      <w:proofErr w:type="spellStart"/>
+      <w:proofErr w:type="gramStart"/>
+      <w:r>
+        <w:t>app.use</w:t>
+      </w:r>
+      <w:proofErr w:type="spellEnd"/>
+      <w:r>
+        <w:t>(</w:t>
+      </w:r>
+      <w:proofErr w:type="gramEnd"/>
+      <w:r>
+        <w:t xml:space="preserve">"/uploads", </w:t>
+      </w:r>
+      <w:proofErr w:type="spellStart"/>
+      <w:proofErr w:type="gramStart"/>
+      <w:r>
+        <w:t>express.static</w:t>
+      </w:r>
+      <w:proofErr w:type="spellEnd"/>
+      <w:proofErr w:type="gramEnd"/>
+      <w:r>
+        <w:t>("uploads"));</w:t>
+      </w:r>
+    </w:p>
+    <w:p>
+      <w:pPr>
+        <w:spacing w:line="240" w:lineRule="auto"/>
+        <w:jc w:val="both"/>
+      </w:pPr>
+      <w:r>
+        <w:t>An image such as:</w:t>
+      </w:r>
+    </w:p>
+    <w:p>
+      <w:pPr>
+        <w:spacing w:line="240" w:lineRule="auto"/>
+        <w:jc w:val="both"/>
+      </w:pPr>
+      <w:r>
+        <w:t>uploads/profile.jpg</w:t>
+      </w:r>
+    </w:p>
+    <w:p>
+      <w:pPr>
+        <w:spacing w:line="240" w:lineRule="auto"/>
+        <w:jc w:val="both"/>
+      </w:pPr>
+      <w:r>
+        <w:t>can be accessed through:</w:t>
+      </w:r>
+    </w:p>
+    <w:p>
+      <w:pPr>
+        <w:spacing w:line="240" w:lineRule="auto"/>
+        <w:jc w:val="both"/>
+      </w:pPr>
+      <w:r>
+        <w:t>/uploads/profile.jpg</w:t>
+      </w:r>
+    </w:p>
+    <w:p>
+      <w:pPr>
+        <w:spacing w:line="240" w:lineRule="auto"/>
+        <w:jc w:val="both"/>
+      </w:pPr>
+    </w:p>
+    <w:p>
+      <w:pPr>
+        <w:spacing w:line="240" w:lineRule="auto"/>
+        <w:jc w:val="both"/>
+        <w:rPr>
+          <w:b/>
+          <w:bCs/>
+        </w:rPr>
+      </w:pPr>
+      <w:r>
+        <w:rPr>
+          <w:b/>
+          <w:bCs/>
+        </w:rPr>
+        <w:t>21. How do you handle asynchronous errors in Express.js?</w:t>
+      </w:r>
+    </w:p>
+    <w:p>
+      <w:pPr>
+        <w:spacing w:line="240" w:lineRule="auto"/>
+        <w:jc w:val="both"/>
+      </w:pPr>
+      <w:r>
+        <w:rPr>
+          <w:b/>
+          <w:bCs/>
+        </w:rPr>
+        <w:t>Answer:</w:t>
+      </w:r>
+      <w:r>
+        <w:br/>
+        <w:t xml:space="preserve">We can use try...catch with async/await and pass the error to the error-handling middleware using </w:t>
+      </w:r>
+      <w:proofErr w:type="gramStart"/>
+      <w:r>
+        <w:t>next(</w:t>
+      </w:r>
+      <w:proofErr w:type="gramEnd"/>
+      <w:r>
+        <w:t>).</w:t>
+      </w:r>
+    </w:p>
+    <w:p>
+      <w:pPr>
+        <w:spacing w:line="240" w:lineRule="auto"/>
+        <w:jc w:val="both"/>
+      </w:pPr>
+      <w:proofErr w:type="spellStart"/>
+      <w:proofErr w:type="gramStart"/>
+      <w:r>
+        <w:t>app.get</w:t>
+      </w:r>
+      <w:proofErr w:type="spellEnd"/>
+      <w:r>
+        <w:t>(</w:t>
+      </w:r>
+      <w:proofErr w:type="gramEnd"/>
+      <w:r>
+        <w:t>"/users", async (</w:t>
+      </w:r>
+      <w:proofErr w:type="spellStart"/>
+      <w:r>
+        <w:t>req</w:t>
+      </w:r>
+      <w:proofErr w:type="spellEnd"/>
+      <w:r>
+        <w:t>, res, next) =&gt; {</w:t>
+      </w:r>
+    </w:p>
+    <w:p>
+      <w:pPr>
+        <w:spacing w:line="240" w:lineRule="auto"/>
+        <w:jc w:val="both"/>
+      </w:pPr>
+      <w:r>
+        <w:t xml:space="preserve">    try {</w:t>
+      </w:r>
+    </w:p>
+    <w:p>
+      <w:pPr>
+        <w:spacing w:line="240" w:lineRule="auto"/>
+        <w:jc w:val="both"/>
+      </w:pPr>
+      <w:r>
+        <w:t xml:space="preserve">        </w:t>
+      </w:r>
+      <w:proofErr w:type="spellStart"/>
+      <w:r>
+        <w:t>const</w:t>
+      </w:r>
+      <w:proofErr w:type="spellEnd"/>
+      <w:r>
+        <w:t xml:space="preserve"> users = await </w:t>
+      </w:r>
+      <w:proofErr w:type="spellStart"/>
+      <w:r>
+        <w:t>User.find</w:t>
+      </w:r>
+      <w:proofErr w:type="spellEnd"/>
+      <w:r>
+        <w:t>();</w:t>
+      </w:r>
+    </w:p>
+    <w:p>
+      <w:pPr>
+        <w:spacing w:line="240" w:lineRule="auto"/>
+        <w:jc w:val="both"/>
+      </w:pPr>
+    </w:p>
+    <w:p>
+      <w:pPr>
+        <w:spacing w:line="240" w:lineRule="auto"/>
+        <w:jc w:val="both"/>
+      </w:pPr>
+      <w:r>
+        <w:t xml:space="preserve">        </w:t>
+      </w:r>
+      <w:proofErr w:type="spellStart"/>
+      <w:proofErr w:type="gramStart"/>
+      <w:r>
+        <w:t>res.status</w:t>
+      </w:r>
+      <w:proofErr w:type="spellEnd"/>
+      <w:proofErr w:type="gramEnd"/>
+      <w:r>
+        <w:t>(200</w:t>
+      </w:r>
+      <w:proofErr w:type="gramStart"/>
+      <w:r>
+        <w:t>).</w:t>
+      </w:r>
+      <w:proofErr w:type="spellStart"/>
+      <w:r>
+        <w:t>json</w:t>
+      </w:r>
+      <w:proofErr w:type="spellEnd"/>
+      <w:proofErr w:type="gramEnd"/>
+      <w:r>
+        <w:t>(users);</w:t>
+      </w:r>
+    </w:p>
+    <w:p>
+      <w:pPr>
+        <w:spacing w:line="240" w:lineRule="auto"/>
+        <w:jc w:val="both"/>
+      </w:pPr>
+      <w:r>
+        <w:t xml:space="preserve">    } catch (error) {</w:t>
+      </w:r>
+    </w:p>
+    <w:p>
+      <w:pPr>
+        <w:spacing w:line="240" w:lineRule="auto"/>
+        <w:jc w:val="both"/>
+      </w:pPr>
+      <w:r>
+        <w:t xml:space="preserve">        next(error);</w:t>
+      </w:r>
+    </w:p>
+    <w:p>
+      <w:pPr>
+        <w:spacing w:line="240" w:lineRule="auto"/>
+        <w:jc w:val="both"/>
+      </w:pPr>
+      <w:r>
+        <w:t xml:space="preserve">    }</w:t>
+      </w:r>
+    </w:p>
+    <w:p>
+      <w:pPr>
+        <w:spacing w:line="240" w:lineRule="auto"/>
+        <w:jc w:val="both"/>
+      </w:pPr>
+      <w:r>
+        <w:t>});</w:t>
+      </w:r>
+    </w:p>
+    <w:p>
+      <w:pPr>
+        <w:spacing w:line="240" w:lineRule="auto"/>
+        <w:jc w:val="both"/>
+      </w:pPr>
+      <w:r>
+        <w:t>Error middleware:</w:t>
+      </w:r>
+    </w:p>
+    <w:p>
+      <w:pPr>
+        <w:spacing w:line="240" w:lineRule="auto"/>
+        <w:jc w:val="both"/>
+      </w:pPr>
+      <w:proofErr w:type="spellStart"/>
+      <w:proofErr w:type="gramStart"/>
+      <w:r>
+        <w:t>app.use</w:t>
+      </w:r>
+      <w:proofErr w:type="spellEnd"/>
+      <w:r>
+        <w:t>(</w:t>
+      </w:r>
+      <w:proofErr w:type="gramEnd"/>
+      <w:r>
+        <w:t xml:space="preserve">(error, </w:t>
+      </w:r>
+      <w:proofErr w:type="spellStart"/>
+      <w:r>
+        <w:t>req</w:t>
+      </w:r>
+      <w:proofErr w:type="spellEnd"/>
+      <w:r>
+        <w:t>, res, next) =&gt; {</w:t>
+      </w:r>
+    </w:p>
+    <w:p>
+      <w:pPr>
+        <w:spacing w:line="240" w:lineRule="auto"/>
+        <w:jc w:val="both"/>
+      </w:pPr>
+      <w:r>
+        <w:lastRenderedPageBreak/>
+        <w:t xml:space="preserve">    </w:t>
+      </w:r>
+      <w:proofErr w:type="spellStart"/>
+      <w:proofErr w:type="gramStart"/>
+      <w:r>
+        <w:t>res.status</w:t>
+      </w:r>
+      <w:proofErr w:type="spellEnd"/>
+      <w:proofErr w:type="gramEnd"/>
+      <w:r>
+        <w:t>(500</w:t>
+      </w:r>
+      <w:proofErr w:type="gramStart"/>
+      <w:r>
+        <w:t>).</w:t>
+      </w:r>
+      <w:proofErr w:type="spellStart"/>
+      <w:r>
+        <w:t>json</w:t>
+      </w:r>
+      <w:proofErr w:type="spellEnd"/>
+      <w:proofErr w:type="gramEnd"/>
+      <w:r>
+        <w:t>({</w:t>
+      </w:r>
+    </w:p>
+    <w:p>
+      <w:pPr>
+        <w:spacing w:line="240" w:lineRule="auto"/>
+        <w:jc w:val="both"/>
+      </w:pPr>
+      <w:r>
+        <w:t xml:space="preserve">        success: false,</w:t>
+      </w:r>
+    </w:p>
+    <w:p>
+      <w:pPr>
+        <w:spacing w:line="240" w:lineRule="auto"/>
+        <w:jc w:val="both"/>
+      </w:pPr>
+      <w:r>
+        <w:t xml:space="preserve">        message: </w:t>
+      </w:r>
+      <w:proofErr w:type="spellStart"/>
+      <w:proofErr w:type="gramStart"/>
+      <w:r>
+        <w:t>error.message</w:t>
+      </w:r>
+      <w:proofErr w:type="spellEnd"/>
+      <w:proofErr w:type="gramEnd"/>
+    </w:p>
+    <w:p>
+      <w:pPr>
+        <w:spacing w:line="240" w:lineRule="auto"/>
+        <w:jc w:val="both"/>
+      </w:pPr>
+      <w:r>
+        <w:t xml:space="preserve">    });</w:t>
+      </w:r>
+    </w:p>
+    <w:p>
+      <w:pPr>
+        <w:spacing w:line="240" w:lineRule="auto"/>
+        <w:jc w:val="both"/>
+      </w:pPr>
+      <w:r>
+        <w:t>});</w:t>
+      </w:r>
+    </w:p>
+    <w:p>
+      <w:pPr>
+        <w:spacing w:line="240" w:lineRule="auto"/>
+        <w:jc w:val="both"/>
+      </w:pPr>
+      <w:r>
+        <w:rPr>
+          <w:b/>
+          <w:bCs/>
+        </w:rPr>
+        <w:t>Interview point:</w:t>
+      </w:r>
+      <w:r>
+        <w:t xml:space="preserve"> Always handle errors in asynchronous operations to prevent unexpected server failures.</w:t>
+      </w:r>
+    </w:p>
+    <w:p>
+      <w:pPr>
+        <w:spacing w:line="240" w:lineRule="auto"/>
+        <w:jc w:val="both"/>
+      </w:pPr>
+      <w:r>
+        <w:pict w14:anchorId="07DC6662">
           <v:rect id="_x0000_i1100" style="width:0;height:1.5pt" o:hralign="center" o:hrstd="t" o:hr="t" fillcolor="#a0a0a0" stroked="f"/>
         </w:pict>
       </w:r>
@@ -3753,7 +5582,7 @@
           <w:b/>
           <w:bCs/>
         </w:rPr>
-        <w:t>16. What is CORS in Express.js?</w:t>
+        <w:t>22. What is custom middleware in Express.js?</w:t>
       </w:r>
     </w:p>
     <w:p>
@@ -3770,76 +5599,7 @@
       </w:r>
       <w:r>
         <w:br/>
-        <w:t xml:space="preserve">CORS stands for </w:t>
-      </w:r>
-      <w:r>
-        <w:rPr>
-          <w:b/>
-          <w:bCs/>
-        </w:rPr>
-        <w:t>Cross-Origin Resource Sharing</w:t>
-      </w:r>
-      <w:r>
-        <w:t>.</w:t>
-      </w:r>
-    </w:p>
-    <w:p>
-      <w:pPr>
-        <w:spacing w:line="240" w:lineRule="auto"/>
-        <w:jc w:val="both"/>
-      </w:pPr>
-      <w:r>
-        <w:lastRenderedPageBreak/>
-        <w:t>It allows a frontend application from one origin to communicate with a backend server running on another origin.</w:t>
-      </w:r>
-    </w:p>
-    <w:p>
-      <w:pPr>
-        <w:spacing w:line="240" w:lineRule="auto"/>
-        <w:jc w:val="both"/>
-      </w:pPr>
-      <w:r>
-        <w:t>For example:</w:t>
-      </w:r>
-    </w:p>
-    <w:p>
-      <w:pPr>
-        <w:spacing w:line="240" w:lineRule="auto"/>
-        <w:jc w:val="both"/>
-      </w:pPr>
-      <w:r>
-        <w:t>Frontend → http://localhost:5173</w:t>
-      </w:r>
-    </w:p>
-    <w:p>
-      <w:pPr>
-        <w:spacing w:line="240" w:lineRule="auto"/>
-        <w:jc w:val="both"/>
-      </w:pPr>
-      <w:proofErr w:type="gramStart"/>
-      <w:r>
-        <w:t>Backend  →</w:t>
-      </w:r>
-      <w:proofErr w:type="gramEnd"/>
-      <w:r>
-        <w:t xml:space="preserve"> http://localhost:5000</w:t>
-      </w:r>
-    </w:p>
-    <w:p>
-      <w:pPr>
-        <w:spacing w:line="240" w:lineRule="auto"/>
-        <w:jc w:val="both"/>
-      </w:pPr>
-      <w:r>
-        <w:t xml:space="preserve">We can use the </w:t>
-      </w:r>
-      <w:proofErr w:type="spellStart"/>
-      <w:r>
-        <w:t>cors</w:t>
-      </w:r>
-      <w:proofErr w:type="spellEnd"/>
-      <w:r>
-        <w:t xml:space="preserve"> package:</w:t>
+        <w:t>Custom middleware is middleware created by the developer to perform a specific task, such as logging, authentication, or validation.</w:t>
       </w:r>
     </w:p>
     <w:p>
@@ -3853,23 +5613,68 @@
       </w:r>
       <w:proofErr w:type="spellEnd"/>
       <w:r>
-        <w:t xml:space="preserve"> </w:t>
-      </w:r>
-      <w:proofErr w:type="spellStart"/>
-      <w:r>
-        <w:t>cors</w:t>
-      </w:r>
-      <w:proofErr w:type="spellEnd"/>
-      <w:r>
-        <w:t xml:space="preserve"> = require("</w:t>
-      </w:r>
-      <w:proofErr w:type="spellStart"/>
-      <w:r>
-        <w:t>cors</w:t>
-      </w:r>
-      <w:proofErr w:type="spellEnd"/>
-      <w:r>
-        <w:t>");</w:t>
+        <w:t xml:space="preserve"> logger = (</w:t>
+      </w:r>
+      <w:proofErr w:type="spellStart"/>
+      <w:r>
+        <w:t>req</w:t>
+      </w:r>
+      <w:proofErr w:type="spellEnd"/>
+      <w:r>
+        <w:t>, res, next) =&gt; {</w:t>
+      </w:r>
+    </w:p>
+    <w:p>
+      <w:pPr>
+        <w:spacing w:line="240" w:lineRule="auto"/>
+        <w:jc w:val="both"/>
+      </w:pPr>
+      <w:r>
+        <w:t xml:space="preserve">    console.log(`${</w:t>
+      </w:r>
+      <w:proofErr w:type="spellStart"/>
+      <w:proofErr w:type="gramStart"/>
+      <w:r>
+        <w:t>req.method</w:t>
+      </w:r>
+      <w:proofErr w:type="spellEnd"/>
+      <w:proofErr w:type="gramEnd"/>
+      <w:r>
+        <w:t>} ${</w:t>
+      </w:r>
+      <w:proofErr w:type="gramStart"/>
+      <w:r>
+        <w:t>req.url}`</w:t>
+      </w:r>
+      <w:proofErr w:type="gramEnd"/>
+      <w:r>
+        <w:t>);</w:t>
+      </w:r>
+    </w:p>
+    <w:p>
+      <w:pPr>
+        <w:spacing w:line="240" w:lineRule="auto"/>
+        <w:jc w:val="both"/>
+      </w:pPr>
+      <w:r>
+        <w:t xml:space="preserve">    </w:t>
+      </w:r>
+      <w:proofErr w:type="gramStart"/>
+      <w:r>
+        <w:t>next(</w:t>
+      </w:r>
+      <w:proofErr w:type="gramEnd"/>
+      <w:r>
+        <w:t>);</w:t>
+      </w:r>
+    </w:p>
+    <w:p>
+      <w:pPr>
+        <w:spacing w:line="240" w:lineRule="auto"/>
+        <w:jc w:val="both"/>
+      </w:pPr>
+      <w:r>
+        <w:t>};</w:t>
       </w:r>
     </w:p>
     <w:p>
@@ -3889,83 +5694,25 @@
       </w:r>
       <w:proofErr w:type="spellEnd"/>
       <w:r>
-        <w:t>(</w:t>
-      </w:r>
-      <w:proofErr w:type="spellStart"/>
-      <w:proofErr w:type="gramStart"/>
-      <w:r>
-        <w:t>cors</w:t>
-      </w:r>
-      <w:proofErr w:type="spellEnd"/>
-      <w:r>
-        <w:t>(</w:t>
-      </w:r>
-      <w:proofErr w:type="gramEnd"/>
-      <w:r>
-        <w:t>));</w:t>
-      </w:r>
-    </w:p>
-    <w:p>
-      <w:pPr>
-        <w:spacing w:line="240" w:lineRule="auto"/>
-        <w:jc w:val="both"/>
-      </w:pPr>
-      <w:r>
-        <w:t>For a specific frontend:</w:t>
-      </w:r>
-    </w:p>
-    <w:p>
-      <w:pPr>
-        <w:spacing w:line="240" w:lineRule="auto"/>
-        <w:jc w:val="both"/>
-      </w:pPr>
-      <w:proofErr w:type="spellStart"/>
-      <w:proofErr w:type="gramStart"/>
-      <w:r>
-        <w:t>app.use</w:t>
-      </w:r>
-      <w:proofErr w:type="spellEnd"/>
-      <w:r>
-        <w:t>(</w:t>
-      </w:r>
-      <w:proofErr w:type="spellStart"/>
-      <w:r>
-        <w:t>cors</w:t>
-      </w:r>
-      <w:proofErr w:type="spellEnd"/>
-      <w:r>
-        <w:t>(</w:t>
-      </w:r>
-      <w:proofErr w:type="gramEnd"/>
-      <w:r>
-        <w:t>{</w:t>
-      </w:r>
-    </w:p>
-    <w:p>
-      <w:pPr>
-        <w:spacing w:line="240" w:lineRule="auto"/>
-        <w:jc w:val="both"/>
-      </w:pPr>
-      <w:r>
-        <w:t xml:space="preserve">    origin: "http://localhost:5173"</w:t>
-      </w:r>
-    </w:p>
-    <w:p>
-      <w:pPr>
-        <w:spacing w:line="240" w:lineRule="auto"/>
-        <w:jc w:val="both"/>
-      </w:pPr>
-      <w:r>
-        <w:t>}));</w:t>
-      </w:r>
-    </w:p>
-    <w:p>
-      <w:pPr>
-        <w:spacing w:line="240" w:lineRule="auto"/>
-        <w:jc w:val="both"/>
-      </w:pPr>
-      <w:r>
-        <w:pict w14:anchorId="38648D7C">
+        <w:t>(logger);</w:t>
+      </w:r>
+    </w:p>
+    <w:p>
+      <w:pPr>
+        <w:spacing w:line="240" w:lineRule="auto"/>
+        <w:jc w:val="both"/>
+      </w:pPr>
+      <w:r>
+        <w:t>Here, logger is a custom middleware.</w:t>
+      </w:r>
+    </w:p>
+    <w:p>
+      <w:pPr>
+        <w:spacing w:line="240" w:lineRule="auto"/>
+        <w:jc w:val="both"/>
+      </w:pPr>
+      <w:r>
+        <w:pict w14:anchorId="2D507FFD">
           <v:rect id="_x0000_i1101" style="width:0;height:1.5pt" o:hralign="center" o:hrstd="t" o:hr="t" fillcolor="#a0a0a0" stroked="f"/>
         </w:pict>
       </w:r>
@@ -3984,7 +5731,23 @@
           <w:b/>
           <w:bCs/>
         </w:rPr>
-        <w:t>17. What is JWT authentication in Express.js?</w:t>
+        <w:t xml:space="preserve">23. What is the purpose of </w:t>
+      </w:r>
+      <w:proofErr w:type="gramStart"/>
+      <w:r>
+        <w:rPr>
+          <w:b/>
+          <w:bCs/>
+        </w:rPr>
+        <w:t>next(</w:t>
+      </w:r>
+      <w:proofErr w:type="gramEnd"/>
+      <w:r>
+        <w:rPr>
+          <w:b/>
+          <w:bCs/>
+        </w:rPr>
+        <w:t>) in Express.js?</w:t>
       </w:r>
     </w:p>
     <w:p>
@@ -4001,84 +5764,24 @@
       </w:r>
       <w:r>
         <w:br/>
-        <w:t xml:space="preserve">JWT stands for </w:t>
-      </w:r>
-      <w:r>
-        <w:rPr>
-          <w:b/>
-          <w:bCs/>
-        </w:rPr>
-        <w:t>JSON Web Token</w:t>
-      </w:r>
-      <w:r>
-        <w:t>. It is commonly used for authentication in Express.js applications.</w:t>
-      </w:r>
-    </w:p>
-    <w:p>
-      <w:pPr>
-        <w:spacing w:line="240" w:lineRule="auto"/>
-        <w:jc w:val="both"/>
-      </w:pPr>
-      <w:r>
-        <w:t>Typical flow:</w:t>
-      </w:r>
-    </w:p>
-    <w:p>
-      <w:pPr>
-        <w:spacing w:line="240" w:lineRule="auto"/>
-        <w:jc w:val="both"/>
-      </w:pPr>
-      <w:r>
-        <w:t>1. User logs in</w:t>
-      </w:r>
-    </w:p>
-    <w:p>
-      <w:pPr>
-        <w:spacing w:line="240" w:lineRule="auto"/>
-        <w:jc w:val="both"/>
-      </w:pPr>
-      <w:r>
-        <w:t>2. Server verifies email/password</w:t>
-      </w:r>
-    </w:p>
-    <w:p>
-      <w:pPr>
-        <w:spacing w:line="240" w:lineRule="auto"/>
-        <w:jc w:val="both"/>
-      </w:pPr>
-      <w:r>
-        <w:t>3. Server generates JWT</w:t>
-      </w:r>
-    </w:p>
-    <w:p>
-      <w:pPr>
-        <w:spacing w:line="240" w:lineRule="auto"/>
-        <w:jc w:val="both"/>
-      </w:pPr>
-      <w:r>
-        <w:t>4. Client stores/sends the token</w:t>
-      </w:r>
-    </w:p>
-    <w:p>
-      <w:pPr>
-        <w:spacing w:line="240" w:lineRule="auto"/>
-        <w:jc w:val="both"/>
-      </w:pPr>
-      <w:r>
-        <w:t>5. Server verifies the token for protected routes</w:t>
-      </w:r>
-    </w:p>
-    <w:p>
-      <w:pPr>
-        <w:spacing w:line="240" w:lineRule="auto"/>
-        <w:jc w:val="both"/>
-      </w:pPr>
-      <w:r>
-        <w:rPr>
-          <w:b/>
-          <w:bCs/>
-        </w:rPr>
-        <w:t>Example:</w:t>
+      </w:r>
+      <w:proofErr w:type="gramStart"/>
+      <w:r>
+        <w:t>next(</w:t>
+      </w:r>
+      <w:proofErr w:type="gramEnd"/>
+      <w:r>
+        <w:t xml:space="preserve">) passes control from the current middleware to the </w:t>
+      </w:r>
+      <w:r>
+        <w:rPr>
+          <w:b/>
+          <w:bCs/>
+        </w:rPr>
+        <w:t>next middleware or route handler</w:t>
+      </w:r>
+      <w:r>
+        <w:t>.</w:t>
       </w:r>
     </w:p>
     <w:p>
@@ -4096,50 +5799,104 @@
       </w:r>
       <w:proofErr w:type="spellStart"/>
       <w:r>
-        <w:t>jwt</w:t>
-      </w:r>
-      <w:proofErr w:type="spellEnd"/>
-      <w:r>
-        <w:t xml:space="preserve"> = require("</w:t>
-      </w:r>
-      <w:proofErr w:type="spellStart"/>
-      <w:r>
-        <w:t>jsonwebtoken</w:t>
-      </w:r>
-      <w:proofErr w:type="spellEnd"/>
-      <w:r>
-        <w:t>");</w:t>
-      </w:r>
-    </w:p>
-    <w:p>
-      <w:pPr>
-        <w:spacing w:line="240" w:lineRule="auto"/>
-        <w:jc w:val="both"/>
-      </w:pPr>
-    </w:p>
-    <w:p>
-      <w:pPr>
-        <w:spacing w:line="240" w:lineRule="auto"/>
-        <w:jc w:val="both"/>
-      </w:pPr>
-      <w:proofErr w:type="spellStart"/>
-      <w:r>
-        <w:t>const</w:t>
-      </w:r>
-      <w:proofErr w:type="spellEnd"/>
-      <w:r>
-        <w:t xml:space="preserve"> token = </w:t>
-      </w:r>
-      <w:proofErr w:type="spellStart"/>
-      <w:proofErr w:type="gramStart"/>
-      <w:r>
-        <w:t>jwt.sign</w:t>
-      </w:r>
-      <w:proofErr w:type="spellEnd"/>
-      <w:proofErr w:type="gramEnd"/>
+        <w:t>checkUser</w:t>
+      </w:r>
+      <w:proofErr w:type="spellEnd"/>
+      <w:r>
+        <w:t xml:space="preserve"> = (</w:t>
+      </w:r>
+      <w:proofErr w:type="spellStart"/>
+      <w:r>
+        <w:t>req</w:t>
+      </w:r>
+      <w:proofErr w:type="spellEnd"/>
+      <w:r>
+        <w:t>, res, next) =&gt; {</w:t>
+      </w:r>
+    </w:p>
+    <w:p>
+      <w:pPr>
+        <w:spacing w:line="240" w:lineRule="auto"/>
+        <w:jc w:val="both"/>
+      </w:pPr>
+      <w:r>
+        <w:t xml:space="preserve">    </w:t>
+      </w:r>
+      <w:proofErr w:type="gramStart"/>
+      <w:r>
+        <w:t>console.log(</w:t>
+      </w:r>
+      <w:proofErr w:type="gramEnd"/>
+      <w:r>
+        <w:t>"User checked");</w:t>
+      </w:r>
+    </w:p>
+    <w:p>
+      <w:pPr>
+        <w:spacing w:line="240" w:lineRule="auto"/>
+        <w:jc w:val="both"/>
+      </w:pPr>
+      <w:r>
+        <w:t xml:space="preserve">    </w:t>
+      </w:r>
+      <w:proofErr w:type="gramStart"/>
+      <w:r>
+        <w:t>next(</w:t>
+      </w:r>
+      <w:proofErr w:type="gramEnd"/>
+      <w:r>
+        <w:t>);</w:t>
+      </w:r>
+    </w:p>
+    <w:p>
+      <w:pPr>
+        <w:spacing w:line="240" w:lineRule="auto"/>
+        <w:jc w:val="both"/>
+      </w:pPr>
+      <w:r>
+        <w:t>};</w:t>
+      </w:r>
+    </w:p>
+    <w:p>
+      <w:pPr>
+        <w:spacing w:line="240" w:lineRule="auto"/>
+        <w:jc w:val="both"/>
+      </w:pPr>
+    </w:p>
+    <w:p>
+      <w:pPr>
+        <w:spacing w:line="240" w:lineRule="auto"/>
+        <w:jc w:val="both"/>
+      </w:pPr>
+      <w:proofErr w:type="spellStart"/>
+      <w:proofErr w:type="gramStart"/>
+      <w:r>
+        <w:t>app.get</w:t>
+      </w:r>
+      <w:proofErr w:type="spellEnd"/>
       <w:r>
         <w:t>(</w:t>
       </w:r>
+      <w:proofErr w:type="gramEnd"/>
+      <w:r>
+        <w:t xml:space="preserve">"/profile", </w:t>
+      </w:r>
+      <w:proofErr w:type="spellStart"/>
+      <w:r>
+        <w:t>checkUser</w:t>
+      </w:r>
+      <w:proofErr w:type="spellEnd"/>
+      <w:r>
+        <w:t>, (</w:t>
+      </w:r>
+      <w:proofErr w:type="spellStart"/>
+      <w:r>
+        <w:t>req</w:t>
+      </w:r>
+      <w:proofErr w:type="spellEnd"/>
+      <w:r>
+        <w:t>, res) =&gt; {</w:t>
+      </w:r>
     </w:p>
     <w:p>
       <w:pPr>
@@ -4149,84 +5906,24 @@
       <w:r>
         <w:t xml:space="preserve">    </w:t>
       </w:r>
-      <w:proofErr w:type="gramStart"/>
-      <w:r>
-        <w:t xml:space="preserve">{ </w:t>
-      </w:r>
-      <w:proofErr w:type="spellStart"/>
-      <w:r>
-        <w:t>userId</w:t>
-      </w:r>
-      <w:proofErr w:type="spellEnd"/>
-      <w:proofErr w:type="gramEnd"/>
-      <w:r>
-        <w:t xml:space="preserve">: </w:t>
-      </w:r>
-      <w:proofErr w:type="spellStart"/>
-      <w:proofErr w:type="gramStart"/>
-      <w:r>
-        <w:t>user._id</w:t>
-      </w:r>
-      <w:proofErr w:type="spellEnd"/>
-      <w:r>
-        <w:t xml:space="preserve"> }</w:t>
-      </w:r>
-      <w:proofErr w:type="gramEnd"/>
-      <w:r>
-        <w:t>,</w:t>
-      </w:r>
-    </w:p>
-    <w:p>
-      <w:pPr>
-        <w:spacing w:line="240" w:lineRule="auto"/>
-        <w:jc w:val="both"/>
-      </w:pPr>
-      <w:r>
-        <w:t xml:space="preserve">    </w:t>
-      </w:r>
-      <w:proofErr w:type="spellStart"/>
-      <w:r>
-        <w:t>process.env.JWT_SECRET</w:t>
-      </w:r>
-      <w:proofErr w:type="spellEnd"/>
-      <w:r>
-        <w:t>,</w:t>
-      </w:r>
-    </w:p>
-    <w:p>
-      <w:pPr>
-        <w:spacing w:line="240" w:lineRule="auto"/>
-        <w:jc w:val="both"/>
-      </w:pPr>
-      <w:r>
-        <w:t xml:space="preserve">    </w:t>
-      </w:r>
-      <w:proofErr w:type="gramStart"/>
-      <w:r>
-        <w:t xml:space="preserve">{ </w:t>
-      </w:r>
-      <w:proofErr w:type="spellStart"/>
-      <w:r>
-        <w:t>expiresIn</w:t>
-      </w:r>
-      <w:proofErr w:type="spellEnd"/>
-      <w:proofErr w:type="gramEnd"/>
-      <w:r>
-        <w:t>: "1h</w:t>
-      </w:r>
-      <w:proofErr w:type="gramStart"/>
-      <w:r>
-        <w:t>" }</w:t>
-      </w:r>
-      <w:proofErr w:type="gramEnd"/>
-    </w:p>
-    <w:p>
-      <w:pPr>
-        <w:spacing w:line="240" w:lineRule="auto"/>
-        <w:jc w:val="both"/>
-      </w:pPr>
-      <w:r>
-        <w:t>);</w:t>
+      <w:proofErr w:type="spellStart"/>
+      <w:proofErr w:type="gramStart"/>
+      <w:r>
+        <w:t>res.send</w:t>
+      </w:r>
+      <w:proofErr w:type="spellEnd"/>
+      <w:proofErr w:type="gramEnd"/>
+      <w:r>
+        <w:t>("Profile");</w:t>
+      </w:r>
+    </w:p>
+    <w:p>
+      <w:pPr>
+        <w:spacing w:line="240" w:lineRule="auto"/>
+        <w:jc w:val="both"/>
+      </w:pPr>
+      <w:r>
+        <w:t>});</w:t>
       </w:r>
     </w:p>
     <w:p>
@@ -4236,16 +5933,24 @@
       </w:pPr>
       <w:r>
         <w:lastRenderedPageBreak/>
-        <w:t>The token can then be used to access protected resources.</w:t>
-      </w:r>
-    </w:p>
-    <w:p>
-      <w:pPr>
-        <w:spacing w:line="240" w:lineRule="auto"/>
-        <w:jc w:val="both"/>
-      </w:pPr>
-      <w:r>
-        <w:pict w14:anchorId="0494A471">
+        <w:t xml:space="preserve">Without calling </w:t>
+      </w:r>
+      <w:proofErr w:type="gramStart"/>
+      <w:r>
+        <w:t>next(</w:t>
+      </w:r>
+      <w:proofErr w:type="gramEnd"/>
+      <w:r>
+        <w:t>), the request may remain stuck if the middleware does not send a response.</w:t>
+      </w:r>
+    </w:p>
+    <w:p>
+      <w:pPr>
+        <w:spacing w:line="240" w:lineRule="auto"/>
+        <w:jc w:val="both"/>
+      </w:pPr>
+      <w:r>
+        <w:pict w14:anchorId="044AE435">
           <v:rect id="_x0000_i1102" style="width:0;height:1.5pt" o:hralign="center" o:hrstd="t" o:hr="t" fillcolor="#a0a0a0" stroked="f"/>
         </w:pict>
       </w:r>
@@ -4264,7 +5969,43 @@
           <w:b/>
           <w:bCs/>
         </w:rPr>
-        <w:t>18. How do you create a protected route in Express.js?</w:t>
+        <w:t xml:space="preserve">24. What is the difference between </w:t>
+      </w:r>
+      <w:proofErr w:type="spellStart"/>
+      <w:proofErr w:type="gramStart"/>
+      <w:r>
+        <w:rPr>
+          <w:b/>
+          <w:bCs/>
+        </w:rPr>
+        <w:t>res.send</w:t>
+      </w:r>
+      <w:proofErr w:type="spellEnd"/>
+      <w:proofErr w:type="gramEnd"/>
+      <w:r>
+        <w:rPr>
+          <w:b/>
+          <w:bCs/>
+        </w:rPr>
+        <w:t xml:space="preserve">() and </w:t>
+      </w:r>
+      <w:proofErr w:type="spellStart"/>
+      <w:proofErr w:type="gramStart"/>
+      <w:r>
+        <w:rPr>
+          <w:b/>
+          <w:bCs/>
+        </w:rPr>
+        <w:t>res.json</w:t>
+      </w:r>
+      <w:proofErr w:type="spellEnd"/>
+      <w:proofErr w:type="gramEnd"/>
+      <w:r>
+        <w:rPr>
+          <w:b/>
+          <w:bCs/>
+        </w:rPr>
+        <w:t>()?</w:t>
       </w:r>
     </w:p>
     <w:p>
@@ -4279,181 +6020,74 @@
         </w:rPr>
         <w:t>Answer:</w:t>
       </w:r>
-      <w:r>
-        <w:br/>
-        <w:t>A protected route requires authentication before allowing access.</w:t>
-      </w:r>
-    </w:p>
-    <w:p>
-      <w:pPr>
-        <w:spacing w:line="240" w:lineRule="auto"/>
-        <w:jc w:val="both"/>
-      </w:pPr>
-      <w:r>
-        <w:rPr>
-          <w:b/>
-          <w:bCs/>
-        </w:rPr>
-        <w:t>Example middleware:</w:t>
-      </w:r>
-    </w:p>
-    <w:p>
-      <w:pPr>
-        <w:spacing w:line="240" w:lineRule="auto"/>
-        <w:jc w:val="both"/>
-      </w:pPr>
-      <w:proofErr w:type="spellStart"/>
-      <w:r>
-        <w:t>const</w:t>
-      </w:r>
-      <w:proofErr w:type="spellEnd"/>
-      <w:r>
-        <w:t xml:space="preserve"> </w:t>
-      </w:r>
-      <w:proofErr w:type="spellStart"/>
-      <w:r>
-        <w:t>jwt</w:t>
-      </w:r>
-      <w:proofErr w:type="spellEnd"/>
-      <w:r>
-        <w:t xml:space="preserve"> = require("</w:t>
-      </w:r>
-      <w:proofErr w:type="spellStart"/>
-      <w:r>
-        <w:t>jsonwebtoken</w:t>
-      </w:r>
-      <w:proofErr w:type="spellEnd"/>
-      <w:r>
-        <w:t>");</w:t>
-      </w:r>
-    </w:p>
-    <w:p>
-      <w:pPr>
-        <w:spacing w:line="240" w:lineRule="auto"/>
-        <w:jc w:val="both"/>
-      </w:pPr>
-    </w:p>
-    <w:p>
-      <w:pPr>
-        <w:spacing w:line="240" w:lineRule="auto"/>
-        <w:jc w:val="both"/>
-      </w:pPr>
-      <w:proofErr w:type="spellStart"/>
-      <w:r>
-        <w:t>const</w:t>
-      </w:r>
-      <w:proofErr w:type="spellEnd"/>
-      <w:r>
-        <w:t xml:space="preserve"> </w:t>
-      </w:r>
-      <w:proofErr w:type="spellStart"/>
-      <w:r>
-        <w:t>authMiddleware</w:t>
-      </w:r>
-      <w:proofErr w:type="spellEnd"/>
-      <w:r>
-        <w:t xml:space="preserve"> = (</w:t>
-      </w:r>
-      <w:proofErr w:type="spellStart"/>
-      <w:r>
-        <w:t>req</w:t>
-      </w:r>
-      <w:proofErr w:type="spellEnd"/>
-      <w:r>
-        <w:t>, res, next) =&gt; {</w:t>
-      </w:r>
-    </w:p>
-    <w:p>
-      <w:pPr>
-        <w:spacing w:line="240" w:lineRule="auto"/>
-        <w:jc w:val="both"/>
-      </w:pPr>
-      <w:r>
-        <w:t xml:space="preserve">    </w:t>
-      </w:r>
-      <w:proofErr w:type="spellStart"/>
-      <w:r>
-        <w:t>const</w:t>
-      </w:r>
-      <w:proofErr w:type="spellEnd"/>
-      <w:r>
-        <w:t xml:space="preserve"> token = </w:t>
-      </w:r>
-      <w:proofErr w:type="spellStart"/>
-      <w:proofErr w:type="gramStart"/>
-      <w:r>
-        <w:t>req.headers</w:t>
-      </w:r>
-      <w:proofErr w:type="gramEnd"/>
-      <w:r>
-        <w:t>.authorization</w:t>
-      </w:r>
-      <w:proofErr w:type="gramStart"/>
-      <w:r>
-        <w:t>?.split</w:t>
-      </w:r>
-      <w:proofErr w:type="spellEnd"/>
-      <w:proofErr w:type="gramEnd"/>
-      <w:r>
-        <w:t xml:space="preserve">(" </w:t>
-      </w:r>
-      <w:proofErr w:type="gramStart"/>
-      <w:r>
-        <w:t>")[</w:t>
-      </w:r>
-      <w:proofErr w:type="gramEnd"/>
-      <w:r>
-        <w:t>1];</w:t>
-      </w:r>
-    </w:p>
-    <w:p>
-      <w:pPr>
-        <w:spacing w:line="240" w:lineRule="auto"/>
-        <w:jc w:val="both"/>
-      </w:pPr>
-    </w:p>
-    <w:p>
-      <w:pPr>
-        <w:spacing w:line="240" w:lineRule="auto"/>
-        <w:jc w:val="both"/>
-      </w:pPr>
-      <w:r>
-        <w:t xml:space="preserve">    if </w:t>
-      </w:r>
-      <w:proofErr w:type="gramStart"/>
-      <w:r>
-        <w:t>(!token</w:t>
-      </w:r>
-      <w:proofErr w:type="gramEnd"/>
-      <w:r>
-        <w:t>) {</w:t>
-      </w:r>
-    </w:p>
-    <w:p>
-      <w:pPr>
-        <w:spacing w:line="240" w:lineRule="auto"/>
-        <w:jc w:val="both"/>
-      </w:pPr>
-      <w:r>
-        <w:t xml:space="preserve">        return </w:t>
-      </w:r>
-      <w:proofErr w:type="spellStart"/>
-      <w:proofErr w:type="gramStart"/>
-      <w:r>
-        <w:t>res.status</w:t>
-      </w:r>
-      <w:proofErr w:type="spellEnd"/>
-      <w:proofErr w:type="gramEnd"/>
-      <w:r>
-        <w:t>(401</w:t>
-      </w:r>
-      <w:proofErr w:type="gramStart"/>
-      <w:r>
-        <w:t>).</w:t>
-      </w:r>
-      <w:proofErr w:type="spellStart"/>
-      <w:r>
-        <w:t>json</w:t>
+    </w:p>
+    <w:p>
+      <w:pPr>
+        <w:spacing w:line="240" w:lineRule="auto"/>
+        <w:jc w:val="both"/>
+      </w:pPr>
+      <w:proofErr w:type="spellStart"/>
+      <w:proofErr w:type="gramStart"/>
+      <w:r>
+        <w:t>res.send</w:t>
+      </w:r>
+      <w:proofErr w:type="spellEnd"/>
+      <w:proofErr w:type="gramEnd"/>
+      <w:r>
+        <w:t>() can send different types of responses, such as strings, HTML, objects, or buffers.</w:t>
+      </w:r>
+    </w:p>
+    <w:p>
+      <w:pPr>
+        <w:spacing w:line="240" w:lineRule="auto"/>
+        <w:jc w:val="both"/>
+      </w:pPr>
+      <w:proofErr w:type="spellStart"/>
+      <w:proofErr w:type="gramStart"/>
+      <w:r>
+        <w:t>res.send</w:t>
+      </w:r>
+      <w:proofErr w:type="spellEnd"/>
+      <w:proofErr w:type="gramEnd"/>
+      <w:r>
+        <w:t>("Hello World");</w:t>
+      </w:r>
+    </w:p>
+    <w:p>
+      <w:pPr>
+        <w:spacing w:line="240" w:lineRule="auto"/>
+        <w:jc w:val="both"/>
+      </w:pPr>
+      <w:proofErr w:type="spellStart"/>
+      <w:proofErr w:type="gramStart"/>
+      <w:r>
+        <w:t>res.json</w:t>
+      </w:r>
+      <w:proofErr w:type="spellEnd"/>
+      <w:proofErr w:type="gramEnd"/>
+      <w:r>
+        <w:t xml:space="preserve">() specifically sends a </w:t>
+      </w:r>
+      <w:r>
+        <w:rPr>
+          <w:b/>
+          <w:bCs/>
+        </w:rPr>
+        <w:t>JSON response</w:t>
+      </w:r>
+      <w:r>
+        <w:t>.</w:t>
+      </w:r>
+    </w:p>
+    <w:p>
+      <w:pPr>
+        <w:spacing w:line="240" w:lineRule="auto"/>
+        <w:jc w:val="both"/>
+      </w:pPr>
+      <w:proofErr w:type="spellStart"/>
+      <w:proofErr w:type="gramStart"/>
+      <w:r>
+        <w:t>res.json</w:t>
       </w:r>
       <w:proofErr w:type="spellEnd"/>
       <w:proofErr w:type="gramEnd"/>
@@ -4467,271 +6101,61 @@
         <w:jc w:val="both"/>
       </w:pPr>
       <w:r>
-        <w:t xml:space="preserve">            message: "Access denied"</w:t>
-      </w:r>
-    </w:p>
-    <w:p>
-      <w:pPr>
-        <w:spacing w:line="240" w:lineRule="auto"/>
-        <w:jc w:val="both"/>
-      </w:pPr>
-      <w:r>
-        <w:t xml:space="preserve">        });</w:t>
-      </w:r>
-    </w:p>
-    <w:p>
-      <w:pPr>
-        <w:spacing w:line="240" w:lineRule="auto"/>
-        <w:jc w:val="both"/>
-      </w:pPr>
-      <w:r>
-        <w:t xml:space="preserve">    }</w:t>
-      </w:r>
-    </w:p>
-    <w:p>
-      <w:pPr>
-        <w:spacing w:line="240" w:lineRule="auto"/>
-        <w:jc w:val="both"/>
-      </w:pPr>
-    </w:p>
-    <w:p>
-      <w:pPr>
-        <w:spacing w:line="240" w:lineRule="auto"/>
-        <w:jc w:val="both"/>
-      </w:pPr>
-      <w:r>
-        <w:t xml:space="preserve">    try {</w:t>
-      </w:r>
-    </w:p>
-    <w:p>
-      <w:pPr>
-        <w:spacing w:line="240" w:lineRule="auto"/>
-        <w:jc w:val="both"/>
-      </w:pPr>
-      <w:r>
-        <w:t xml:space="preserve">        </w:t>
-      </w:r>
-      <w:proofErr w:type="spellStart"/>
-      <w:r>
-        <w:t>const</w:t>
-      </w:r>
-      <w:proofErr w:type="spellEnd"/>
-      <w:r>
-        <w:t xml:space="preserve"> decoded = </w:t>
-      </w:r>
-      <w:proofErr w:type="spellStart"/>
-      <w:proofErr w:type="gramStart"/>
-      <w:r>
-        <w:t>jwt.verify</w:t>
-      </w:r>
-      <w:proofErr w:type="spellEnd"/>
-      <w:proofErr w:type="gramEnd"/>
-      <w:r>
-        <w:t>(</w:t>
-      </w:r>
-    </w:p>
-    <w:p>
-      <w:pPr>
-        <w:spacing w:line="240" w:lineRule="auto"/>
-        <w:jc w:val="both"/>
-      </w:pPr>
-      <w:r>
-        <w:t xml:space="preserve">            token,</w:t>
-      </w:r>
-    </w:p>
-    <w:p>
-      <w:pPr>
-        <w:spacing w:line="240" w:lineRule="auto"/>
-        <w:jc w:val="both"/>
-      </w:pPr>
-      <w:r>
-        <w:t xml:space="preserve">            </w:t>
-      </w:r>
-      <w:proofErr w:type="spellStart"/>
-      <w:r>
-        <w:t>process.env.JWT_SECRET</w:t>
-      </w:r>
-      <w:proofErr w:type="spellEnd"/>
-    </w:p>
-    <w:p>
-      <w:pPr>
-        <w:spacing w:line="240" w:lineRule="auto"/>
-        <w:jc w:val="both"/>
-      </w:pPr>
-      <w:r>
-        <w:t xml:space="preserve">        );</w:t>
-      </w:r>
-    </w:p>
-    <w:p>
-      <w:pPr>
-        <w:spacing w:line="240" w:lineRule="auto"/>
-        <w:jc w:val="both"/>
-      </w:pPr>
-    </w:p>
-    <w:p>
-      <w:pPr>
-        <w:spacing w:line="240" w:lineRule="auto"/>
-        <w:jc w:val="both"/>
-      </w:pPr>
-      <w:r>
-        <w:t xml:space="preserve">        </w:t>
-      </w:r>
-      <w:proofErr w:type="spellStart"/>
-      <w:r>
-        <w:t>req.user</w:t>
-      </w:r>
-      <w:proofErr w:type="spellEnd"/>
-      <w:r>
-        <w:t xml:space="preserve"> = decoded;</w:t>
-      </w:r>
-    </w:p>
-    <w:p>
-      <w:pPr>
-        <w:spacing w:line="240" w:lineRule="auto"/>
-        <w:jc w:val="both"/>
-      </w:pPr>
-      <w:r>
-        <w:t xml:space="preserve">        </w:t>
-      </w:r>
-      <w:proofErr w:type="gramStart"/>
-      <w:r>
-        <w:t>next(</w:t>
-      </w:r>
-      <w:proofErr w:type="gramEnd"/>
-      <w:r>
-        <w:t>);</w:t>
-      </w:r>
-    </w:p>
-    <w:p>
-      <w:pPr>
-        <w:spacing w:line="240" w:lineRule="auto"/>
-        <w:jc w:val="both"/>
-      </w:pPr>
-      <w:r>
-        <w:t xml:space="preserve">    } catch (error) {</w:t>
-      </w:r>
-    </w:p>
-    <w:p>
-      <w:pPr>
-        <w:spacing w:line="240" w:lineRule="auto"/>
-        <w:jc w:val="both"/>
-      </w:pPr>
-      <w:r>
-        <w:t xml:space="preserve">        </w:t>
-      </w:r>
-      <w:proofErr w:type="spellStart"/>
-      <w:proofErr w:type="gramStart"/>
-      <w:r>
-        <w:t>res.status</w:t>
-      </w:r>
-      <w:proofErr w:type="spellEnd"/>
-      <w:proofErr w:type="gramEnd"/>
-      <w:r>
-        <w:t>(401</w:t>
-      </w:r>
-      <w:proofErr w:type="gramStart"/>
-      <w:r>
-        <w:t>).</w:t>
-      </w:r>
-      <w:proofErr w:type="spellStart"/>
-      <w:r>
-        <w:t>json</w:t>
-      </w:r>
-      <w:proofErr w:type="spellEnd"/>
-      <w:proofErr w:type="gramEnd"/>
-      <w:r>
-        <w:t>({</w:t>
-      </w:r>
-    </w:p>
-    <w:p>
-      <w:pPr>
-        <w:spacing w:line="240" w:lineRule="auto"/>
-        <w:jc w:val="both"/>
-      </w:pPr>
-      <w:r>
-        <w:t xml:space="preserve">            message: "Invalid token"</w:t>
-      </w:r>
-    </w:p>
-    <w:p>
-      <w:pPr>
-        <w:spacing w:line="240" w:lineRule="auto"/>
-        <w:jc w:val="both"/>
-      </w:pPr>
-      <w:r>
-        <w:t xml:space="preserve">        });</w:t>
-      </w:r>
-    </w:p>
-    <w:p>
-      <w:pPr>
-        <w:spacing w:line="240" w:lineRule="auto"/>
-        <w:jc w:val="both"/>
-      </w:pPr>
-      <w:r>
-        <w:t xml:space="preserve">    }</w:t>
-      </w:r>
-    </w:p>
-    <w:p>
-      <w:pPr>
-        <w:spacing w:line="240" w:lineRule="auto"/>
-        <w:jc w:val="both"/>
-      </w:pPr>
-      <w:r>
-        <w:t>};</w:t>
-      </w:r>
-    </w:p>
-    <w:p>
-      <w:pPr>
-        <w:spacing w:line="240" w:lineRule="auto"/>
-        <w:jc w:val="both"/>
-      </w:pPr>
-      <w:r>
-        <w:lastRenderedPageBreak/>
-        <w:t>Use it with a route:</w:t>
-      </w:r>
-    </w:p>
-    <w:p>
-      <w:pPr>
-        <w:spacing w:line="240" w:lineRule="auto"/>
-        <w:jc w:val="both"/>
-      </w:pPr>
-      <w:proofErr w:type="spellStart"/>
-      <w:proofErr w:type="gramStart"/>
-      <w:r>
-        <w:t>app.get</w:t>
-      </w:r>
-      <w:proofErr w:type="spellEnd"/>
-      <w:r>
-        <w:t>(</w:t>
-      </w:r>
-      <w:proofErr w:type="gramEnd"/>
-      <w:r>
-        <w:t xml:space="preserve">"/profile", </w:t>
-      </w:r>
-      <w:proofErr w:type="spellStart"/>
-      <w:r>
-        <w:t>authMiddleware</w:t>
-      </w:r>
-      <w:proofErr w:type="spellEnd"/>
-      <w:r>
-        <w:t>, (</w:t>
-      </w:r>
-      <w:proofErr w:type="spellStart"/>
-      <w:r>
-        <w:t>req</w:t>
-      </w:r>
-      <w:proofErr w:type="spellEnd"/>
-      <w:r>
-        <w:t>, res) =&gt; {</w:t>
-      </w:r>
-    </w:p>
-    <w:p>
-      <w:pPr>
-        <w:spacing w:line="240" w:lineRule="auto"/>
-        <w:jc w:val="both"/>
-      </w:pPr>
-      <w:r>
-        <w:t xml:space="preserve">    </w:t>
-      </w:r>
+        <w:t xml:space="preserve">    name: "Sandeep",</w:t>
+      </w:r>
+    </w:p>
+    <w:p>
+      <w:pPr>
+        <w:spacing w:line="240" w:lineRule="auto"/>
+        <w:jc w:val="both"/>
+      </w:pPr>
+      <w:r>
+        <w:t xml:space="preserve">    age: 30</w:t>
+      </w:r>
+    </w:p>
+    <w:p>
+      <w:pPr>
+        <w:spacing w:line="240" w:lineRule="auto"/>
+        <w:jc w:val="both"/>
+      </w:pPr>
+      <w:r>
+        <w:t>});</w:t>
+      </w:r>
+    </w:p>
+    <w:p>
+      <w:pPr>
+        <w:spacing w:line="240" w:lineRule="auto"/>
+        <w:jc w:val="both"/>
+      </w:pPr>
+      <w:r>
+        <w:rPr>
+          <w:b/>
+          <w:bCs/>
+        </w:rPr>
+        <w:t>Interview point:</w:t>
+      </w:r>
+    </w:p>
+    <w:p>
+      <w:pPr>
+        <w:spacing w:line="240" w:lineRule="auto"/>
+        <w:jc w:val="both"/>
+      </w:pPr>
+      <w:proofErr w:type="spellStart"/>
+      <w:proofErr w:type="gramStart"/>
+      <w:r>
+        <w:t>res.send</w:t>
+      </w:r>
+      <w:proofErr w:type="spellEnd"/>
+      <w:proofErr w:type="gramEnd"/>
+      <w:r>
+        <w:t>() → General response</w:t>
+      </w:r>
+    </w:p>
+    <w:p>
+      <w:pPr>
+        <w:spacing w:line="240" w:lineRule="auto"/>
+        <w:jc w:val="both"/>
+      </w:pPr>
       <w:proofErr w:type="spellStart"/>
       <w:proofErr w:type="gramStart"/>
       <w:r>
@@ -4740,57 +6164,16 @@
       <w:proofErr w:type="spellEnd"/>
       <w:proofErr w:type="gramEnd"/>
       <w:r>
-        <w:t>({</w:t>
-      </w:r>
-    </w:p>
-    <w:p>
-      <w:pPr>
-        <w:spacing w:line="240" w:lineRule="auto"/>
-        <w:jc w:val="both"/>
-      </w:pPr>
-      <w:r>
-        <w:t xml:space="preserve">        message: "Protected profile",</w:t>
-      </w:r>
-    </w:p>
-    <w:p>
-      <w:pPr>
-        <w:spacing w:line="240" w:lineRule="auto"/>
-        <w:jc w:val="both"/>
-      </w:pPr>
-      <w:r>
-        <w:t xml:space="preserve">        user: </w:t>
-      </w:r>
-      <w:proofErr w:type="spellStart"/>
-      <w:r>
-        <w:t>req.user</w:t>
-      </w:r>
-      <w:proofErr w:type="spellEnd"/>
-    </w:p>
-    <w:p>
-      <w:pPr>
-        <w:spacing w:line="240" w:lineRule="auto"/>
-        <w:jc w:val="both"/>
-      </w:pPr>
-      <w:r>
-        <w:t xml:space="preserve">    });</w:t>
-      </w:r>
-    </w:p>
-    <w:p>
-      <w:pPr>
-        <w:spacing w:line="240" w:lineRule="auto"/>
-        <w:jc w:val="both"/>
-      </w:pPr>
-      <w:r>
-        <w:t>});</w:t>
-      </w:r>
-    </w:p>
-    <w:p>
-      <w:pPr>
-        <w:spacing w:line="240" w:lineRule="auto"/>
-        <w:jc w:val="both"/>
-      </w:pPr>
-      <w:r>
-        <w:pict w14:anchorId="55754716">
+        <w:t>() → JSON response</w:t>
+      </w:r>
+    </w:p>
+    <w:p>
+      <w:pPr>
+        <w:spacing w:line="240" w:lineRule="auto"/>
+        <w:jc w:val="both"/>
+      </w:pPr>
+      <w:r>
+        <w:pict w14:anchorId="482169D2">
           <v:rect id="_x0000_i1103" style="width:0;height:1.5pt" o:hralign="center" o:hrstd="t" o:hr="t" fillcolor="#a0a0a0" stroked="f"/>
         </w:pict>
       </w:r>
@@ -4809,7 +6192,7 @@
           <w:b/>
           <w:bCs/>
         </w:rPr>
-        <w:t>19. What is the difference between Authentication and Authorization?</w:t>
+        <w:t>25. How do you send HTTP status codes in Express.js?</w:t>
       </w:r>
     </w:p>
     <w:p>
@@ -4824,188 +6207,236 @@
         </w:rPr>
         <w:t>Answer:</w:t>
       </w:r>
-    </w:p>
-    <w:p>
-      <w:pPr>
-        <w:spacing w:line="240" w:lineRule="auto"/>
-        <w:jc w:val="both"/>
-      </w:pPr>
-      <w:r>
-        <w:rPr>
-          <w:b/>
-          <w:bCs/>
-        </w:rPr>
-        <w:t>Authentication</w:t>
-      </w:r>
-      <w:r>
-        <w:t xml:space="preserve"> verifies </w:t>
-      </w:r>
-      <w:r>
-        <w:rPr>
-          <w:b/>
-          <w:bCs/>
-        </w:rPr>
-        <w:t>who the user is</w:t>
-      </w:r>
-      <w:r>
-        <w:t>.</w:t>
-      </w:r>
-    </w:p>
-    <w:p>
-      <w:pPr>
-        <w:spacing w:line="240" w:lineRule="auto"/>
-        <w:jc w:val="both"/>
-      </w:pPr>
-      <w:r>
-        <w:t>Example:</w:t>
-      </w:r>
-    </w:p>
-    <w:p>
-      <w:pPr>
-        <w:spacing w:line="240" w:lineRule="auto"/>
-        <w:jc w:val="both"/>
-      </w:pPr>
-      <w:r>
-        <w:t>Email + Password → Login</w:t>
-      </w:r>
-    </w:p>
-    <w:p>
-      <w:pPr>
-        <w:spacing w:line="240" w:lineRule="auto"/>
-        <w:jc w:val="both"/>
-      </w:pPr>
-      <w:r>
-        <w:rPr>
-          <w:b/>
-          <w:bCs/>
-        </w:rPr>
-        <w:t>Authorization</w:t>
-      </w:r>
-      <w:r>
-        <w:t xml:space="preserve"> verifies </w:t>
-      </w:r>
-      <w:r>
-        <w:rPr>
-          <w:b/>
-          <w:bCs/>
-        </w:rPr>
-        <w:t>what the user is allowed to do</w:t>
-      </w:r>
-      <w:r>
-        <w:t>.</w:t>
-      </w:r>
-    </w:p>
-    <w:p>
-      <w:pPr>
-        <w:spacing w:line="240" w:lineRule="auto"/>
-        <w:jc w:val="both"/>
-      </w:pPr>
-      <w:r>
-        <w:t>Example:</w:t>
-      </w:r>
-    </w:p>
-    <w:p>
-      <w:pPr>
-        <w:spacing w:line="240" w:lineRule="auto"/>
-        <w:jc w:val="both"/>
-      </w:pPr>
-      <w:r>
-        <w:t>Admin → Can delete users</w:t>
-      </w:r>
-    </w:p>
-    <w:p>
-      <w:pPr>
-        <w:spacing w:line="240" w:lineRule="auto"/>
-        <w:jc w:val="both"/>
-      </w:pPr>
-      <w:proofErr w:type="gramStart"/>
-      <w:r>
-        <w:t>User  →</w:t>
-      </w:r>
-      <w:proofErr w:type="gramEnd"/>
-      <w:r>
-        <w:t xml:space="preserve"> Cannot delete users</w:t>
-      </w:r>
-    </w:p>
-    <w:p>
-      <w:pPr>
-        <w:spacing w:line="240" w:lineRule="auto"/>
-        <w:jc w:val="both"/>
-      </w:pPr>
-      <w:r>
-        <w:t>A common flow is:</w:t>
-      </w:r>
-    </w:p>
-    <w:p>
-      <w:pPr>
-        <w:spacing w:line="240" w:lineRule="auto"/>
-        <w:jc w:val="both"/>
-      </w:pPr>
-      <w:r>
-        <w:t>Authentication</w:t>
-      </w:r>
-    </w:p>
-    <w:p>
-      <w:pPr>
-        <w:spacing w:line="240" w:lineRule="auto"/>
-        <w:jc w:val="both"/>
-      </w:pPr>
-      <w:r>
-        <w:t xml:space="preserve">      ↓</w:t>
-      </w:r>
-    </w:p>
-    <w:p>
-      <w:pPr>
-        <w:spacing w:line="240" w:lineRule="auto"/>
-        <w:jc w:val="both"/>
-      </w:pPr>
-      <w:r>
-        <w:t>Identify User</w:t>
-      </w:r>
-    </w:p>
-    <w:p>
-      <w:pPr>
-        <w:spacing w:line="240" w:lineRule="auto"/>
-        <w:jc w:val="both"/>
-      </w:pPr>
-      <w:r>
-        <w:t xml:space="preserve">      ↓</w:t>
-      </w:r>
-    </w:p>
-    <w:p>
-      <w:pPr>
-        <w:spacing w:line="240" w:lineRule="auto"/>
-        <w:jc w:val="both"/>
-      </w:pPr>
-      <w:r>
-        <w:t>Authorization</w:t>
-      </w:r>
-    </w:p>
-    <w:p>
-      <w:pPr>
-        <w:spacing w:line="240" w:lineRule="auto"/>
-        <w:jc w:val="both"/>
-      </w:pPr>
-      <w:r>
-        <w:t xml:space="preserve">      ↓</w:t>
-      </w:r>
-    </w:p>
-    <w:p>
-      <w:pPr>
-        <w:spacing w:line="240" w:lineRule="auto"/>
-        <w:jc w:val="both"/>
-      </w:pPr>
-      <w:r>
-        <w:t>Check User's Permissions</w:t>
-      </w:r>
-    </w:p>
-    <w:p>
-      <w:pPr>
-        <w:spacing w:line="240" w:lineRule="auto"/>
-        <w:jc w:val="both"/>
-      </w:pPr>
-      <w:r>
-        <w:pict w14:anchorId="0F34EE23">
+      <w:r>
+        <w:br/>
+        <w:t xml:space="preserve">We use </w:t>
+      </w:r>
+      <w:proofErr w:type="spellStart"/>
+      <w:proofErr w:type="gramStart"/>
+      <w:r>
+        <w:t>res.status</w:t>
+      </w:r>
+      <w:proofErr w:type="spellEnd"/>
+      <w:proofErr w:type="gramEnd"/>
+      <w:r>
+        <w:t>() to set the HTTP status code.</w:t>
+      </w:r>
+    </w:p>
+    <w:p>
+      <w:pPr>
+        <w:spacing w:line="240" w:lineRule="auto"/>
+        <w:jc w:val="both"/>
+      </w:pPr>
+      <w:proofErr w:type="spellStart"/>
+      <w:proofErr w:type="gramStart"/>
+      <w:r>
+        <w:t>app.get</w:t>
+      </w:r>
+      <w:proofErr w:type="spellEnd"/>
+      <w:r>
+        <w:t>(</w:t>
+      </w:r>
+      <w:proofErr w:type="gramEnd"/>
+      <w:r>
+        <w:t>"/users", (</w:t>
+      </w:r>
+      <w:proofErr w:type="spellStart"/>
+      <w:r>
+        <w:t>req</w:t>
+      </w:r>
+      <w:proofErr w:type="spellEnd"/>
+      <w:r>
+        <w:t>, res) =&gt; {</w:t>
+      </w:r>
+    </w:p>
+    <w:p>
+      <w:pPr>
+        <w:spacing w:line="240" w:lineRule="auto"/>
+        <w:jc w:val="both"/>
+      </w:pPr>
+      <w:r>
+        <w:t xml:space="preserve">    </w:t>
+      </w:r>
+      <w:proofErr w:type="spellStart"/>
+      <w:proofErr w:type="gramStart"/>
+      <w:r>
+        <w:t>res.status</w:t>
+      </w:r>
+      <w:proofErr w:type="spellEnd"/>
+      <w:proofErr w:type="gramEnd"/>
+      <w:r>
+        <w:t>(200</w:t>
+      </w:r>
+      <w:proofErr w:type="gramStart"/>
+      <w:r>
+        <w:t>).</w:t>
+      </w:r>
+      <w:proofErr w:type="spellStart"/>
+      <w:r>
+        <w:t>json</w:t>
+      </w:r>
+      <w:proofErr w:type="spellEnd"/>
+      <w:proofErr w:type="gramEnd"/>
+      <w:r>
+        <w:t>({</w:t>
+      </w:r>
+    </w:p>
+    <w:p>
+      <w:pPr>
+        <w:spacing w:line="240" w:lineRule="auto"/>
+        <w:jc w:val="both"/>
+      </w:pPr>
+      <w:r>
+        <w:t xml:space="preserve">        success: true,</w:t>
+      </w:r>
+    </w:p>
+    <w:p>
+      <w:pPr>
+        <w:spacing w:line="240" w:lineRule="auto"/>
+        <w:jc w:val="both"/>
+      </w:pPr>
+      <w:r>
+        <w:t xml:space="preserve">        message: "Users fetched successfully"</w:t>
+      </w:r>
+    </w:p>
+    <w:p>
+      <w:pPr>
+        <w:spacing w:line="240" w:lineRule="auto"/>
+        <w:jc w:val="both"/>
+      </w:pPr>
+      <w:r>
+        <w:t xml:space="preserve">    });</w:t>
+      </w:r>
+    </w:p>
+    <w:p>
+      <w:pPr>
+        <w:spacing w:line="240" w:lineRule="auto"/>
+        <w:jc w:val="both"/>
+      </w:pPr>
+      <w:r>
+        <w:t>});</w:t>
+      </w:r>
+    </w:p>
+    <w:p>
+      <w:pPr>
+        <w:spacing w:line="240" w:lineRule="auto"/>
+        <w:jc w:val="both"/>
+      </w:pPr>
+      <w:r>
+        <w:t>For creating a resource:</w:t>
+      </w:r>
+    </w:p>
+    <w:p>
+      <w:pPr>
+        <w:spacing w:line="240" w:lineRule="auto"/>
+        <w:jc w:val="both"/>
+      </w:pPr>
+      <w:proofErr w:type="spellStart"/>
+      <w:proofErr w:type="gramStart"/>
+      <w:r>
+        <w:t>res.status</w:t>
+      </w:r>
+      <w:proofErr w:type="spellEnd"/>
+      <w:proofErr w:type="gramEnd"/>
+      <w:r>
+        <w:t>(201</w:t>
+      </w:r>
+      <w:proofErr w:type="gramStart"/>
+      <w:r>
+        <w:t>).</w:t>
+      </w:r>
+      <w:proofErr w:type="spellStart"/>
+      <w:r>
+        <w:t>json</w:t>
+      </w:r>
+      <w:proofErr w:type="spellEnd"/>
+      <w:proofErr w:type="gramEnd"/>
+      <w:r>
+        <w:t>({</w:t>
+      </w:r>
+    </w:p>
+    <w:p>
+      <w:pPr>
+        <w:spacing w:line="240" w:lineRule="auto"/>
+        <w:jc w:val="both"/>
+      </w:pPr>
+      <w:r>
+        <w:t xml:space="preserve">    message: "User created successfully"</w:t>
+      </w:r>
+    </w:p>
+    <w:p>
+      <w:pPr>
+        <w:spacing w:line="240" w:lineRule="auto"/>
+        <w:jc w:val="both"/>
+      </w:pPr>
+      <w:r>
+        <w:t>});</w:t>
+      </w:r>
+    </w:p>
+    <w:p>
+      <w:pPr>
+        <w:spacing w:line="240" w:lineRule="auto"/>
+        <w:jc w:val="both"/>
+      </w:pPr>
+      <w:r>
+        <w:t>For an error:</w:t>
+      </w:r>
+    </w:p>
+    <w:p>
+      <w:pPr>
+        <w:spacing w:line="240" w:lineRule="auto"/>
+        <w:jc w:val="both"/>
+      </w:pPr>
+      <w:proofErr w:type="spellStart"/>
+      <w:proofErr w:type="gramStart"/>
+      <w:r>
+        <w:t>res.status</w:t>
+      </w:r>
+      <w:proofErr w:type="spellEnd"/>
+      <w:proofErr w:type="gramEnd"/>
+      <w:r>
+        <w:t>(404</w:t>
+      </w:r>
+      <w:proofErr w:type="gramStart"/>
+      <w:r>
+        <w:t>).</w:t>
+      </w:r>
+      <w:proofErr w:type="spellStart"/>
+      <w:r>
+        <w:t>json</w:t>
+      </w:r>
+      <w:proofErr w:type="spellEnd"/>
+      <w:proofErr w:type="gramEnd"/>
+      <w:r>
+        <w:t>({</w:t>
+      </w:r>
+    </w:p>
+    <w:p>
+      <w:pPr>
+        <w:spacing w:line="240" w:lineRule="auto"/>
+        <w:jc w:val="both"/>
+      </w:pPr>
+      <w:r>
+        <w:lastRenderedPageBreak/>
+        <w:t xml:space="preserve">    message: "User not found"</w:t>
+      </w:r>
+    </w:p>
+    <w:p>
+      <w:pPr>
+        <w:spacing w:line="240" w:lineRule="auto"/>
+        <w:jc w:val="both"/>
+      </w:pPr>
+      <w:r>
+        <w:t>});</w:t>
+      </w:r>
+    </w:p>
+    <w:p>
+      <w:pPr>
+        <w:spacing w:line="240" w:lineRule="auto"/>
+        <w:jc w:val="both"/>
+      </w:pPr>
+      <w:r>
+        <w:pict w14:anchorId="44E56957">
           <v:rect id="_x0000_i1104" style="width:0;height:1.5pt" o:hralign="center" o:hrstd="t" o:hr="t" fillcolor="#a0a0a0" stroked="f"/>
         </w:pict>
       </w:r>
@@ -5024,7 +6455,7 @@
           <w:b/>
           <w:bCs/>
         </w:rPr>
-        <w:t>20. How do you serve static files in Express.js?</w:t>
+        <w:t>26. What is the purpose of cookies in Express.js?</w:t>
       </w:r>
     </w:p>
     <w:p>
@@ -5041,103 +6472,45 @@
       </w:r>
       <w:r>
         <w:br/>
-        <w:t xml:space="preserve">Express provides </w:t>
-      </w:r>
-      <w:proofErr w:type="spellStart"/>
-      <w:proofErr w:type="gramStart"/>
-      <w:r>
-        <w:t>express.static</w:t>
-      </w:r>
-      <w:proofErr w:type="spellEnd"/>
-      <w:proofErr w:type="gramEnd"/>
-      <w:r>
-        <w:t>() middleware to serve static files such as images, CSS, JavaScript, and uploaded files.</w:t>
-      </w:r>
-    </w:p>
-    <w:p>
-      <w:pPr>
-        <w:spacing w:line="240" w:lineRule="auto"/>
-        <w:jc w:val="both"/>
-      </w:pPr>
-      <w:r>
-        <w:rPr>
-          <w:b/>
-          <w:bCs/>
-        </w:rPr>
-        <w:t>Example:</w:t>
-      </w:r>
-    </w:p>
-    <w:p>
-      <w:pPr>
-        <w:spacing w:line="240" w:lineRule="auto"/>
-        <w:jc w:val="both"/>
-      </w:pPr>
-      <w:r>
-        <w:lastRenderedPageBreak/>
-        <w:t>Suppose we have:</w:t>
-      </w:r>
-    </w:p>
-    <w:p>
-      <w:pPr>
-        <w:spacing w:line="240" w:lineRule="auto"/>
-        <w:jc w:val="both"/>
-      </w:pPr>
-      <w:r>
-        <w:t>project/</w:t>
-      </w:r>
-    </w:p>
-    <w:p>
-      <w:pPr>
-        <w:spacing w:line="240" w:lineRule="auto"/>
-        <w:jc w:val="both"/>
-      </w:pPr>
-      <w:r>
-        <w:t xml:space="preserve">   public/</w:t>
-      </w:r>
-    </w:p>
-    <w:p>
-      <w:pPr>
-        <w:spacing w:line="240" w:lineRule="auto"/>
-        <w:jc w:val="both"/>
-      </w:pPr>
-      <w:r>
-        <w:t xml:space="preserve">      images/</w:t>
-      </w:r>
-    </w:p>
-    <w:p>
-      <w:pPr>
-        <w:spacing w:line="240" w:lineRule="auto"/>
-        <w:jc w:val="both"/>
-      </w:pPr>
-      <w:r>
-        <w:t xml:space="preserve">      </w:t>
-      </w:r>
-      <w:proofErr w:type="spellStart"/>
-      <w:r>
-        <w:t>css</w:t>
-      </w:r>
-      <w:proofErr w:type="spellEnd"/>
-      <w:r>
-        <w:t>/</w:t>
-      </w:r>
-    </w:p>
-    <w:p>
-      <w:pPr>
-        <w:spacing w:line="240" w:lineRule="auto"/>
-        <w:jc w:val="both"/>
-      </w:pPr>
-      <w:r>
-        <w:t xml:space="preserve">      index.html</w:t>
-      </w:r>
-    </w:p>
-    <w:p>
-      <w:pPr>
-        <w:spacing w:line="240" w:lineRule="auto"/>
-        <w:jc w:val="both"/>
-      </w:pPr>
-      <w:r>
-        <w:t>We can use:</w:t>
-      </w:r>
+        <w:t>Cookies are small pieces of data stored by the browser. They can be used for authentication, preferences, session information, etc.</w:t>
+      </w:r>
+    </w:p>
+    <w:p>
+      <w:pPr>
+        <w:spacing w:line="240" w:lineRule="auto"/>
+        <w:jc w:val="both"/>
+      </w:pPr>
+      <w:r>
+        <w:t>We can use the cookie-parser package.</w:t>
+      </w:r>
+    </w:p>
+    <w:p>
+      <w:pPr>
+        <w:spacing w:line="240" w:lineRule="auto"/>
+        <w:jc w:val="both"/>
+      </w:pPr>
+      <w:proofErr w:type="spellStart"/>
+      <w:r>
+        <w:t>const</w:t>
+      </w:r>
+      <w:proofErr w:type="spellEnd"/>
+      <w:r>
+        <w:t xml:space="preserve"> </w:t>
+      </w:r>
+      <w:proofErr w:type="spellStart"/>
+      <w:r>
+        <w:t>cookieParser</w:t>
+      </w:r>
+      <w:proofErr w:type="spellEnd"/>
+      <w:r>
+        <w:t xml:space="preserve"> = require("cookie-parser");</w:t>
+      </w:r>
+    </w:p>
+    <w:p>
+      <w:pPr>
+        <w:spacing w:line="240" w:lineRule="auto"/>
+        <w:jc w:val="both"/>
+      </w:pPr>
     </w:p>
     <w:p>
       <w:pPr>
@@ -5155,41 +6528,7 @@
       <w:proofErr w:type="spellStart"/>
       <w:proofErr w:type="gramStart"/>
       <w:r>
-        <w:t>express.static</w:t>
-      </w:r>
-      <w:proofErr w:type="spellEnd"/>
-      <w:proofErr w:type="gramEnd"/>
-      <w:r>
-        <w:t>("public"));</w:t>
-      </w:r>
-    </w:p>
-    <w:p>
-      <w:pPr>
-        <w:spacing w:line="240" w:lineRule="auto"/>
-        <w:jc w:val="both"/>
-      </w:pPr>
-      <w:r>
-        <w:t>Now files inside the public folder can be accessed directly.</w:t>
-      </w:r>
-    </w:p>
-    <w:p>
-      <w:pPr>
-        <w:spacing w:line="240" w:lineRule="auto"/>
-        <w:jc w:val="both"/>
-      </w:pPr>
-      <w:r>
-        <w:t>For an uploads folder:</w:t>
-      </w:r>
-    </w:p>
-    <w:p>
-      <w:pPr>
-        <w:spacing w:line="240" w:lineRule="auto"/>
-        <w:jc w:val="both"/>
-      </w:pPr>
-      <w:proofErr w:type="spellStart"/>
-      <w:proofErr w:type="gramStart"/>
-      <w:r>
-        <w:t>app.use</w:t>
+        <w:t>cookieParser</w:t>
       </w:r>
       <w:proofErr w:type="spellEnd"/>
       <w:r>
@@ -5197,62 +6536,97 @@
       </w:r>
       <w:proofErr w:type="gramEnd"/>
       <w:r>
-        <w:t xml:space="preserve">"/uploads", </w:t>
-      </w:r>
-      <w:proofErr w:type="spellStart"/>
-      <w:proofErr w:type="gramStart"/>
-      <w:r>
-        <w:t>express.static</w:t>
-      </w:r>
-      <w:proofErr w:type="spellEnd"/>
-      <w:proofErr w:type="gramEnd"/>
-      <w:r>
-        <w:t>("uploads"));</w:t>
-      </w:r>
-    </w:p>
-    <w:p>
-      <w:pPr>
-        <w:spacing w:line="240" w:lineRule="auto"/>
-        <w:jc w:val="both"/>
-      </w:pPr>
-      <w:r>
-        <w:t>An image such as:</w:t>
-      </w:r>
-    </w:p>
-    <w:p>
-      <w:pPr>
-        <w:spacing w:line="240" w:lineRule="auto"/>
-        <w:jc w:val="both"/>
-      </w:pPr>
-      <w:r>
-        <w:t>uploads/profile.jpg</w:t>
-      </w:r>
-    </w:p>
-    <w:p>
-      <w:pPr>
-        <w:spacing w:line="240" w:lineRule="auto"/>
-        <w:jc w:val="both"/>
-      </w:pPr>
-      <w:r>
-        <w:t>can be accessed through:</w:t>
-      </w:r>
-    </w:p>
-    <w:p>
-      <w:pPr>
-        <w:spacing w:line="240" w:lineRule="auto"/>
-        <w:jc w:val="both"/>
-      </w:pPr>
-      <w:r>
-        <w:t>/uploads/profile.jpg</w:t>
-      </w:r>
-    </w:p>
-    <w:p>
-      <w:pPr>
-        <w:spacing w:line="240" w:lineRule="auto"/>
-        <w:jc w:val="both"/>
-      </w:pPr>
-      <w:r>
-        <w:pict w14:anchorId="7CA071B4">
+        <w:t>));</w:t>
+      </w:r>
+    </w:p>
+    <w:p>
+      <w:pPr>
+        <w:spacing w:line="240" w:lineRule="auto"/>
+        <w:jc w:val="both"/>
+      </w:pPr>
+      <w:r>
+        <w:t>Set a cookie:</w:t>
+      </w:r>
+    </w:p>
+    <w:p>
+      <w:pPr>
+        <w:spacing w:line="240" w:lineRule="auto"/>
+        <w:jc w:val="both"/>
+      </w:pPr>
+      <w:proofErr w:type="spellStart"/>
+      <w:proofErr w:type="gramStart"/>
+      <w:r>
+        <w:t>res.cookie</w:t>
+      </w:r>
+      <w:proofErr w:type="spellEnd"/>
+      <w:proofErr w:type="gramEnd"/>
+      <w:r>
+        <w:t>("token", "abc123");</w:t>
+      </w:r>
+    </w:p>
+    <w:p>
+      <w:pPr>
+        <w:spacing w:line="240" w:lineRule="auto"/>
+        <w:jc w:val="both"/>
+      </w:pPr>
+      <w:r>
+        <w:t>Read a cookie:</w:t>
+      </w:r>
+    </w:p>
+    <w:p>
+      <w:pPr>
+        <w:spacing w:line="240" w:lineRule="auto"/>
+        <w:jc w:val="both"/>
+      </w:pPr>
+      <w:r>
+        <w:t>console.log(</w:t>
+      </w:r>
+      <w:proofErr w:type="spellStart"/>
+      <w:proofErr w:type="gramStart"/>
+      <w:r>
+        <w:t>req.cookies</w:t>
+      </w:r>
+      <w:proofErr w:type="gramEnd"/>
+      <w:r>
+        <w:t>.token</w:t>
+      </w:r>
+      <w:proofErr w:type="spellEnd"/>
+      <w:r>
+        <w:t>);</w:t>
+      </w:r>
+    </w:p>
+    <w:p>
+      <w:pPr>
+        <w:spacing w:line="240" w:lineRule="auto"/>
+        <w:jc w:val="both"/>
+      </w:pPr>
+      <w:r>
+        <w:t>Delete a cookie:</w:t>
+      </w:r>
+    </w:p>
+    <w:p>
+      <w:pPr>
+        <w:spacing w:line="240" w:lineRule="auto"/>
+        <w:jc w:val="both"/>
+      </w:pPr>
+      <w:proofErr w:type="spellStart"/>
+      <w:proofErr w:type="gramStart"/>
+      <w:r>
+        <w:t>res.clearCookie</w:t>
+      </w:r>
+      <w:proofErr w:type="spellEnd"/>
+      <w:proofErr w:type="gramEnd"/>
+      <w:r>
+        <w:t>("token");</w:t>
+      </w:r>
+    </w:p>
+    <w:p>
+      <w:pPr>
+        <w:spacing w:line="240" w:lineRule="auto"/>
+        <w:jc w:val="both"/>
+      </w:pPr>
+      <w:r>
+        <w:pict w14:anchorId="30071675">
           <v:rect id="_x0000_i1105" style="width:0;height:1.5pt" o:hralign="center" o:hrstd="t" o:hr="t" fillcolor="#a0a0a0" stroked="f"/>
         </w:pict>
       </w:r>
@@ -5268,687 +6642,231 @@
       </w:pPr>
       <w:r>
         <w:rPr>
-          <w:rFonts w:ascii="Segoe UI Emoji" w:hAnsi="Segoe UI Emoji" w:cs="Segoe UI Emoji"/>
-          <w:b/>
-          <w:bCs/>
-        </w:rPr>
-        <w:t>⭐</w:t>
-      </w:r>
-      <w:r>
-        <w:rPr>
-          <w:b/>
-          <w:bCs/>
-        </w:rPr>
-        <w:t xml:space="preserve"> Quick Revision: Questions 11–20</w:t>
-      </w:r>
-    </w:p>
-    <w:tbl>
-      <w:tblPr>
-        <w:tblW w:w="0" w:type="auto"/>
-        <w:tblCellSpacing w:w="15" w:type="dxa"/>
-        <w:tblCellMar>
-          <w:top w:w="15" w:type="dxa"/>
-          <w:left w:w="15" w:type="dxa"/>
-          <w:bottom w:w="15" w:type="dxa"/>
-          <w:right w:w="15" w:type="dxa"/>
-        </w:tblCellMar>
-        <w:tblLook w:val="04A0" w:firstRow="1" w:lastRow="0" w:firstColumn="1" w:lastColumn="0" w:noHBand="0" w:noVBand="1"/>
-      </w:tblPr>
-      <w:tblGrid>
-        <w:gridCol w:w="319"/>
-        <w:gridCol w:w="3144"/>
-        <w:gridCol w:w="2836"/>
-      </w:tblGrid>
-      <w:tr>
-        <w:trPr>
-          <w:tblHeader/>
-          <w:tblCellSpacing w:w="15" w:type="dxa"/>
-        </w:trPr>
-        <w:tc>
-          <w:tcPr>
-            <w:tcW w:w="0" w:type="auto"/>
-            <w:vAlign w:val="center"/>
-            <w:hideMark/>
-          </w:tcPr>
-          <w:p>
-            <w:pPr>
-              <w:spacing w:line="240" w:lineRule="auto"/>
-              <w:jc w:val="both"/>
-              <w:rPr>
-                <w:b/>
-                <w:bCs/>
-              </w:rPr>
-            </w:pPr>
-            <w:r>
-              <w:rPr>
-                <w:b/>
-                <w:bCs/>
-              </w:rPr>
-              <w:t>#</w:t>
-            </w:r>
-          </w:p>
-        </w:tc>
-        <w:tc>
-          <w:tcPr>
-            <w:tcW w:w="0" w:type="auto"/>
-            <w:vAlign w:val="center"/>
-            <w:hideMark/>
-          </w:tcPr>
-          <w:p>
-            <w:pPr>
-              <w:spacing w:line="240" w:lineRule="auto"/>
-              <w:jc w:val="both"/>
-              <w:rPr>
-                <w:b/>
-                <w:bCs/>
-              </w:rPr>
-            </w:pPr>
-            <w:r>
-              <w:rPr>
-                <w:b/>
-                <w:bCs/>
-              </w:rPr>
-              <w:t>Topic</w:t>
-            </w:r>
-          </w:p>
-        </w:tc>
-        <w:tc>
-          <w:tcPr>
-            <w:tcW w:w="0" w:type="auto"/>
-            <w:vAlign w:val="center"/>
-            <w:hideMark/>
-          </w:tcPr>
-          <w:p>
-            <w:pPr>
-              <w:spacing w:line="240" w:lineRule="auto"/>
-              <w:jc w:val="both"/>
-              <w:rPr>
-                <w:b/>
-                <w:bCs/>
-              </w:rPr>
-            </w:pPr>
-            <w:r>
-              <w:rPr>
-                <w:b/>
-                <w:bCs/>
-              </w:rPr>
-              <w:t>Key Point</w:t>
-            </w:r>
-          </w:p>
-        </w:tc>
-      </w:tr>
-      <w:tr>
-        <w:trPr>
-          <w:tblCellSpacing w:w="15" w:type="dxa"/>
-        </w:trPr>
-        <w:tc>
-          <w:tcPr>
-            <w:tcW w:w="0" w:type="auto"/>
-            <w:vAlign w:val="center"/>
-            <w:hideMark/>
-          </w:tcPr>
-          <w:p>
-            <w:pPr>
-              <w:spacing w:line="240" w:lineRule="auto"/>
-              <w:jc w:val="both"/>
-            </w:pPr>
-            <w:r>
-              <w:t>11</w:t>
-            </w:r>
-          </w:p>
-        </w:tc>
-        <w:tc>
-          <w:tcPr>
-            <w:tcW w:w="0" w:type="auto"/>
-            <w:vAlign w:val="center"/>
-            <w:hideMark/>
-          </w:tcPr>
-          <w:p>
-            <w:pPr>
-              <w:spacing w:line="240" w:lineRule="auto"/>
-              <w:jc w:val="both"/>
-            </w:pPr>
-            <w:r>
-              <w:t>REST API</w:t>
-            </w:r>
-          </w:p>
-        </w:tc>
-        <w:tc>
-          <w:tcPr>
-            <w:tcW w:w="0" w:type="auto"/>
-            <w:vAlign w:val="center"/>
-            <w:hideMark/>
-          </w:tcPr>
-          <w:p>
-            <w:pPr>
-              <w:spacing w:line="240" w:lineRule="auto"/>
-              <w:jc w:val="both"/>
-            </w:pPr>
-            <w:r>
-              <w:t>HTTP methods + resources</w:t>
-            </w:r>
-          </w:p>
-        </w:tc>
-      </w:tr>
-      <w:tr>
-        <w:trPr>
-          <w:tblCellSpacing w:w="15" w:type="dxa"/>
-        </w:trPr>
-        <w:tc>
-          <w:tcPr>
-            <w:tcW w:w="0" w:type="auto"/>
-            <w:vAlign w:val="center"/>
-            <w:hideMark/>
-          </w:tcPr>
-          <w:p>
-            <w:pPr>
-              <w:spacing w:line="240" w:lineRule="auto"/>
-              <w:jc w:val="both"/>
-            </w:pPr>
-            <w:r>
-              <w:t>12</w:t>
-            </w:r>
-          </w:p>
-        </w:tc>
-        <w:tc>
-          <w:tcPr>
-            <w:tcW w:w="0" w:type="auto"/>
-            <w:vAlign w:val="center"/>
-            <w:hideMark/>
-          </w:tcPr>
-          <w:p>
-            <w:pPr>
-              <w:spacing w:line="240" w:lineRule="auto"/>
-              <w:jc w:val="both"/>
-            </w:pPr>
-            <w:r>
-              <w:t>Status Codes</w:t>
-            </w:r>
-          </w:p>
-        </w:tc>
-        <w:tc>
-          <w:tcPr>
-            <w:tcW w:w="0" w:type="auto"/>
-            <w:vAlign w:val="center"/>
-            <w:hideMark/>
-          </w:tcPr>
-          <w:p>
-            <w:pPr>
-              <w:spacing w:line="240" w:lineRule="auto"/>
-              <w:jc w:val="both"/>
-            </w:pPr>
-            <w:r>
-              <w:t>200, 201, 400, 401, 404, 500</w:t>
-            </w:r>
-          </w:p>
-        </w:tc>
-      </w:tr>
-      <w:tr>
-        <w:trPr>
-          <w:tblCellSpacing w:w="15" w:type="dxa"/>
-        </w:trPr>
-        <w:tc>
-          <w:tcPr>
-            <w:tcW w:w="0" w:type="auto"/>
-            <w:vAlign w:val="center"/>
-            <w:hideMark/>
-          </w:tcPr>
-          <w:p>
-            <w:pPr>
-              <w:spacing w:line="240" w:lineRule="auto"/>
-              <w:jc w:val="both"/>
-            </w:pPr>
-            <w:r>
-              <w:t>13</w:t>
-            </w:r>
-          </w:p>
-        </w:tc>
-        <w:tc>
-          <w:tcPr>
-            <w:tcW w:w="0" w:type="auto"/>
-            <w:vAlign w:val="center"/>
-            <w:hideMark/>
-          </w:tcPr>
-          <w:p>
-            <w:pPr>
-              <w:spacing w:line="240" w:lineRule="auto"/>
-              <w:jc w:val="both"/>
-            </w:pPr>
-            <w:proofErr w:type="spellStart"/>
-            <w:proofErr w:type="gramStart"/>
-            <w:r>
-              <w:t>req.params</w:t>
-            </w:r>
-            <w:proofErr w:type="spellEnd"/>
-            <w:proofErr w:type="gramEnd"/>
-          </w:p>
-        </w:tc>
-        <w:tc>
-          <w:tcPr>
-            <w:tcW w:w="0" w:type="auto"/>
-            <w:vAlign w:val="center"/>
-            <w:hideMark/>
-          </w:tcPr>
-          <w:p>
-            <w:pPr>
-              <w:spacing w:line="240" w:lineRule="auto"/>
-              <w:jc w:val="both"/>
-            </w:pPr>
-            <w:r>
-              <w:t>Route parameters</w:t>
-            </w:r>
-          </w:p>
-        </w:tc>
-      </w:tr>
-      <w:tr>
-        <w:trPr>
-          <w:tblCellSpacing w:w="15" w:type="dxa"/>
-        </w:trPr>
-        <w:tc>
-          <w:tcPr>
-            <w:tcW w:w="0" w:type="auto"/>
-            <w:vAlign w:val="center"/>
-            <w:hideMark/>
-          </w:tcPr>
-          <w:p>
-            <w:pPr>
-              <w:spacing w:line="240" w:lineRule="auto"/>
-              <w:jc w:val="both"/>
-            </w:pPr>
-            <w:r>
-              <w:t>14</w:t>
-            </w:r>
-          </w:p>
-        </w:tc>
-        <w:tc>
-          <w:tcPr>
-            <w:tcW w:w="0" w:type="auto"/>
-            <w:vAlign w:val="center"/>
-            <w:hideMark/>
-          </w:tcPr>
-          <w:p>
-            <w:pPr>
-              <w:spacing w:line="240" w:lineRule="auto"/>
-              <w:jc w:val="both"/>
-            </w:pPr>
-            <w:proofErr w:type="spellStart"/>
-            <w:proofErr w:type="gramStart"/>
-            <w:r>
-              <w:t>req.query</w:t>
-            </w:r>
-            <w:proofErr w:type="spellEnd"/>
-            <w:proofErr w:type="gramEnd"/>
-          </w:p>
-        </w:tc>
-        <w:tc>
-          <w:tcPr>
-            <w:tcW w:w="0" w:type="auto"/>
-            <w:vAlign w:val="center"/>
-            <w:hideMark/>
-          </w:tcPr>
-          <w:p>
-            <w:pPr>
-              <w:spacing w:line="240" w:lineRule="auto"/>
-              <w:jc w:val="both"/>
-            </w:pPr>
-            <w:r>
-              <w:t>Query parameters</w:t>
-            </w:r>
-          </w:p>
-        </w:tc>
-      </w:tr>
-      <w:tr>
-        <w:trPr>
-          <w:tblCellSpacing w:w="15" w:type="dxa"/>
-        </w:trPr>
-        <w:tc>
-          <w:tcPr>
-            <w:tcW w:w="0" w:type="auto"/>
-            <w:vAlign w:val="center"/>
-            <w:hideMark/>
-          </w:tcPr>
-          <w:p>
-            <w:pPr>
-              <w:spacing w:line="240" w:lineRule="auto"/>
-              <w:jc w:val="both"/>
-            </w:pPr>
-            <w:r>
-              <w:t>15</w:t>
-            </w:r>
-          </w:p>
-        </w:tc>
-        <w:tc>
-          <w:tcPr>
-            <w:tcW w:w="0" w:type="auto"/>
-            <w:vAlign w:val="center"/>
-            <w:hideMark/>
-          </w:tcPr>
-          <w:p>
-            <w:pPr>
-              <w:spacing w:line="240" w:lineRule="auto"/>
-              <w:jc w:val="both"/>
-            </w:pPr>
-            <w:proofErr w:type="spellStart"/>
-            <w:proofErr w:type="gramStart"/>
-            <w:r>
-              <w:t>req.body</w:t>
-            </w:r>
-            <w:proofErr w:type="spellEnd"/>
-            <w:proofErr w:type="gramEnd"/>
-          </w:p>
-        </w:tc>
-        <w:tc>
-          <w:tcPr>
-            <w:tcW w:w="0" w:type="auto"/>
-            <w:vAlign w:val="center"/>
-            <w:hideMark/>
-          </w:tcPr>
-          <w:p>
-            <w:pPr>
-              <w:spacing w:line="240" w:lineRule="auto"/>
-              <w:jc w:val="both"/>
-            </w:pPr>
-            <w:r>
-              <w:t>Request body data</w:t>
-            </w:r>
-          </w:p>
-        </w:tc>
-      </w:tr>
-      <w:tr>
-        <w:trPr>
-          <w:tblCellSpacing w:w="15" w:type="dxa"/>
-        </w:trPr>
-        <w:tc>
-          <w:tcPr>
-            <w:tcW w:w="0" w:type="auto"/>
-            <w:vAlign w:val="center"/>
-            <w:hideMark/>
-          </w:tcPr>
-          <w:p>
-            <w:pPr>
-              <w:spacing w:line="240" w:lineRule="auto"/>
-              <w:jc w:val="both"/>
-            </w:pPr>
-            <w:r>
-              <w:t>16</w:t>
-            </w:r>
-          </w:p>
-        </w:tc>
-        <w:tc>
-          <w:tcPr>
-            <w:tcW w:w="0" w:type="auto"/>
-            <w:vAlign w:val="center"/>
-            <w:hideMark/>
-          </w:tcPr>
-          <w:p>
-            <w:pPr>
-              <w:spacing w:line="240" w:lineRule="auto"/>
-              <w:jc w:val="both"/>
-            </w:pPr>
-            <w:r>
-              <w:t>CORS</w:t>
-            </w:r>
-          </w:p>
-        </w:tc>
-        <w:tc>
-          <w:tcPr>
-            <w:tcW w:w="0" w:type="auto"/>
-            <w:vAlign w:val="center"/>
-            <w:hideMark/>
-          </w:tcPr>
-          <w:p>
-            <w:pPr>
-              <w:spacing w:line="240" w:lineRule="auto"/>
-              <w:jc w:val="both"/>
-            </w:pPr>
-            <w:r>
-              <w:t>Cross-origin requests</w:t>
-            </w:r>
-          </w:p>
-        </w:tc>
-      </w:tr>
-      <w:tr>
-        <w:trPr>
-          <w:tblCellSpacing w:w="15" w:type="dxa"/>
-        </w:trPr>
-        <w:tc>
-          <w:tcPr>
-            <w:tcW w:w="0" w:type="auto"/>
-            <w:vAlign w:val="center"/>
-            <w:hideMark/>
-          </w:tcPr>
-          <w:p>
-            <w:pPr>
-              <w:spacing w:line="240" w:lineRule="auto"/>
-              <w:jc w:val="both"/>
-            </w:pPr>
-            <w:r>
-              <w:t>17</w:t>
-            </w:r>
-          </w:p>
-        </w:tc>
-        <w:tc>
-          <w:tcPr>
-            <w:tcW w:w="0" w:type="auto"/>
-            <w:vAlign w:val="center"/>
-            <w:hideMark/>
-          </w:tcPr>
-          <w:p>
-            <w:pPr>
-              <w:spacing w:line="240" w:lineRule="auto"/>
-              <w:jc w:val="both"/>
-            </w:pPr>
-            <w:r>
-              <w:t>JWT</w:t>
-            </w:r>
-          </w:p>
-        </w:tc>
-        <w:tc>
-          <w:tcPr>
-            <w:tcW w:w="0" w:type="auto"/>
-            <w:vAlign w:val="center"/>
-            <w:hideMark/>
-          </w:tcPr>
-          <w:p>
-            <w:pPr>
-              <w:spacing w:line="240" w:lineRule="auto"/>
-              <w:jc w:val="both"/>
-            </w:pPr>
-            <w:r>
-              <w:t>Authentication token</w:t>
-            </w:r>
-          </w:p>
-        </w:tc>
-      </w:tr>
-      <w:tr>
-        <w:trPr>
-          <w:tblCellSpacing w:w="15" w:type="dxa"/>
-        </w:trPr>
-        <w:tc>
-          <w:tcPr>
-            <w:tcW w:w="0" w:type="auto"/>
-            <w:vAlign w:val="center"/>
-            <w:hideMark/>
-          </w:tcPr>
-          <w:p>
-            <w:pPr>
-              <w:spacing w:line="240" w:lineRule="auto"/>
-              <w:jc w:val="both"/>
-            </w:pPr>
-            <w:r>
-              <w:t>18</w:t>
-            </w:r>
-          </w:p>
-        </w:tc>
-        <w:tc>
-          <w:tcPr>
-            <w:tcW w:w="0" w:type="auto"/>
-            <w:vAlign w:val="center"/>
-            <w:hideMark/>
-          </w:tcPr>
-          <w:p>
-            <w:pPr>
-              <w:spacing w:line="240" w:lineRule="auto"/>
-              <w:jc w:val="both"/>
-            </w:pPr>
-            <w:r>
-              <w:t>Protected Routes</w:t>
-            </w:r>
-          </w:p>
-        </w:tc>
-        <w:tc>
-          <w:tcPr>
-            <w:tcW w:w="0" w:type="auto"/>
-            <w:vAlign w:val="center"/>
-            <w:hideMark/>
-          </w:tcPr>
-          <w:p>
-            <w:pPr>
-              <w:spacing w:line="240" w:lineRule="auto"/>
-              <w:jc w:val="both"/>
-            </w:pPr>
-            <w:r>
-              <w:t>Authentication middleware</w:t>
-            </w:r>
-          </w:p>
-        </w:tc>
-      </w:tr>
-      <w:tr>
-        <w:trPr>
-          <w:tblCellSpacing w:w="15" w:type="dxa"/>
-        </w:trPr>
-        <w:tc>
-          <w:tcPr>
-            <w:tcW w:w="0" w:type="auto"/>
-            <w:vAlign w:val="center"/>
-            <w:hideMark/>
-          </w:tcPr>
-          <w:p>
-            <w:pPr>
-              <w:spacing w:line="240" w:lineRule="auto"/>
-              <w:jc w:val="both"/>
-            </w:pPr>
-            <w:r>
-              <w:t>19</w:t>
-            </w:r>
-          </w:p>
-        </w:tc>
-        <w:tc>
-          <w:tcPr>
-            <w:tcW w:w="0" w:type="auto"/>
-            <w:vAlign w:val="center"/>
-            <w:hideMark/>
-          </w:tcPr>
-          <w:p>
-            <w:pPr>
-              <w:spacing w:line="240" w:lineRule="auto"/>
-              <w:jc w:val="both"/>
-            </w:pPr>
-            <w:r>
-              <w:t>Authentication vs Authorization</w:t>
-            </w:r>
-          </w:p>
-        </w:tc>
-        <w:tc>
-          <w:tcPr>
-            <w:tcW w:w="0" w:type="auto"/>
-            <w:vAlign w:val="center"/>
-            <w:hideMark/>
-          </w:tcPr>
-          <w:p>
-            <w:pPr>
-              <w:spacing w:line="240" w:lineRule="auto"/>
-              <w:jc w:val="both"/>
-            </w:pPr>
-            <w:r>
-              <w:t>Identity vs permissions</w:t>
-            </w:r>
-          </w:p>
-        </w:tc>
-      </w:tr>
-      <w:tr>
-        <w:trPr>
-          <w:tblCellSpacing w:w="15" w:type="dxa"/>
-        </w:trPr>
-        <w:tc>
-          <w:tcPr>
-            <w:tcW w:w="0" w:type="auto"/>
-            <w:vAlign w:val="center"/>
-            <w:hideMark/>
-          </w:tcPr>
-          <w:p>
-            <w:pPr>
-              <w:spacing w:line="240" w:lineRule="auto"/>
-              <w:jc w:val="both"/>
-            </w:pPr>
-            <w:r>
-              <w:t>20</w:t>
-            </w:r>
-          </w:p>
-        </w:tc>
-        <w:tc>
-          <w:tcPr>
-            <w:tcW w:w="0" w:type="auto"/>
-            <w:vAlign w:val="center"/>
-            <w:hideMark/>
-          </w:tcPr>
-          <w:p>
-            <w:pPr>
-              <w:spacing w:line="240" w:lineRule="auto"/>
-              <w:jc w:val="both"/>
-            </w:pPr>
-            <w:r>
-              <w:t>Static Files</w:t>
-            </w:r>
-          </w:p>
-        </w:tc>
-        <w:tc>
-          <w:tcPr>
-            <w:tcW w:w="0" w:type="auto"/>
-            <w:vAlign w:val="center"/>
-            <w:hideMark/>
-          </w:tcPr>
-          <w:p>
-            <w:pPr>
-              <w:spacing w:line="240" w:lineRule="auto"/>
-              <w:jc w:val="both"/>
-            </w:pPr>
-            <w:proofErr w:type="spellStart"/>
-            <w:proofErr w:type="gramStart"/>
-            <w:r>
-              <w:t>express.static</w:t>
-            </w:r>
-            <w:proofErr w:type="spellEnd"/>
-            <w:proofErr w:type="gramEnd"/>
-            <w:r>
-              <w:t>()</w:t>
-            </w:r>
-          </w:p>
-        </w:tc>
-      </w:tr>
-    </w:tbl>
-    <w:p>
-      <w:pPr>
-        <w:spacing w:line="240" w:lineRule="auto"/>
-        <w:jc w:val="both"/>
-      </w:pPr>
-      <w:r>
-        <w:rPr>
-          <w:b/>
-          <w:bCs/>
-        </w:rPr>
+          <w:b/>
+          <w:bCs/>
+        </w:rPr>
+        <w:t>27. What is session management in Express.js?</w:t>
+      </w:r>
+    </w:p>
+    <w:p>
+      <w:pPr>
+        <w:spacing w:line="240" w:lineRule="auto"/>
+        <w:jc w:val="both"/>
+      </w:pPr>
+      <w:r>
+        <w:rPr>
+          <w:b/>
+          <w:bCs/>
+        </w:rPr>
+        <w:t>Answer:</w:t>
+      </w:r>
+      <w:r>
+        <w:br/>
+        <w:t>Session management is used to maintain information about a user across multiple requests.</w:t>
+      </w:r>
+    </w:p>
+    <w:p>
+      <w:pPr>
+        <w:spacing w:line="240" w:lineRule="auto"/>
+        <w:jc w:val="both"/>
+      </w:pPr>
+      <w:r>
+        <w:t>A common package is express-session.</w:t>
+      </w:r>
+    </w:p>
+    <w:p>
+      <w:pPr>
+        <w:spacing w:line="240" w:lineRule="auto"/>
+        <w:jc w:val="both"/>
+      </w:pPr>
+      <w:proofErr w:type="spellStart"/>
+      <w:r>
+        <w:t>const</w:t>
+      </w:r>
+      <w:proofErr w:type="spellEnd"/>
+      <w:r>
+        <w:t xml:space="preserve"> session = require("express-session");</w:t>
+      </w:r>
+    </w:p>
+    <w:p>
+      <w:pPr>
+        <w:spacing w:line="240" w:lineRule="auto"/>
+        <w:jc w:val="both"/>
+      </w:pPr>
+    </w:p>
+    <w:p>
+      <w:pPr>
+        <w:spacing w:line="240" w:lineRule="auto"/>
+        <w:jc w:val="both"/>
+      </w:pPr>
+      <w:proofErr w:type="spellStart"/>
+      <w:proofErr w:type="gramStart"/>
+      <w:r>
+        <w:t>app.use</w:t>
+      </w:r>
+      <w:proofErr w:type="spellEnd"/>
+      <w:r>
+        <w:t>(session(</w:t>
+      </w:r>
+      <w:proofErr w:type="gramEnd"/>
+      <w:r>
+        <w:t>{</w:t>
+      </w:r>
+    </w:p>
+    <w:p>
+      <w:pPr>
+        <w:spacing w:line="240" w:lineRule="auto"/>
+        <w:jc w:val="both"/>
+      </w:pPr>
+      <w:r>
+        <w:t xml:space="preserve">    secret: "</w:t>
+      </w:r>
+      <w:proofErr w:type="spellStart"/>
+      <w:r>
+        <w:t>mySecret</w:t>
+      </w:r>
+      <w:proofErr w:type="spellEnd"/>
+      <w:r>
+        <w:t>",</w:t>
+      </w:r>
+    </w:p>
+    <w:p>
+      <w:pPr>
+        <w:spacing w:line="240" w:lineRule="auto"/>
+        <w:jc w:val="both"/>
+      </w:pPr>
+      <w:r>
+        <w:t xml:space="preserve">    resave: false,</w:t>
+      </w:r>
+    </w:p>
+    <w:p>
+      <w:pPr>
+        <w:spacing w:line="240" w:lineRule="auto"/>
+        <w:jc w:val="both"/>
+      </w:pPr>
+      <w:r>
+        <w:t xml:space="preserve">    </w:t>
+      </w:r>
+      <w:proofErr w:type="spellStart"/>
+      <w:r>
+        <w:t>saveUninitialized</w:t>
+      </w:r>
+      <w:proofErr w:type="spellEnd"/>
+      <w:r>
+        <w:t>: false</w:t>
+      </w:r>
+    </w:p>
+    <w:p>
+      <w:pPr>
+        <w:spacing w:line="240" w:lineRule="auto"/>
+        <w:jc w:val="both"/>
+      </w:pPr>
+      <w:r>
+        <w:t>}));</w:t>
+      </w:r>
+    </w:p>
+    <w:p>
+      <w:pPr>
+        <w:spacing w:line="240" w:lineRule="auto"/>
+        <w:jc w:val="both"/>
+      </w:pPr>
+      <w:r>
+        <w:t>Store data:</w:t>
+      </w:r>
+    </w:p>
+    <w:p>
+      <w:pPr>
+        <w:spacing w:line="240" w:lineRule="auto"/>
+        <w:jc w:val="both"/>
+      </w:pPr>
+      <w:proofErr w:type="spellStart"/>
+      <w:proofErr w:type="gramStart"/>
+      <w:r>
+        <w:t>req.session</w:t>
+      </w:r>
+      <w:proofErr w:type="gramEnd"/>
+      <w:r>
+        <w:t>.userId</w:t>
+      </w:r>
+      <w:proofErr w:type="spellEnd"/>
+      <w:r>
+        <w:t xml:space="preserve"> = 101;</w:t>
+      </w:r>
+    </w:p>
+    <w:p>
+      <w:pPr>
+        <w:spacing w:line="240" w:lineRule="auto"/>
+        <w:jc w:val="both"/>
+      </w:pPr>
+      <w:r>
+        <w:t>Access data:</w:t>
+      </w:r>
+    </w:p>
+    <w:p>
+      <w:pPr>
+        <w:spacing w:line="240" w:lineRule="auto"/>
+        <w:jc w:val="both"/>
+      </w:pPr>
+      <w:r>
         <w:lastRenderedPageBreak/>
-        <w:t>Next important Express.js topics (21–30)</w:t>
-      </w:r>
-      <w:r>
-        <w:t xml:space="preserve"> should be </w:t>
-      </w:r>
-      <w:r>
-        <w:rPr>
-          <w:b/>
-          <w:bCs/>
-        </w:rPr>
-        <w:t xml:space="preserve">async/await error handling, custom middleware, cookies, sessions, </w:t>
+        <w:t>console.log(</w:t>
+      </w:r>
+      <w:proofErr w:type="spellStart"/>
+      <w:proofErr w:type="gramStart"/>
+      <w:r>
+        <w:t>req.session</w:t>
+      </w:r>
+      <w:proofErr w:type="gramEnd"/>
+      <w:r>
+        <w:t>.userId</w:t>
+      </w:r>
+      <w:proofErr w:type="spellEnd"/>
+      <w:r>
+        <w:t>);</w:t>
+      </w:r>
+    </w:p>
+    <w:p>
+      <w:pPr>
+        <w:spacing w:line="240" w:lineRule="auto"/>
+        <w:jc w:val="both"/>
+      </w:pPr>
+      <w:r>
+        <w:rPr>
+          <w:b/>
+          <w:bCs/>
+        </w:rPr>
+        <w:t>Interview point:</w:t>
+      </w:r>
+      <w:r>
+        <w:t xml:space="preserve"> Sessions commonly store a session identifier in a cookie while session data is maintained server-side or in a configured session store.</w:t>
+      </w:r>
+    </w:p>
+    <w:p>
+      <w:pPr>
+        <w:spacing w:line="240" w:lineRule="auto"/>
+        <w:jc w:val="both"/>
+      </w:pPr>
+      <w:r>
+        <w:pict w14:anchorId="1AF556E8">
+          <v:rect id="_x0000_i1106" style="width:0;height:1.5pt" o:hralign="center" o:hrstd="t" o:hr="t" fillcolor="#a0a0a0" stroked="f"/>
+        </w:pict>
+      </w:r>
+    </w:p>
+    <w:p>
+      <w:pPr>
+        <w:spacing w:line="240" w:lineRule="auto"/>
+        <w:jc w:val="both"/>
+        <w:rPr>
+          <w:b/>
+          <w:bCs/>
+        </w:rPr>
+      </w:pPr>
+      <w:r>
+        <w:rPr>
+          <w:b/>
+          <w:bCs/>
+        </w:rPr>
+        <w:t xml:space="preserve">28. What is </w:t>
       </w:r>
       <w:proofErr w:type="spellStart"/>
       <w:r>
@@ -5964,64 +6882,1077 @@
           <w:b/>
           <w:bCs/>
         </w:rPr>
-        <w:t>, file upload with Multer, rate limiting, security/Helmet, MVC architecture, and Express + MongoDB integration</w:t>
-      </w:r>
-      <w:r>
-        <w:t>.</w:t>
-      </w:r>
-    </w:p>
-    <w:p>
-      <w:pPr>
-        <w:spacing w:line="240" w:lineRule="auto"/>
-        <w:jc w:val="both"/>
-      </w:pPr>
-      <w:r>
-        <w:t>Files, images, and data analysis are unavailable until usage resets at 8:05 PM. Continue chatting with text only, or upgrade for more access.</w:t>
-      </w:r>
-    </w:p>
-    <w:p>
-      <w:pPr>
-        <w:spacing w:line="240" w:lineRule="auto"/>
-        <w:jc w:val="both"/>
-      </w:pPr>
-      <w:r>
-        <w:t>Try Plus free</w:t>
-      </w:r>
-    </w:p>
-    <w:p>
-      <w:pPr>
-        <w:spacing w:line="240" w:lineRule="auto"/>
-        <w:jc w:val="both"/>
-        <w:rPr>
-          <w:vanish/>
-        </w:rPr>
-      </w:pPr>
-      <w:r>
-        <w:rPr>
-          <w:vanish/>
-        </w:rPr>
-        <w:t>Top of Form</w:t>
-      </w:r>
-    </w:p>
-    <w:p>
-      <w:pPr>
-        <w:spacing w:line="240" w:lineRule="auto"/>
-        <w:jc w:val="both"/>
-      </w:pPr>
-    </w:p>
-    <w:p>
-      <w:pPr>
-        <w:spacing w:line="240" w:lineRule="auto"/>
-        <w:jc w:val="both"/>
-        <w:rPr>
-          <w:vanish/>
-        </w:rPr>
-      </w:pPr>
-      <w:r>
-        <w:rPr>
-          <w:vanish/>
-        </w:rPr>
-        <w:t>Bottom of Form</w:t>
+        <w:t xml:space="preserve"> and why is it used in Express.js applications?</w:t>
+      </w:r>
+    </w:p>
+    <w:p>
+      <w:pPr>
+        <w:spacing w:line="240" w:lineRule="auto"/>
+        <w:jc w:val="both"/>
+      </w:pPr>
+      <w:r>
+        <w:rPr>
+          <w:b/>
+          <w:bCs/>
+        </w:rPr>
+        <w:t>Answer:</w:t>
+      </w:r>
+      <w:r>
+        <w:br/>
+      </w:r>
+      <w:proofErr w:type="spellStart"/>
+      <w:r>
+        <w:t>bcrypt</w:t>
+      </w:r>
+      <w:proofErr w:type="spellEnd"/>
+      <w:r>
+        <w:t xml:space="preserve"> is a library commonly used to </w:t>
+      </w:r>
+      <w:r>
+        <w:rPr>
+          <w:b/>
+          <w:bCs/>
+        </w:rPr>
+        <w:t>hash passwords</w:t>
+      </w:r>
+      <w:r>
+        <w:t xml:space="preserve"> before storing them in a database.</w:t>
+      </w:r>
+    </w:p>
+    <w:p>
+      <w:pPr>
+        <w:spacing w:line="240" w:lineRule="auto"/>
+        <w:jc w:val="both"/>
+      </w:pPr>
+      <w:r>
+        <w:t>We should never store plain-text passwords.</w:t>
+      </w:r>
+    </w:p>
+    <w:p>
+      <w:pPr>
+        <w:spacing w:line="240" w:lineRule="auto"/>
+        <w:jc w:val="both"/>
+      </w:pPr>
+      <w:proofErr w:type="spellStart"/>
+      <w:r>
+        <w:t>const</w:t>
+      </w:r>
+      <w:proofErr w:type="spellEnd"/>
+      <w:r>
+        <w:t xml:space="preserve"> </w:t>
+      </w:r>
+      <w:proofErr w:type="spellStart"/>
+      <w:r>
+        <w:t>bcrypt</w:t>
+      </w:r>
+      <w:proofErr w:type="spellEnd"/>
+      <w:r>
+        <w:t xml:space="preserve"> = require("</w:t>
+      </w:r>
+      <w:proofErr w:type="spellStart"/>
+      <w:r>
+        <w:t>bcrypt</w:t>
+      </w:r>
+      <w:proofErr w:type="spellEnd"/>
+      <w:r>
+        <w:t>");</w:t>
+      </w:r>
+    </w:p>
+    <w:p>
+      <w:pPr>
+        <w:spacing w:line="240" w:lineRule="auto"/>
+        <w:jc w:val="both"/>
+      </w:pPr>
+    </w:p>
+    <w:p>
+      <w:pPr>
+        <w:spacing w:line="240" w:lineRule="auto"/>
+        <w:jc w:val="both"/>
+      </w:pPr>
+      <w:proofErr w:type="spellStart"/>
+      <w:r>
+        <w:t>const</w:t>
+      </w:r>
+      <w:proofErr w:type="spellEnd"/>
+      <w:r>
+        <w:t xml:space="preserve"> </w:t>
+      </w:r>
+      <w:proofErr w:type="spellStart"/>
+      <w:r>
+        <w:t>hashedPassword</w:t>
+      </w:r>
+      <w:proofErr w:type="spellEnd"/>
+      <w:r>
+        <w:t xml:space="preserve"> = await </w:t>
+      </w:r>
+      <w:proofErr w:type="spellStart"/>
+      <w:proofErr w:type="gramStart"/>
+      <w:r>
+        <w:t>bcrypt.hash</w:t>
+      </w:r>
+      <w:proofErr w:type="spellEnd"/>
+      <w:proofErr w:type="gramEnd"/>
+      <w:r>
+        <w:t>(password, 10);</w:t>
+      </w:r>
+    </w:p>
+    <w:p>
+      <w:pPr>
+        <w:spacing w:line="240" w:lineRule="auto"/>
+        <w:jc w:val="both"/>
+      </w:pPr>
+      <w:r>
+        <w:t>To compare a password during login:</w:t>
+      </w:r>
+    </w:p>
+    <w:p>
+      <w:pPr>
+        <w:spacing w:line="240" w:lineRule="auto"/>
+        <w:jc w:val="both"/>
+      </w:pPr>
+      <w:proofErr w:type="spellStart"/>
+      <w:r>
+        <w:t>const</w:t>
+      </w:r>
+      <w:proofErr w:type="spellEnd"/>
+      <w:r>
+        <w:t xml:space="preserve"> </w:t>
+      </w:r>
+      <w:proofErr w:type="spellStart"/>
+      <w:r>
+        <w:t>isMatch</w:t>
+      </w:r>
+      <w:proofErr w:type="spellEnd"/>
+      <w:r>
+        <w:t xml:space="preserve"> = await </w:t>
+      </w:r>
+      <w:proofErr w:type="spellStart"/>
+      <w:proofErr w:type="gramStart"/>
+      <w:r>
+        <w:t>bcrypt.compare</w:t>
+      </w:r>
+      <w:proofErr w:type="spellEnd"/>
+      <w:proofErr w:type="gramEnd"/>
+      <w:r>
+        <w:t>(</w:t>
+      </w:r>
+    </w:p>
+    <w:p>
+      <w:pPr>
+        <w:spacing w:line="240" w:lineRule="auto"/>
+        <w:jc w:val="both"/>
+      </w:pPr>
+      <w:r>
+        <w:t xml:space="preserve">    password,</w:t>
+      </w:r>
+    </w:p>
+    <w:p>
+      <w:pPr>
+        <w:spacing w:line="240" w:lineRule="auto"/>
+        <w:jc w:val="both"/>
+      </w:pPr>
+      <w:r>
+        <w:t xml:space="preserve">    </w:t>
+      </w:r>
+      <w:proofErr w:type="spellStart"/>
+      <w:r>
+        <w:t>hashedPassword</w:t>
+      </w:r>
+      <w:proofErr w:type="spellEnd"/>
+    </w:p>
+    <w:p>
+      <w:pPr>
+        <w:spacing w:line="240" w:lineRule="auto"/>
+        <w:jc w:val="both"/>
+      </w:pPr>
+      <w:r>
+        <w:t>);</w:t>
+      </w:r>
+    </w:p>
+    <w:p>
+      <w:pPr>
+        <w:spacing w:line="240" w:lineRule="auto"/>
+        <w:jc w:val="both"/>
+      </w:pPr>
+      <w:r>
+        <w:t xml:space="preserve">If </w:t>
+      </w:r>
+      <w:proofErr w:type="spellStart"/>
+      <w:r>
+        <w:t>isMatch</w:t>
+      </w:r>
+      <w:proofErr w:type="spellEnd"/>
+      <w:r>
+        <w:t xml:space="preserve"> is true, the password matches.</w:t>
+      </w:r>
+    </w:p>
+    <w:p>
+      <w:pPr>
+        <w:spacing w:line="240" w:lineRule="auto"/>
+        <w:jc w:val="both"/>
+      </w:pPr>
+      <w:r>
+        <w:pict w14:anchorId="5113B1EF">
+          <v:rect id="_x0000_i1107" style="width:0;height:1.5pt" o:hralign="center" o:hrstd="t" o:hr="t" fillcolor="#a0a0a0" stroked="f"/>
+        </w:pict>
+      </w:r>
+    </w:p>
+    <w:p>
+      <w:pPr>
+        <w:spacing w:line="240" w:lineRule="auto"/>
+        <w:jc w:val="both"/>
+        <w:rPr>
+          <w:b/>
+          <w:bCs/>
+        </w:rPr>
+      </w:pPr>
+      <w:r>
+        <w:rPr>
+          <w:b/>
+          <w:bCs/>
+        </w:rPr>
+        <w:t>29. What is Multer in Express.js?</w:t>
+      </w:r>
+    </w:p>
+    <w:p>
+      <w:pPr>
+        <w:spacing w:line="240" w:lineRule="auto"/>
+        <w:jc w:val="both"/>
+      </w:pPr>
+      <w:r>
+        <w:rPr>
+          <w:b/>
+          <w:bCs/>
+        </w:rPr>
+        <w:t>Answer:</w:t>
+      </w:r>
+      <w:r>
+        <w:br/>
+        <w:t xml:space="preserve">Multer is middleware used for handling </w:t>
+      </w:r>
+      <w:r>
+        <w:rPr>
+          <w:b/>
+          <w:bCs/>
+        </w:rPr>
+        <w:t>multipart/form-data</w:t>
+      </w:r>
+      <w:r>
+        <w:t>, especially file uploads.</w:t>
+      </w:r>
+    </w:p>
+    <w:p>
+      <w:pPr>
+        <w:spacing w:line="240" w:lineRule="auto"/>
+        <w:jc w:val="both"/>
+      </w:pPr>
+      <w:r>
+        <w:t>For example, uploading:</w:t>
+      </w:r>
+    </w:p>
+    <w:p>
+      <w:pPr>
+        <w:numPr>
+          <w:ilvl w:val="0"/>
+          <w:numId w:val="12"/>
+        </w:numPr>
+        <w:spacing w:line="240" w:lineRule="auto"/>
+        <w:jc w:val="both"/>
+      </w:pPr>
+      <w:r>
+        <w:t xml:space="preserve">Images </w:t>
+      </w:r>
+    </w:p>
+    <w:p>
+      <w:pPr>
+        <w:numPr>
+          <w:ilvl w:val="0"/>
+          <w:numId w:val="12"/>
+        </w:numPr>
+        <w:spacing w:line="240" w:lineRule="auto"/>
+        <w:jc w:val="both"/>
+      </w:pPr>
+      <w:r>
+        <w:t xml:space="preserve">PDFs </w:t>
+      </w:r>
+    </w:p>
+    <w:p>
+      <w:pPr>
+        <w:numPr>
+          <w:ilvl w:val="0"/>
+          <w:numId w:val="12"/>
+        </w:numPr>
+        <w:spacing w:line="240" w:lineRule="auto"/>
+        <w:jc w:val="both"/>
+      </w:pPr>
+      <w:r>
+        <w:t xml:space="preserve">Documents </w:t>
+      </w:r>
+    </w:p>
+    <w:p>
+      <w:pPr>
+        <w:numPr>
+          <w:ilvl w:val="0"/>
+          <w:numId w:val="12"/>
+        </w:numPr>
+        <w:spacing w:line="240" w:lineRule="auto"/>
+        <w:jc w:val="both"/>
+      </w:pPr>
+      <w:r>
+        <w:t xml:space="preserve">Videos </w:t>
+      </w:r>
+    </w:p>
+    <w:p>
+      <w:pPr>
+        <w:spacing w:line="240" w:lineRule="auto"/>
+        <w:jc w:val="both"/>
+      </w:pPr>
+      <w:r>
+        <w:t>Example:</w:t>
+      </w:r>
+    </w:p>
+    <w:p>
+      <w:pPr>
+        <w:spacing w:line="240" w:lineRule="auto"/>
+        <w:jc w:val="both"/>
+      </w:pPr>
+      <w:proofErr w:type="spellStart"/>
+      <w:r>
+        <w:t>const</w:t>
+      </w:r>
+      <w:proofErr w:type="spellEnd"/>
+      <w:r>
+        <w:t xml:space="preserve"> </w:t>
+      </w:r>
+      <w:proofErr w:type="spellStart"/>
+      <w:r>
+        <w:t>multer</w:t>
+      </w:r>
+      <w:proofErr w:type="spellEnd"/>
+      <w:r>
+        <w:t xml:space="preserve"> = require("</w:t>
+      </w:r>
+      <w:proofErr w:type="spellStart"/>
+      <w:r>
+        <w:t>multer</w:t>
+      </w:r>
+      <w:proofErr w:type="spellEnd"/>
+      <w:r>
+        <w:t>");</w:t>
+      </w:r>
+    </w:p>
+    <w:p>
+      <w:pPr>
+        <w:spacing w:line="240" w:lineRule="auto"/>
+        <w:jc w:val="both"/>
+      </w:pPr>
+    </w:p>
+    <w:p>
+      <w:pPr>
+        <w:spacing w:line="240" w:lineRule="auto"/>
+        <w:jc w:val="both"/>
+      </w:pPr>
+      <w:proofErr w:type="spellStart"/>
+      <w:r>
+        <w:t>const</w:t>
+      </w:r>
+      <w:proofErr w:type="spellEnd"/>
+      <w:r>
+        <w:t xml:space="preserve"> upload = </w:t>
+      </w:r>
+      <w:proofErr w:type="spellStart"/>
+      <w:proofErr w:type="gramStart"/>
+      <w:r>
+        <w:t>multer</w:t>
+      </w:r>
+      <w:proofErr w:type="spellEnd"/>
+      <w:r>
+        <w:t>(</w:t>
+      </w:r>
+      <w:proofErr w:type="gramEnd"/>
+      <w:r>
+        <w:t>{</w:t>
+      </w:r>
+    </w:p>
+    <w:p>
+      <w:pPr>
+        <w:spacing w:line="240" w:lineRule="auto"/>
+        <w:jc w:val="both"/>
+      </w:pPr>
+      <w:r>
+        <w:t xml:space="preserve">    </w:t>
+      </w:r>
+      <w:proofErr w:type="spellStart"/>
+      <w:r>
+        <w:t>dest</w:t>
+      </w:r>
+      <w:proofErr w:type="spellEnd"/>
+      <w:r>
+        <w:t>: "uploads/"</w:t>
+      </w:r>
+    </w:p>
+    <w:p>
+      <w:pPr>
+        <w:spacing w:line="240" w:lineRule="auto"/>
+        <w:jc w:val="both"/>
+      </w:pPr>
+      <w:r>
+        <w:t>});</w:t>
+      </w:r>
+    </w:p>
+    <w:p>
+      <w:pPr>
+        <w:spacing w:line="240" w:lineRule="auto"/>
+        <w:jc w:val="both"/>
+      </w:pPr>
+    </w:p>
+    <w:p>
+      <w:pPr>
+        <w:spacing w:line="240" w:lineRule="auto"/>
+        <w:jc w:val="both"/>
+      </w:pPr>
+      <w:proofErr w:type="spellStart"/>
+      <w:proofErr w:type="gramStart"/>
+      <w:r>
+        <w:t>app.post</w:t>
+      </w:r>
+      <w:proofErr w:type="spellEnd"/>
+      <w:r>
+        <w:t>(</w:t>
+      </w:r>
+      <w:proofErr w:type="gramEnd"/>
+      <w:r>
+        <w:t xml:space="preserve">"/upload", </w:t>
+      </w:r>
+      <w:proofErr w:type="spellStart"/>
+      <w:proofErr w:type="gramStart"/>
+      <w:r>
+        <w:t>upload.single</w:t>
+      </w:r>
+      <w:proofErr w:type="spellEnd"/>
+      <w:proofErr w:type="gramEnd"/>
+      <w:r>
+        <w:t>("image"), (</w:t>
+      </w:r>
+      <w:proofErr w:type="spellStart"/>
+      <w:r>
+        <w:t>req</w:t>
+      </w:r>
+      <w:proofErr w:type="spellEnd"/>
+      <w:r>
+        <w:t>, res) =&gt; {</w:t>
+      </w:r>
+    </w:p>
+    <w:p>
+      <w:pPr>
+        <w:spacing w:line="240" w:lineRule="auto"/>
+        <w:jc w:val="both"/>
+      </w:pPr>
+      <w:r>
+        <w:t xml:space="preserve">    console.log(</w:t>
+      </w:r>
+      <w:proofErr w:type="spellStart"/>
+      <w:proofErr w:type="gramStart"/>
+      <w:r>
+        <w:t>req.file</w:t>
+      </w:r>
+      <w:proofErr w:type="spellEnd"/>
+      <w:proofErr w:type="gramEnd"/>
+      <w:r>
+        <w:t>);</w:t>
+      </w:r>
+    </w:p>
+    <w:p>
+      <w:pPr>
+        <w:spacing w:line="240" w:lineRule="auto"/>
+        <w:jc w:val="both"/>
+      </w:pPr>
+    </w:p>
+    <w:p>
+      <w:pPr>
+        <w:spacing w:line="240" w:lineRule="auto"/>
+        <w:jc w:val="both"/>
+      </w:pPr>
+      <w:r>
+        <w:t xml:space="preserve">    </w:t>
+      </w:r>
+      <w:proofErr w:type="spellStart"/>
+      <w:proofErr w:type="gramStart"/>
+      <w:r>
+        <w:t>res.json</w:t>
+      </w:r>
+      <w:proofErr w:type="spellEnd"/>
+      <w:proofErr w:type="gramEnd"/>
+      <w:r>
+        <w:t>({</w:t>
+      </w:r>
+    </w:p>
+    <w:p>
+      <w:pPr>
+        <w:spacing w:line="240" w:lineRule="auto"/>
+        <w:jc w:val="both"/>
+      </w:pPr>
+      <w:r>
+        <w:t xml:space="preserve">        message: "File uploaded successfully"</w:t>
+      </w:r>
+    </w:p>
+    <w:p>
+      <w:pPr>
+        <w:spacing w:line="240" w:lineRule="auto"/>
+        <w:jc w:val="both"/>
+      </w:pPr>
+      <w:r>
+        <w:t xml:space="preserve">    });</w:t>
+      </w:r>
+    </w:p>
+    <w:p>
+      <w:pPr>
+        <w:spacing w:line="240" w:lineRule="auto"/>
+        <w:jc w:val="both"/>
+      </w:pPr>
+      <w:r>
+        <w:t>});</w:t>
+      </w:r>
+    </w:p>
+    <w:p>
+      <w:pPr>
+        <w:spacing w:line="240" w:lineRule="auto"/>
+        <w:jc w:val="both"/>
+      </w:pPr>
+      <w:r>
+        <w:t xml:space="preserve">Here, </w:t>
+      </w:r>
+      <w:proofErr w:type="spellStart"/>
+      <w:proofErr w:type="gramStart"/>
+      <w:r>
+        <w:t>upload.single</w:t>
+      </w:r>
+      <w:proofErr w:type="spellEnd"/>
+      <w:proofErr w:type="gramEnd"/>
+      <w:r>
+        <w:t>("image") handles one uploaded file.</w:t>
+      </w:r>
+    </w:p>
+    <w:p>
+      <w:pPr>
+        <w:spacing w:line="240" w:lineRule="auto"/>
+        <w:jc w:val="both"/>
+      </w:pPr>
+      <w:r>
+        <w:pict w14:anchorId="7B9E0BBE">
+          <v:rect id="_x0000_i1108" style="width:0;height:1.5pt" o:hralign="center" o:hrstd="t" o:hr="t" fillcolor="#a0a0a0" stroked="f"/>
+        </w:pict>
+      </w:r>
+    </w:p>
+    <w:p>
+      <w:pPr>
+        <w:spacing w:line="240" w:lineRule="auto"/>
+        <w:jc w:val="both"/>
+        <w:rPr>
+          <w:b/>
+          <w:bCs/>
+        </w:rPr>
+      </w:pPr>
+      <w:r>
+        <w:rPr>
+          <w:b/>
+          <w:bCs/>
+        </w:rPr>
+        <w:t>30. What is MVC architecture in Express.js?</w:t>
+      </w:r>
+    </w:p>
+    <w:p>
+      <w:pPr>
+        <w:spacing w:line="240" w:lineRule="auto"/>
+        <w:jc w:val="both"/>
+      </w:pPr>
+      <w:r>
+        <w:rPr>
+          <w:b/>
+          <w:bCs/>
+        </w:rPr>
+        <w:t>Answer:</w:t>
+      </w:r>
+      <w:r>
+        <w:br/>
+        <w:t>MVC stands for:</w:t>
+      </w:r>
+    </w:p>
+    <w:p>
+      <w:pPr>
+        <w:spacing w:line="240" w:lineRule="auto"/>
+        <w:jc w:val="both"/>
+      </w:pPr>
+      <w:r>
+        <w:t>M → Model</w:t>
+      </w:r>
+    </w:p>
+    <w:p>
+      <w:pPr>
+        <w:spacing w:line="240" w:lineRule="auto"/>
+        <w:jc w:val="both"/>
+      </w:pPr>
+      <w:r>
+        <w:t>V → View</w:t>
+      </w:r>
+    </w:p>
+    <w:p>
+      <w:pPr>
+        <w:spacing w:line="240" w:lineRule="auto"/>
+        <w:jc w:val="both"/>
+      </w:pPr>
+      <w:r>
+        <w:t>C → Controller</w:t>
+      </w:r>
+    </w:p>
+    <w:p>
+      <w:pPr>
+        <w:spacing w:line="240" w:lineRule="auto"/>
+        <w:jc w:val="both"/>
+      </w:pPr>
+      <w:r>
+        <w:t>It separates application responsibilities and makes the project easier to maintain.</w:t>
+      </w:r>
+    </w:p>
+    <w:p>
+      <w:pPr>
+        <w:spacing w:line="240" w:lineRule="auto"/>
+        <w:jc w:val="both"/>
+      </w:pPr>
+      <w:r>
+        <w:t>A typical Express.js MVC structure is:</w:t>
+      </w:r>
+    </w:p>
+    <w:p>
+      <w:pPr>
+        <w:spacing w:line="240" w:lineRule="auto"/>
+        <w:jc w:val="both"/>
+      </w:pPr>
+      <w:r>
+        <w:t>project/</w:t>
+      </w:r>
+    </w:p>
+    <w:p>
+      <w:pPr>
+        <w:spacing w:line="240" w:lineRule="auto"/>
+        <w:jc w:val="both"/>
+      </w:pPr>
+      <w:r>
+        <w:t>│</w:t>
+      </w:r>
+    </w:p>
+    <w:p>
+      <w:pPr>
+        <w:spacing w:line="240" w:lineRule="auto"/>
+        <w:jc w:val="both"/>
+      </w:pPr>
+      <w:r>
+        <w:rPr>
+          <w:rFonts w:ascii="MS Gothic" w:eastAsia="MS Gothic" w:hAnsi="MS Gothic" w:cs="MS Gothic" w:hint="eastAsia"/>
+        </w:rPr>
+        <w:t>├</w:t>
+      </w:r>
+      <w:r>
+        <w:rPr>
+          <w:rFonts w:ascii="Calibri" w:hAnsi="Calibri" w:cs="Calibri"/>
+        </w:rPr>
+        <w:t>──</w:t>
+      </w:r>
+      <w:r>
+        <w:t xml:space="preserve"> models/</w:t>
+      </w:r>
+    </w:p>
+    <w:p>
+      <w:pPr>
+        <w:spacing w:line="240" w:lineRule="auto"/>
+        <w:jc w:val="both"/>
+      </w:pPr>
+      <w:r>
+        <w:t>│   └── User.js</w:t>
+      </w:r>
+    </w:p>
+    <w:p>
+      <w:pPr>
+        <w:spacing w:line="240" w:lineRule="auto"/>
+        <w:jc w:val="both"/>
+      </w:pPr>
+      <w:r>
+        <w:t>│</w:t>
+      </w:r>
+    </w:p>
+    <w:p>
+      <w:pPr>
+        <w:spacing w:line="240" w:lineRule="auto"/>
+        <w:jc w:val="both"/>
+      </w:pPr>
+      <w:r>
+        <w:rPr>
+          <w:rFonts w:ascii="MS Gothic" w:eastAsia="MS Gothic" w:hAnsi="MS Gothic" w:cs="MS Gothic" w:hint="eastAsia"/>
+        </w:rPr>
+        <w:t>├</w:t>
+      </w:r>
+      <w:r>
+        <w:rPr>
+          <w:rFonts w:ascii="Calibri" w:hAnsi="Calibri" w:cs="Calibri"/>
+        </w:rPr>
+        <w:t>──</w:t>
+      </w:r>
+      <w:r>
+        <w:t xml:space="preserve"> controllers/</w:t>
+      </w:r>
+    </w:p>
+    <w:p>
+      <w:pPr>
+        <w:spacing w:line="240" w:lineRule="auto"/>
+        <w:jc w:val="both"/>
+      </w:pPr>
+      <w:r>
+        <w:t>│   └── userController.js</w:t>
+      </w:r>
+    </w:p>
+    <w:p>
+      <w:pPr>
+        <w:spacing w:line="240" w:lineRule="auto"/>
+        <w:jc w:val="both"/>
+      </w:pPr>
+      <w:r>
+        <w:t>│</w:t>
+      </w:r>
+    </w:p>
+    <w:p>
+      <w:pPr>
+        <w:spacing w:line="240" w:lineRule="auto"/>
+        <w:jc w:val="both"/>
+      </w:pPr>
+      <w:r>
+        <w:rPr>
+          <w:rFonts w:ascii="MS Gothic" w:eastAsia="MS Gothic" w:hAnsi="MS Gothic" w:cs="MS Gothic" w:hint="eastAsia"/>
+        </w:rPr>
+        <w:t>├</w:t>
+      </w:r>
+      <w:r>
+        <w:rPr>
+          <w:rFonts w:ascii="Calibri" w:hAnsi="Calibri" w:cs="Calibri"/>
+        </w:rPr>
+        <w:t>──</w:t>
+      </w:r>
+      <w:r>
+        <w:t xml:space="preserve"> routes/</w:t>
+      </w:r>
+    </w:p>
+    <w:p>
+      <w:pPr>
+        <w:spacing w:line="240" w:lineRule="auto"/>
+        <w:jc w:val="both"/>
+      </w:pPr>
+      <w:r>
+        <w:t>│   └── userRoutes.js</w:t>
+      </w:r>
+    </w:p>
+    <w:p>
+      <w:pPr>
+        <w:spacing w:line="240" w:lineRule="auto"/>
+        <w:jc w:val="both"/>
+      </w:pPr>
+      <w:r>
+        <w:t>│</w:t>
+      </w:r>
+    </w:p>
+    <w:p>
+      <w:pPr>
+        <w:spacing w:line="240" w:lineRule="auto"/>
+        <w:jc w:val="both"/>
+      </w:pPr>
+      <w:r>
+        <w:rPr>
+          <w:rFonts w:ascii="MS Gothic" w:eastAsia="MS Gothic" w:hAnsi="MS Gothic" w:cs="MS Gothic" w:hint="eastAsia"/>
+        </w:rPr>
+        <w:t>├</w:t>
+      </w:r>
+      <w:r>
+        <w:rPr>
+          <w:rFonts w:ascii="Calibri" w:hAnsi="Calibri" w:cs="Calibri"/>
+        </w:rPr>
+        <w:t>──</w:t>
+      </w:r>
+      <w:r>
+        <w:t xml:space="preserve"> middleware/</w:t>
+      </w:r>
+    </w:p>
+    <w:p>
+      <w:pPr>
+        <w:spacing w:line="240" w:lineRule="auto"/>
+        <w:jc w:val="both"/>
+      </w:pPr>
+      <w:r>
+        <w:t>│   └── authMiddleware.js</w:t>
+      </w:r>
+    </w:p>
+    <w:p>
+      <w:pPr>
+        <w:spacing w:line="240" w:lineRule="auto"/>
+        <w:jc w:val="both"/>
+      </w:pPr>
+      <w:r>
+        <w:lastRenderedPageBreak/>
+        <w:t>│</w:t>
+      </w:r>
+    </w:p>
+    <w:p>
+      <w:pPr>
+        <w:spacing w:line="240" w:lineRule="auto"/>
+        <w:jc w:val="both"/>
+      </w:pPr>
+      <w:r>
+        <w:rPr>
+          <w:rFonts w:ascii="MS Gothic" w:eastAsia="MS Gothic" w:hAnsi="MS Gothic" w:cs="MS Gothic" w:hint="eastAsia"/>
+        </w:rPr>
+        <w:t>├</w:t>
+      </w:r>
+      <w:r>
+        <w:rPr>
+          <w:rFonts w:ascii="Calibri" w:hAnsi="Calibri" w:cs="Calibri"/>
+        </w:rPr>
+        <w:t>──</w:t>
+      </w:r>
+      <w:r>
+        <w:t xml:space="preserve"> config/</w:t>
+      </w:r>
+    </w:p>
+    <w:p>
+      <w:pPr>
+        <w:spacing w:line="240" w:lineRule="auto"/>
+        <w:jc w:val="both"/>
+      </w:pPr>
+      <w:r>
+        <w:t>│   └── db.js</w:t>
+      </w:r>
+    </w:p>
+    <w:p>
+      <w:pPr>
+        <w:spacing w:line="240" w:lineRule="auto"/>
+        <w:jc w:val="both"/>
+      </w:pPr>
+      <w:r>
+        <w:t>│</w:t>
+      </w:r>
+    </w:p>
+    <w:p>
+      <w:pPr>
+        <w:spacing w:line="240" w:lineRule="auto"/>
+        <w:jc w:val="both"/>
+      </w:pPr>
+      <w:r>
+        <w:t>└── app.js</w:t>
+      </w:r>
+    </w:p>
+    <w:p>
+      <w:pPr>
+        <w:spacing w:line="240" w:lineRule="auto"/>
+        <w:jc w:val="both"/>
+      </w:pPr>
+      <w:r>
+        <w:t>Example controller:</w:t>
+      </w:r>
+    </w:p>
+    <w:p>
+      <w:pPr>
+        <w:spacing w:line="240" w:lineRule="auto"/>
+        <w:jc w:val="both"/>
+      </w:pPr>
+      <w:proofErr w:type="spellStart"/>
+      <w:r>
+        <w:t>const</w:t>
+      </w:r>
+      <w:proofErr w:type="spellEnd"/>
+      <w:r>
+        <w:t xml:space="preserve"> </w:t>
+      </w:r>
+      <w:proofErr w:type="spellStart"/>
+      <w:r>
+        <w:t>getUsers</w:t>
+      </w:r>
+      <w:proofErr w:type="spellEnd"/>
+      <w:r>
+        <w:t xml:space="preserve"> = async (</w:t>
+      </w:r>
+      <w:proofErr w:type="spellStart"/>
+      <w:r>
+        <w:t>req</w:t>
+      </w:r>
+      <w:proofErr w:type="spellEnd"/>
+      <w:r>
+        <w:t>, res) =&gt; {</w:t>
+      </w:r>
+    </w:p>
+    <w:p>
+      <w:pPr>
+        <w:spacing w:line="240" w:lineRule="auto"/>
+        <w:jc w:val="both"/>
+      </w:pPr>
+      <w:r>
+        <w:t xml:space="preserve">    </w:t>
+      </w:r>
+      <w:proofErr w:type="spellStart"/>
+      <w:r>
+        <w:t>const</w:t>
+      </w:r>
+      <w:proofErr w:type="spellEnd"/>
+      <w:r>
+        <w:t xml:space="preserve"> users = await </w:t>
+      </w:r>
+      <w:proofErr w:type="spellStart"/>
+      <w:r>
+        <w:t>User.find</w:t>
+      </w:r>
+      <w:proofErr w:type="spellEnd"/>
+      <w:r>
+        <w:t>();</w:t>
+      </w:r>
+    </w:p>
+    <w:p>
+      <w:pPr>
+        <w:spacing w:line="240" w:lineRule="auto"/>
+        <w:jc w:val="both"/>
+      </w:pPr>
+    </w:p>
+    <w:p>
+      <w:pPr>
+        <w:spacing w:line="240" w:lineRule="auto"/>
+        <w:jc w:val="both"/>
+      </w:pPr>
+      <w:r>
+        <w:t xml:space="preserve">    </w:t>
+      </w:r>
+      <w:proofErr w:type="spellStart"/>
+      <w:proofErr w:type="gramStart"/>
+      <w:r>
+        <w:t>res.status</w:t>
+      </w:r>
+      <w:proofErr w:type="spellEnd"/>
+      <w:proofErr w:type="gramEnd"/>
+      <w:r>
+        <w:t>(200</w:t>
+      </w:r>
+      <w:proofErr w:type="gramStart"/>
+      <w:r>
+        <w:t>).</w:t>
+      </w:r>
+      <w:proofErr w:type="spellStart"/>
+      <w:r>
+        <w:t>json</w:t>
+      </w:r>
+      <w:proofErr w:type="spellEnd"/>
+      <w:proofErr w:type="gramEnd"/>
+      <w:r>
+        <w:t>({</w:t>
+      </w:r>
+    </w:p>
+    <w:p>
+      <w:pPr>
+        <w:spacing w:line="240" w:lineRule="auto"/>
+        <w:jc w:val="both"/>
+      </w:pPr>
+      <w:r>
+        <w:t xml:space="preserve">        success: true,</w:t>
+      </w:r>
+    </w:p>
+    <w:p>
+      <w:pPr>
+        <w:spacing w:line="240" w:lineRule="auto"/>
+        <w:jc w:val="both"/>
+      </w:pPr>
+      <w:r>
+        <w:t xml:space="preserve">        data: users</w:t>
+      </w:r>
+    </w:p>
+    <w:p>
+      <w:pPr>
+        <w:spacing w:line="240" w:lineRule="auto"/>
+        <w:jc w:val="both"/>
+      </w:pPr>
+      <w:r>
+        <w:t xml:space="preserve">    });</w:t>
+      </w:r>
+    </w:p>
+    <w:p>
+      <w:pPr>
+        <w:spacing w:line="240" w:lineRule="auto"/>
+        <w:jc w:val="both"/>
+      </w:pPr>
+      <w:r>
+        <w:t>};</w:t>
+      </w:r>
+    </w:p>
+    <w:p>
+      <w:pPr>
+        <w:spacing w:line="240" w:lineRule="auto"/>
+        <w:jc w:val="both"/>
+      </w:pPr>
+    </w:p>
+    <w:p>
+      <w:pPr>
+        <w:spacing w:line="240" w:lineRule="auto"/>
+        <w:jc w:val="both"/>
+      </w:pPr>
+      <w:proofErr w:type="spellStart"/>
+      <w:proofErr w:type="gramStart"/>
+      <w:r>
+        <w:t>module.exports</w:t>
+      </w:r>
+      <w:proofErr w:type="spellEnd"/>
+      <w:proofErr w:type="gramEnd"/>
+      <w:r>
+        <w:t xml:space="preserve"> = </w:t>
+      </w:r>
+      <w:proofErr w:type="gramStart"/>
+      <w:r>
+        <w:t xml:space="preserve">{ </w:t>
+      </w:r>
+      <w:proofErr w:type="spellStart"/>
+      <w:r>
+        <w:t>getUsers</w:t>
+      </w:r>
+      <w:proofErr w:type="spellEnd"/>
+      <w:proofErr w:type="gramEnd"/>
+      <w:r>
+        <w:t xml:space="preserve"> };</w:t>
+      </w:r>
+    </w:p>
+    <w:p>
+      <w:pPr>
+        <w:spacing w:line="240" w:lineRule="auto"/>
+        <w:jc w:val="both"/>
+      </w:pPr>
+      <w:r>
+        <w:t>Route:</w:t>
+      </w:r>
+    </w:p>
+    <w:p>
+      <w:pPr>
+        <w:spacing w:line="240" w:lineRule="auto"/>
+        <w:jc w:val="both"/>
+      </w:pPr>
+      <w:proofErr w:type="spellStart"/>
+      <w:proofErr w:type="gramStart"/>
+      <w:r>
+        <w:t>router.get</w:t>
+      </w:r>
+      <w:proofErr w:type="spellEnd"/>
+      <w:r>
+        <w:t>(</w:t>
+      </w:r>
+      <w:proofErr w:type="gramEnd"/>
+      <w:r>
+        <w:t xml:space="preserve">"/users", </w:t>
+      </w:r>
+      <w:proofErr w:type="spellStart"/>
+      <w:r>
+        <w:t>getUsers</w:t>
+      </w:r>
+      <w:proofErr w:type="spellEnd"/>
+      <w:r>
+        <w:t>);</w:t>
       </w:r>
     </w:p>
     <w:p>
@@ -6047,6 +7978,11 @@
       <v:rect id="_x0000_i1025" style="width:0;height:1.5pt" o:hralign="center" o:bullet="t" o:hrstd="t" o:hr="t" fillcolor="#a0a0a0" stroked="f"/>
     </w:pict>
   </w:numPicBullet>
+  <w:numPicBullet w:numPicBulletId="1">
+    <w:pict>
+      <v:rect id="_x0000_i1026" style="width:0;height:1.5pt" o:hralign="center" o:bullet="t" o:hrstd="t" o:hr="t" fillcolor="#a0a0a0" stroked="f"/>
+    </w:pict>
+  </w:numPicBullet>
   <w:abstractNum w:abstractNumId="0" w15:restartNumberingAfterBreak="0">
     <w:nsid w:val="07DC3346"/>
     <w:multiLevelType w:val="multilevel"/>
@@ -7047,6 +8983,147 @@
     </w:lvl>
   </w:abstractNum>
   <w:abstractNum w:abstractNumId="7" w15:restartNumberingAfterBreak="0">
+    <w:nsid w:val="44897696"/>
+    <w:multiLevelType w:val="hybridMultilevel"/>
+    <w:tmpl w:val="73226F18"/>
+    <w:lvl w:ilvl="0" w:tplc="4A7843E2">
+      <w:start w:val="1"/>
+      <w:numFmt w:val="bullet"/>
+      <w:lvlText w:val=""/>
+      <w:lvlPicBulletId w:val="1"/>
+      <w:lvlJc w:val="left"/>
+      <w:pPr>
+        <w:tabs>
+          <w:tab w:val="num" w:pos="720"/>
+        </w:tabs>
+        <w:ind w:left="720" w:hanging="360"/>
+      </w:pPr>
+      <w:rPr>
+        <w:rFonts w:ascii="Symbol" w:hAnsi="Symbol" w:hint="default"/>
+      </w:rPr>
+    </w:lvl>
+    <w:lvl w:ilvl="1" w:tplc="A896089A" w:tentative="1">
+      <w:start w:val="1"/>
+      <w:numFmt w:val="bullet"/>
+      <w:lvlText w:val=""/>
+      <w:lvlJc w:val="left"/>
+      <w:pPr>
+        <w:tabs>
+          <w:tab w:val="num" w:pos="1440"/>
+        </w:tabs>
+        <w:ind w:left="1440" w:hanging="360"/>
+      </w:pPr>
+      <w:rPr>
+        <w:rFonts w:ascii="Symbol" w:hAnsi="Symbol" w:hint="default"/>
+      </w:rPr>
+    </w:lvl>
+    <w:lvl w:ilvl="2" w:tplc="3554639C" w:tentative="1">
+      <w:start w:val="1"/>
+      <w:numFmt w:val="bullet"/>
+      <w:lvlText w:val=""/>
+      <w:lvlJc w:val="left"/>
+      <w:pPr>
+        <w:tabs>
+          <w:tab w:val="num" w:pos="2160"/>
+        </w:tabs>
+        <w:ind w:left="2160" w:hanging="360"/>
+      </w:pPr>
+      <w:rPr>
+        <w:rFonts w:ascii="Symbol" w:hAnsi="Symbol" w:hint="default"/>
+      </w:rPr>
+    </w:lvl>
+    <w:lvl w:ilvl="3" w:tplc="D1B0E71E" w:tentative="1">
+      <w:start w:val="1"/>
+      <w:numFmt w:val="bullet"/>
+      <w:lvlText w:val=""/>
+      <w:lvlJc w:val="left"/>
+      <w:pPr>
+        <w:tabs>
+          <w:tab w:val="num" w:pos="2880"/>
+        </w:tabs>
+        <w:ind w:left="2880" w:hanging="360"/>
+      </w:pPr>
+      <w:rPr>
+        <w:rFonts w:ascii="Symbol" w:hAnsi="Symbol" w:hint="default"/>
+      </w:rPr>
+    </w:lvl>
+    <w:lvl w:ilvl="4" w:tplc="F8EC278A" w:tentative="1">
+      <w:start w:val="1"/>
+      <w:numFmt w:val="bullet"/>
+      <w:lvlText w:val=""/>
+      <w:lvlJc w:val="left"/>
+      <w:pPr>
+        <w:tabs>
+          <w:tab w:val="num" w:pos="3600"/>
+        </w:tabs>
+        <w:ind w:left="3600" w:hanging="360"/>
+      </w:pPr>
+      <w:rPr>
+        <w:rFonts w:ascii="Symbol" w:hAnsi="Symbol" w:hint="default"/>
+      </w:rPr>
+    </w:lvl>
+    <w:lvl w:ilvl="5" w:tplc="1CD0AC2E" w:tentative="1">
+      <w:start w:val="1"/>
+      <w:numFmt w:val="bullet"/>
+      <w:lvlText w:val=""/>
+      <w:lvlJc w:val="left"/>
+      <w:pPr>
+        <w:tabs>
+          <w:tab w:val="num" w:pos="4320"/>
+        </w:tabs>
+        <w:ind w:left="4320" w:hanging="360"/>
+      </w:pPr>
+      <w:rPr>
+        <w:rFonts w:ascii="Symbol" w:hAnsi="Symbol" w:hint="default"/>
+      </w:rPr>
+    </w:lvl>
+    <w:lvl w:ilvl="6" w:tplc="EEC23352" w:tentative="1">
+      <w:start w:val="1"/>
+      <w:numFmt w:val="bullet"/>
+      <w:lvlText w:val=""/>
+      <w:lvlJc w:val="left"/>
+      <w:pPr>
+        <w:tabs>
+          <w:tab w:val="num" w:pos="5040"/>
+        </w:tabs>
+        <w:ind w:left="5040" w:hanging="360"/>
+      </w:pPr>
+      <w:rPr>
+        <w:rFonts w:ascii="Symbol" w:hAnsi="Symbol" w:hint="default"/>
+      </w:rPr>
+    </w:lvl>
+    <w:lvl w:ilvl="7" w:tplc="16CC1938" w:tentative="1">
+      <w:start w:val="1"/>
+      <w:numFmt w:val="bullet"/>
+      <w:lvlText w:val=""/>
+      <w:lvlJc w:val="left"/>
+      <w:pPr>
+        <w:tabs>
+          <w:tab w:val="num" w:pos="5760"/>
+        </w:tabs>
+        <w:ind w:left="5760" w:hanging="360"/>
+      </w:pPr>
+      <w:rPr>
+        <w:rFonts w:ascii="Symbol" w:hAnsi="Symbol" w:hint="default"/>
+      </w:rPr>
+    </w:lvl>
+    <w:lvl w:ilvl="8" w:tplc="B8947BB4" w:tentative="1">
+      <w:start w:val="1"/>
+      <w:numFmt w:val="bullet"/>
+      <w:lvlText w:val=""/>
+      <w:lvlJc w:val="left"/>
+      <w:pPr>
+        <w:tabs>
+          <w:tab w:val="num" w:pos="6480"/>
+        </w:tabs>
+        <w:ind w:left="6480" w:hanging="360"/>
+      </w:pPr>
+      <w:rPr>
+        <w:rFonts w:ascii="Symbol" w:hAnsi="Symbol" w:hint="default"/>
+      </w:rPr>
+    </w:lvl>
+  </w:abstractNum>
+  <w:abstractNum w:abstractNumId="8" w15:restartNumberingAfterBreak="0">
     <w:nsid w:val="456043B9"/>
     <w:multiLevelType w:val="multilevel"/>
     <w:tmpl w:val="AF7EE8E6"/>
@@ -7195,10 +9272,10 @@
       </w:rPr>
     </w:lvl>
   </w:abstractNum>
-  <w:abstractNum w:abstractNumId="8" w15:restartNumberingAfterBreak="0">
-    <w:nsid w:val="57D0204F"/>
+  <w:abstractNum w:abstractNumId="9" w15:restartNumberingAfterBreak="0">
+    <w:nsid w:val="542C7321"/>
     <w:multiLevelType w:val="multilevel"/>
-    <w:tmpl w:val="7B6A0D72"/>
+    <w:tmpl w:val="05B8BA1E"/>
     <w:lvl w:ilvl="0">
       <w:start w:val="1"/>
       <w:numFmt w:val="bullet"/>
@@ -7344,7 +9421,156 @@
       </w:rPr>
     </w:lvl>
   </w:abstractNum>
-  <w:abstractNum w:abstractNumId="9" w15:restartNumberingAfterBreak="0">
+  <w:abstractNum w:abstractNumId="10" w15:restartNumberingAfterBreak="0">
+    <w:nsid w:val="57D0204F"/>
+    <w:multiLevelType w:val="multilevel"/>
+    <w:tmpl w:val="7B6A0D72"/>
+    <w:lvl w:ilvl="0">
+      <w:start w:val="1"/>
+      <w:numFmt w:val="bullet"/>
+      <w:lvlText w:val=""/>
+      <w:lvlJc w:val="left"/>
+      <w:pPr>
+        <w:tabs>
+          <w:tab w:val="num" w:pos="720"/>
+        </w:tabs>
+        <w:ind w:left="720" w:hanging="360"/>
+      </w:pPr>
+      <w:rPr>
+        <w:rFonts w:ascii="Symbol" w:hAnsi="Symbol" w:hint="default"/>
+        <w:sz w:val="20"/>
+      </w:rPr>
+    </w:lvl>
+    <w:lvl w:ilvl="1" w:tentative="1">
+      <w:start w:val="1"/>
+      <w:numFmt w:val="bullet"/>
+      <w:lvlText w:val="o"/>
+      <w:lvlJc w:val="left"/>
+      <w:pPr>
+        <w:tabs>
+          <w:tab w:val="num" w:pos="1440"/>
+        </w:tabs>
+        <w:ind w:left="1440" w:hanging="360"/>
+      </w:pPr>
+      <w:rPr>
+        <w:rFonts w:ascii="Courier New" w:hAnsi="Courier New" w:hint="default"/>
+        <w:sz w:val="20"/>
+      </w:rPr>
+    </w:lvl>
+    <w:lvl w:ilvl="2" w:tentative="1">
+      <w:start w:val="1"/>
+      <w:numFmt w:val="bullet"/>
+      <w:lvlText w:val=""/>
+      <w:lvlJc w:val="left"/>
+      <w:pPr>
+        <w:tabs>
+          <w:tab w:val="num" w:pos="2160"/>
+        </w:tabs>
+        <w:ind w:left="2160" w:hanging="360"/>
+      </w:pPr>
+      <w:rPr>
+        <w:rFonts w:ascii="Wingdings" w:hAnsi="Wingdings" w:hint="default"/>
+        <w:sz w:val="20"/>
+      </w:rPr>
+    </w:lvl>
+    <w:lvl w:ilvl="3" w:tentative="1">
+      <w:start w:val="1"/>
+      <w:numFmt w:val="bullet"/>
+      <w:lvlText w:val=""/>
+      <w:lvlJc w:val="left"/>
+      <w:pPr>
+        <w:tabs>
+          <w:tab w:val="num" w:pos="2880"/>
+        </w:tabs>
+        <w:ind w:left="2880" w:hanging="360"/>
+      </w:pPr>
+      <w:rPr>
+        <w:rFonts w:ascii="Wingdings" w:hAnsi="Wingdings" w:hint="default"/>
+        <w:sz w:val="20"/>
+      </w:rPr>
+    </w:lvl>
+    <w:lvl w:ilvl="4" w:tentative="1">
+      <w:start w:val="1"/>
+      <w:numFmt w:val="bullet"/>
+      <w:lvlText w:val=""/>
+      <w:lvlJc w:val="left"/>
+      <w:pPr>
+        <w:tabs>
+          <w:tab w:val="num" w:pos="3600"/>
+        </w:tabs>
+        <w:ind w:left="3600" w:hanging="360"/>
+      </w:pPr>
+      <w:rPr>
+        <w:rFonts w:ascii="Wingdings" w:hAnsi="Wingdings" w:hint="default"/>
+        <w:sz w:val="20"/>
+      </w:rPr>
+    </w:lvl>
+    <w:lvl w:ilvl="5" w:tentative="1">
+      <w:start w:val="1"/>
+      <w:numFmt w:val="bullet"/>
+      <w:lvlText w:val=""/>
+      <w:lvlJc w:val="left"/>
+      <w:pPr>
+        <w:tabs>
+          <w:tab w:val="num" w:pos="4320"/>
+        </w:tabs>
+        <w:ind w:left="4320" w:hanging="360"/>
+      </w:pPr>
+      <w:rPr>
+        <w:rFonts w:ascii="Wingdings" w:hAnsi="Wingdings" w:hint="default"/>
+        <w:sz w:val="20"/>
+      </w:rPr>
+    </w:lvl>
+    <w:lvl w:ilvl="6" w:tentative="1">
+      <w:start w:val="1"/>
+      <w:numFmt w:val="bullet"/>
+      <w:lvlText w:val=""/>
+      <w:lvlJc w:val="left"/>
+      <w:pPr>
+        <w:tabs>
+          <w:tab w:val="num" w:pos="5040"/>
+        </w:tabs>
+        <w:ind w:left="5040" w:hanging="360"/>
+      </w:pPr>
+      <w:rPr>
+        <w:rFonts w:ascii="Wingdings" w:hAnsi="Wingdings" w:hint="default"/>
+        <w:sz w:val="20"/>
+      </w:rPr>
+    </w:lvl>
+    <w:lvl w:ilvl="7" w:tentative="1">
+      <w:start w:val="1"/>
+      <w:numFmt w:val="bullet"/>
+      <w:lvlText w:val=""/>
+      <w:lvlJc w:val="left"/>
+      <w:pPr>
+        <w:tabs>
+          <w:tab w:val="num" w:pos="5760"/>
+        </w:tabs>
+        <w:ind w:left="5760" w:hanging="360"/>
+      </w:pPr>
+      <w:rPr>
+        <w:rFonts w:ascii="Wingdings" w:hAnsi="Wingdings" w:hint="default"/>
+        <w:sz w:val="20"/>
+      </w:rPr>
+    </w:lvl>
+    <w:lvl w:ilvl="8" w:tentative="1">
+      <w:start w:val="1"/>
+      <w:numFmt w:val="bullet"/>
+      <w:lvlText w:val=""/>
+      <w:lvlJc w:val="left"/>
+      <w:pPr>
+        <w:tabs>
+          <w:tab w:val="num" w:pos="6480"/>
+        </w:tabs>
+        <w:ind w:left="6480" w:hanging="360"/>
+      </w:pPr>
+      <w:rPr>
+        <w:rFonts w:ascii="Wingdings" w:hAnsi="Wingdings" w:hint="default"/>
+        <w:sz w:val="20"/>
+      </w:rPr>
+    </w:lvl>
+  </w:abstractNum>
+  <w:abstractNum w:abstractNumId="11" w15:restartNumberingAfterBreak="0">
     <w:nsid w:val="5DCB6FFB"/>
     <w:multiLevelType w:val="multilevel"/>
     <w:tmpl w:val="9A4AAC12"/>
@@ -7473,19 +9699,25 @@
     <w:abstractNumId w:val="0"/>
   </w:num>
   <w:num w:numId="6" w16cid:durableId="1690373100">
-    <w:abstractNumId w:val="9"/>
+    <w:abstractNumId w:val="11"/>
   </w:num>
   <w:num w:numId="7" w16cid:durableId="1248273968">
     <w:abstractNumId w:val="2"/>
   </w:num>
   <w:num w:numId="8" w16cid:durableId="705957522">
-    <w:abstractNumId w:val="7"/>
+    <w:abstractNumId w:val="8"/>
   </w:num>
   <w:num w:numId="9" w16cid:durableId="378406832">
     <w:abstractNumId w:val="1"/>
   </w:num>
   <w:num w:numId="10" w16cid:durableId="386413255">
-    <w:abstractNumId w:val="8"/>
+    <w:abstractNumId w:val="10"/>
+  </w:num>
+  <w:num w:numId="11" w16cid:durableId="194074826">
+    <w:abstractNumId w:val="7"/>
+  </w:num>
+  <w:num w:numId="12" w16cid:durableId="1148741293">
+    <w:abstractNumId w:val="9"/>
   </w:num>
 </w:numbering>
 </file>
